--- a/templates/working/Договор_1_собств_общий.docx
+++ b/templates/working/Договор_1_собств_общий.docx
@@ -1710,6 +1710,8 @@
       <w:r>
         <w:rPr>
           <w:rFonts w:ascii="Times New Roman" w:eastAsia="Times New Roman" w:hAnsi="Times New Roman"/>
+          <w:b/>
+          <w:bCs/>
           <w:sz w:val="24"/>
           <w:szCs w:val="24"/>
           <w:lang w:eastAsia="ru-RU"/>
@@ -1723,6 +1725,24 @@
           <w:szCs w:val="24"/>
           <w:lang w:eastAsia="ru-RU"/>
         </w:rPr>
+        <w:t>белорусских рублей</w:t>
+      </w:r>
+      <w:r>
+        <w:rPr>
+          <w:rFonts w:ascii="Times New Roman" w:eastAsia="Times New Roman" w:hAnsi="Times New Roman"/>
+          <w:sz w:val="24"/>
+          <w:szCs w:val="24"/>
+          <w:lang w:eastAsia="ru-RU"/>
+        </w:rPr>
+        <w:t xml:space="preserve"> </w:t>
+      </w:r>
+      <w:r>
+        <w:rPr>
+          <w:rFonts w:ascii="Times New Roman" w:eastAsia="Times New Roman" w:hAnsi="Times New Roman"/>
+          <w:sz w:val="24"/>
+          <w:szCs w:val="24"/>
+          <w:lang w:eastAsia="ru-RU"/>
+        </w:rPr>
         <w:t>({{</w:t>
       </w:r>
       <w:r>
@@ -1762,15 +1782,6 @@
           <w:lang w:eastAsia="ru-RU"/>
         </w:rPr>
         <w:t>}})</w:t>
-      </w:r>
-      <w:r>
-        <w:rPr>
-          <w:rFonts w:ascii="Times New Roman" w:eastAsia="Times New Roman" w:hAnsi="Times New Roman"/>
-          <w:sz w:val="24"/>
-          <w:szCs w:val="24"/>
-          <w:lang w:eastAsia="ru-RU"/>
-        </w:rPr>
-        <w:t xml:space="preserve"> белорусских рублей</w:t>
       </w:r>
       <w:r>
         <w:rPr>
@@ -2098,6 +2109,24 @@
           <w:szCs w:val="24"/>
           <w:lang w:eastAsia="ru-RU"/>
         </w:rPr>
+        <w:t>белорусских рублей</w:t>
+      </w:r>
+      <w:r>
+        <w:rPr>
+          <w:rFonts w:ascii="Times New Roman" w:eastAsia="Times New Roman" w:hAnsi="Times New Roman"/>
+          <w:sz w:val="24"/>
+          <w:szCs w:val="24"/>
+          <w:lang w:eastAsia="ru-RU"/>
+        </w:rPr>
+        <w:t xml:space="preserve"> </w:t>
+      </w:r>
+      <w:r>
+        <w:rPr>
+          <w:rFonts w:ascii="Times New Roman" w:eastAsia="Times New Roman" w:hAnsi="Times New Roman"/>
+          <w:sz w:val="24"/>
+          <w:szCs w:val="24"/>
+          <w:lang w:eastAsia="ru-RU"/>
+        </w:rPr>
         <w:t>({{</w:t>
       </w:r>
       <w:r>
@@ -2145,7 +2174,7 @@
           <w:szCs w:val="24"/>
           <w:lang w:eastAsia="ru-RU"/>
         </w:rPr>
-        <w:t xml:space="preserve"> белорусских рублей, с включением в такую оплату затрат по риэлтерским услугам, указанным в абзацах </w:t>
+        <w:t xml:space="preserve"> , с включением в такую оплату затрат по риэлтерским услугам, указанным в абзацах </w:t>
       </w:r>
       <w:r>
         <w:rPr>
@@ -7999,14 +8028,7 @@
           <w:sz w:val="20"/>
           <w:lang w:val="ru-RU"/>
         </w:rPr>
-        <w:t>}}</w:t>
-      </w:r>
-      <w:r>
-        <w:rPr>
-          <w:sz w:val="20"/>
-          <w:lang w:val="ru-RU"/>
-        </w:rPr>
-        <w:t xml:space="preserve">, </w:t>
+        <w:t xml:space="preserve">}}, </w:t>
       </w:r>
       <w:r>
         <w:rPr>
@@ -10916,6 +10938,7 @@
     <w:lsdException w:name="HTML Sample" w:semiHidden="1" w:unhideWhenUsed="1"/>
     <w:lsdException w:name="HTML Typewriter" w:semiHidden="1" w:unhideWhenUsed="1"/>
     <w:lsdException w:name="HTML Variable" w:semiHidden="1" w:unhideWhenUsed="1"/>
+    <w:lsdException w:name="Normal Table" w:semiHidden="1" w:unhideWhenUsed="1"/>
     <w:lsdException w:name="annotation subject" w:semiHidden="1" w:unhideWhenUsed="1"/>
     <w:lsdException w:name="No List" w:semiHidden="1" w:unhideWhenUsed="1"/>
     <w:lsdException w:name="Outline List 1" w:semiHidden="1" w:unhideWhenUsed="1"/>
@@ -10958,8 +10981,11 @@
     <w:lsdException w:name="Table Contemporary" w:semiHidden="1" w:unhideWhenUsed="1"/>
     <w:lsdException w:name="Table Elegant" w:semiHidden="1" w:unhideWhenUsed="1"/>
     <w:lsdException w:name="Table Professional" w:semiHidden="1" w:unhideWhenUsed="1"/>
+    <w:lsdException w:name="Table Subtle 1" w:semiHidden="1" w:unhideWhenUsed="1"/>
     <w:lsdException w:name="Table Subtle 2" w:semiHidden="1" w:unhideWhenUsed="1"/>
     <w:lsdException w:name="Table Web 1" w:semiHidden="1" w:unhideWhenUsed="1"/>
+    <w:lsdException w:name="Table Web 2" w:semiHidden="1" w:unhideWhenUsed="1"/>
+    <w:lsdException w:name="Table Web 3" w:semiHidden="1" w:unhideWhenUsed="1"/>
     <w:lsdException w:name="Balloon Text" w:semiHidden="1" w:unhideWhenUsed="1"/>
     <w:lsdException w:name="Table Grid" w:uiPriority="0"/>
     <w:lsdException w:name="Table Theme" w:semiHidden="1" w:unhideWhenUsed="1"/>

--- a/templates/working/Договор_1_собств_общий.docx
+++ b/templates/working/Договор_1_собств_общий.docx
@@ -1,6 +1,6 @@
 
 <file path=word/document.xml><?xml version="1.0" encoding="utf-8"?>
-<w:document xmlns:wpc="http://schemas.microsoft.com/office/word/2010/wordprocessingCanvas" xmlns:cx="http://schemas.microsoft.com/office/drawing/2014/chartex" xmlns:cx1="http://schemas.microsoft.com/office/drawing/2015/9/8/chartex" xmlns:cx2="http://schemas.microsoft.com/office/drawing/2015/10/21/chartex" xmlns:cx3="http://schemas.microsoft.com/office/drawing/2016/5/9/chartex" xmlns:cx4="http://schemas.microsoft.com/office/drawing/2016/5/10/chartex" xmlns:cx5="http://schemas.microsoft.com/office/drawing/2016/5/11/chartex" xmlns:cx6="http://schemas.microsoft.com/office/drawing/2016/5/12/chartex" xmlns:cx7="http://schemas.microsoft.com/office/drawing/2016/5/13/chartex" xmlns:cx8="http://schemas.microsoft.com/office/drawing/2016/5/14/chartex" xmlns:mc="http://schemas.openxmlformats.org/markup-compatibility/2006" xmlns:aink="http://schemas.microsoft.com/office/drawing/2016/ink" xmlns:am3d="http://schemas.microsoft.com/office/drawing/2017/model3d" xmlns:o="urn:schemas-microsoft-com:office:office" xmlns:r="http://schemas.openxmlformats.org/officeDocument/2006/relationships" xmlns:m="http://schemas.openxmlformats.org/officeDocument/2006/math" xmlns:v="urn:schemas-microsoft-com:vml" xmlns:wp14="http://schemas.microsoft.com/office/word/2010/wordprocessingDrawing" xmlns:wp="http://schemas.openxmlformats.org/drawingml/2006/wordprocessingDrawing" xmlns:w10="urn:schemas-microsoft-com:office:word" xmlns:w="http://schemas.openxmlformats.org/wordprocessingml/2006/main" xmlns:w14="http://schemas.microsoft.com/office/word/2010/wordml" xmlns:w15="http://schemas.microsoft.com/office/word/2012/wordml" xmlns:w16cex="http://schemas.microsoft.com/office/word/2018/wordml/cex" xmlns:w16cid="http://schemas.microsoft.com/office/word/2016/wordml/cid" xmlns:w16="http://schemas.microsoft.com/office/word/2018/wordml" xmlns:w16sdtdh="http://schemas.microsoft.com/office/word/2020/wordml/sdtdatahash" xmlns:w16se="http://schemas.microsoft.com/office/word/2015/wordml/symex" xmlns:wpg="http://schemas.microsoft.com/office/word/2010/wordprocessingGroup" xmlns:wpi="http://schemas.microsoft.com/office/word/2010/wordprocessingInk" xmlns:wne="http://schemas.microsoft.com/office/word/2006/wordml" xmlns:wps="http://schemas.microsoft.com/office/word/2010/wordprocessingShape" mc:Ignorable="w14 w15 w16se w16cid w16 w16cex w16sdtdh wp14">
+<w:document xmlns:wpc="http://schemas.microsoft.com/office/word/2010/wordprocessingCanvas" xmlns:cx="http://schemas.microsoft.com/office/drawing/2014/chartex" xmlns:cx1="http://schemas.microsoft.com/office/drawing/2015/9/8/chartex" xmlns:cx2="http://schemas.microsoft.com/office/drawing/2015/10/21/chartex" xmlns:cx3="http://schemas.microsoft.com/office/drawing/2016/5/9/chartex" xmlns:cx4="http://schemas.microsoft.com/office/drawing/2016/5/10/chartex" xmlns:cx5="http://schemas.microsoft.com/office/drawing/2016/5/11/chartex" xmlns:cx6="http://schemas.microsoft.com/office/drawing/2016/5/12/chartex" xmlns:cx7="http://schemas.microsoft.com/office/drawing/2016/5/13/chartex" xmlns:cx8="http://schemas.microsoft.com/office/drawing/2016/5/14/chartex" xmlns:mc="http://schemas.openxmlformats.org/markup-compatibility/2006" xmlns:aink="http://schemas.microsoft.com/office/drawing/2016/ink" xmlns:am3d="http://schemas.microsoft.com/office/drawing/2017/model3d" xmlns:o="urn:schemas-microsoft-com:office:office" xmlns:oel="http://schemas.microsoft.com/office/2019/extlst" xmlns:r="http://schemas.openxmlformats.org/officeDocument/2006/relationships" xmlns:m="http://schemas.openxmlformats.org/officeDocument/2006/math" xmlns:v="urn:schemas-microsoft-com:vml" xmlns:wp14="http://schemas.microsoft.com/office/word/2010/wordprocessingDrawing" xmlns:wp="http://schemas.openxmlformats.org/drawingml/2006/wordprocessingDrawing" xmlns:w10="urn:schemas-microsoft-com:office:word" xmlns:w="http://schemas.openxmlformats.org/wordprocessingml/2006/main" xmlns:w14="http://schemas.microsoft.com/office/word/2010/wordml" xmlns:w15="http://schemas.microsoft.com/office/word/2012/wordml" xmlns:w16cex="http://schemas.microsoft.com/office/word/2018/wordml/cex" xmlns:w16cid="http://schemas.microsoft.com/office/word/2016/wordml/cid" xmlns:w16="http://schemas.microsoft.com/office/word/2018/wordml" xmlns:w16du="http://schemas.microsoft.com/office/word/2023/wordml/word16du" xmlns:w16sdtdh="http://schemas.microsoft.com/office/word/2020/wordml/sdtdatahash" xmlns:w16sdtfl="http://schemas.microsoft.com/office/word/2024/wordml/sdtformatlock" xmlns:w16se="http://schemas.microsoft.com/office/word/2015/wordml/symex" xmlns:wpg="http://schemas.microsoft.com/office/word/2010/wordprocessingGroup" xmlns:wpi="http://schemas.microsoft.com/office/word/2010/wordprocessingInk" xmlns:wne="http://schemas.microsoft.com/office/word/2006/wordml" xmlns:wps="http://schemas.microsoft.com/office/word/2010/wordprocessingShape" mc:Ignorable="w14 w15 w16se w16cid w16 w16cex w16sdtdh w16sdtfl w16du wp14">
   <w:body>
     <w:p>
       <w:pPr>
@@ -215,6 +215,7 @@
         </w:rPr>
         <w:t>{</w:t>
       </w:r>
+      <w:proofErr w:type="gramStart"/>
       <w:r>
         <w:rPr>
           <w:rFonts w:ascii="Times New Roman" w:eastAsia="Times New Roman" w:hAnsi="Times New Roman"/>
@@ -260,6 +261,7 @@
         </w:rPr>
         <w:t>г.</w:t>
       </w:r>
+      <w:proofErr w:type="gramEnd"/>
     </w:p>
     <w:p>
       <w:pPr>
@@ -500,27 +502,25 @@
           <w:szCs w:val="24"/>
           <w:lang w:eastAsia="ru-RU"/>
         </w:rPr>
-        <w:t xml:space="preserve"> обязательного страхования ответственности за причинение вреда в связи с осуществлением риэлтерской деятельности с БРУСП «</w:t>
-      </w:r>
-      <w:proofErr w:type="spellStart"/>
-      <w:r>
-        <w:rPr>
-          <w:rFonts w:ascii="Times New Roman" w:eastAsia="Times New Roman" w:hAnsi="Times New Roman"/>
-          <w:sz w:val="24"/>
-          <w:szCs w:val="24"/>
-          <w:lang w:eastAsia="ru-RU"/>
-        </w:rPr>
-        <w:t>Белгострах</w:t>
-      </w:r>
-      <w:proofErr w:type="spellEnd"/>
-      <w:r>
-        <w:rPr>
-          <w:rFonts w:ascii="Times New Roman" w:eastAsia="Times New Roman" w:hAnsi="Times New Roman"/>
-          <w:sz w:val="24"/>
-          <w:szCs w:val="24"/>
-          <w:lang w:eastAsia="ru-RU"/>
-        </w:rPr>
-        <w:t>» от 26.05.2026г. до 25.05.202</w:t>
+        <w:t xml:space="preserve"> обязательного страхования ответственности за причинение вреда в связи с осуществлением риэлтерской деятельности с БРУСП «Белго</w:t>
+      </w:r>
+      <w:r>
+        <w:rPr>
+          <w:rFonts w:ascii="Times New Roman" w:eastAsia="Times New Roman" w:hAnsi="Times New Roman"/>
+          <w:sz w:val="24"/>
+          <w:szCs w:val="24"/>
+          <w:lang w:eastAsia="ru-RU"/>
+        </w:rPr>
+        <w:t>с</w:t>
+      </w:r>
+      <w:r>
+        <w:rPr>
+          <w:rFonts w:ascii="Times New Roman" w:eastAsia="Times New Roman" w:hAnsi="Times New Roman"/>
+          <w:sz w:val="24"/>
+          <w:szCs w:val="24"/>
+          <w:lang w:eastAsia="ru-RU"/>
+        </w:rPr>
+        <w:t>страх» от 26.05.2026г. до 25.05.202</w:t>
       </w:r>
       <w:r>
         <w:rPr>
@@ -632,16 +632,7 @@
     </w:p>
     <w:p>
       <w:pPr>
-        <w:autoSpaceDE w:val="0"/>
-        <w:autoSpaceDN w:val="0"/>
-        <w:adjustRightInd w:val="0"/>
-        <w:spacing w:after="0" w:line="240" w:lineRule="auto"/>
-        <w:jc w:val="both"/>
-        <w:outlineLvl w:val="0"/>
-        <w:rPr>
-          <w:rFonts w:ascii="Times New Roman" w:eastAsia="Times New Roman" w:hAnsi="Times New Roman"/>
-          <w:sz w:val="24"/>
-          <w:szCs w:val="24"/>
+        <w:rPr>
           <w:lang w:eastAsia="ru-RU"/>
         </w:rPr>
       </w:pPr>
@@ -671,930 +662,6 @@
           <w:lang w:eastAsia="ru-RU"/>
         </w:rPr>
         <w:t>1. ПРЕДМЕТ ДОГОВОРА</w:t>
-      </w:r>
-    </w:p>
-    <w:p>
-      <w:pPr>
-        <w:autoSpaceDE w:val="0"/>
-        <w:autoSpaceDN w:val="0"/>
-        <w:adjustRightInd w:val="0"/>
-        <w:spacing w:after="0" w:line="240" w:lineRule="auto"/>
-        <w:ind w:left="567" w:hanging="567"/>
-        <w:rPr>
-          <w:rFonts w:ascii="Times New Roman" w:eastAsia="Times New Roman" w:hAnsi="Times New Roman"/>
-          <w:sz w:val="24"/>
-          <w:szCs w:val="24"/>
-          <w:lang w:eastAsia="ru-RU"/>
-        </w:rPr>
-      </w:pPr>
-      <w:r>
-        <w:rPr>
-          <w:rFonts w:ascii="Times New Roman" w:eastAsia="Times New Roman" w:hAnsi="Times New Roman"/>
-          <w:sz w:val="24"/>
-          <w:szCs w:val="24"/>
-          <w:lang w:eastAsia="ru-RU"/>
-        </w:rPr>
-        <w:t xml:space="preserve">1.1.  </w:t>
-      </w:r>
-      <w:r>
-        <w:rPr>
-          <w:rFonts w:ascii="Times New Roman" w:eastAsia="Times New Roman" w:hAnsi="Times New Roman"/>
-          <w:sz w:val="24"/>
-          <w:szCs w:val="24"/>
-          <w:lang w:eastAsia="ru-RU"/>
-        </w:rPr>
-        <w:t>Предметом настоящего договора является оказание</w:t>
-      </w:r>
-      <w:r>
-        <w:rPr>
-          <w:rFonts w:ascii="Times New Roman" w:eastAsia="Times New Roman" w:hAnsi="Times New Roman"/>
-          <w:sz w:val="24"/>
-          <w:szCs w:val="24"/>
-          <w:lang w:eastAsia="ru-RU"/>
-        </w:rPr>
-        <w:t xml:space="preserve"> Исполнителем </w:t>
-      </w:r>
-      <w:r>
-        <w:rPr>
-          <w:rFonts w:ascii="Times New Roman" w:eastAsia="Times New Roman" w:hAnsi="Times New Roman"/>
-          <w:sz w:val="24"/>
-          <w:szCs w:val="24"/>
-          <w:lang w:eastAsia="ru-RU"/>
-        </w:rPr>
-        <w:t>Потребителю риэлтерских</w:t>
-      </w:r>
-      <w:r>
-        <w:rPr>
-          <w:rFonts w:ascii="Times New Roman" w:eastAsia="Times New Roman" w:hAnsi="Times New Roman"/>
-          <w:sz w:val="24"/>
-          <w:szCs w:val="24"/>
-          <w:lang w:eastAsia="ru-RU"/>
-        </w:rPr>
-        <w:t xml:space="preserve">      услуг    по содействию </w:t>
-      </w:r>
-      <w:r>
-        <w:rPr>
-          <w:rFonts w:ascii="Times New Roman" w:eastAsia="Times New Roman" w:hAnsi="Times New Roman"/>
-          <w:sz w:val="24"/>
-          <w:szCs w:val="24"/>
-          <w:lang w:eastAsia="ru-RU"/>
-        </w:rPr>
-        <w:t>в продаже</w:t>
-      </w:r>
-      <w:r>
-        <w:rPr>
-          <w:rFonts w:ascii="Times New Roman" w:eastAsia="Times New Roman" w:hAnsi="Times New Roman"/>
-          <w:sz w:val="24"/>
-          <w:szCs w:val="24"/>
-          <w:lang w:eastAsia="ru-RU"/>
-        </w:rPr>
-        <w:t xml:space="preserve">   принадлежащего     Потребителю     на      </w:t>
-      </w:r>
-      <w:r>
-        <w:rPr>
-          <w:rFonts w:ascii="Times New Roman" w:eastAsia="Times New Roman" w:hAnsi="Times New Roman"/>
-          <w:sz w:val="24"/>
-          <w:szCs w:val="24"/>
-          <w:lang w:eastAsia="ru-RU"/>
-        </w:rPr>
-        <w:t>праве собственности</w:t>
-      </w:r>
-      <w:r>
-        <w:rPr>
-          <w:rFonts w:ascii="Times New Roman" w:eastAsia="Times New Roman" w:hAnsi="Times New Roman"/>
-          <w:sz w:val="24"/>
-          <w:szCs w:val="24"/>
-          <w:lang w:eastAsia="ru-RU"/>
-        </w:rPr>
-        <w:t xml:space="preserve"> объекта недвижимого имущества (далее – риэлтерские услуги), представляющего собой</w:t>
-      </w:r>
-      <w:r>
-        <w:rPr>
-          <w:rFonts w:ascii="Times New Roman" w:eastAsia="Times New Roman" w:hAnsi="Times New Roman"/>
-          <w:sz w:val="24"/>
-          <w:szCs w:val="24"/>
-          <w:lang w:eastAsia="ru-RU"/>
-        </w:rPr>
-        <w:t xml:space="preserve"> </w:t>
-      </w:r>
-      <w:r>
-        <w:rPr>
-          <w:rFonts w:ascii="Times New Roman" w:eastAsia="Times New Roman" w:hAnsi="Times New Roman"/>
-          <w:sz w:val="24"/>
-          <w:szCs w:val="24"/>
-          <w:lang w:eastAsia="ru-RU"/>
-        </w:rPr>
-        <w:softHyphen/>
-      </w:r>
-      <w:r>
-        <w:rPr>
-          <w:rFonts w:ascii="Times New Roman" w:eastAsia="Times New Roman" w:hAnsi="Times New Roman"/>
-          <w:sz w:val="24"/>
-          <w:szCs w:val="24"/>
-          <w:lang w:eastAsia="ru-RU"/>
-        </w:rPr>
-        <w:t>–</w:t>
-      </w:r>
-      <w:r>
-        <w:rPr>
-          <w:rFonts w:ascii="Times New Roman" w:eastAsia="Times New Roman" w:hAnsi="Times New Roman"/>
-          <w:sz w:val="24"/>
-          <w:szCs w:val="24"/>
-          <w:lang w:eastAsia="ru-RU"/>
-        </w:rPr>
-        <w:t>“</w:t>
-      </w:r>
-      <w:r>
-        <w:rPr>
-          <w:rFonts w:ascii="Times New Roman" w:eastAsia="Times New Roman" w:hAnsi="Times New Roman"/>
-          <w:sz w:val="24"/>
-          <w:szCs w:val="24"/>
-          <w:lang w:eastAsia="ru-RU"/>
-        </w:rPr>
-        <w:t>{{</w:t>
-      </w:r>
-      <w:proofErr w:type="spellStart"/>
-      <w:proofErr w:type="gramStart"/>
-      <w:r>
-        <w:rPr>
-          <w:rFonts w:ascii="Times New Roman" w:eastAsia="Times New Roman" w:hAnsi="Times New Roman"/>
-          <w:sz w:val="24"/>
-          <w:szCs w:val="24"/>
-          <w:lang w:eastAsia="ru-RU"/>
-        </w:rPr>
-        <w:t>property</w:t>
-      </w:r>
-      <w:proofErr w:type="spellEnd"/>
-      <w:r>
-        <w:rPr>
-          <w:rFonts w:ascii="Times New Roman" w:eastAsia="Times New Roman" w:hAnsi="Times New Roman"/>
-          <w:sz w:val="24"/>
-          <w:szCs w:val="24"/>
-          <w:lang w:eastAsia="ru-RU"/>
-        </w:rPr>
-        <w:t>.</w:t>
-      </w:r>
-      <w:r>
-        <w:rPr>
-          <w:rFonts w:ascii="Times New Roman" w:eastAsia="Times New Roman" w:hAnsi="Times New Roman"/>
-          <w:sz w:val="24"/>
-          <w:szCs w:val="24"/>
-          <w:lang w:val="en-US" w:eastAsia="ru-RU"/>
-        </w:rPr>
-        <w:t>type</w:t>
-      </w:r>
-      <w:proofErr w:type="gramEnd"/>
-      <w:r>
-        <w:rPr>
-          <w:rFonts w:ascii="Times New Roman" w:eastAsia="Times New Roman" w:hAnsi="Times New Roman"/>
-          <w:sz w:val="24"/>
-          <w:szCs w:val="24"/>
-          <w:lang w:eastAsia="ru-RU"/>
-        </w:rPr>
-        <w:t>}}</w:t>
-      </w:r>
-      <w:r>
-        <w:rPr>
-          <w:rFonts w:ascii="Times New Roman" w:eastAsia="Times New Roman" w:hAnsi="Times New Roman"/>
-          <w:sz w:val="24"/>
-          <w:szCs w:val="24"/>
-          <w:lang w:eastAsia="ru-RU"/>
-        </w:rPr>
-        <w:t>”</w:t>
-      </w:r>
-      <w:r>
-        <w:rPr>
-          <w:rFonts w:ascii="Times New Roman" w:eastAsia="Times New Roman" w:hAnsi="Times New Roman"/>
-          <w:sz w:val="24"/>
-          <w:szCs w:val="24"/>
-          <w:lang w:eastAsia="ru-RU"/>
-        </w:rPr>
-        <w:t>,</w:t>
-      </w:r>
-      <w:r>
-        <w:rPr>
-          <w:rFonts w:ascii="Times New Roman" w:eastAsia="Times New Roman" w:hAnsi="Times New Roman"/>
-          <w:sz w:val="24"/>
-          <w:szCs w:val="24"/>
-          <w:lang w:eastAsia="ru-RU"/>
-        </w:rPr>
-        <w:t xml:space="preserve"> </w:t>
-      </w:r>
-      <w:r>
-        <w:rPr>
-          <w:rFonts w:ascii="Times New Roman" w:eastAsia="Times New Roman" w:hAnsi="Times New Roman"/>
-          <w:sz w:val="24"/>
-          <w:szCs w:val="24"/>
-          <w:lang w:eastAsia="ru-RU"/>
-        </w:rPr>
-        <w:t>р</w:t>
-      </w:r>
-      <w:r>
-        <w:rPr>
-          <w:rFonts w:ascii="Times New Roman" w:eastAsia="Times New Roman" w:hAnsi="Times New Roman"/>
-          <w:sz w:val="24"/>
-          <w:szCs w:val="24"/>
-          <w:lang w:eastAsia="ru-RU"/>
-        </w:rPr>
-        <w:t>асположенный</w:t>
-      </w:r>
-      <w:r>
-        <w:rPr>
-          <w:rFonts w:ascii="Times New Roman" w:eastAsia="Times New Roman" w:hAnsi="Times New Roman"/>
-          <w:sz w:val="24"/>
-          <w:szCs w:val="24"/>
-          <w:lang w:eastAsia="ru-RU"/>
-        </w:rPr>
-        <w:t xml:space="preserve"> </w:t>
-      </w:r>
-      <w:r>
-        <w:rPr>
-          <w:rFonts w:ascii="Times New Roman" w:eastAsia="Times New Roman" w:hAnsi="Times New Roman"/>
-          <w:sz w:val="24"/>
-          <w:szCs w:val="24"/>
-          <w:lang w:eastAsia="ru-RU"/>
-        </w:rPr>
-        <w:t xml:space="preserve">по </w:t>
-      </w:r>
-      <w:r>
-        <w:rPr>
-          <w:rFonts w:ascii="Times New Roman" w:eastAsia="Times New Roman" w:hAnsi="Times New Roman"/>
-          <w:sz w:val="24"/>
-          <w:szCs w:val="24"/>
-          <w:lang w:eastAsia="ru-RU"/>
-        </w:rPr>
-        <w:t>а</w:t>
-      </w:r>
-      <w:r>
-        <w:rPr>
-          <w:rFonts w:ascii="Times New Roman" w:eastAsia="Times New Roman" w:hAnsi="Times New Roman"/>
-          <w:sz w:val="24"/>
-          <w:szCs w:val="24"/>
-          <w:lang w:eastAsia="ru-RU"/>
-        </w:rPr>
-        <w:t>дресу</w:t>
-      </w:r>
-      <w:r>
-        <w:rPr>
-          <w:rFonts w:ascii="Times New Roman" w:eastAsia="Times New Roman" w:hAnsi="Times New Roman"/>
-          <w:sz w:val="24"/>
-          <w:szCs w:val="24"/>
-          <w:lang w:eastAsia="ru-RU"/>
-        </w:rPr>
-        <w:t xml:space="preserve"> </w:t>
-      </w:r>
-      <w:r>
-        <w:rPr>
-          <w:rFonts w:ascii="Times New Roman" w:hAnsi="Times New Roman"/>
-          <w:sz w:val="24"/>
-          <w:szCs w:val="24"/>
-        </w:rPr>
-        <w:t>{{</w:t>
-      </w:r>
-      <w:proofErr w:type="spellStart"/>
-      <w:r>
-        <w:rPr>
-          <w:rFonts w:ascii="Times New Roman" w:hAnsi="Times New Roman"/>
-          <w:sz w:val="24"/>
-          <w:szCs w:val="24"/>
-        </w:rPr>
-        <w:t>property.address</w:t>
-      </w:r>
-      <w:proofErr w:type="spellEnd"/>
-      <w:r>
-        <w:rPr>
-          <w:rFonts w:ascii="Times New Roman" w:hAnsi="Times New Roman"/>
-          <w:sz w:val="24"/>
-          <w:szCs w:val="24"/>
-        </w:rPr>
-        <w:t>}}</w:t>
-      </w:r>
-      <w:r>
-        <w:rPr>
-          <w:rFonts w:ascii="Times New Roman" w:hAnsi="Times New Roman"/>
-          <w:sz w:val="24"/>
-          <w:szCs w:val="24"/>
-        </w:rPr>
-        <w:t>.</w:t>
-      </w:r>
-    </w:p>
-    <w:p>
-      <w:pPr>
-        <w:autoSpaceDE w:val="0"/>
-        <w:autoSpaceDN w:val="0"/>
-        <w:adjustRightInd w:val="0"/>
-        <w:spacing w:after="0" w:line="240" w:lineRule="auto"/>
-        <w:ind w:left="567" w:hanging="567"/>
-        <w:rPr>
-          <w:rFonts w:ascii="Times New Roman" w:hAnsi="Times New Roman"/>
-          <w:sz w:val="24"/>
-          <w:szCs w:val="24"/>
-        </w:rPr>
-      </w:pPr>
-      <w:r>
-        <w:rPr>
-          <w:rFonts w:ascii="Times New Roman" w:hAnsi="Times New Roman"/>
-          <w:sz w:val="24"/>
-          <w:szCs w:val="24"/>
-        </w:rPr>
-        <w:t>1</w:t>
-      </w:r>
-      <w:r>
-        <w:rPr>
-          <w:rFonts w:ascii="Times New Roman" w:hAnsi="Times New Roman"/>
-          <w:sz w:val="24"/>
-          <w:szCs w:val="24"/>
-        </w:rPr>
-        <w:t xml:space="preserve">.2. </w:t>
-      </w:r>
-      <w:r>
-        <w:rPr>
-          <w:rFonts w:ascii="Times New Roman" w:hAnsi="Times New Roman"/>
-          <w:sz w:val="24"/>
-          <w:szCs w:val="24"/>
-        </w:rPr>
-        <w:t>Описание Объекта:</w:t>
-      </w:r>
-      <w:r>
-        <w:rPr>
-          <w:rFonts w:ascii="Times New Roman" w:hAnsi="Times New Roman"/>
-          <w:sz w:val="24"/>
-          <w:szCs w:val="24"/>
-        </w:rPr>
-        <w:t xml:space="preserve"> </w:t>
-      </w:r>
-      <w:r>
-        <w:rPr>
-          <w:rFonts w:ascii="Times New Roman" w:hAnsi="Times New Roman"/>
-          <w:sz w:val="24"/>
-          <w:szCs w:val="24"/>
-        </w:rPr>
-        <w:t>кол</w:t>
-      </w:r>
-      <w:r>
-        <w:rPr>
-          <w:rFonts w:ascii="Times New Roman" w:hAnsi="Times New Roman"/>
-          <w:sz w:val="24"/>
-          <w:szCs w:val="24"/>
-        </w:rPr>
-        <w:t>ичеств</w:t>
-      </w:r>
-      <w:r>
-        <w:rPr>
-          <w:rFonts w:ascii="Times New Roman" w:hAnsi="Times New Roman"/>
-          <w:sz w:val="24"/>
-          <w:szCs w:val="24"/>
-        </w:rPr>
-        <w:t xml:space="preserve"> комнат: </w:t>
-      </w:r>
-      <w:r>
-        <w:rPr>
-          <w:rFonts w:ascii="Times New Roman" w:hAnsi="Times New Roman"/>
-          <w:sz w:val="24"/>
-          <w:szCs w:val="24"/>
-        </w:rPr>
-        <w:t>{{</w:t>
-      </w:r>
-      <w:proofErr w:type="spellStart"/>
-      <w:proofErr w:type="gramStart"/>
-      <w:r>
-        <w:rPr>
-          <w:rFonts w:ascii="Times New Roman" w:hAnsi="Times New Roman"/>
-          <w:sz w:val="24"/>
-          <w:szCs w:val="24"/>
-        </w:rPr>
-        <w:t>property.rooms</w:t>
-      </w:r>
-      <w:proofErr w:type="spellEnd"/>
-      <w:proofErr w:type="gramEnd"/>
-      <w:r>
-        <w:rPr>
-          <w:rFonts w:ascii="Times New Roman" w:hAnsi="Times New Roman"/>
-          <w:sz w:val="24"/>
-          <w:szCs w:val="24"/>
-        </w:rPr>
-        <w:t xml:space="preserve">}}, </w:t>
-      </w:r>
-      <w:r>
-        <w:rPr>
-          <w:rFonts w:ascii="Times New Roman" w:hAnsi="Times New Roman"/>
-          <w:sz w:val="24"/>
-          <w:szCs w:val="24"/>
-        </w:rPr>
-        <w:t>об</w:t>
-      </w:r>
-      <w:r>
-        <w:rPr>
-          <w:rFonts w:ascii="Times New Roman" w:hAnsi="Times New Roman"/>
-          <w:sz w:val="24"/>
-          <w:szCs w:val="24"/>
-        </w:rPr>
-        <w:t>щая пл</w:t>
-      </w:r>
-      <w:r>
-        <w:rPr>
-          <w:rFonts w:ascii="Times New Roman" w:hAnsi="Times New Roman"/>
-          <w:sz w:val="24"/>
-          <w:szCs w:val="24"/>
-        </w:rPr>
-        <w:t>ощадь</w:t>
-      </w:r>
-      <w:r>
-        <w:rPr>
-          <w:rFonts w:ascii="Times New Roman" w:hAnsi="Times New Roman"/>
-          <w:sz w:val="24"/>
-          <w:szCs w:val="24"/>
-        </w:rPr>
-        <w:t xml:space="preserve"> </w:t>
-      </w:r>
-      <w:r>
-        <w:rPr>
-          <w:rFonts w:ascii="Times New Roman" w:hAnsi="Times New Roman"/>
-          <w:sz w:val="24"/>
-          <w:szCs w:val="24"/>
-        </w:rPr>
-        <w:t>{{</w:t>
-      </w:r>
-      <w:r>
-        <w:rPr>
-          <w:rFonts w:ascii="Times New Roman" w:hAnsi="Times New Roman"/>
-          <w:sz w:val="24"/>
-          <w:szCs w:val="24"/>
-          <w:lang w:val="en-US"/>
-        </w:rPr>
-        <w:t>property</w:t>
-      </w:r>
-      <w:r>
-        <w:rPr>
-          <w:rFonts w:ascii="Times New Roman" w:hAnsi="Times New Roman"/>
-          <w:sz w:val="24"/>
-          <w:szCs w:val="24"/>
-        </w:rPr>
-        <w:t>.</w:t>
-      </w:r>
-      <w:proofErr w:type="spellStart"/>
-      <w:r>
-        <w:rPr>
-          <w:rFonts w:ascii="Times New Roman" w:hAnsi="Times New Roman"/>
-          <w:sz w:val="24"/>
-          <w:szCs w:val="24"/>
-          <w:lang w:val="en-US"/>
-        </w:rPr>
-        <w:t>areaTotal</w:t>
-      </w:r>
-      <w:proofErr w:type="spellEnd"/>
-      <w:r>
-        <w:rPr>
-          <w:rFonts w:ascii="Times New Roman" w:hAnsi="Times New Roman"/>
-          <w:sz w:val="24"/>
-          <w:szCs w:val="24"/>
-        </w:rPr>
-        <w:t xml:space="preserve">}} </w:t>
-      </w:r>
-      <w:r>
-        <w:rPr>
-          <w:rFonts w:ascii="Times New Roman" w:hAnsi="Times New Roman"/>
-          <w:sz w:val="24"/>
-          <w:szCs w:val="24"/>
-        </w:rPr>
-        <w:t>м²</w:t>
-      </w:r>
-      <w:r>
-        <w:rPr>
-          <w:rFonts w:ascii="Times New Roman" w:hAnsi="Times New Roman"/>
-          <w:sz w:val="24"/>
-          <w:szCs w:val="24"/>
-        </w:rPr>
-        <w:t>;</w:t>
-      </w:r>
-      <w:r>
-        <w:rPr>
-          <w:rFonts w:ascii="Times New Roman" w:hAnsi="Times New Roman"/>
-          <w:sz w:val="24"/>
-          <w:szCs w:val="24"/>
-        </w:rPr>
-        <w:t xml:space="preserve"> жилая площадь </w:t>
-      </w:r>
-      <w:r>
-        <w:rPr>
-          <w:rFonts w:ascii="Times New Roman" w:hAnsi="Times New Roman"/>
-          <w:sz w:val="24"/>
-          <w:szCs w:val="24"/>
-        </w:rPr>
-        <w:t>{{</w:t>
-      </w:r>
-      <w:r>
-        <w:rPr>
-          <w:rFonts w:ascii="Times New Roman" w:hAnsi="Times New Roman"/>
-          <w:sz w:val="24"/>
-          <w:szCs w:val="24"/>
-          <w:lang w:val="en-US"/>
-        </w:rPr>
-        <w:t>property</w:t>
-      </w:r>
-      <w:r>
-        <w:rPr>
-          <w:rFonts w:ascii="Times New Roman" w:hAnsi="Times New Roman"/>
-          <w:sz w:val="24"/>
-          <w:szCs w:val="24"/>
-        </w:rPr>
-        <w:t>.</w:t>
-      </w:r>
-      <w:proofErr w:type="spellStart"/>
-      <w:r>
-        <w:rPr>
-          <w:rFonts w:ascii="Times New Roman" w:hAnsi="Times New Roman"/>
-          <w:sz w:val="24"/>
-          <w:szCs w:val="24"/>
-        </w:rPr>
-        <w:t>areaLiving</w:t>
-      </w:r>
-      <w:proofErr w:type="spellEnd"/>
-      <w:r>
-        <w:rPr>
-          <w:rFonts w:ascii="Times New Roman" w:hAnsi="Times New Roman"/>
-          <w:sz w:val="24"/>
-          <w:szCs w:val="24"/>
-        </w:rPr>
-        <w:t>}}</w:t>
-      </w:r>
-      <w:r>
-        <w:rPr>
-          <w:rFonts w:ascii="Times New Roman" w:hAnsi="Times New Roman"/>
-          <w:sz w:val="24"/>
-          <w:szCs w:val="24"/>
-        </w:rPr>
-        <w:t xml:space="preserve"> м²</w:t>
-      </w:r>
-      <w:r>
-        <w:rPr>
-          <w:rFonts w:ascii="Times New Roman" w:hAnsi="Times New Roman"/>
-          <w:sz w:val="24"/>
-          <w:szCs w:val="24"/>
-        </w:rPr>
-        <w:t xml:space="preserve">, </w:t>
-      </w:r>
-      <w:r>
-        <w:rPr>
-          <w:rFonts w:ascii="Times New Roman" w:hAnsi="Times New Roman"/>
-          <w:sz w:val="24"/>
-          <w:szCs w:val="24"/>
-        </w:rPr>
-        <w:t xml:space="preserve">этаж/этажность: </w:t>
-      </w:r>
-      <w:r>
-        <w:rPr>
-          <w:rFonts w:ascii="Times New Roman" w:hAnsi="Times New Roman"/>
-          <w:sz w:val="24"/>
-          <w:szCs w:val="24"/>
-        </w:rPr>
-        <w:t>{{</w:t>
-      </w:r>
-      <w:r>
-        <w:rPr>
-          <w:rFonts w:ascii="Times New Roman" w:hAnsi="Times New Roman"/>
-          <w:sz w:val="24"/>
-          <w:szCs w:val="24"/>
-          <w:lang w:val="en-US"/>
-        </w:rPr>
-        <w:t>property</w:t>
-      </w:r>
-      <w:r>
-        <w:rPr>
-          <w:rFonts w:ascii="Times New Roman" w:hAnsi="Times New Roman"/>
-          <w:sz w:val="24"/>
-          <w:szCs w:val="24"/>
-        </w:rPr>
-        <w:t>.</w:t>
-      </w:r>
-      <w:proofErr w:type="spellStart"/>
-      <w:r>
-        <w:rPr>
-          <w:rFonts w:ascii="Times New Roman" w:hAnsi="Times New Roman"/>
-          <w:sz w:val="24"/>
-          <w:szCs w:val="24"/>
-        </w:rPr>
-        <w:t>floor</w:t>
-      </w:r>
-      <w:proofErr w:type="spellEnd"/>
-      <w:r>
-        <w:rPr>
-          <w:rFonts w:ascii="Times New Roman" w:hAnsi="Times New Roman"/>
-          <w:sz w:val="24"/>
-          <w:szCs w:val="24"/>
-        </w:rPr>
-        <w:t>}}/{{</w:t>
-      </w:r>
-      <w:r>
-        <w:rPr>
-          <w:rFonts w:ascii="Times New Roman" w:hAnsi="Times New Roman"/>
-          <w:sz w:val="24"/>
-          <w:szCs w:val="24"/>
-          <w:lang w:val="en-US"/>
-        </w:rPr>
-        <w:t>property</w:t>
-      </w:r>
-      <w:r>
-        <w:rPr>
-          <w:rFonts w:ascii="Times New Roman" w:hAnsi="Times New Roman"/>
-          <w:sz w:val="24"/>
-          <w:szCs w:val="24"/>
-        </w:rPr>
-        <w:t>.</w:t>
-      </w:r>
-      <w:proofErr w:type="spellStart"/>
-      <w:r>
-        <w:rPr>
-          <w:rFonts w:ascii="Times New Roman" w:hAnsi="Times New Roman"/>
-          <w:sz w:val="24"/>
-          <w:szCs w:val="24"/>
-        </w:rPr>
-        <w:t>floors</w:t>
-      </w:r>
-      <w:proofErr w:type="spellEnd"/>
-      <w:r>
-        <w:rPr>
-          <w:rFonts w:ascii="Times New Roman" w:hAnsi="Times New Roman"/>
-          <w:sz w:val="24"/>
-          <w:szCs w:val="24"/>
-        </w:rPr>
-        <w:t>}}</w:t>
-      </w:r>
-      <w:r>
-        <w:rPr>
-          <w:rFonts w:ascii="Times New Roman" w:hAnsi="Times New Roman"/>
-          <w:sz w:val="24"/>
-          <w:szCs w:val="24"/>
-        </w:rPr>
-        <w:t>, материал</w:t>
-      </w:r>
-      <w:r>
-        <w:rPr>
-          <w:rFonts w:ascii="Times New Roman" w:hAnsi="Times New Roman"/>
-          <w:sz w:val="24"/>
-          <w:szCs w:val="24"/>
-        </w:rPr>
-        <w:t xml:space="preserve"> </w:t>
-      </w:r>
-      <w:r>
-        <w:rPr>
-          <w:rFonts w:ascii="Times New Roman" w:hAnsi="Times New Roman"/>
-          <w:sz w:val="24"/>
-          <w:szCs w:val="24"/>
-        </w:rPr>
-        <w:t xml:space="preserve">стен: </w:t>
-      </w:r>
-      <w:r>
-        <w:rPr>
-          <w:rFonts w:ascii="Times New Roman" w:hAnsi="Times New Roman"/>
-          <w:sz w:val="24"/>
-          <w:szCs w:val="24"/>
-        </w:rPr>
-        <w:t>{{</w:t>
-      </w:r>
-      <w:r>
-        <w:rPr>
-          <w:rFonts w:ascii="Times New Roman" w:hAnsi="Times New Roman"/>
-          <w:sz w:val="24"/>
-          <w:szCs w:val="24"/>
-          <w:lang w:val="en-US"/>
-        </w:rPr>
-        <w:t>property</w:t>
-      </w:r>
-      <w:r>
-        <w:rPr>
-          <w:rFonts w:ascii="Times New Roman" w:hAnsi="Times New Roman"/>
-          <w:sz w:val="24"/>
-          <w:szCs w:val="24"/>
-        </w:rPr>
-        <w:t>.</w:t>
-      </w:r>
-      <w:proofErr w:type="spellStart"/>
-      <w:r>
-        <w:rPr>
-          <w:rFonts w:ascii="Times New Roman" w:hAnsi="Times New Roman"/>
-          <w:sz w:val="24"/>
-          <w:szCs w:val="24"/>
-        </w:rPr>
-        <w:t>wallMaterial</w:t>
-      </w:r>
-      <w:proofErr w:type="spellEnd"/>
-      <w:r>
-        <w:rPr>
-          <w:rFonts w:ascii="Times New Roman" w:hAnsi="Times New Roman"/>
-          <w:sz w:val="24"/>
-          <w:szCs w:val="24"/>
-        </w:rPr>
-        <w:t>}}</w:t>
-      </w:r>
-      <w:r>
-        <w:rPr>
-          <w:rFonts w:ascii="Times New Roman" w:hAnsi="Times New Roman"/>
-          <w:sz w:val="24"/>
-          <w:szCs w:val="24"/>
-        </w:rPr>
-        <w:t>, г</w:t>
-      </w:r>
-      <w:r>
-        <w:rPr>
-          <w:rFonts w:ascii="Times New Roman" w:hAnsi="Times New Roman"/>
-          <w:sz w:val="24"/>
-          <w:szCs w:val="24"/>
-        </w:rPr>
-        <w:t>од постройки</w:t>
-      </w:r>
-      <w:r>
-        <w:rPr>
-          <w:rFonts w:ascii="Times New Roman" w:hAnsi="Times New Roman"/>
-          <w:sz w:val="24"/>
-          <w:szCs w:val="24"/>
-        </w:rPr>
-        <w:t>:</w:t>
-      </w:r>
-      <w:r>
-        <w:rPr>
-          <w:rFonts w:ascii="Times New Roman" w:hAnsi="Times New Roman"/>
-          <w:sz w:val="24"/>
-          <w:szCs w:val="24"/>
-        </w:rPr>
-        <w:t xml:space="preserve"> </w:t>
-      </w:r>
-      <w:r>
-        <w:rPr>
-          <w:rFonts w:ascii="Times New Roman" w:hAnsi="Times New Roman"/>
-          <w:sz w:val="24"/>
-          <w:szCs w:val="24"/>
-        </w:rPr>
-        <w:t>{{</w:t>
-      </w:r>
-      <w:r>
-        <w:rPr>
-          <w:rFonts w:ascii="Times New Roman" w:hAnsi="Times New Roman"/>
-          <w:sz w:val="24"/>
-          <w:szCs w:val="24"/>
-          <w:lang w:val="en-US"/>
-        </w:rPr>
-        <w:t>property</w:t>
-      </w:r>
-      <w:r>
-        <w:rPr>
-          <w:rFonts w:ascii="Times New Roman" w:hAnsi="Times New Roman"/>
-          <w:sz w:val="24"/>
-          <w:szCs w:val="24"/>
-        </w:rPr>
-        <w:t>.</w:t>
-      </w:r>
-      <w:proofErr w:type="spellStart"/>
-      <w:r>
-        <w:rPr>
-          <w:rFonts w:ascii="Times New Roman" w:hAnsi="Times New Roman"/>
-          <w:sz w:val="24"/>
-          <w:szCs w:val="24"/>
-        </w:rPr>
-        <w:t>yearBuilt</w:t>
-      </w:r>
-      <w:proofErr w:type="spellEnd"/>
-      <w:r>
-        <w:rPr>
-          <w:rFonts w:ascii="Times New Roman" w:hAnsi="Times New Roman"/>
-          <w:sz w:val="24"/>
-          <w:szCs w:val="24"/>
-        </w:rPr>
-        <w:t>}}</w:t>
-      </w:r>
-      <w:r>
-        <w:rPr>
-          <w:rFonts w:ascii="Times New Roman" w:hAnsi="Times New Roman"/>
-          <w:sz w:val="24"/>
-          <w:szCs w:val="24"/>
-        </w:rPr>
-        <w:t>, инвентарный номер</w:t>
-      </w:r>
-      <w:r>
-        <w:rPr>
-          <w:rFonts w:ascii="Times New Roman" w:hAnsi="Times New Roman"/>
-          <w:sz w:val="24"/>
-          <w:szCs w:val="24"/>
-        </w:rPr>
-        <w:t>:</w:t>
-      </w:r>
-      <w:r>
-        <w:rPr>
-          <w:rFonts w:ascii="Times New Roman" w:hAnsi="Times New Roman"/>
-          <w:sz w:val="24"/>
-          <w:szCs w:val="24"/>
-        </w:rPr>
-        <w:t xml:space="preserve"> </w:t>
-      </w:r>
-      <w:r>
-        <w:rPr>
-          <w:rFonts w:ascii="Times New Roman" w:hAnsi="Times New Roman"/>
-          <w:sz w:val="24"/>
-          <w:szCs w:val="24"/>
-        </w:rPr>
-        <w:t>{{</w:t>
-      </w:r>
-      <w:r>
-        <w:rPr>
-          <w:rFonts w:ascii="Times New Roman" w:hAnsi="Times New Roman"/>
-          <w:sz w:val="24"/>
-          <w:szCs w:val="24"/>
-          <w:lang w:val="en-US"/>
-        </w:rPr>
-        <w:t>property</w:t>
-      </w:r>
-      <w:r>
-        <w:rPr>
-          <w:rFonts w:ascii="Times New Roman" w:hAnsi="Times New Roman"/>
-          <w:sz w:val="24"/>
-          <w:szCs w:val="24"/>
-        </w:rPr>
-        <w:t>.</w:t>
-      </w:r>
-      <w:proofErr w:type="spellStart"/>
-      <w:r>
-        <w:rPr>
-          <w:rFonts w:ascii="Times New Roman" w:hAnsi="Times New Roman"/>
-          <w:sz w:val="24"/>
-          <w:szCs w:val="24"/>
-          <w:lang w:val="en-US"/>
-        </w:rPr>
-        <w:t>inventoryNumber</w:t>
-      </w:r>
-      <w:proofErr w:type="spellEnd"/>
-      <w:r>
-        <w:rPr>
-          <w:rFonts w:ascii="Times New Roman" w:hAnsi="Times New Roman"/>
-          <w:sz w:val="24"/>
-          <w:szCs w:val="24"/>
-        </w:rPr>
-        <w:t>}}</w:t>
-      </w:r>
-      <w:r>
-        <w:rPr>
-          <w:rFonts w:ascii="Times New Roman" w:hAnsi="Times New Roman"/>
-          <w:sz w:val="24"/>
-          <w:szCs w:val="24"/>
-        </w:rPr>
-        <w:t>.</w:t>
-      </w:r>
-    </w:p>
-    <w:p>
-      <w:pPr>
-        <w:spacing w:after="0" w:line="240" w:lineRule="auto"/>
-        <w:ind w:left="567" w:hanging="141"/>
-        <w:jc w:val="both"/>
-        <w:rPr>
-          <w:rFonts w:ascii="Times New Roman" w:hAnsi="Times New Roman"/>
-          <w:sz w:val="24"/>
-          <w:szCs w:val="24"/>
-        </w:rPr>
-      </w:pPr>
-      <w:r>
-        <w:rPr>
-          <w:rFonts w:ascii="Times New Roman" w:hAnsi="Times New Roman"/>
-          <w:sz w:val="24"/>
-          <w:szCs w:val="24"/>
-        </w:rPr>
-        <w:t>Дополнительная информация (сведения о земельном участке, и пр.) __________________________</w:t>
-      </w:r>
-      <w:r>
-        <w:rPr>
-          <w:rFonts w:ascii="Times New Roman" w:hAnsi="Times New Roman"/>
-          <w:sz w:val="24"/>
-          <w:szCs w:val="24"/>
-        </w:rPr>
-        <w:t>________________________________________</w:t>
-      </w:r>
-      <w:r>
-        <w:rPr>
-          <w:rFonts w:ascii="Times New Roman" w:hAnsi="Times New Roman"/>
-          <w:sz w:val="24"/>
-          <w:szCs w:val="24"/>
-        </w:rPr>
-        <w:t>___________________</w:t>
-      </w:r>
-    </w:p>
-    <w:p>
-      <w:pPr>
-        <w:autoSpaceDE w:val="0"/>
-        <w:autoSpaceDN w:val="0"/>
-        <w:adjustRightInd w:val="0"/>
-        <w:spacing w:after="0" w:line="240" w:lineRule="auto"/>
-        <w:ind w:left="567" w:hanging="567"/>
-        <w:rPr>
-          <w:rFonts w:ascii="Times New Roman" w:hAnsi="Times New Roman"/>
-          <w:sz w:val="24"/>
-          <w:szCs w:val="24"/>
-        </w:rPr>
-      </w:pPr>
-      <w:r>
-        <w:rPr>
-          <w:rFonts w:ascii="Times New Roman" w:hAnsi="Times New Roman"/>
-          <w:sz w:val="24"/>
-          <w:szCs w:val="24"/>
-        </w:rPr>
-        <w:t>1.3. Исполнитель оказывает следующие риэлтерские услуги: консультационные услуги по сделкам с объектами недвижимости, услуги по предоставлению информации о спросе и предложении на объекты недвижимости, подбор вариантов сделки с объектом недвижимости, сделки с участием в строительстве объекта недвижимости, организация и проведение согласования условий предстоящей сделки, оказание помощи  в подготовке (оформлении) документов, связанных с совершением сделки с объектом недвижимости, сделки с участием в строительстве объекта недвижимости, регистрация недвижимого имущества, прав на него и сделок с ним.</w:t>
       </w:r>
     </w:p>
     <w:p>
@@ -1619,16 +686,79 @@
           <w:szCs w:val="24"/>
           <w:lang w:eastAsia="ru-RU"/>
         </w:rPr>
-        <w:t>1.</w:t>
-      </w:r>
-      <w:r>
-        <w:rPr>
-          <w:rFonts w:ascii="Times New Roman" w:eastAsia="Times New Roman" w:hAnsi="Times New Roman"/>
-          <w:sz w:val="24"/>
-          <w:szCs w:val="24"/>
-          <w:lang w:eastAsia="ru-RU"/>
-        </w:rPr>
-        <w:t>4. Ориентировочная</w:t>
+        <w:t xml:space="preserve">1.1.  </w:t>
+      </w:r>
+      <w:r>
+        <w:rPr>
+          <w:rFonts w:ascii="Times New Roman" w:eastAsia="Times New Roman" w:hAnsi="Times New Roman"/>
+          <w:sz w:val="24"/>
+          <w:szCs w:val="24"/>
+          <w:lang w:eastAsia="ru-RU"/>
+        </w:rPr>
+        <w:t>Предметом настоящего договора является оказание</w:t>
+      </w:r>
+      <w:r>
+        <w:rPr>
+          <w:rFonts w:ascii="Times New Roman" w:eastAsia="Times New Roman" w:hAnsi="Times New Roman"/>
+          <w:sz w:val="24"/>
+          <w:szCs w:val="24"/>
+          <w:lang w:eastAsia="ru-RU"/>
+        </w:rPr>
+        <w:t xml:space="preserve"> Исполнителем </w:t>
+      </w:r>
+      <w:r>
+        <w:rPr>
+          <w:rFonts w:ascii="Times New Roman" w:eastAsia="Times New Roman" w:hAnsi="Times New Roman"/>
+          <w:sz w:val="24"/>
+          <w:szCs w:val="24"/>
+          <w:lang w:eastAsia="ru-RU"/>
+        </w:rPr>
+        <w:t>Потребителю риэлтерских</w:t>
+      </w:r>
+      <w:r>
+        <w:rPr>
+          <w:rFonts w:ascii="Times New Roman" w:eastAsia="Times New Roman" w:hAnsi="Times New Roman"/>
+          <w:sz w:val="24"/>
+          <w:szCs w:val="24"/>
+          <w:lang w:eastAsia="ru-RU"/>
+        </w:rPr>
+        <w:t xml:space="preserve">      услуг    по содействию </w:t>
+      </w:r>
+      <w:r>
+        <w:rPr>
+          <w:rFonts w:ascii="Times New Roman" w:eastAsia="Times New Roman" w:hAnsi="Times New Roman"/>
+          <w:sz w:val="24"/>
+          <w:szCs w:val="24"/>
+          <w:lang w:eastAsia="ru-RU"/>
+        </w:rPr>
+        <w:t>в продаже</w:t>
+      </w:r>
+      <w:r>
+        <w:rPr>
+          <w:rFonts w:ascii="Times New Roman" w:eastAsia="Times New Roman" w:hAnsi="Times New Roman"/>
+          <w:sz w:val="24"/>
+          <w:szCs w:val="24"/>
+          <w:lang w:eastAsia="ru-RU"/>
+        </w:rPr>
+        <w:t xml:space="preserve">   принадлежащего     Потребителю     на      </w:t>
+      </w:r>
+      <w:r>
+        <w:rPr>
+          <w:rFonts w:ascii="Times New Roman" w:eastAsia="Times New Roman" w:hAnsi="Times New Roman"/>
+          <w:sz w:val="24"/>
+          <w:szCs w:val="24"/>
+          <w:lang w:eastAsia="ru-RU"/>
+        </w:rPr>
+        <w:t>праве собственности</w:t>
+      </w:r>
+      <w:r>
+        <w:rPr>
+          <w:rFonts w:ascii="Times New Roman" w:eastAsia="Times New Roman" w:hAnsi="Times New Roman"/>
+          <w:sz w:val="24"/>
+          <w:szCs w:val="24"/>
+          <w:lang w:eastAsia="ru-RU"/>
+        </w:rPr>
+        <w:t xml:space="preserve"> объекта недвижимого имущества (далее – риэлтерские услуги), представляющего собой</w:t>
       </w:r>
       <w:r>
         <w:rPr>
@@ -1646,149 +776,198 @@
           <w:szCs w:val="24"/>
           <w:lang w:eastAsia="ru-RU"/>
         </w:rPr>
-        <w:t xml:space="preserve">стоимость </w:t>
-      </w:r>
-      <w:r>
-        <w:rPr>
-          <w:rFonts w:ascii="Times New Roman" w:eastAsia="Times New Roman" w:hAnsi="Times New Roman"/>
-          <w:b/>
-          <w:bCs/>
+        <w:softHyphen/>
+      </w:r>
+      <w:r>
+        <w:rPr>
+          <w:rFonts w:ascii="Times New Roman" w:eastAsia="Times New Roman" w:hAnsi="Times New Roman"/>
+          <w:sz w:val="24"/>
+          <w:szCs w:val="24"/>
+          <w:lang w:eastAsia="ru-RU"/>
+        </w:rPr>
+        <w:t>–</w:t>
+      </w:r>
+      <w:r>
+        <w:rPr>
+          <w:rFonts w:ascii="Times New Roman" w:eastAsia="Times New Roman" w:hAnsi="Times New Roman"/>
+          <w:sz w:val="24"/>
+          <w:szCs w:val="24"/>
+          <w:lang w:eastAsia="ru-RU"/>
+        </w:rPr>
+        <w:t>“</w:t>
+      </w:r>
+      <w:r>
+        <w:rPr>
+          <w:rFonts w:ascii="Times New Roman" w:eastAsia="Times New Roman" w:hAnsi="Times New Roman"/>
           <w:sz w:val="24"/>
           <w:szCs w:val="24"/>
           <w:lang w:eastAsia="ru-RU"/>
         </w:rPr>
         <w:t>{{</w:t>
       </w:r>
+      <w:proofErr w:type="spellStart"/>
       <w:proofErr w:type="gramStart"/>
       <w:r>
         <w:rPr>
           <w:rFonts w:ascii="Times New Roman" w:eastAsia="Times New Roman" w:hAnsi="Times New Roman"/>
-          <w:b/>
-          <w:bCs/>
+          <w:sz w:val="24"/>
+          <w:szCs w:val="24"/>
+          <w:lang w:eastAsia="ru-RU"/>
+        </w:rPr>
+        <w:t>property</w:t>
+      </w:r>
+      <w:proofErr w:type="spellEnd"/>
+      <w:r>
+        <w:rPr>
+          <w:rFonts w:ascii="Times New Roman" w:eastAsia="Times New Roman" w:hAnsi="Times New Roman"/>
+          <w:sz w:val="24"/>
+          <w:szCs w:val="24"/>
+          <w:lang w:eastAsia="ru-RU"/>
+        </w:rPr>
+        <w:t>.</w:t>
+      </w:r>
+      <w:r>
+        <w:rPr>
+          <w:rFonts w:ascii="Times New Roman" w:eastAsia="Times New Roman" w:hAnsi="Times New Roman"/>
           <w:sz w:val="24"/>
           <w:szCs w:val="24"/>
           <w:lang w:val="en-US" w:eastAsia="ru-RU"/>
         </w:rPr>
-        <w:t>property</w:t>
-      </w:r>
-      <w:r>
-        <w:rPr>
-          <w:rFonts w:ascii="Times New Roman" w:eastAsia="Times New Roman" w:hAnsi="Times New Roman"/>
-          <w:b/>
-          <w:bCs/>
-          <w:sz w:val="24"/>
-          <w:szCs w:val="24"/>
-          <w:lang w:eastAsia="ru-RU"/>
-        </w:rPr>
-        <w:t>.</w:t>
+        <w:t>type</w:t>
+      </w:r>
+      <w:proofErr w:type="gramEnd"/>
+      <w:r>
+        <w:rPr>
+          <w:rFonts w:ascii="Times New Roman" w:eastAsia="Times New Roman" w:hAnsi="Times New Roman"/>
+          <w:sz w:val="24"/>
+          <w:szCs w:val="24"/>
+          <w:lang w:eastAsia="ru-RU"/>
+        </w:rPr>
+        <w:t>}}</w:t>
+      </w:r>
+      <w:r>
+        <w:rPr>
+          <w:rFonts w:ascii="Times New Roman" w:eastAsia="Times New Roman" w:hAnsi="Times New Roman"/>
+          <w:sz w:val="24"/>
+          <w:szCs w:val="24"/>
+          <w:lang w:eastAsia="ru-RU"/>
+        </w:rPr>
+        <w:t>”</w:t>
+      </w:r>
+      <w:r>
+        <w:rPr>
+          <w:rFonts w:ascii="Times New Roman" w:eastAsia="Times New Roman" w:hAnsi="Times New Roman"/>
+          <w:sz w:val="24"/>
+          <w:szCs w:val="24"/>
+          <w:lang w:eastAsia="ru-RU"/>
+        </w:rPr>
+        <w:t>,</w:t>
+      </w:r>
+      <w:r>
+        <w:rPr>
+          <w:rFonts w:ascii="Times New Roman" w:eastAsia="Times New Roman" w:hAnsi="Times New Roman"/>
+          <w:sz w:val="24"/>
+          <w:szCs w:val="24"/>
+          <w:lang w:eastAsia="ru-RU"/>
+        </w:rPr>
+        <w:t xml:space="preserve"> </w:t>
+      </w:r>
+      <w:r>
+        <w:rPr>
+          <w:rFonts w:ascii="Times New Roman" w:eastAsia="Times New Roman" w:hAnsi="Times New Roman"/>
+          <w:sz w:val="24"/>
+          <w:szCs w:val="24"/>
+          <w:lang w:eastAsia="ru-RU"/>
+        </w:rPr>
+        <w:t>р</w:t>
+      </w:r>
+      <w:r>
+        <w:rPr>
+          <w:rFonts w:ascii="Times New Roman" w:eastAsia="Times New Roman" w:hAnsi="Times New Roman"/>
+          <w:sz w:val="24"/>
+          <w:szCs w:val="24"/>
+          <w:lang w:eastAsia="ru-RU"/>
+        </w:rPr>
+        <w:t>асположенный</w:t>
+      </w:r>
+      <w:r>
+        <w:rPr>
+          <w:rFonts w:ascii="Times New Roman" w:eastAsia="Times New Roman" w:hAnsi="Times New Roman"/>
+          <w:sz w:val="24"/>
+          <w:szCs w:val="24"/>
+          <w:lang w:eastAsia="ru-RU"/>
+        </w:rPr>
+        <w:t xml:space="preserve"> </w:t>
+      </w:r>
+      <w:r>
+        <w:rPr>
+          <w:rFonts w:ascii="Times New Roman" w:eastAsia="Times New Roman" w:hAnsi="Times New Roman"/>
+          <w:sz w:val="24"/>
+          <w:szCs w:val="24"/>
+          <w:lang w:eastAsia="ru-RU"/>
+        </w:rPr>
+        <w:t xml:space="preserve">по </w:t>
+      </w:r>
+      <w:r>
+        <w:rPr>
+          <w:rFonts w:ascii="Times New Roman" w:eastAsia="Times New Roman" w:hAnsi="Times New Roman"/>
+          <w:sz w:val="24"/>
+          <w:szCs w:val="24"/>
+          <w:lang w:eastAsia="ru-RU"/>
+        </w:rPr>
+        <w:t>а</w:t>
+      </w:r>
+      <w:r>
+        <w:rPr>
+          <w:rFonts w:ascii="Times New Roman" w:eastAsia="Times New Roman" w:hAnsi="Times New Roman"/>
+          <w:sz w:val="24"/>
+          <w:szCs w:val="24"/>
+          <w:lang w:eastAsia="ru-RU"/>
+        </w:rPr>
+        <w:t>дресу</w:t>
+      </w:r>
+      <w:r>
+        <w:rPr>
+          <w:rFonts w:ascii="Times New Roman" w:eastAsia="Times New Roman" w:hAnsi="Times New Roman"/>
+          <w:sz w:val="24"/>
+          <w:szCs w:val="24"/>
+          <w:lang w:eastAsia="ru-RU"/>
+        </w:rPr>
+        <w:t xml:space="preserve"> </w:t>
+      </w:r>
+      <w:r>
+        <w:rPr>
+          <w:rFonts w:ascii="Times New Roman" w:hAnsi="Times New Roman"/>
+          <w:sz w:val="24"/>
+          <w:szCs w:val="24"/>
+        </w:rPr>
+        <w:t>{{</w:t>
       </w:r>
       <w:proofErr w:type="spellStart"/>
-      <w:r>
-        <w:rPr>
-          <w:rFonts w:ascii="Times New Roman" w:eastAsia="Times New Roman" w:hAnsi="Times New Roman"/>
-          <w:b/>
-          <w:bCs/>
-          <w:sz w:val="24"/>
-          <w:szCs w:val="24"/>
-          <w:lang w:val="en-US" w:eastAsia="ru-RU"/>
-        </w:rPr>
-        <w:t>priceBYN</w:t>
+      <w:proofErr w:type="gramStart"/>
+      <w:r>
+        <w:rPr>
+          <w:rFonts w:ascii="Times New Roman" w:hAnsi="Times New Roman"/>
+          <w:sz w:val="24"/>
+          <w:szCs w:val="24"/>
+        </w:rPr>
+        <w:t>property.address</w:t>
       </w:r>
       <w:proofErr w:type="spellEnd"/>
       <w:proofErr w:type="gramEnd"/>
       <w:r>
         <w:rPr>
-          <w:rFonts w:ascii="Times New Roman" w:eastAsia="Times New Roman" w:hAnsi="Times New Roman"/>
-          <w:b/>
-          <w:bCs/>
-          <w:sz w:val="24"/>
-          <w:szCs w:val="24"/>
-          <w:lang w:eastAsia="ru-RU"/>
+          <w:rFonts w:ascii="Times New Roman" w:hAnsi="Times New Roman"/>
+          <w:sz w:val="24"/>
+          <w:szCs w:val="24"/>
         </w:rPr>
         <w:t>}}</w:t>
       </w:r>
       <w:r>
         <w:rPr>
-          <w:rFonts w:ascii="Times New Roman" w:eastAsia="Times New Roman" w:hAnsi="Times New Roman"/>
-          <w:b/>
-          <w:bCs/>
-          <w:sz w:val="24"/>
-          <w:szCs w:val="24"/>
-          <w:lang w:eastAsia="ru-RU"/>
-        </w:rPr>
-        <w:t xml:space="preserve"> </w:t>
-      </w:r>
-      <w:r>
-        <w:rPr>
-          <w:rFonts w:ascii="Times New Roman" w:eastAsia="Times New Roman" w:hAnsi="Times New Roman"/>
-          <w:sz w:val="24"/>
-          <w:szCs w:val="24"/>
-          <w:lang w:eastAsia="ru-RU"/>
-        </w:rPr>
-        <w:t>белорусских рублей</w:t>
-      </w:r>
-      <w:r>
-        <w:rPr>
-          <w:rFonts w:ascii="Times New Roman" w:eastAsia="Times New Roman" w:hAnsi="Times New Roman"/>
-          <w:sz w:val="24"/>
-          <w:szCs w:val="24"/>
-          <w:lang w:eastAsia="ru-RU"/>
-        </w:rPr>
-        <w:t xml:space="preserve"> </w:t>
-      </w:r>
-      <w:r>
-        <w:rPr>
-          <w:rFonts w:ascii="Times New Roman" w:eastAsia="Times New Roman" w:hAnsi="Times New Roman"/>
-          <w:sz w:val="24"/>
-          <w:szCs w:val="24"/>
-          <w:lang w:eastAsia="ru-RU"/>
-        </w:rPr>
-        <w:t>({{</w:t>
-      </w:r>
-      <w:r>
-        <w:rPr>
-          <w:rFonts w:ascii="Times New Roman" w:eastAsia="Times New Roman" w:hAnsi="Times New Roman"/>
-          <w:sz w:val="24"/>
-          <w:szCs w:val="24"/>
-          <w:lang w:val="en-US" w:eastAsia="ru-RU"/>
-        </w:rPr>
-        <w:t>property</w:t>
-      </w:r>
-      <w:r>
-        <w:rPr>
-          <w:rFonts w:ascii="Times New Roman" w:eastAsia="Times New Roman" w:hAnsi="Times New Roman"/>
-          <w:sz w:val="24"/>
-          <w:szCs w:val="24"/>
-          <w:lang w:eastAsia="ru-RU"/>
-        </w:rPr>
-        <w:t>.</w:t>
-      </w:r>
-      <w:proofErr w:type="spellStart"/>
-      <w:r>
-        <w:rPr>
-          <w:rFonts w:ascii="Times New Roman" w:eastAsia="Times New Roman" w:hAnsi="Times New Roman"/>
-          <w:sz w:val="24"/>
-          <w:szCs w:val="24"/>
-          <w:lang w:val="en-US" w:eastAsia="ru-RU"/>
-        </w:rPr>
-        <w:t>priceWords</w:t>
-      </w:r>
-      <w:proofErr w:type="spellEnd"/>
-      <w:r>
-        <w:rPr>
-          <w:rFonts w:ascii="Times New Roman" w:eastAsia="Times New Roman" w:hAnsi="Times New Roman"/>
-          <w:sz w:val="24"/>
-          <w:szCs w:val="24"/>
-          <w:lang w:eastAsia="ru-RU"/>
-        </w:rPr>
-        <w:t>}})</w:t>
-      </w:r>
-      <w:r>
-        <w:rPr>
-          <w:rFonts w:ascii="Times New Roman" w:eastAsia="Times New Roman" w:hAnsi="Times New Roman"/>
-          <w:sz w:val="24"/>
-          <w:szCs w:val="24"/>
-          <w:lang w:eastAsia="ru-RU"/>
+          <w:rFonts w:ascii="Times New Roman" w:hAnsi="Times New Roman"/>
+          <w:sz w:val="24"/>
+          <w:szCs w:val="24"/>
         </w:rPr>
         <w:t>.</w:t>
       </w:r>
@@ -1802,183 +981,697 @@
         <w:ind w:left="567" w:hanging="567"/>
         <w:jc w:val="both"/>
         <w:rPr>
-          <w:rFonts w:ascii="Times New Roman" w:eastAsia="Times New Roman" w:hAnsi="Times New Roman"/>
-          <w:sz w:val="24"/>
-          <w:szCs w:val="24"/>
-          <w:lang w:eastAsia="ru-RU"/>
-        </w:rPr>
-      </w:pPr>
-    </w:p>
-    <w:p>
-      <w:pPr>
-        <w:autoSpaceDE w:val="0"/>
-        <w:autoSpaceDN w:val="0"/>
-        <w:adjustRightInd w:val="0"/>
+          <w:rFonts w:ascii="Times New Roman" w:hAnsi="Times New Roman"/>
+          <w:sz w:val="24"/>
+          <w:szCs w:val="24"/>
+        </w:rPr>
+      </w:pPr>
+      <w:r>
+        <w:rPr>
+          <w:rFonts w:ascii="Times New Roman" w:hAnsi="Times New Roman"/>
+          <w:sz w:val="24"/>
+          <w:szCs w:val="24"/>
+        </w:rPr>
+        <w:t>1</w:t>
+      </w:r>
+      <w:r>
+        <w:rPr>
+          <w:rFonts w:ascii="Times New Roman" w:hAnsi="Times New Roman"/>
+          <w:sz w:val="24"/>
+          <w:szCs w:val="24"/>
+        </w:rPr>
+        <w:t xml:space="preserve">.2. </w:t>
+      </w:r>
+      <w:r>
+        <w:rPr>
+          <w:rFonts w:ascii="Times New Roman" w:hAnsi="Times New Roman"/>
+          <w:sz w:val="24"/>
+          <w:szCs w:val="24"/>
+        </w:rPr>
+        <w:t>Описание Объекта:</w:t>
+      </w:r>
+      <w:r>
+        <w:rPr>
+          <w:rFonts w:ascii="Times New Roman" w:hAnsi="Times New Roman"/>
+          <w:sz w:val="24"/>
+          <w:szCs w:val="24"/>
+        </w:rPr>
+        <w:t xml:space="preserve"> </w:t>
+      </w:r>
+      <w:r>
+        <w:rPr>
+          <w:rFonts w:ascii="Times New Roman" w:hAnsi="Times New Roman"/>
+          <w:sz w:val="24"/>
+          <w:szCs w:val="24"/>
+        </w:rPr>
+        <w:t>кол</w:t>
+      </w:r>
+      <w:r>
+        <w:rPr>
+          <w:rFonts w:ascii="Times New Roman" w:hAnsi="Times New Roman"/>
+          <w:sz w:val="24"/>
+          <w:szCs w:val="24"/>
+        </w:rPr>
+        <w:t>ичеств</w:t>
+      </w:r>
+      <w:r>
+        <w:rPr>
+          <w:rFonts w:ascii="Times New Roman" w:hAnsi="Times New Roman"/>
+          <w:sz w:val="24"/>
+          <w:szCs w:val="24"/>
+        </w:rPr>
+        <w:t xml:space="preserve"> комнат</w:t>
+      </w:r>
+      <w:r>
+        <w:rPr>
+          <w:rFonts w:ascii="Times New Roman" w:hAnsi="Times New Roman"/>
+          <w:sz w:val="24"/>
+          <w:szCs w:val="24"/>
+        </w:rPr>
+        <w:t xml:space="preserve"> - </w:t>
+      </w:r>
+      <w:r>
+        <w:rPr>
+          <w:rFonts w:ascii="Times New Roman" w:hAnsi="Times New Roman"/>
+          <w:sz w:val="24"/>
+          <w:szCs w:val="24"/>
+        </w:rPr>
+        <w:t>{{</w:t>
+      </w:r>
+      <w:proofErr w:type="spellStart"/>
+      <w:proofErr w:type="gramStart"/>
+      <w:r>
+        <w:rPr>
+          <w:rFonts w:ascii="Times New Roman" w:hAnsi="Times New Roman"/>
+          <w:sz w:val="24"/>
+          <w:szCs w:val="24"/>
+        </w:rPr>
+        <w:t>property.rooms</w:t>
+      </w:r>
+      <w:proofErr w:type="spellEnd"/>
+      <w:proofErr w:type="gramEnd"/>
+      <w:r>
+        <w:rPr>
+          <w:rFonts w:ascii="Times New Roman" w:hAnsi="Times New Roman"/>
+          <w:sz w:val="24"/>
+          <w:szCs w:val="24"/>
+        </w:rPr>
+        <w:t>}}</w:t>
+      </w:r>
+      <w:r>
+        <w:rPr>
+          <w:rFonts w:ascii="Times New Roman" w:hAnsi="Times New Roman"/>
+          <w:sz w:val="24"/>
+          <w:szCs w:val="24"/>
+        </w:rPr>
+        <w:t>;</w:t>
+      </w:r>
+      <w:r>
+        <w:rPr>
+          <w:rFonts w:ascii="Times New Roman" w:hAnsi="Times New Roman"/>
+          <w:sz w:val="24"/>
+          <w:szCs w:val="24"/>
+        </w:rPr>
+        <w:t xml:space="preserve"> </w:t>
+      </w:r>
+      <w:r>
+        <w:rPr>
+          <w:rFonts w:ascii="Times New Roman" w:hAnsi="Times New Roman"/>
+          <w:sz w:val="24"/>
+          <w:szCs w:val="24"/>
+        </w:rPr>
+        <w:t>об</w:t>
+      </w:r>
+      <w:r>
+        <w:rPr>
+          <w:rFonts w:ascii="Times New Roman" w:hAnsi="Times New Roman"/>
+          <w:sz w:val="24"/>
+          <w:szCs w:val="24"/>
+        </w:rPr>
+        <w:t>щая пл</w:t>
+      </w:r>
+      <w:r>
+        <w:rPr>
+          <w:rFonts w:ascii="Times New Roman" w:hAnsi="Times New Roman"/>
+          <w:sz w:val="24"/>
+          <w:szCs w:val="24"/>
+        </w:rPr>
+        <w:t>ощадь</w:t>
+      </w:r>
+      <w:r>
+        <w:rPr>
+          <w:rFonts w:ascii="Times New Roman" w:hAnsi="Times New Roman"/>
+          <w:sz w:val="24"/>
+          <w:szCs w:val="24"/>
+        </w:rPr>
+        <w:t xml:space="preserve"> </w:t>
+      </w:r>
+      <w:r>
+        <w:rPr>
+          <w:rFonts w:ascii="Times New Roman" w:hAnsi="Times New Roman"/>
+          <w:sz w:val="24"/>
+          <w:szCs w:val="24"/>
+        </w:rPr>
+        <w:t xml:space="preserve">- </w:t>
+      </w:r>
+      <w:r>
+        <w:rPr>
+          <w:rFonts w:ascii="Times New Roman" w:hAnsi="Times New Roman"/>
+          <w:sz w:val="24"/>
+          <w:szCs w:val="24"/>
+        </w:rPr>
+        <w:t>{{</w:t>
+      </w:r>
+      <w:proofErr w:type="gramStart"/>
+      <w:r>
+        <w:rPr>
+          <w:rFonts w:ascii="Times New Roman" w:hAnsi="Times New Roman"/>
+          <w:sz w:val="24"/>
+          <w:szCs w:val="24"/>
+          <w:lang w:val="en-US"/>
+        </w:rPr>
+        <w:t>property</w:t>
+      </w:r>
+      <w:r>
+        <w:rPr>
+          <w:rFonts w:ascii="Times New Roman" w:hAnsi="Times New Roman"/>
+          <w:sz w:val="24"/>
+          <w:szCs w:val="24"/>
+        </w:rPr>
+        <w:t>.</w:t>
+      </w:r>
+      <w:proofErr w:type="spellStart"/>
+      <w:r>
+        <w:rPr>
+          <w:rFonts w:ascii="Times New Roman" w:hAnsi="Times New Roman"/>
+          <w:sz w:val="24"/>
+          <w:szCs w:val="24"/>
+          <w:lang w:val="en-US"/>
+        </w:rPr>
+        <w:t>areaTotal</w:t>
+      </w:r>
+      <w:proofErr w:type="spellEnd"/>
+      <w:proofErr w:type="gramEnd"/>
+      <w:r>
+        <w:rPr>
+          <w:rFonts w:ascii="Times New Roman" w:hAnsi="Times New Roman"/>
+          <w:sz w:val="24"/>
+          <w:szCs w:val="24"/>
+        </w:rPr>
+        <w:t xml:space="preserve">}} </w:t>
+      </w:r>
+      <w:r>
+        <w:rPr>
+          <w:rFonts w:ascii="Times New Roman" w:hAnsi="Times New Roman"/>
+          <w:sz w:val="24"/>
+          <w:szCs w:val="24"/>
+        </w:rPr>
+        <w:t>м²</w:t>
+      </w:r>
+      <w:r>
+        <w:rPr>
+          <w:rFonts w:ascii="Times New Roman" w:hAnsi="Times New Roman"/>
+          <w:sz w:val="24"/>
+          <w:szCs w:val="24"/>
+        </w:rPr>
+        <w:t>;</w:t>
+      </w:r>
+      <w:r>
+        <w:rPr>
+          <w:rFonts w:ascii="Times New Roman" w:hAnsi="Times New Roman"/>
+          <w:sz w:val="24"/>
+          <w:szCs w:val="24"/>
+        </w:rPr>
+        <w:t xml:space="preserve"> жилая площадь </w:t>
+      </w:r>
+      <w:r>
+        <w:rPr>
+          <w:rFonts w:ascii="Times New Roman" w:hAnsi="Times New Roman"/>
+          <w:sz w:val="24"/>
+          <w:szCs w:val="24"/>
+        </w:rPr>
+        <w:t xml:space="preserve">- </w:t>
+      </w:r>
+      <w:r>
+        <w:rPr>
+          <w:rFonts w:ascii="Times New Roman" w:hAnsi="Times New Roman"/>
+          <w:sz w:val="24"/>
+          <w:szCs w:val="24"/>
+        </w:rPr>
+        <w:t>{{</w:t>
+      </w:r>
+      <w:proofErr w:type="gramStart"/>
+      <w:r>
+        <w:rPr>
+          <w:rFonts w:ascii="Times New Roman" w:hAnsi="Times New Roman"/>
+          <w:sz w:val="24"/>
+          <w:szCs w:val="24"/>
+          <w:lang w:val="en-US"/>
+        </w:rPr>
+        <w:t>property</w:t>
+      </w:r>
+      <w:r>
+        <w:rPr>
+          <w:rFonts w:ascii="Times New Roman" w:hAnsi="Times New Roman"/>
+          <w:sz w:val="24"/>
+          <w:szCs w:val="24"/>
+        </w:rPr>
+        <w:t>.</w:t>
+      </w:r>
+      <w:proofErr w:type="spellStart"/>
+      <w:r>
+        <w:rPr>
+          <w:rFonts w:ascii="Times New Roman" w:hAnsi="Times New Roman"/>
+          <w:sz w:val="24"/>
+          <w:szCs w:val="24"/>
+        </w:rPr>
+        <w:t>areaLiving</w:t>
+      </w:r>
+      <w:proofErr w:type="spellEnd"/>
+      <w:proofErr w:type="gramEnd"/>
+      <w:r>
+        <w:rPr>
+          <w:rFonts w:ascii="Times New Roman" w:hAnsi="Times New Roman"/>
+          <w:sz w:val="24"/>
+          <w:szCs w:val="24"/>
+        </w:rPr>
+        <w:t>}}</w:t>
+      </w:r>
+      <w:r>
+        <w:rPr>
+          <w:rFonts w:ascii="Times New Roman" w:hAnsi="Times New Roman"/>
+          <w:sz w:val="24"/>
+          <w:szCs w:val="24"/>
+        </w:rPr>
+        <w:t xml:space="preserve"> м²</w:t>
+      </w:r>
+      <w:r>
+        <w:rPr>
+          <w:rFonts w:ascii="Times New Roman" w:hAnsi="Times New Roman"/>
+          <w:sz w:val="24"/>
+          <w:szCs w:val="24"/>
+        </w:rPr>
+        <w:t xml:space="preserve">, </w:t>
+      </w:r>
+      <w:r>
+        <w:rPr>
+          <w:rFonts w:ascii="Times New Roman" w:hAnsi="Times New Roman"/>
+          <w:sz w:val="24"/>
+          <w:szCs w:val="24"/>
+        </w:rPr>
+        <w:t>этаж/этажность</w:t>
+      </w:r>
+      <w:r>
+        <w:rPr>
+          <w:rFonts w:ascii="Times New Roman" w:hAnsi="Times New Roman"/>
+          <w:sz w:val="24"/>
+          <w:szCs w:val="24"/>
+        </w:rPr>
+        <w:t xml:space="preserve"> - </w:t>
+      </w:r>
+      <w:r>
+        <w:rPr>
+          <w:rFonts w:ascii="Times New Roman" w:hAnsi="Times New Roman"/>
+          <w:sz w:val="24"/>
+          <w:szCs w:val="24"/>
+        </w:rPr>
+        <w:t>{{</w:t>
+      </w:r>
+      <w:proofErr w:type="gramStart"/>
+      <w:r>
+        <w:rPr>
+          <w:rFonts w:ascii="Times New Roman" w:hAnsi="Times New Roman"/>
+          <w:sz w:val="24"/>
+          <w:szCs w:val="24"/>
+          <w:lang w:val="en-US"/>
+        </w:rPr>
+        <w:t>property</w:t>
+      </w:r>
+      <w:r>
+        <w:rPr>
+          <w:rFonts w:ascii="Times New Roman" w:hAnsi="Times New Roman"/>
+          <w:sz w:val="24"/>
+          <w:szCs w:val="24"/>
+        </w:rPr>
+        <w:t>.</w:t>
+      </w:r>
+      <w:proofErr w:type="spellStart"/>
+      <w:r>
+        <w:rPr>
+          <w:rFonts w:ascii="Times New Roman" w:hAnsi="Times New Roman"/>
+          <w:sz w:val="24"/>
+          <w:szCs w:val="24"/>
+        </w:rPr>
+        <w:t>floor</w:t>
+      </w:r>
+      <w:proofErr w:type="spellEnd"/>
+      <w:proofErr w:type="gramEnd"/>
+      <w:r>
+        <w:rPr>
+          <w:rFonts w:ascii="Times New Roman" w:hAnsi="Times New Roman"/>
+          <w:sz w:val="24"/>
+          <w:szCs w:val="24"/>
+        </w:rPr>
+        <w:t>}}/{{</w:t>
+      </w:r>
+      <w:proofErr w:type="gramStart"/>
+      <w:r>
+        <w:rPr>
+          <w:rFonts w:ascii="Times New Roman" w:hAnsi="Times New Roman"/>
+          <w:sz w:val="24"/>
+          <w:szCs w:val="24"/>
+          <w:lang w:val="en-US"/>
+        </w:rPr>
+        <w:t>property</w:t>
+      </w:r>
+      <w:r>
+        <w:rPr>
+          <w:rFonts w:ascii="Times New Roman" w:hAnsi="Times New Roman"/>
+          <w:sz w:val="24"/>
+          <w:szCs w:val="24"/>
+        </w:rPr>
+        <w:t>.</w:t>
+      </w:r>
+      <w:proofErr w:type="spellStart"/>
+      <w:r>
+        <w:rPr>
+          <w:rFonts w:ascii="Times New Roman" w:hAnsi="Times New Roman"/>
+          <w:sz w:val="24"/>
+          <w:szCs w:val="24"/>
+        </w:rPr>
+        <w:t>floors</w:t>
+      </w:r>
+      <w:proofErr w:type="spellEnd"/>
+      <w:proofErr w:type="gramEnd"/>
+      <w:r>
+        <w:rPr>
+          <w:rFonts w:ascii="Times New Roman" w:hAnsi="Times New Roman"/>
+          <w:sz w:val="24"/>
+          <w:szCs w:val="24"/>
+        </w:rPr>
+        <w:t>}}</w:t>
+      </w:r>
+      <w:r>
+        <w:rPr>
+          <w:rFonts w:ascii="Times New Roman" w:hAnsi="Times New Roman"/>
+          <w:sz w:val="24"/>
+          <w:szCs w:val="24"/>
+        </w:rPr>
+        <w:t xml:space="preserve">; </w:t>
+      </w:r>
+      <w:r>
+        <w:rPr>
+          <w:rFonts w:ascii="Times New Roman" w:hAnsi="Times New Roman"/>
+          <w:sz w:val="24"/>
+          <w:szCs w:val="24"/>
+        </w:rPr>
+        <w:t>материал</w:t>
+      </w:r>
+      <w:r>
+        <w:rPr>
+          <w:rFonts w:ascii="Times New Roman" w:hAnsi="Times New Roman"/>
+          <w:sz w:val="24"/>
+          <w:szCs w:val="24"/>
+        </w:rPr>
+        <w:t xml:space="preserve"> </w:t>
+      </w:r>
+      <w:r>
+        <w:rPr>
+          <w:rFonts w:ascii="Times New Roman" w:hAnsi="Times New Roman"/>
+          <w:sz w:val="24"/>
+          <w:szCs w:val="24"/>
+        </w:rPr>
+        <w:t>стен</w:t>
+      </w:r>
+      <w:r>
+        <w:rPr>
+          <w:rFonts w:ascii="Times New Roman" w:hAnsi="Times New Roman"/>
+          <w:sz w:val="24"/>
+          <w:szCs w:val="24"/>
+        </w:rPr>
+        <w:t xml:space="preserve"> - </w:t>
+      </w:r>
+      <w:r>
+        <w:rPr>
+          <w:rFonts w:ascii="Times New Roman" w:hAnsi="Times New Roman"/>
+          <w:sz w:val="24"/>
+          <w:szCs w:val="24"/>
+        </w:rPr>
+        <w:t>{{</w:t>
+      </w:r>
+      <w:proofErr w:type="gramStart"/>
+      <w:r>
+        <w:rPr>
+          <w:rFonts w:ascii="Times New Roman" w:hAnsi="Times New Roman"/>
+          <w:sz w:val="24"/>
+          <w:szCs w:val="24"/>
+          <w:lang w:val="en-US"/>
+        </w:rPr>
+        <w:t>property</w:t>
+      </w:r>
+      <w:r>
+        <w:rPr>
+          <w:rFonts w:ascii="Times New Roman" w:hAnsi="Times New Roman"/>
+          <w:sz w:val="24"/>
+          <w:szCs w:val="24"/>
+        </w:rPr>
+        <w:t>.</w:t>
+      </w:r>
+      <w:proofErr w:type="spellStart"/>
+      <w:r>
+        <w:rPr>
+          <w:rFonts w:ascii="Times New Roman" w:hAnsi="Times New Roman"/>
+          <w:sz w:val="24"/>
+          <w:szCs w:val="24"/>
+        </w:rPr>
+        <w:t>wallMaterial</w:t>
+      </w:r>
+      <w:proofErr w:type="spellEnd"/>
+      <w:proofErr w:type="gramEnd"/>
+      <w:r>
+        <w:rPr>
+          <w:rFonts w:ascii="Times New Roman" w:hAnsi="Times New Roman"/>
+          <w:sz w:val="24"/>
+          <w:szCs w:val="24"/>
+        </w:rPr>
+        <w:t>}}</w:t>
+      </w:r>
+      <w:r>
+        <w:rPr>
+          <w:rFonts w:ascii="Times New Roman" w:hAnsi="Times New Roman"/>
+          <w:sz w:val="24"/>
+          <w:szCs w:val="24"/>
+        </w:rPr>
+        <w:t>;</w:t>
+      </w:r>
+      <w:r>
+        <w:rPr>
+          <w:rFonts w:ascii="Times New Roman" w:hAnsi="Times New Roman"/>
+          <w:sz w:val="24"/>
+          <w:szCs w:val="24"/>
+        </w:rPr>
+        <w:t xml:space="preserve"> г</w:t>
+      </w:r>
+      <w:r>
+        <w:rPr>
+          <w:rFonts w:ascii="Times New Roman" w:hAnsi="Times New Roman"/>
+          <w:sz w:val="24"/>
+          <w:szCs w:val="24"/>
+        </w:rPr>
+        <w:t>од постройки</w:t>
+      </w:r>
+      <w:r>
+        <w:rPr>
+          <w:rFonts w:ascii="Times New Roman" w:hAnsi="Times New Roman"/>
+          <w:sz w:val="24"/>
+          <w:szCs w:val="24"/>
+        </w:rPr>
+        <w:t xml:space="preserve"> </w:t>
+      </w:r>
+      <w:proofErr w:type="gramStart"/>
+      <w:r>
+        <w:rPr>
+          <w:rFonts w:ascii="Times New Roman" w:hAnsi="Times New Roman"/>
+          <w:sz w:val="24"/>
+          <w:szCs w:val="24"/>
+        </w:rPr>
+        <w:t xml:space="preserve">- </w:t>
+      </w:r>
+      <w:r>
+        <w:rPr>
+          <w:rFonts w:ascii="Times New Roman" w:hAnsi="Times New Roman"/>
+          <w:sz w:val="24"/>
+          <w:szCs w:val="24"/>
+        </w:rPr>
+        <w:t xml:space="preserve"> </w:t>
+      </w:r>
+      <w:r>
+        <w:rPr>
+          <w:rFonts w:ascii="Times New Roman" w:hAnsi="Times New Roman"/>
+          <w:sz w:val="24"/>
+          <w:szCs w:val="24"/>
+        </w:rPr>
+        <w:t>{</w:t>
+      </w:r>
+      <w:proofErr w:type="gramEnd"/>
+      <w:r>
+        <w:rPr>
+          <w:rFonts w:ascii="Times New Roman" w:hAnsi="Times New Roman"/>
+          <w:sz w:val="24"/>
+          <w:szCs w:val="24"/>
+        </w:rPr>
+        <w:t>{</w:t>
+      </w:r>
+      <w:proofErr w:type="gramStart"/>
+      <w:r>
+        <w:rPr>
+          <w:rFonts w:ascii="Times New Roman" w:hAnsi="Times New Roman"/>
+          <w:sz w:val="24"/>
+          <w:szCs w:val="24"/>
+          <w:lang w:val="en-US"/>
+        </w:rPr>
+        <w:t>property</w:t>
+      </w:r>
+      <w:r>
+        <w:rPr>
+          <w:rFonts w:ascii="Times New Roman" w:hAnsi="Times New Roman"/>
+          <w:sz w:val="24"/>
+          <w:szCs w:val="24"/>
+        </w:rPr>
+        <w:t>.</w:t>
+      </w:r>
+      <w:proofErr w:type="spellStart"/>
+      <w:r>
+        <w:rPr>
+          <w:rFonts w:ascii="Times New Roman" w:hAnsi="Times New Roman"/>
+          <w:sz w:val="24"/>
+          <w:szCs w:val="24"/>
+        </w:rPr>
+        <w:t>yearBuilt</w:t>
+      </w:r>
+      <w:proofErr w:type="spellEnd"/>
+      <w:proofErr w:type="gramEnd"/>
+      <w:r>
+        <w:rPr>
+          <w:rFonts w:ascii="Times New Roman" w:hAnsi="Times New Roman"/>
+          <w:sz w:val="24"/>
+          <w:szCs w:val="24"/>
+        </w:rPr>
+        <w:t>}}</w:t>
+      </w:r>
+      <w:r>
+        <w:rPr>
+          <w:rFonts w:ascii="Times New Roman" w:hAnsi="Times New Roman"/>
+          <w:sz w:val="24"/>
+          <w:szCs w:val="24"/>
+        </w:rPr>
+        <w:t>;</w:t>
+      </w:r>
+      <w:r>
+        <w:rPr>
+          <w:rFonts w:ascii="Times New Roman" w:hAnsi="Times New Roman"/>
+          <w:sz w:val="24"/>
+          <w:szCs w:val="24"/>
+        </w:rPr>
+        <w:t xml:space="preserve"> инвентарный номер</w:t>
+      </w:r>
+      <w:r>
+        <w:rPr>
+          <w:rFonts w:ascii="Times New Roman" w:hAnsi="Times New Roman"/>
+          <w:sz w:val="24"/>
+          <w:szCs w:val="24"/>
+        </w:rPr>
+        <w:t xml:space="preserve"> - </w:t>
+      </w:r>
+      <w:r>
+        <w:rPr>
+          <w:rFonts w:ascii="Times New Roman" w:hAnsi="Times New Roman"/>
+          <w:sz w:val="24"/>
+          <w:szCs w:val="24"/>
+        </w:rPr>
+        <w:t>{{</w:t>
+      </w:r>
+      <w:proofErr w:type="gramStart"/>
+      <w:r>
+        <w:rPr>
+          <w:rFonts w:ascii="Times New Roman" w:hAnsi="Times New Roman"/>
+          <w:sz w:val="24"/>
+          <w:szCs w:val="24"/>
+          <w:lang w:val="en-US"/>
+        </w:rPr>
+        <w:t>property</w:t>
+      </w:r>
+      <w:r>
+        <w:rPr>
+          <w:rFonts w:ascii="Times New Roman" w:hAnsi="Times New Roman"/>
+          <w:sz w:val="24"/>
+          <w:szCs w:val="24"/>
+        </w:rPr>
+        <w:t>.</w:t>
+      </w:r>
+      <w:proofErr w:type="spellStart"/>
+      <w:r>
+        <w:rPr>
+          <w:rFonts w:ascii="Times New Roman" w:hAnsi="Times New Roman"/>
+          <w:sz w:val="24"/>
+          <w:szCs w:val="24"/>
+          <w:lang w:val="en-US"/>
+        </w:rPr>
+        <w:t>inventoryNumber</w:t>
+      </w:r>
+      <w:proofErr w:type="spellEnd"/>
+      <w:proofErr w:type="gramEnd"/>
+      <w:r>
+        <w:rPr>
+          <w:rFonts w:ascii="Times New Roman" w:hAnsi="Times New Roman"/>
+          <w:sz w:val="24"/>
+          <w:szCs w:val="24"/>
+        </w:rPr>
+        <w:t>}}</w:t>
+      </w:r>
+      <w:r>
+        <w:rPr>
+          <w:rFonts w:ascii="Times New Roman" w:hAnsi="Times New Roman"/>
+          <w:sz w:val="24"/>
+          <w:szCs w:val="24"/>
+        </w:rPr>
+        <w:t>.</w:t>
+      </w:r>
+    </w:p>
+    <w:p>
+      <w:pPr>
         <w:spacing w:after="0" w:line="240" w:lineRule="auto"/>
-        <w:jc w:val="center"/>
-        <w:rPr>
-          <w:rFonts w:ascii="Times New Roman" w:eastAsia="Times New Roman" w:hAnsi="Times New Roman"/>
-          <w:b/>
-          <w:sz w:val="24"/>
-          <w:szCs w:val="24"/>
-          <w:lang w:eastAsia="ru-RU"/>
-        </w:rPr>
-      </w:pPr>
-      <w:r>
-        <w:rPr>
-          <w:rFonts w:ascii="Times New Roman" w:eastAsia="Times New Roman" w:hAnsi="Times New Roman"/>
-          <w:b/>
-          <w:sz w:val="24"/>
-          <w:szCs w:val="24"/>
-          <w:lang w:eastAsia="ru-RU"/>
-        </w:rPr>
-        <w:t>2. ПОРЯДОК, РАЗМЕРЫ ОПЛАТЫ И ФОРМА РАСЧЕТОВ.</w:t>
-      </w:r>
-    </w:p>
-    <w:p>
-      <w:pPr>
-        <w:shd w:val="clear" w:color="auto" w:fill="FFFFFF" w:themeFill="background1"/>
-        <w:spacing w:after="0" w:line="240" w:lineRule="auto"/>
-        <w:ind w:left="567" w:hanging="567"/>
+        <w:ind w:left="567" w:hanging="141"/>
         <w:jc w:val="both"/>
         <w:rPr>
           <w:rFonts w:ascii="Times New Roman" w:hAnsi="Times New Roman"/>
-          <w:noProof/>
-          <w:sz w:val="24"/>
-          <w:szCs w:val="24"/>
-          <w:lang w:eastAsia="ru-RU"/>
-        </w:rPr>
-      </w:pPr>
-      <w:r>
-        <w:rPr>
-          <w:rFonts w:ascii="Times New Roman" w:eastAsia="Times New Roman" w:hAnsi="Times New Roman"/>
-          <w:sz w:val="24"/>
-          <w:szCs w:val="24"/>
-          <w:lang w:eastAsia="ru-RU"/>
-        </w:rPr>
-        <w:t>2.1. Тарифы на риэлтерские услуги,</w:t>
-      </w:r>
-      <w:r>
-        <w:rPr>
-          <w:rFonts w:ascii="Times New Roman" w:hAnsi="Times New Roman"/>
-          <w:sz w:val="24"/>
-          <w:szCs w:val="24"/>
-        </w:rPr>
-        <w:t xml:space="preserve"> оказываемые физическим лицам (за исключением индивидуальных предпринимателей), </w:t>
-      </w:r>
-      <w:r>
-        <w:rPr>
-          <w:rFonts w:ascii="Times New Roman" w:eastAsia="Times New Roman" w:hAnsi="Times New Roman"/>
-          <w:sz w:val="24"/>
-          <w:szCs w:val="24"/>
-          <w:lang w:eastAsia="ru-RU"/>
-        </w:rPr>
-        <w:t>определяются Исполнителем в соответствии с постановлением Совета Министров Республики Беларусь от 1 ноября 2023 г. № 754 «О тарифах на риэлтерские услуги»</w:t>
-      </w:r>
-      <w:r>
-        <w:rPr>
-          <w:rFonts w:ascii="Times New Roman" w:eastAsia="Times New Roman" w:hAnsi="Times New Roman"/>
-          <w:sz w:val="24"/>
-          <w:szCs w:val="24"/>
-          <w:lang w:eastAsia="ru-RU"/>
-        </w:rPr>
-        <w:t xml:space="preserve"> </w:t>
-      </w:r>
-      <w:bookmarkStart w:id="1" w:name="_Hlk232524639"/>
-      <w:r>
-        <w:rPr>
-          <w:rFonts w:ascii="Times New Roman" w:eastAsia="Times New Roman" w:hAnsi="Times New Roman"/>
-          <w:sz w:val="24"/>
-          <w:szCs w:val="24"/>
-          <w:lang w:eastAsia="ru-RU"/>
-        </w:rPr>
-        <w:t xml:space="preserve">(в редакции </w:t>
-      </w:r>
-      <w:r>
-        <w:rPr>
-          <w:rFonts w:ascii="Times New Roman" w:eastAsia="Times New Roman" w:hAnsi="Times New Roman"/>
-          <w:sz w:val="24"/>
-          <w:szCs w:val="24"/>
-          <w:lang w:eastAsia="ru-RU"/>
-        </w:rPr>
-        <w:t>постановления Совета М</w:t>
-      </w:r>
-      <w:r>
-        <w:rPr>
-          <w:rFonts w:ascii="Times New Roman" w:eastAsia="Times New Roman" w:hAnsi="Times New Roman"/>
-          <w:sz w:val="24"/>
-          <w:szCs w:val="24"/>
-          <w:lang w:eastAsia="ru-RU"/>
-        </w:rPr>
-        <w:t>и</w:t>
-      </w:r>
-      <w:r>
-        <w:rPr>
-          <w:rFonts w:ascii="Times New Roman" w:eastAsia="Times New Roman" w:hAnsi="Times New Roman"/>
-          <w:sz w:val="24"/>
-          <w:szCs w:val="24"/>
-          <w:lang w:eastAsia="ru-RU"/>
-        </w:rPr>
-        <w:t>нистерства Республики Беларусь 02.04.2026 №157)</w:t>
-      </w:r>
-      <w:bookmarkEnd w:id="1"/>
-      <w:r>
-        <w:rPr>
-          <w:rFonts w:ascii="Times New Roman" w:eastAsia="Times New Roman" w:hAnsi="Times New Roman"/>
-          <w:sz w:val="24"/>
-          <w:szCs w:val="24"/>
-          <w:lang w:eastAsia="ru-RU"/>
-        </w:rPr>
-        <w:t xml:space="preserve">, приказом </w:t>
-      </w:r>
-      <w:r>
-        <w:rPr>
-          <w:rFonts w:ascii="Times New Roman" w:eastAsia="Times New Roman" w:hAnsi="Times New Roman"/>
-          <w:sz w:val="24"/>
-          <w:szCs w:val="24"/>
-          <w:lang w:eastAsia="ru-RU"/>
-        </w:rPr>
-        <w:t xml:space="preserve">директора ООО «ГермесГарант» </w:t>
-      </w:r>
-      <w:r>
-        <w:rPr>
-          <w:rFonts w:ascii="Times New Roman" w:hAnsi="Times New Roman"/>
-          <w:noProof/>
-          <w:sz w:val="24"/>
-          <w:szCs w:val="24"/>
-          <w:lang w:eastAsia="ru-RU"/>
-        </w:rPr>
-        <w:t xml:space="preserve">от </w:t>
-      </w:r>
-      <w:r>
-        <w:rPr>
-          <w:rFonts w:ascii="Times New Roman" w:hAnsi="Times New Roman"/>
-          <w:noProof/>
-          <w:sz w:val="24"/>
-          <w:szCs w:val="24"/>
-          <w:lang w:eastAsia="ru-RU"/>
-        </w:rPr>
-        <w:t>15</w:t>
-      </w:r>
-      <w:r>
-        <w:rPr>
-          <w:rFonts w:ascii="Times New Roman" w:hAnsi="Times New Roman"/>
-          <w:noProof/>
-          <w:sz w:val="24"/>
-          <w:szCs w:val="24"/>
-          <w:lang w:eastAsia="ru-RU"/>
-        </w:rPr>
-        <w:t xml:space="preserve">.06.2026 г. № </w:t>
-      </w:r>
-      <w:r>
-        <w:rPr>
-          <w:rFonts w:ascii="Times New Roman" w:hAnsi="Times New Roman"/>
-          <w:noProof/>
-          <w:sz w:val="24"/>
-          <w:szCs w:val="24"/>
-          <w:lang w:eastAsia="ru-RU"/>
-        </w:rPr>
-        <w:t>4</w:t>
+          <w:sz w:val="24"/>
+          <w:szCs w:val="24"/>
+        </w:rPr>
+      </w:pPr>
+      <w:r>
+        <w:rPr>
+          <w:rFonts w:ascii="Times New Roman" w:hAnsi="Times New Roman"/>
+          <w:sz w:val="24"/>
+          <w:szCs w:val="24"/>
+        </w:rPr>
+        <w:t>Дополнительная информация (сведения о земельном участке, и пр.) __________________________</w:t>
+      </w:r>
+      <w:r>
+        <w:rPr>
+          <w:rFonts w:ascii="Times New Roman" w:hAnsi="Times New Roman"/>
+          <w:sz w:val="24"/>
+          <w:szCs w:val="24"/>
+        </w:rPr>
+        <w:t>________________________________________</w:t>
+      </w:r>
+      <w:r>
+        <w:rPr>
+          <w:rFonts w:ascii="Times New Roman" w:hAnsi="Times New Roman"/>
+          <w:sz w:val="24"/>
+          <w:szCs w:val="24"/>
+        </w:rPr>
+        <w:t>___________________</w:t>
       </w:r>
     </w:p>
     <w:p>
@@ -1990,230 +1683,18 @@
         <w:ind w:left="567" w:hanging="567"/>
         <w:jc w:val="both"/>
         <w:rPr>
-          <w:rFonts w:ascii="Times New Roman" w:eastAsia="Times New Roman" w:hAnsi="Times New Roman"/>
-          <w:sz w:val="24"/>
-          <w:szCs w:val="24"/>
-          <w:lang w:eastAsia="ru-RU"/>
-        </w:rPr>
-      </w:pPr>
-      <w:r>
-        <w:rPr>
-          <w:rFonts w:ascii="Times New Roman" w:eastAsia="Times New Roman" w:hAnsi="Times New Roman"/>
-          <w:sz w:val="24"/>
-          <w:szCs w:val="24"/>
-          <w:lang w:eastAsia="ru-RU"/>
-        </w:rPr>
-        <w:t xml:space="preserve">2.2. Стоимость риэлтерских услуг составляет </w:t>
-      </w:r>
-      <w:r>
-        <w:rPr>
-          <w:rFonts w:ascii="Times New Roman" w:eastAsia="Times New Roman" w:hAnsi="Times New Roman"/>
-          <w:b/>
-          <w:bCs/>
-          <w:sz w:val="24"/>
-          <w:szCs w:val="24"/>
-          <w:lang w:eastAsia="ru-RU"/>
-        </w:rPr>
-        <w:t>{{</w:t>
-      </w:r>
-      <w:proofErr w:type="spellStart"/>
-      <w:r>
-        <w:rPr>
-          <w:rFonts w:ascii="Times New Roman" w:eastAsia="Times New Roman" w:hAnsi="Times New Roman"/>
-          <w:b/>
-          <w:bCs/>
-          <w:sz w:val="24"/>
-          <w:szCs w:val="24"/>
-          <w:lang w:eastAsia="ru-RU"/>
-        </w:rPr>
-        <w:t>commission.percent</w:t>
-      </w:r>
-      <w:proofErr w:type="spellEnd"/>
-      <w:r>
-        <w:rPr>
-          <w:rFonts w:ascii="Times New Roman" w:eastAsia="Times New Roman" w:hAnsi="Times New Roman"/>
-          <w:b/>
-          <w:bCs/>
-          <w:sz w:val="24"/>
-          <w:szCs w:val="24"/>
-          <w:lang w:eastAsia="ru-RU"/>
-        </w:rPr>
-        <w:t>}} %</w:t>
-      </w:r>
-      <w:r>
-        <w:rPr>
-          <w:rFonts w:ascii="Times New Roman" w:eastAsia="Times New Roman" w:hAnsi="Times New Roman"/>
-          <w:sz w:val="24"/>
-          <w:szCs w:val="24"/>
-          <w:lang w:eastAsia="ru-RU"/>
-        </w:rPr>
-        <w:t xml:space="preserve"> </w:t>
-      </w:r>
-      <w:r>
-        <w:rPr>
-          <w:rFonts w:ascii="Times New Roman" w:eastAsia="Times New Roman" w:hAnsi="Times New Roman"/>
-          <w:sz w:val="24"/>
-          <w:szCs w:val="24"/>
-          <w:lang w:eastAsia="ru-RU"/>
-        </w:rPr>
-        <w:t xml:space="preserve"> от стоимости объекта недвижимого имущества, а именно</w:t>
-      </w:r>
-      <w:r>
-        <w:rPr>
-          <w:rFonts w:ascii="Times New Roman" w:eastAsia="Times New Roman" w:hAnsi="Times New Roman"/>
-          <w:b/>
-          <w:bCs/>
-          <w:sz w:val="24"/>
-          <w:szCs w:val="24"/>
-          <w:lang w:eastAsia="ru-RU"/>
-        </w:rPr>
-        <w:t>{{</w:t>
-      </w:r>
-      <w:proofErr w:type="spellStart"/>
-      <w:r>
-        <w:rPr>
-          <w:rFonts w:ascii="Times New Roman" w:eastAsia="Times New Roman" w:hAnsi="Times New Roman"/>
-          <w:b/>
-          <w:bCs/>
-          <w:sz w:val="24"/>
-          <w:szCs w:val="24"/>
-          <w:lang w:eastAsia="ru-RU"/>
-        </w:rPr>
-        <w:t>commission.amountBYN</w:t>
-      </w:r>
-      <w:proofErr w:type="spellEnd"/>
-      <w:r>
-        <w:rPr>
-          <w:rFonts w:ascii="Times New Roman" w:eastAsia="Times New Roman" w:hAnsi="Times New Roman"/>
-          <w:b/>
-          <w:bCs/>
-          <w:sz w:val="24"/>
-          <w:szCs w:val="24"/>
-          <w:lang w:eastAsia="ru-RU"/>
-        </w:rPr>
-        <w:t>}}</w:t>
-      </w:r>
-      <w:r>
-        <w:rPr>
-          <w:rFonts w:ascii="Times New Roman" w:eastAsia="Times New Roman" w:hAnsi="Times New Roman"/>
-          <w:sz w:val="24"/>
-          <w:szCs w:val="24"/>
-          <w:lang w:eastAsia="ru-RU"/>
-        </w:rPr>
-        <w:t xml:space="preserve"> </w:t>
-      </w:r>
-      <w:r>
-        <w:rPr>
-          <w:rFonts w:ascii="Times New Roman" w:eastAsia="Times New Roman" w:hAnsi="Times New Roman"/>
-          <w:sz w:val="24"/>
-          <w:szCs w:val="24"/>
-          <w:lang w:eastAsia="ru-RU"/>
-        </w:rPr>
-        <w:t>белорусских рублей</w:t>
-      </w:r>
-      <w:r>
-        <w:rPr>
-          <w:rFonts w:ascii="Times New Roman" w:eastAsia="Times New Roman" w:hAnsi="Times New Roman"/>
-          <w:sz w:val="24"/>
-          <w:szCs w:val="24"/>
-          <w:lang w:eastAsia="ru-RU"/>
-        </w:rPr>
-        <w:t xml:space="preserve"> </w:t>
-      </w:r>
-      <w:r>
-        <w:rPr>
-          <w:rFonts w:ascii="Times New Roman" w:eastAsia="Times New Roman" w:hAnsi="Times New Roman"/>
-          <w:sz w:val="24"/>
-          <w:szCs w:val="24"/>
-          <w:lang w:eastAsia="ru-RU"/>
-        </w:rPr>
-        <w:t>({{</w:t>
-      </w:r>
-      <w:r>
-        <w:rPr>
-          <w:rFonts w:ascii="Times New Roman" w:eastAsia="Times New Roman" w:hAnsi="Times New Roman"/>
-          <w:sz w:val="24"/>
-          <w:szCs w:val="24"/>
-          <w:lang w:val="en-US" w:eastAsia="ru-RU"/>
-        </w:rPr>
-        <w:t>commission</w:t>
-      </w:r>
-      <w:r>
-        <w:rPr>
-          <w:rFonts w:ascii="Times New Roman" w:eastAsia="Times New Roman" w:hAnsi="Times New Roman"/>
-          <w:sz w:val="24"/>
-          <w:szCs w:val="24"/>
-          <w:lang w:eastAsia="ru-RU"/>
-        </w:rPr>
-        <w:t>.</w:t>
-      </w:r>
-      <w:proofErr w:type="spellStart"/>
-      <w:r>
-        <w:rPr>
-          <w:rFonts w:ascii="Times New Roman" w:eastAsia="Times New Roman" w:hAnsi="Times New Roman"/>
-          <w:sz w:val="24"/>
-          <w:szCs w:val="24"/>
-          <w:lang w:eastAsia="ru-RU"/>
-        </w:rPr>
-        <w:t>amountWords</w:t>
-      </w:r>
-      <w:proofErr w:type="spellEnd"/>
-      <w:r>
-        <w:rPr>
-          <w:rFonts w:ascii="Times New Roman" w:eastAsia="Times New Roman" w:hAnsi="Times New Roman"/>
-          <w:sz w:val="24"/>
-          <w:szCs w:val="24"/>
-          <w:lang w:eastAsia="ru-RU"/>
-        </w:rPr>
-        <w:t xml:space="preserve">}}) </w:t>
-      </w:r>
-      <w:r>
-        <w:rPr>
-          <w:rFonts w:ascii="Times New Roman" w:eastAsia="Times New Roman" w:hAnsi="Times New Roman"/>
-          <w:sz w:val="24"/>
-          <w:szCs w:val="24"/>
-          <w:lang w:eastAsia="ru-RU"/>
-        </w:rPr>
-        <w:t xml:space="preserve"> , с включением в такую оплату затрат по риэлтерским услугам, указанным в абзацах </w:t>
-      </w:r>
-      <w:r>
-        <w:rPr>
-          <w:rFonts w:ascii="Times New Roman" w:eastAsia="Times New Roman" w:hAnsi="Times New Roman"/>
-          <w:color w:val="000000"/>
-          <w:sz w:val="24"/>
-          <w:szCs w:val="24"/>
-          <w:lang w:eastAsia="ru-RU"/>
-        </w:rPr>
-        <w:t>втором — шестом</w:t>
-      </w:r>
-      <w:r>
-        <w:rPr>
-          <w:rFonts w:ascii="Times New Roman" w:eastAsia="Times New Roman" w:hAnsi="Times New Roman"/>
-          <w:sz w:val="24"/>
-          <w:szCs w:val="24"/>
-          <w:lang w:eastAsia="ru-RU"/>
-        </w:rPr>
-        <w:t xml:space="preserve"> пункта 1 статьи 16 Закона Республики Беларусь </w:t>
-      </w:r>
-      <w:bookmarkStart w:id="2" w:name="_Hlk225347332"/>
-      <w:r>
-        <w:rPr>
-          <w:rFonts w:ascii="Times New Roman" w:eastAsia="Times New Roman" w:hAnsi="Times New Roman"/>
-          <w:sz w:val="24"/>
-          <w:szCs w:val="24"/>
-          <w:lang w:eastAsia="ru-RU"/>
-        </w:rPr>
-        <w:t>от 8 мая 2025 г. № 71-З</w:t>
-      </w:r>
-      <w:bookmarkEnd w:id="2"/>
-      <w:r>
-        <w:rPr>
-          <w:rFonts w:ascii="Times New Roman" w:eastAsia="Times New Roman" w:hAnsi="Times New Roman"/>
-          <w:sz w:val="24"/>
-          <w:szCs w:val="24"/>
-          <w:lang w:eastAsia="ru-RU"/>
-        </w:rPr>
-        <w:t xml:space="preserve"> «О риэлтерской деятельности».</w:t>
+          <w:rFonts w:ascii="Times New Roman" w:hAnsi="Times New Roman"/>
+          <w:sz w:val="24"/>
+          <w:szCs w:val="24"/>
+        </w:rPr>
+      </w:pPr>
+      <w:r>
+        <w:rPr>
+          <w:rFonts w:ascii="Times New Roman" w:hAnsi="Times New Roman"/>
+          <w:sz w:val="24"/>
+          <w:szCs w:val="24"/>
+        </w:rPr>
+        <w:t>1.3. Исполнитель оказывает следующие риэлтерские услуги: консультационные услуги по сделкам с объектами недвижимости, услуги по предоставлению информации о спросе и предложении на объекты недвижимости, подбор вариантов сделки с объектом недвижимости, сделки с участием в строительстве объекта недвижимости, организация и проведение согласования условий предстоящей сделки, оказание помощи  в подготовке (оформлении) документов, связанных с совершением сделки с объектом недвижимости, сделки с участием в строительстве объекта недвижимости, регистрация недвижимого имущества, прав на него и сделок с ним.</w:t>
       </w:r>
     </w:p>
     <w:p>
@@ -2238,24 +1719,180 @@
           <w:szCs w:val="24"/>
           <w:lang w:eastAsia="ru-RU"/>
         </w:rPr>
-        <w:t xml:space="preserve">2.3.  </w:t>
-      </w:r>
-      <w:r>
-        <w:rPr>
-          <w:rFonts w:ascii="Times New Roman" w:hAnsi="Times New Roman"/>
-          <w:sz w:val="24"/>
-          <w:szCs w:val="24"/>
-        </w:rPr>
-        <w:t xml:space="preserve">Указанная стоимость риэлтерских услуг не является окончательной, подлежит пересчету с учетом стоимости Объекта недвижимости, согласованной в договоре купли-продажи Потребителем и покупателем Объекта. </w:t>
-      </w:r>
-      <w:r>
-        <w:rPr>
-          <w:rFonts w:ascii="Times New Roman" w:eastAsia="Times New Roman" w:hAnsi="Times New Roman"/>
-          <w:sz w:val="24"/>
-          <w:szCs w:val="24"/>
-          <w:lang w:eastAsia="ru-RU"/>
-        </w:rPr>
-        <w:t>Стоимость риэлтерских услуг отражается в акте оказанных услуг с указанием перечня оказанных риэлтерских услуг и их стоимости (далее - акт).</w:t>
+        <w:t>1.</w:t>
+      </w:r>
+      <w:r>
+        <w:rPr>
+          <w:rFonts w:ascii="Times New Roman" w:eastAsia="Times New Roman" w:hAnsi="Times New Roman"/>
+          <w:sz w:val="24"/>
+          <w:szCs w:val="24"/>
+          <w:lang w:eastAsia="ru-RU"/>
+        </w:rPr>
+        <w:t>4. Ориентировочная</w:t>
+      </w:r>
+      <w:r>
+        <w:rPr>
+          <w:rFonts w:ascii="Times New Roman" w:eastAsia="Times New Roman" w:hAnsi="Times New Roman"/>
+          <w:sz w:val="24"/>
+          <w:szCs w:val="24"/>
+          <w:lang w:eastAsia="ru-RU"/>
+        </w:rPr>
+        <w:t xml:space="preserve"> </w:t>
+      </w:r>
+      <w:r>
+        <w:rPr>
+          <w:rFonts w:ascii="Times New Roman" w:eastAsia="Times New Roman" w:hAnsi="Times New Roman"/>
+          <w:sz w:val="24"/>
+          <w:szCs w:val="24"/>
+          <w:lang w:eastAsia="ru-RU"/>
+        </w:rPr>
+        <w:t xml:space="preserve">стоимость </w:t>
+      </w:r>
+      <w:r>
+        <w:rPr>
+          <w:rFonts w:ascii="Times New Roman" w:eastAsia="Times New Roman" w:hAnsi="Times New Roman"/>
+          <w:b/>
+          <w:bCs/>
+          <w:sz w:val="24"/>
+          <w:szCs w:val="24"/>
+          <w:lang w:eastAsia="ru-RU"/>
+        </w:rPr>
+        <w:t>{{</w:t>
+      </w:r>
+      <w:proofErr w:type="gramStart"/>
+      <w:r>
+        <w:rPr>
+          <w:rFonts w:ascii="Times New Roman" w:eastAsia="Times New Roman" w:hAnsi="Times New Roman"/>
+          <w:b/>
+          <w:bCs/>
+          <w:sz w:val="24"/>
+          <w:szCs w:val="24"/>
+          <w:lang w:val="en-US" w:eastAsia="ru-RU"/>
+        </w:rPr>
+        <w:t>property</w:t>
+      </w:r>
+      <w:r>
+        <w:rPr>
+          <w:rFonts w:ascii="Times New Roman" w:eastAsia="Times New Roman" w:hAnsi="Times New Roman"/>
+          <w:b/>
+          <w:bCs/>
+          <w:sz w:val="24"/>
+          <w:szCs w:val="24"/>
+          <w:lang w:eastAsia="ru-RU"/>
+        </w:rPr>
+        <w:t>.</w:t>
+      </w:r>
+      <w:proofErr w:type="spellStart"/>
+      <w:r>
+        <w:rPr>
+          <w:rFonts w:ascii="Times New Roman" w:eastAsia="Times New Roman" w:hAnsi="Times New Roman"/>
+          <w:b/>
+          <w:bCs/>
+          <w:sz w:val="24"/>
+          <w:szCs w:val="24"/>
+          <w:lang w:val="en-US" w:eastAsia="ru-RU"/>
+        </w:rPr>
+        <w:t>priceBYN</w:t>
+      </w:r>
+      <w:proofErr w:type="spellEnd"/>
+      <w:proofErr w:type="gramEnd"/>
+      <w:r>
+        <w:rPr>
+          <w:rFonts w:ascii="Times New Roman" w:eastAsia="Times New Roman" w:hAnsi="Times New Roman"/>
+          <w:b/>
+          <w:bCs/>
+          <w:sz w:val="24"/>
+          <w:szCs w:val="24"/>
+          <w:lang w:eastAsia="ru-RU"/>
+        </w:rPr>
+        <w:t>}}</w:t>
+      </w:r>
+      <w:r>
+        <w:rPr>
+          <w:rFonts w:ascii="Times New Roman" w:eastAsia="Times New Roman" w:hAnsi="Times New Roman"/>
+          <w:b/>
+          <w:bCs/>
+          <w:sz w:val="24"/>
+          <w:szCs w:val="24"/>
+          <w:lang w:eastAsia="ru-RU"/>
+        </w:rPr>
+        <w:t xml:space="preserve"> </w:t>
+      </w:r>
+      <w:r>
+        <w:rPr>
+          <w:rFonts w:ascii="Times New Roman" w:eastAsia="Times New Roman" w:hAnsi="Times New Roman"/>
+          <w:sz w:val="24"/>
+          <w:szCs w:val="24"/>
+          <w:lang w:eastAsia="ru-RU"/>
+        </w:rPr>
+        <w:t>белорусских рублей</w:t>
+      </w:r>
+      <w:r>
+        <w:rPr>
+          <w:rFonts w:ascii="Times New Roman" w:eastAsia="Times New Roman" w:hAnsi="Times New Roman"/>
+          <w:sz w:val="24"/>
+          <w:szCs w:val="24"/>
+          <w:lang w:eastAsia="ru-RU"/>
+        </w:rPr>
+        <w:t xml:space="preserve"> </w:t>
+      </w:r>
+      <w:r>
+        <w:rPr>
+          <w:rFonts w:ascii="Times New Roman" w:eastAsia="Times New Roman" w:hAnsi="Times New Roman"/>
+          <w:sz w:val="24"/>
+          <w:szCs w:val="24"/>
+          <w:lang w:eastAsia="ru-RU"/>
+        </w:rPr>
+        <w:t>({{</w:t>
+      </w:r>
+      <w:proofErr w:type="gramStart"/>
+      <w:r>
+        <w:rPr>
+          <w:rFonts w:ascii="Times New Roman" w:eastAsia="Times New Roman" w:hAnsi="Times New Roman"/>
+          <w:sz w:val="24"/>
+          <w:szCs w:val="24"/>
+          <w:lang w:val="en-US" w:eastAsia="ru-RU"/>
+        </w:rPr>
+        <w:t>property</w:t>
+      </w:r>
+      <w:r>
+        <w:rPr>
+          <w:rFonts w:ascii="Times New Roman" w:eastAsia="Times New Roman" w:hAnsi="Times New Roman"/>
+          <w:sz w:val="24"/>
+          <w:szCs w:val="24"/>
+          <w:lang w:eastAsia="ru-RU"/>
+        </w:rPr>
+        <w:t>.</w:t>
+      </w:r>
+      <w:proofErr w:type="spellStart"/>
+      <w:r>
+        <w:rPr>
+          <w:rFonts w:ascii="Times New Roman" w:eastAsia="Times New Roman" w:hAnsi="Times New Roman"/>
+          <w:sz w:val="24"/>
+          <w:szCs w:val="24"/>
+          <w:lang w:val="en-US" w:eastAsia="ru-RU"/>
+        </w:rPr>
+        <w:t>priceWords</w:t>
+      </w:r>
+      <w:proofErr w:type="spellEnd"/>
+      <w:proofErr w:type="gramEnd"/>
+      <w:r>
+        <w:rPr>
+          <w:rFonts w:ascii="Times New Roman" w:eastAsia="Times New Roman" w:hAnsi="Times New Roman"/>
+          <w:sz w:val="24"/>
+          <w:szCs w:val="24"/>
+          <w:lang w:eastAsia="ru-RU"/>
+        </w:rPr>
+        <w:t>}})</w:t>
+      </w:r>
+      <w:r>
+        <w:rPr>
+          <w:rFonts w:ascii="Times New Roman" w:eastAsia="Times New Roman" w:hAnsi="Times New Roman"/>
+          <w:sz w:val="24"/>
+          <w:szCs w:val="24"/>
+          <w:lang w:eastAsia="ru-RU"/>
+        </w:rPr>
+        <w:t>.</w:t>
       </w:r>
     </w:p>
     <w:p>
@@ -2273,14 +1910,72 @@
           <w:lang w:eastAsia="ru-RU"/>
         </w:rPr>
       </w:pPr>
-      <w:r>
-        <w:rPr>
-          <w:rFonts w:ascii="Times New Roman" w:eastAsia="Times New Roman" w:hAnsi="Times New Roman"/>
-          <w:sz w:val="24"/>
-          <w:szCs w:val="24"/>
-          <w:lang w:eastAsia="ru-RU"/>
-        </w:rPr>
-        <w:t>2.4.  Потребитель обязуется оплатить услуги Исполнителя</w:t>
+    </w:p>
+    <w:p>
+      <w:pPr>
+        <w:autoSpaceDE w:val="0"/>
+        <w:autoSpaceDN w:val="0"/>
+        <w:adjustRightInd w:val="0"/>
+        <w:spacing w:after="0" w:line="240" w:lineRule="auto"/>
+        <w:jc w:val="center"/>
+        <w:rPr>
+          <w:rFonts w:ascii="Times New Roman" w:eastAsia="Times New Roman" w:hAnsi="Times New Roman"/>
+          <w:b/>
+          <w:sz w:val="24"/>
+          <w:szCs w:val="24"/>
+          <w:lang w:eastAsia="ru-RU"/>
+        </w:rPr>
+      </w:pPr>
+      <w:r>
+        <w:rPr>
+          <w:rFonts w:ascii="Times New Roman" w:eastAsia="Times New Roman" w:hAnsi="Times New Roman"/>
+          <w:b/>
+          <w:sz w:val="24"/>
+          <w:szCs w:val="24"/>
+          <w:lang w:eastAsia="ru-RU"/>
+        </w:rPr>
+        <w:t>2. ПОРЯДОК, РАЗМЕРЫ ОПЛАТЫ И ФОРМА РАСЧЕТОВ.</w:t>
+      </w:r>
+    </w:p>
+    <w:p>
+      <w:pPr>
+        <w:shd w:val="clear" w:color="auto" w:fill="FFFFFF" w:themeFill="background1"/>
+        <w:spacing w:after="0" w:line="240" w:lineRule="auto"/>
+        <w:ind w:left="567" w:hanging="567"/>
+        <w:jc w:val="both"/>
+        <w:rPr>
+          <w:rFonts w:ascii="Times New Roman" w:hAnsi="Times New Roman"/>
+          <w:noProof/>
+          <w:sz w:val="24"/>
+          <w:szCs w:val="24"/>
+          <w:lang w:eastAsia="ru-RU"/>
+        </w:rPr>
+      </w:pPr>
+      <w:r>
+        <w:rPr>
+          <w:rFonts w:ascii="Times New Roman" w:eastAsia="Times New Roman" w:hAnsi="Times New Roman"/>
+          <w:sz w:val="24"/>
+          <w:szCs w:val="24"/>
+          <w:lang w:eastAsia="ru-RU"/>
+        </w:rPr>
+        <w:t>2.1. Тарифы на риэлтерские услуги,</w:t>
+      </w:r>
+      <w:r>
+        <w:rPr>
+          <w:rFonts w:ascii="Times New Roman" w:hAnsi="Times New Roman"/>
+          <w:sz w:val="24"/>
+          <w:szCs w:val="24"/>
+        </w:rPr>
+        <w:t xml:space="preserve"> оказываемые физическим лицам (за исключением индивидуальных предпринимателей), </w:t>
+      </w:r>
+      <w:r>
+        <w:rPr>
+          <w:rFonts w:ascii="Times New Roman" w:eastAsia="Times New Roman" w:hAnsi="Times New Roman"/>
+          <w:sz w:val="24"/>
+          <w:szCs w:val="24"/>
+          <w:lang w:eastAsia="ru-RU"/>
+        </w:rPr>
+        <w:t>определяются Исполнителем в соответствии с постановлением Совета Министров Республики Беларусь от 1 ноября 2023 г. № 754 «О тарифах на риэлтерские услуги»</w:t>
       </w:r>
       <w:r>
         <w:rPr>
@@ -2291,95 +1986,24 @@
         </w:rPr>
         <w:t xml:space="preserve"> </w:t>
       </w:r>
-      <w:r>
-        <w:rPr>
-          <w:rFonts w:ascii="Times New Roman" w:eastAsia="Times New Roman" w:hAnsi="Times New Roman"/>
-          <w:sz w:val="24"/>
-          <w:szCs w:val="24"/>
-          <w:lang w:eastAsia="ru-RU"/>
-        </w:rPr>
-        <w:t>в день подписания акта</w:t>
-      </w:r>
-      <w:r>
-        <w:rPr>
-          <w:rFonts w:ascii="Times New Roman" w:eastAsia="Times New Roman" w:hAnsi="Times New Roman"/>
-          <w:sz w:val="24"/>
-          <w:szCs w:val="24"/>
-          <w:lang w:eastAsia="ru-RU"/>
-        </w:rPr>
-        <w:t xml:space="preserve"> </w:t>
-      </w:r>
-      <w:r>
-        <w:rPr>
-          <w:rFonts w:ascii="Times New Roman" w:eastAsia="Times New Roman" w:hAnsi="Times New Roman"/>
-          <w:sz w:val="24"/>
-          <w:szCs w:val="24"/>
-          <w:lang w:eastAsia="ru-RU"/>
-        </w:rPr>
-        <w:t xml:space="preserve">при оплате </w:t>
-      </w:r>
-      <w:r>
-        <w:rPr>
-          <w:rFonts w:ascii="Times New Roman" w:eastAsia="Times New Roman" w:hAnsi="Times New Roman"/>
-          <w:sz w:val="24"/>
-          <w:szCs w:val="24"/>
-          <w:lang w:eastAsia="ru-RU"/>
-        </w:rPr>
-        <w:t>наличны</w:t>
-      </w:r>
-      <w:r>
-        <w:rPr>
-          <w:rFonts w:ascii="Times New Roman" w:eastAsia="Times New Roman" w:hAnsi="Times New Roman"/>
-          <w:sz w:val="24"/>
-          <w:szCs w:val="24"/>
-          <w:lang w:eastAsia="ru-RU"/>
-        </w:rPr>
-        <w:t xml:space="preserve">ми </w:t>
-      </w:r>
-      <w:r>
-        <w:rPr>
-          <w:rFonts w:ascii="Times New Roman" w:eastAsia="Times New Roman" w:hAnsi="Times New Roman"/>
-          <w:sz w:val="24"/>
-          <w:szCs w:val="24"/>
-          <w:lang w:eastAsia="ru-RU"/>
-        </w:rPr>
-        <w:t>денежны</w:t>
-      </w:r>
-      <w:r>
-        <w:rPr>
-          <w:rFonts w:ascii="Times New Roman" w:eastAsia="Times New Roman" w:hAnsi="Times New Roman"/>
-          <w:sz w:val="24"/>
-          <w:szCs w:val="24"/>
-          <w:lang w:eastAsia="ru-RU"/>
-        </w:rPr>
-        <w:t>ми</w:t>
-      </w:r>
-      <w:r>
-        <w:rPr>
-          <w:rFonts w:ascii="Times New Roman" w:eastAsia="Times New Roman" w:hAnsi="Times New Roman"/>
-          <w:sz w:val="24"/>
-          <w:szCs w:val="24"/>
-          <w:lang w:eastAsia="ru-RU"/>
-        </w:rPr>
-        <w:t xml:space="preserve"> средств</w:t>
-      </w:r>
-      <w:r>
-        <w:rPr>
-          <w:rFonts w:ascii="Times New Roman" w:eastAsia="Times New Roman" w:hAnsi="Times New Roman"/>
-          <w:sz w:val="24"/>
-          <w:szCs w:val="24"/>
-          <w:lang w:eastAsia="ru-RU"/>
-        </w:rPr>
-        <w:t>ами</w:t>
-      </w:r>
-      <w:r>
-        <w:rPr>
-          <w:rFonts w:ascii="Times New Roman" w:eastAsia="Times New Roman" w:hAnsi="Times New Roman"/>
-          <w:sz w:val="24"/>
-          <w:szCs w:val="24"/>
-          <w:lang w:eastAsia="ru-RU"/>
-        </w:rPr>
-        <w:t xml:space="preserve"> </w:t>
+      <w:bookmarkStart w:id="1" w:name="_Hlk232524639"/>
+      <w:r>
+        <w:rPr>
+          <w:rFonts w:ascii="Times New Roman" w:eastAsia="Times New Roman" w:hAnsi="Times New Roman"/>
+          <w:sz w:val="24"/>
+          <w:szCs w:val="24"/>
+          <w:lang w:eastAsia="ru-RU"/>
+        </w:rPr>
+        <w:t xml:space="preserve">(в редакции </w:t>
+      </w:r>
+      <w:r>
+        <w:rPr>
+          <w:rFonts w:ascii="Times New Roman" w:eastAsia="Times New Roman" w:hAnsi="Times New Roman"/>
+          <w:sz w:val="24"/>
+          <w:szCs w:val="24"/>
+          <w:lang w:eastAsia="ru-RU"/>
+        </w:rPr>
+        <w:t>постановления Совета М</w:t>
       </w:r>
       <w:r>
         <w:rPr>
@@ -2397,179 +2021,66 @@
           <w:szCs w:val="24"/>
           <w:lang w:eastAsia="ru-RU"/>
         </w:rPr>
-        <w:t>ли</w:t>
-      </w:r>
-      <w:r>
-        <w:rPr>
-          <w:rFonts w:ascii="Times New Roman" w:eastAsia="Times New Roman" w:hAnsi="Times New Roman"/>
-          <w:sz w:val="24"/>
-          <w:szCs w:val="24"/>
-          <w:lang w:eastAsia="ru-RU"/>
-        </w:rPr>
-        <w:t xml:space="preserve"> банковской карточкой</w:t>
-      </w:r>
-      <w:r>
-        <w:rPr>
-          <w:rFonts w:ascii="Times New Roman" w:eastAsia="Times New Roman" w:hAnsi="Times New Roman"/>
-          <w:sz w:val="24"/>
-          <w:szCs w:val="24"/>
-          <w:lang w:eastAsia="ru-RU"/>
-        </w:rPr>
-        <w:t xml:space="preserve"> в кассу</w:t>
-      </w:r>
-      <w:r>
-        <w:rPr>
-          <w:rFonts w:ascii="Times New Roman" w:eastAsia="Times New Roman" w:hAnsi="Times New Roman"/>
-          <w:sz w:val="24"/>
-          <w:szCs w:val="24"/>
-          <w:lang w:eastAsia="ru-RU"/>
-        </w:rPr>
-        <w:t xml:space="preserve"> (терминал)</w:t>
-      </w:r>
-      <w:r>
-        <w:rPr>
-          <w:rFonts w:ascii="Times New Roman" w:eastAsia="Times New Roman" w:hAnsi="Times New Roman"/>
-          <w:sz w:val="24"/>
-          <w:szCs w:val="24"/>
-          <w:lang w:eastAsia="ru-RU"/>
-        </w:rPr>
-        <w:t xml:space="preserve">, </w:t>
-      </w:r>
-      <w:r>
-        <w:rPr>
-          <w:rFonts w:ascii="Times New Roman" w:eastAsia="Times New Roman" w:hAnsi="Times New Roman"/>
-          <w:sz w:val="24"/>
-          <w:szCs w:val="24"/>
-          <w:lang w:eastAsia="ru-RU"/>
-        </w:rPr>
-        <w:t xml:space="preserve">либо в </w:t>
-      </w:r>
-      <w:r>
-        <w:rPr>
-          <w:rFonts w:ascii="Times New Roman" w:eastAsia="Times New Roman" w:hAnsi="Times New Roman"/>
-          <w:sz w:val="24"/>
-          <w:szCs w:val="24"/>
-          <w:lang w:eastAsia="ru-RU"/>
-        </w:rPr>
-        <w:t>течение 2 (двух) календарных дней</w:t>
-      </w:r>
-      <w:r>
-        <w:rPr>
-          <w:rFonts w:ascii="Times New Roman" w:eastAsia="Times New Roman" w:hAnsi="Times New Roman"/>
-          <w:sz w:val="24"/>
-          <w:szCs w:val="24"/>
-          <w:lang w:eastAsia="ru-RU"/>
-        </w:rPr>
-        <w:t xml:space="preserve"> </w:t>
-      </w:r>
-      <w:r>
-        <w:rPr>
-          <w:rFonts w:ascii="Times New Roman" w:eastAsia="Times New Roman" w:hAnsi="Times New Roman"/>
-          <w:sz w:val="24"/>
-          <w:szCs w:val="24"/>
-          <w:lang w:eastAsia="ru-RU"/>
-        </w:rPr>
-        <w:t xml:space="preserve">путем </w:t>
-      </w:r>
-      <w:r>
-        <w:rPr>
-          <w:rFonts w:ascii="Times New Roman" w:eastAsia="Times New Roman" w:hAnsi="Times New Roman"/>
-          <w:sz w:val="24"/>
-          <w:szCs w:val="24"/>
-          <w:lang w:eastAsia="ru-RU"/>
-        </w:rPr>
-        <w:t>п</w:t>
-      </w:r>
-      <w:r>
-        <w:rPr>
-          <w:rFonts w:ascii="Times New Roman" w:eastAsia="Times New Roman" w:hAnsi="Times New Roman"/>
-          <w:sz w:val="24"/>
-          <w:szCs w:val="24"/>
-          <w:lang w:eastAsia="ru-RU"/>
-        </w:rPr>
-        <w:t>еречисления на текущий (расчетный) банковский счет Исполнителя</w:t>
-      </w:r>
-      <w:r>
-        <w:rPr>
-          <w:rFonts w:ascii="Times New Roman" w:eastAsia="Times New Roman" w:hAnsi="Times New Roman"/>
-          <w:sz w:val="24"/>
-          <w:szCs w:val="24"/>
-          <w:lang w:eastAsia="ru-RU"/>
-        </w:rPr>
-        <w:t>.</w:t>
-      </w:r>
-      <w:r>
-        <w:rPr>
-          <w:rFonts w:ascii="Times New Roman" w:eastAsia="Times New Roman" w:hAnsi="Times New Roman"/>
-          <w:sz w:val="24"/>
-          <w:szCs w:val="24"/>
-          <w:lang w:eastAsia="ru-RU"/>
-        </w:rPr>
-        <w:t xml:space="preserve"> </w:t>
-      </w:r>
-      <w:r>
-        <w:rPr>
-          <w:rFonts w:ascii="Times New Roman" w:eastAsia="Times New Roman" w:hAnsi="Times New Roman"/>
-          <w:sz w:val="24"/>
-          <w:szCs w:val="24"/>
-          <w:lang w:eastAsia="ru-RU"/>
-        </w:rPr>
-        <w:t xml:space="preserve">При условии внесения денежных средств в кассу Исполнителя Потребителю выдается кассовый чек. </w:t>
-      </w:r>
-    </w:p>
-    <w:p>
-      <w:pPr>
-        <w:spacing w:after="0"/>
-        <w:ind w:left="567"/>
-        <w:jc w:val="both"/>
-        <w:rPr>
-          <w:rFonts w:ascii="Times New Roman" w:hAnsi="Times New Roman"/>
-          <w:sz w:val="24"/>
-          <w:szCs w:val="24"/>
-        </w:rPr>
-      </w:pPr>
-      <w:r>
-        <w:rPr>
-          <w:rFonts w:ascii="Times New Roman" w:hAnsi="Times New Roman"/>
-          <w:sz w:val="24"/>
-          <w:szCs w:val="24"/>
-        </w:rPr>
-        <w:lastRenderedPageBreak/>
-        <w:t xml:space="preserve">         </w:t>
-      </w:r>
-      <w:r>
-        <w:rPr>
-          <w:rFonts w:ascii="Times New Roman" w:hAnsi="Times New Roman"/>
-          <w:sz w:val="24"/>
-          <w:szCs w:val="24"/>
-        </w:rPr>
-        <w:t xml:space="preserve">Согласно пункту 5 Положения о порядке установления и применения тарифов на риэлтерские услуги, утвержденного Постановлением Совета Министров Республики Беларусь от 01.11.2023 № 754 «О тарифах на риэлтерские услуги» </w:t>
-      </w:r>
-      <w:r>
-        <w:rPr>
-          <w:rFonts w:ascii="Times New Roman" w:eastAsia="Times New Roman" w:hAnsi="Times New Roman"/>
-          <w:sz w:val="24"/>
-          <w:szCs w:val="24"/>
-          <w:lang w:eastAsia="ru-RU"/>
-        </w:rPr>
-        <w:t>(в редакции постановления Совета Министерства Республики Беларусь 02.04.2026 №157)</w:t>
-      </w:r>
-      <w:r>
-        <w:rPr>
-          <w:rFonts w:ascii="Times New Roman" w:eastAsia="Times New Roman" w:hAnsi="Times New Roman"/>
-          <w:sz w:val="24"/>
-          <w:szCs w:val="24"/>
-          <w:lang w:eastAsia="ru-RU"/>
-        </w:rPr>
-        <w:t xml:space="preserve"> </w:t>
-      </w:r>
-      <w:r>
-        <w:rPr>
-          <w:rFonts w:ascii="Times New Roman" w:hAnsi="Times New Roman"/>
-          <w:sz w:val="24"/>
-          <w:szCs w:val="24"/>
-        </w:rPr>
-        <w:t>в случае досрочного расторжения договора на оказание риэлтерских услуг, а также отказа потребителя от подписания акта оказанных услуг производится оплата фактически оказанных ему риэлтерских услуг по тарифам в базовых величинах.</w:t>
+        <w:t>нистерства Республики Беларусь 02.04.2026 №157)</w:t>
+      </w:r>
+      <w:bookmarkEnd w:id="1"/>
+      <w:r>
+        <w:rPr>
+          <w:rFonts w:ascii="Times New Roman" w:eastAsia="Times New Roman" w:hAnsi="Times New Roman"/>
+          <w:sz w:val="24"/>
+          <w:szCs w:val="24"/>
+          <w:lang w:eastAsia="ru-RU"/>
+        </w:rPr>
+        <w:t xml:space="preserve">, приказом </w:t>
+      </w:r>
+      <w:r>
+        <w:rPr>
+          <w:rFonts w:ascii="Times New Roman" w:eastAsia="Times New Roman" w:hAnsi="Times New Roman"/>
+          <w:sz w:val="24"/>
+          <w:szCs w:val="24"/>
+          <w:lang w:eastAsia="ru-RU"/>
+        </w:rPr>
+        <w:t xml:space="preserve">директора ООО «ГермесГарант» </w:t>
+      </w:r>
+      <w:r>
+        <w:rPr>
+          <w:rFonts w:ascii="Times New Roman" w:hAnsi="Times New Roman"/>
+          <w:noProof/>
+          <w:sz w:val="24"/>
+          <w:szCs w:val="24"/>
+          <w:lang w:eastAsia="ru-RU"/>
+        </w:rPr>
+        <w:t xml:space="preserve">от </w:t>
+      </w:r>
+      <w:r>
+        <w:rPr>
+          <w:rFonts w:ascii="Times New Roman" w:hAnsi="Times New Roman"/>
+          <w:noProof/>
+          <w:sz w:val="24"/>
+          <w:szCs w:val="24"/>
+          <w:lang w:eastAsia="ru-RU"/>
+        </w:rPr>
+        <w:t>15</w:t>
+      </w:r>
+      <w:r>
+        <w:rPr>
+          <w:rFonts w:ascii="Times New Roman" w:hAnsi="Times New Roman"/>
+          <w:noProof/>
+          <w:sz w:val="24"/>
+          <w:szCs w:val="24"/>
+          <w:lang w:eastAsia="ru-RU"/>
+        </w:rPr>
+        <w:t xml:space="preserve">.06.2026 г. № </w:t>
+      </w:r>
+      <w:r>
+        <w:rPr>
+          <w:rFonts w:ascii="Times New Roman" w:hAnsi="Times New Roman"/>
+          <w:noProof/>
+          <w:sz w:val="24"/>
+          <w:szCs w:val="24"/>
+          <w:lang w:eastAsia="ru-RU"/>
+        </w:rPr>
+        <w:t>4</w:t>
       </w:r>
     </w:p>
     <w:p>
@@ -2594,16 +2105,140 @@
           <w:szCs w:val="24"/>
           <w:lang w:eastAsia="ru-RU"/>
         </w:rPr>
-        <w:t>2.</w:t>
-      </w:r>
-      <w:r>
-        <w:rPr>
-          <w:rFonts w:ascii="Times New Roman" w:eastAsia="Times New Roman" w:hAnsi="Times New Roman"/>
-          <w:sz w:val="24"/>
-          <w:szCs w:val="24"/>
-          <w:lang w:eastAsia="ru-RU"/>
-        </w:rPr>
-        <w:t>5</w:t>
+        <w:t xml:space="preserve">2.2. Стоимость риэлтерских услуг составляет </w:t>
+      </w:r>
+      <w:r>
+        <w:rPr>
+          <w:rFonts w:ascii="Times New Roman" w:eastAsia="Times New Roman" w:hAnsi="Times New Roman"/>
+          <w:b/>
+          <w:bCs/>
+          <w:sz w:val="24"/>
+          <w:szCs w:val="24"/>
+          <w:lang w:eastAsia="ru-RU"/>
+        </w:rPr>
+        <w:t>{{</w:t>
+      </w:r>
+      <w:proofErr w:type="spellStart"/>
+      <w:r>
+        <w:rPr>
+          <w:rFonts w:ascii="Times New Roman" w:eastAsia="Times New Roman" w:hAnsi="Times New Roman"/>
+          <w:b/>
+          <w:bCs/>
+          <w:sz w:val="24"/>
+          <w:szCs w:val="24"/>
+          <w:lang w:eastAsia="ru-RU"/>
+        </w:rPr>
+        <w:t>commission.percent</w:t>
+      </w:r>
+      <w:proofErr w:type="spellEnd"/>
+      <w:r>
+        <w:rPr>
+          <w:rFonts w:ascii="Times New Roman" w:eastAsia="Times New Roman" w:hAnsi="Times New Roman"/>
+          <w:b/>
+          <w:bCs/>
+          <w:sz w:val="24"/>
+          <w:szCs w:val="24"/>
+          <w:lang w:eastAsia="ru-RU"/>
+        </w:rPr>
+        <w:t>}} %</w:t>
+      </w:r>
+      <w:r>
+        <w:rPr>
+          <w:rFonts w:ascii="Times New Roman" w:eastAsia="Times New Roman" w:hAnsi="Times New Roman"/>
+          <w:sz w:val="24"/>
+          <w:szCs w:val="24"/>
+          <w:lang w:eastAsia="ru-RU"/>
+        </w:rPr>
+        <w:t xml:space="preserve"> </w:t>
+      </w:r>
+      <w:r>
+        <w:rPr>
+          <w:rFonts w:ascii="Times New Roman" w:eastAsia="Times New Roman" w:hAnsi="Times New Roman"/>
+          <w:sz w:val="24"/>
+          <w:szCs w:val="24"/>
+          <w:lang w:eastAsia="ru-RU"/>
+        </w:rPr>
+        <w:t xml:space="preserve"> от стоимости объекта недвижимого имущества, а именно</w:t>
+      </w:r>
+      <w:r>
+        <w:rPr>
+          <w:rFonts w:ascii="Times New Roman" w:eastAsia="Times New Roman" w:hAnsi="Times New Roman"/>
+          <w:b/>
+          <w:bCs/>
+          <w:sz w:val="24"/>
+          <w:szCs w:val="24"/>
+          <w:lang w:eastAsia="ru-RU"/>
+        </w:rPr>
+        <w:t>{{</w:t>
+      </w:r>
+      <w:proofErr w:type="spellStart"/>
+      <w:r>
+        <w:rPr>
+          <w:rFonts w:ascii="Times New Roman" w:eastAsia="Times New Roman" w:hAnsi="Times New Roman"/>
+          <w:b/>
+          <w:bCs/>
+          <w:sz w:val="24"/>
+          <w:szCs w:val="24"/>
+          <w:lang w:eastAsia="ru-RU"/>
+        </w:rPr>
+        <w:t>commission.amountBYN</w:t>
+      </w:r>
+      <w:proofErr w:type="spellEnd"/>
+      <w:r>
+        <w:rPr>
+          <w:rFonts w:ascii="Times New Roman" w:eastAsia="Times New Roman" w:hAnsi="Times New Roman"/>
+          <w:b/>
+          <w:bCs/>
+          <w:sz w:val="24"/>
+          <w:szCs w:val="24"/>
+          <w:lang w:eastAsia="ru-RU"/>
+        </w:rPr>
+        <w:t>}}</w:t>
+      </w:r>
+      <w:r>
+        <w:rPr>
+          <w:rFonts w:ascii="Times New Roman" w:eastAsia="Times New Roman" w:hAnsi="Times New Roman"/>
+          <w:sz w:val="24"/>
+          <w:szCs w:val="24"/>
+          <w:lang w:eastAsia="ru-RU"/>
+        </w:rPr>
+        <w:t xml:space="preserve"> </w:t>
+      </w:r>
+      <w:r>
+        <w:rPr>
+          <w:rFonts w:ascii="Times New Roman" w:eastAsia="Times New Roman" w:hAnsi="Times New Roman"/>
+          <w:sz w:val="24"/>
+          <w:szCs w:val="24"/>
+          <w:lang w:eastAsia="ru-RU"/>
+        </w:rPr>
+        <w:t>белорусских рублей</w:t>
+      </w:r>
+      <w:r>
+        <w:rPr>
+          <w:rFonts w:ascii="Times New Roman" w:eastAsia="Times New Roman" w:hAnsi="Times New Roman"/>
+          <w:sz w:val="24"/>
+          <w:szCs w:val="24"/>
+          <w:lang w:eastAsia="ru-RU"/>
+        </w:rPr>
+        <w:t xml:space="preserve"> </w:t>
+      </w:r>
+      <w:r>
+        <w:rPr>
+          <w:rFonts w:ascii="Times New Roman" w:eastAsia="Times New Roman" w:hAnsi="Times New Roman"/>
+          <w:sz w:val="24"/>
+          <w:szCs w:val="24"/>
+          <w:lang w:eastAsia="ru-RU"/>
+        </w:rPr>
+        <w:t>({{</w:t>
+      </w:r>
+      <w:r>
+        <w:rPr>
+          <w:rFonts w:ascii="Times New Roman" w:eastAsia="Times New Roman" w:hAnsi="Times New Roman"/>
+          <w:sz w:val="24"/>
+          <w:szCs w:val="24"/>
+          <w:lang w:val="en-US" w:eastAsia="ru-RU"/>
+        </w:rPr>
+        <w:t>commission</w:t>
       </w:r>
       <w:r>
         <w:rPr>
@@ -2614,62 +2249,73 @@
         </w:rPr>
         <w:t>.</w:t>
       </w:r>
-      <w:r>
-        <w:rPr>
-          <w:rFonts w:ascii="Times New Roman" w:eastAsia="Times New Roman" w:hAnsi="Times New Roman"/>
-          <w:sz w:val="24"/>
-          <w:szCs w:val="24"/>
-          <w:lang w:eastAsia="ru-RU"/>
-        </w:rPr>
-        <w:t xml:space="preserve"> </w:t>
-      </w:r>
-      <w:r>
-        <w:rPr>
-          <w:rFonts w:ascii="Times New Roman" w:eastAsia="Times New Roman" w:hAnsi="Times New Roman"/>
-          <w:sz w:val="24"/>
-          <w:szCs w:val="24"/>
-          <w:lang w:eastAsia="ru-RU"/>
-        </w:rPr>
-        <w:t xml:space="preserve"> Расчеты между Потребителем и покупателем по приобретению в собственность объекта недвижимого имущества не регулируются настоящим договором.</w:t>
-      </w:r>
-    </w:p>
-    <w:p>
-      <w:pPr>
-        <w:spacing w:after="0" w:line="240" w:lineRule="auto"/>
-        <w:ind w:left="567" w:hanging="567"/>
-        <w:jc w:val="both"/>
-        <w:rPr>
-          <w:rFonts w:ascii="Times New Roman" w:eastAsia="Times New Roman" w:hAnsi="Times New Roman"/>
-          <w:sz w:val="24"/>
-          <w:szCs w:val="24"/>
-          <w:lang w:eastAsia="ru-RU"/>
-        </w:rPr>
-      </w:pPr>
-    </w:p>
-    <w:p>
-      <w:pPr>
-        <w:autoSpaceDE w:val="0"/>
-        <w:autoSpaceDN w:val="0"/>
-        <w:adjustRightInd w:val="0"/>
-        <w:spacing w:after="0" w:line="240" w:lineRule="auto"/>
-        <w:jc w:val="center"/>
-        <w:rPr>
-          <w:rFonts w:ascii="Times New Roman" w:eastAsia="Times New Roman" w:hAnsi="Times New Roman"/>
-          <w:b/>
-          <w:sz w:val="24"/>
-          <w:szCs w:val="24"/>
-          <w:lang w:eastAsia="ru-RU"/>
-        </w:rPr>
-      </w:pPr>
-      <w:r>
-        <w:rPr>
-          <w:rFonts w:ascii="Times New Roman" w:eastAsia="Times New Roman" w:hAnsi="Times New Roman"/>
-          <w:b/>
-          <w:sz w:val="24"/>
-          <w:szCs w:val="24"/>
-          <w:lang w:eastAsia="ru-RU"/>
-        </w:rPr>
-        <w:t>3. ПРАВА И ОБЯЗАННОСТИ СТОРОН</w:t>
+      <w:proofErr w:type="spellStart"/>
+      <w:r>
+        <w:rPr>
+          <w:rFonts w:ascii="Times New Roman" w:eastAsia="Times New Roman" w:hAnsi="Times New Roman"/>
+          <w:sz w:val="24"/>
+          <w:szCs w:val="24"/>
+          <w:lang w:eastAsia="ru-RU"/>
+        </w:rPr>
+        <w:t>amountWords</w:t>
+      </w:r>
+      <w:proofErr w:type="spellEnd"/>
+      <w:r>
+        <w:rPr>
+          <w:rFonts w:ascii="Times New Roman" w:eastAsia="Times New Roman" w:hAnsi="Times New Roman"/>
+          <w:sz w:val="24"/>
+          <w:szCs w:val="24"/>
+          <w:lang w:eastAsia="ru-RU"/>
+        </w:rPr>
+        <w:t xml:space="preserve">}}) </w:t>
+      </w:r>
+      <w:r>
+        <w:rPr>
+          <w:rFonts w:ascii="Times New Roman" w:eastAsia="Times New Roman" w:hAnsi="Times New Roman"/>
+          <w:sz w:val="24"/>
+          <w:szCs w:val="24"/>
+          <w:lang w:eastAsia="ru-RU"/>
+        </w:rPr>
+        <w:t xml:space="preserve"> , с включением в такую оплату затрат по риэлтерским услугам, указанным в абзацах </w:t>
+      </w:r>
+      <w:r>
+        <w:rPr>
+          <w:rFonts w:ascii="Times New Roman" w:eastAsia="Times New Roman" w:hAnsi="Times New Roman"/>
+          <w:color w:val="000000"/>
+          <w:sz w:val="24"/>
+          <w:szCs w:val="24"/>
+          <w:lang w:eastAsia="ru-RU"/>
+        </w:rPr>
+        <w:t>втором — шестом</w:t>
+      </w:r>
+      <w:r>
+        <w:rPr>
+          <w:rFonts w:ascii="Times New Roman" w:eastAsia="Times New Roman" w:hAnsi="Times New Roman"/>
+          <w:sz w:val="24"/>
+          <w:szCs w:val="24"/>
+          <w:lang w:eastAsia="ru-RU"/>
+        </w:rPr>
+        <w:t xml:space="preserve"> пункта 1 статьи 16 Закона Республики Беларусь </w:t>
+      </w:r>
+      <w:bookmarkStart w:id="2" w:name="_Hlk225347332"/>
+      <w:r>
+        <w:rPr>
+          <w:rFonts w:ascii="Times New Roman" w:eastAsia="Times New Roman" w:hAnsi="Times New Roman"/>
+          <w:sz w:val="24"/>
+          <w:szCs w:val="24"/>
+          <w:lang w:eastAsia="ru-RU"/>
+        </w:rPr>
+        <w:t>от 8 мая 2025 г. № 71-З</w:t>
+      </w:r>
+      <w:bookmarkEnd w:id="2"/>
+      <w:r>
+        <w:rPr>
+          <w:rFonts w:ascii="Times New Roman" w:eastAsia="Times New Roman" w:hAnsi="Times New Roman"/>
+          <w:sz w:val="24"/>
+          <w:szCs w:val="24"/>
+          <w:lang w:eastAsia="ru-RU"/>
+        </w:rPr>
+        <w:t xml:space="preserve"> «О риэлтерской деятельности».</w:t>
       </w:r>
     </w:p>
     <w:p>
@@ -2694,6 +2340,462 @@
           <w:szCs w:val="24"/>
           <w:lang w:eastAsia="ru-RU"/>
         </w:rPr>
+        <w:t xml:space="preserve">2.3.  </w:t>
+      </w:r>
+      <w:r>
+        <w:rPr>
+          <w:rFonts w:ascii="Times New Roman" w:hAnsi="Times New Roman"/>
+          <w:sz w:val="24"/>
+          <w:szCs w:val="24"/>
+        </w:rPr>
+        <w:t xml:space="preserve">Указанная стоимость риэлтерских услуг не является окончательной, подлежит пересчету с учетом стоимости Объекта недвижимости, согласованной в договоре купли-продажи Потребителем и покупателем Объекта. </w:t>
+      </w:r>
+      <w:r>
+        <w:rPr>
+          <w:rFonts w:ascii="Times New Roman" w:eastAsia="Times New Roman" w:hAnsi="Times New Roman"/>
+          <w:sz w:val="24"/>
+          <w:szCs w:val="24"/>
+          <w:lang w:eastAsia="ru-RU"/>
+        </w:rPr>
+        <w:t>Стоимость риэлтерских услуг отражается в акте оказанных услуг с указанием перечня оказанных риэлтерских услуг и их стоимости (далее - акт).</w:t>
+      </w:r>
+    </w:p>
+    <w:p>
+      <w:pPr>
+        <w:autoSpaceDE w:val="0"/>
+        <w:autoSpaceDN w:val="0"/>
+        <w:adjustRightInd w:val="0"/>
+        <w:spacing w:after="0" w:line="240" w:lineRule="auto"/>
+        <w:ind w:left="567" w:hanging="567"/>
+        <w:jc w:val="both"/>
+        <w:rPr>
+          <w:rFonts w:ascii="Times New Roman" w:eastAsia="Times New Roman" w:hAnsi="Times New Roman"/>
+          <w:sz w:val="24"/>
+          <w:szCs w:val="24"/>
+          <w:lang w:eastAsia="ru-RU"/>
+        </w:rPr>
+      </w:pPr>
+      <w:r>
+        <w:rPr>
+          <w:rFonts w:ascii="Times New Roman" w:eastAsia="Times New Roman" w:hAnsi="Times New Roman"/>
+          <w:sz w:val="24"/>
+          <w:szCs w:val="24"/>
+          <w:lang w:eastAsia="ru-RU"/>
+        </w:rPr>
+        <w:t>2.4.  Потребитель обязуется оплатить услуги Исполнителя</w:t>
+      </w:r>
+      <w:r>
+        <w:rPr>
+          <w:rFonts w:ascii="Times New Roman" w:eastAsia="Times New Roman" w:hAnsi="Times New Roman"/>
+          <w:sz w:val="24"/>
+          <w:szCs w:val="24"/>
+          <w:lang w:eastAsia="ru-RU"/>
+        </w:rPr>
+        <w:t xml:space="preserve"> </w:t>
+      </w:r>
+      <w:r>
+        <w:rPr>
+          <w:rFonts w:ascii="Times New Roman" w:eastAsia="Times New Roman" w:hAnsi="Times New Roman"/>
+          <w:sz w:val="24"/>
+          <w:szCs w:val="24"/>
+          <w:lang w:eastAsia="ru-RU"/>
+        </w:rPr>
+        <w:t>в день подписания акта</w:t>
+      </w:r>
+      <w:r>
+        <w:rPr>
+          <w:rFonts w:ascii="Times New Roman" w:eastAsia="Times New Roman" w:hAnsi="Times New Roman"/>
+          <w:sz w:val="24"/>
+          <w:szCs w:val="24"/>
+          <w:lang w:eastAsia="ru-RU"/>
+        </w:rPr>
+        <w:t xml:space="preserve"> </w:t>
+      </w:r>
+      <w:r>
+        <w:rPr>
+          <w:rFonts w:ascii="Times New Roman" w:eastAsia="Times New Roman" w:hAnsi="Times New Roman"/>
+          <w:sz w:val="24"/>
+          <w:szCs w:val="24"/>
+          <w:lang w:eastAsia="ru-RU"/>
+        </w:rPr>
+        <w:t xml:space="preserve">при оплате </w:t>
+      </w:r>
+      <w:r>
+        <w:rPr>
+          <w:rFonts w:ascii="Times New Roman" w:eastAsia="Times New Roman" w:hAnsi="Times New Roman"/>
+          <w:sz w:val="24"/>
+          <w:szCs w:val="24"/>
+          <w:lang w:eastAsia="ru-RU"/>
+        </w:rPr>
+        <w:t>наличны</w:t>
+      </w:r>
+      <w:r>
+        <w:rPr>
+          <w:rFonts w:ascii="Times New Roman" w:eastAsia="Times New Roman" w:hAnsi="Times New Roman"/>
+          <w:sz w:val="24"/>
+          <w:szCs w:val="24"/>
+          <w:lang w:eastAsia="ru-RU"/>
+        </w:rPr>
+        <w:t xml:space="preserve">ми </w:t>
+      </w:r>
+      <w:r>
+        <w:rPr>
+          <w:rFonts w:ascii="Times New Roman" w:eastAsia="Times New Roman" w:hAnsi="Times New Roman"/>
+          <w:sz w:val="24"/>
+          <w:szCs w:val="24"/>
+          <w:lang w:eastAsia="ru-RU"/>
+        </w:rPr>
+        <w:t>денежны</w:t>
+      </w:r>
+      <w:r>
+        <w:rPr>
+          <w:rFonts w:ascii="Times New Roman" w:eastAsia="Times New Roman" w:hAnsi="Times New Roman"/>
+          <w:sz w:val="24"/>
+          <w:szCs w:val="24"/>
+          <w:lang w:eastAsia="ru-RU"/>
+        </w:rPr>
+        <w:t>ми</w:t>
+      </w:r>
+      <w:r>
+        <w:rPr>
+          <w:rFonts w:ascii="Times New Roman" w:eastAsia="Times New Roman" w:hAnsi="Times New Roman"/>
+          <w:sz w:val="24"/>
+          <w:szCs w:val="24"/>
+          <w:lang w:eastAsia="ru-RU"/>
+        </w:rPr>
+        <w:t xml:space="preserve"> средств</w:t>
+      </w:r>
+      <w:r>
+        <w:rPr>
+          <w:rFonts w:ascii="Times New Roman" w:eastAsia="Times New Roman" w:hAnsi="Times New Roman"/>
+          <w:sz w:val="24"/>
+          <w:szCs w:val="24"/>
+          <w:lang w:eastAsia="ru-RU"/>
+        </w:rPr>
+        <w:t>ами</w:t>
+      </w:r>
+      <w:r>
+        <w:rPr>
+          <w:rFonts w:ascii="Times New Roman" w:eastAsia="Times New Roman" w:hAnsi="Times New Roman"/>
+          <w:sz w:val="24"/>
+          <w:szCs w:val="24"/>
+          <w:lang w:eastAsia="ru-RU"/>
+        </w:rPr>
+        <w:t xml:space="preserve"> </w:t>
+      </w:r>
+      <w:r>
+        <w:rPr>
+          <w:rFonts w:ascii="Times New Roman" w:eastAsia="Times New Roman" w:hAnsi="Times New Roman"/>
+          <w:sz w:val="24"/>
+          <w:szCs w:val="24"/>
+          <w:lang w:eastAsia="ru-RU"/>
+        </w:rPr>
+        <w:t>и</w:t>
+      </w:r>
+      <w:r>
+        <w:rPr>
+          <w:rFonts w:ascii="Times New Roman" w:eastAsia="Times New Roman" w:hAnsi="Times New Roman"/>
+          <w:sz w:val="24"/>
+          <w:szCs w:val="24"/>
+          <w:lang w:eastAsia="ru-RU"/>
+        </w:rPr>
+        <w:t>ли</w:t>
+      </w:r>
+      <w:r>
+        <w:rPr>
+          <w:rFonts w:ascii="Times New Roman" w:eastAsia="Times New Roman" w:hAnsi="Times New Roman"/>
+          <w:sz w:val="24"/>
+          <w:szCs w:val="24"/>
+          <w:lang w:eastAsia="ru-RU"/>
+        </w:rPr>
+        <w:t xml:space="preserve"> банковской карточкой</w:t>
+      </w:r>
+      <w:r>
+        <w:rPr>
+          <w:rFonts w:ascii="Times New Roman" w:eastAsia="Times New Roman" w:hAnsi="Times New Roman"/>
+          <w:sz w:val="24"/>
+          <w:szCs w:val="24"/>
+          <w:lang w:eastAsia="ru-RU"/>
+        </w:rPr>
+        <w:t xml:space="preserve"> в кассу</w:t>
+      </w:r>
+      <w:r>
+        <w:rPr>
+          <w:rFonts w:ascii="Times New Roman" w:eastAsia="Times New Roman" w:hAnsi="Times New Roman"/>
+          <w:sz w:val="24"/>
+          <w:szCs w:val="24"/>
+          <w:lang w:eastAsia="ru-RU"/>
+        </w:rPr>
+        <w:t xml:space="preserve"> (терминал)</w:t>
+      </w:r>
+      <w:r>
+        <w:rPr>
+          <w:rFonts w:ascii="Times New Roman" w:eastAsia="Times New Roman" w:hAnsi="Times New Roman"/>
+          <w:sz w:val="24"/>
+          <w:szCs w:val="24"/>
+          <w:lang w:eastAsia="ru-RU"/>
+        </w:rPr>
+        <w:t xml:space="preserve">, </w:t>
+      </w:r>
+      <w:r>
+        <w:rPr>
+          <w:rFonts w:ascii="Times New Roman" w:eastAsia="Times New Roman" w:hAnsi="Times New Roman"/>
+          <w:sz w:val="24"/>
+          <w:szCs w:val="24"/>
+          <w:lang w:eastAsia="ru-RU"/>
+        </w:rPr>
+        <w:t xml:space="preserve">либо в </w:t>
+      </w:r>
+      <w:r>
+        <w:rPr>
+          <w:rFonts w:ascii="Times New Roman" w:eastAsia="Times New Roman" w:hAnsi="Times New Roman"/>
+          <w:sz w:val="24"/>
+          <w:szCs w:val="24"/>
+          <w:lang w:eastAsia="ru-RU"/>
+        </w:rPr>
+        <w:t>течение 2 (двух) календарных дней</w:t>
+      </w:r>
+      <w:r>
+        <w:rPr>
+          <w:rFonts w:ascii="Times New Roman" w:eastAsia="Times New Roman" w:hAnsi="Times New Roman"/>
+          <w:sz w:val="24"/>
+          <w:szCs w:val="24"/>
+          <w:lang w:eastAsia="ru-RU"/>
+        </w:rPr>
+        <w:t xml:space="preserve"> </w:t>
+      </w:r>
+      <w:r>
+        <w:rPr>
+          <w:rFonts w:ascii="Times New Roman" w:eastAsia="Times New Roman" w:hAnsi="Times New Roman"/>
+          <w:sz w:val="24"/>
+          <w:szCs w:val="24"/>
+          <w:lang w:eastAsia="ru-RU"/>
+        </w:rPr>
+        <w:t xml:space="preserve">путем </w:t>
+      </w:r>
+      <w:r>
+        <w:rPr>
+          <w:rFonts w:ascii="Times New Roman" w:eastAsia="Times New Roman" w:hAnsi="Times New Roman"/>
+          <w:sz w:val="24"/>
+          <w:szCs w:val="24"/>
+          <w:lang w:eastAsia="ru-RU"/>
+        </w:rPr>
+        <w:t>п</w:t>
+      </w:r>
+      <w:r>
+        <w:rPr>
+          <w:rFonts w:ascii="Times New Roman" w:eastAsia="Times New Roman" w:hAnsi="Times New Roman"/>
+          <w:sz w:val="24"/>
+          <w:szCs w:val="24"/>
+          <w:lang w:eastAsia="ru-RU"/>
+        </w:rPr>
+        <w:t>еречисления на текущий (расчетный) банковский счет Исполнителя</w:t>
+      </w:r>
+      <w:r>
+        <w:rPr>
+          <w:rFonts w:ascii="Times New Roman" w:eastAsia="Times New Roman" w:hAnsi="Times New Roman"/>
+          <w:sz w:val="24"/>
+          <w:szCs w:val="24"/>
+          <w:lang w:eastAsia="ru-RU"/>
+        </w:rPr>
+        <w:t>.</w:t>
+      </w:r>
+      <w:r>
+        <w:rPr>
+          <w:rFonts w:ascii="Times New Roman" w:eastAsia="Times New Roman" w:hAnsi="Times New Roman"/>
+          <w:sz w:val="24"/>
+          <w:szCs w:val="24"/>
+          <w:lang w:eastAsia="ru-RU"/>
+        </w:rPr>
+        <w:t xml:space="preserve"> </w:t>
+      </w:r>
+      <w:r>
+        <w:rPr>
+          <w:rFonts w:ascii="Times New Roman" w:eastAsia="Times New Roman" w:hAnsi="Times New Roman"/>
+          <w:sz w:val="24"/>
+          <w:szCs w:val="24"/>
+          <w:lang w:eastAsia="ru-RU"/>
+        </w:rPr>
+        <w:t xml:space="preserve">При условии внесения денежных средств в кассу Исполнителя Потребителю выдается кассовый чек. </w:t>
+      </w:r>
+    </w:p>
+    <w:p>
+      <w:pPr>
+        <w:spacing w:after="0"/>
+        <w:ind w:left="567"/>
+        <w:jc w:val="both"/>
+        <w:rPr>
+          <w:rFonts w:ascii="Times New Roman" w:hAnsi="Times New Roman"/>
+          <w:sz w:val="24"/>
+          <w:szCs w:val="24"/>
+        </w:rPr>
+      </w:pPr>
+      <w:r>
+        <w:rPr>
+          <w:rFonts w:ascii="Times New Roman" w:hAnsi="Times New Roman"/>
+          <w:sz w:val="24"/>
+          <w:szCs w:val="24"/>
+        </w:rPr>
+        <w:lastRenderedPageBreak/>
+        <w:t xml:space="preserve">         </w:t>
+      </w:r>
+      <w:r>
+        <w:rPr>
+          <w:rFonts w:ascii="Times New Roman" w:hAnsi="Times New Roman"/>
+          <w:sz w:val="24"/>
+          <w:szCs w:val="24"/>
+        </w:rPr>
+        <w:t xml:space="preserve">Согласно пункту 5 Положения о порядке установления и применения тарифов на риэлтерские услуги, утвержденного Постановлением Совета Министров Республики Беларусь от 01.11.2023 № 754 «О тарифах на риэлтерские услуги» </w:t>
+      </w:r>
+      <w:r>
+        <w:rPr>
+          <w:rFonts w:ascii="Times New Roman" w:eastAsia="Times New Roman" w:hAnsi="Times New Roman"/>
+          <w:sz w:val="24"/>
+          <w:szCs w:val="24"/>
+          <w:lang w:eastAsia="ru-RU"/>
+        </w:rPr>
+        <w:t>(в редакции постановления Совета Министерства Республики Беларусь 02.04.2026 №157)</w:t>
+      </w:r>
+      <w:r>
+        <w:rPr>
+          <w:rFonts w:ascii="Times New Roman" w:eastAsia="Times New Roman" w:hAnsi="Times New Roman"/>
+          <w:sz w:val="24"/>
+          <w:szCs w:val="24"/>
+          <w:lang w:eastAsia="ru-RU"/>
+        </w:rPr>
+        <w:t xml:space="preserve"> </w:t>
+      </w:r>
+      <w:r>
+        <w:rPr>
+          <w:rFonts w:ascii="Times New Roman" w:hAnsi="Times New Roman"/>
+          <w:sz w:val="24"/>
+          <w:szCs w:val="24"/>
+        </w:rPr>
+        <w:t>в случае досрочного расторжения договора на оказание риэлтерских услуг, а также отказа потребителя от подписания акта оказанных услуг производится оплата фактически оказанных ему риэлтерских услуг по тарифам в базовых величинах.</w:t>
+      </w:r>
+    </w:p>
+    <w:p>
+      <w:pPr>
+        <w:autoSpaceDE w:val="0"/>
+        <w:autoSpaceDN w:val="0"/>
+        <w:adjustRightInd w:val="0"/>
+        <w:spacing w:after="0" w:line="240" w:lineRule="auto"/>
+        <w:ind w:left="567" w:hanging="567"/>
+        <w:jc w:val="both"/>
+        <w:rPr>
+          <w:rFonts w:ascii="Times New Roman" w:eastAsia="Times New Roman" w:hAnsi="Times New Roman"/>
+          <w:sz w:val="24"/>
+          <w:szCs w:val="24"/>
+          <w:lang w:eastAsia="ru-RU"/>
+        </w:rPr>
+      </w:pPr>
+      <w:r>
+        <w:rPr>
+          <w:rFonts w:ascii="Times New Roman" w:eastAsia="Times New Roman" w:hAnsi="Times New Roman"/>
+          <w:sz w:val="24"/>
+          <w:szCs w:val="24"/>
+          <w:lang w:eastAsia="ru-RU"/>
+        </w:rPr>
+        <w:t>2.</w:t>
+      </w:r>
+      <w:r>
+        <w:rPr>
+          <w:rFonts w:ascii="Times New Roman" w:eastAsia="Times New Roman" w:hAnsi="Times New Roman"/>
+          <w:sz w:val="24"/>
+          <w:szCs w:val="24"/>
+          <w:lang w:eastAsia="ru-RU"/>
+        </w:rPr>
+        <w:t>5</w:t>
+      </w:r>
+      <w:r>
+        <w:rPr>
+          <w:rFonts w:ascii="Times New Roman" w:eastAsia="Times New Roman" w:hAnsi="Times New Roman"/>
+          <w:sz w:val="24"/>
+          <w:szCs w:val="24"/>
+          <w:lang w:eastAsia="ru-RU"/>
+        </w:rPr>
+        <w:t>.</w:t>
+      </w:r>
+      <w:r>
+        <w:rPr>
+          <w:rFonts w:ascii="Times New Roman" w:eastAsia="Times New Roman" w:hAnsi="Times New Roman"/>
+          <w:sz w:val="24"/>
+          <w:szCs w:val="24"/>
+          <w:lang w:eastAsia="ru-RU"/>
+        </w:rPr>
+        <w:t xml:space="preserve"> </w:t>
+      </w:r>
+      <w:r>
+        <w:rPr>
+          <w:rFonts w:ascii="Times New Roman" w:eastAsia="Times New Roman" w:hAnsi="Times New Roman"/>
+          <w:sz w:val="24"/>
+          <w:szCs w:val="24"/>
+          <w:lang w:eastAsia="ru-RU"/>
+        </w:rPr>
+        <w:t xml:space="preserve"> Расчеты между Потребителем и покупателем по приобретению в собственность объекта недвижимого имущества не регулируются настоящим договором.</w:t>
+      </w:r>
+    </w:p>
+    <w:p>
+      <w:pPr>
+        <w:spacing w:after="0" w:line="240" w:lineRule="auto"/>
+        <w:ind w:left="567" w:hanging="567"/>
+        <w:jc w:val="both"/>
+        <w:rPr>
+          <w:rFonts w:ascii="Times New Roman" w:eastAsia="Times New Roman" w:hAnsi="Times New Roman"/>
+          <w:sz w:val="24"/>
+          <w:szCs w:val="24"/>
+          <w:lang w:eastAsia="ru-RU"/>
+        </w:rPr>
+      </w:pPr>
+    </w:p>
+    <w:p>
+      <w:pPr>
+        <w:autoSpaceDE w:val="0"/>
+        <w:autoSpaceDN w:val="0"/>
+        <w:adjustRightInd w:val="0"/>
+        <w:spacing w:after="0" w:line="240" w:lineRule="auto"/>
+        <w:jc w:val="center"/>
+        <w:rPr>
+          <w:rFonts w:ascii="Times New Roman" w:eastAsia="Times New Roman" w:hAnsi="Times New Roman"/>
+          <w:b/>
+          <w:sz w:val="24"/>
+          <w:szCs w:val="24"/>
+          <w:lang w:eastAsia="ru-RU"/>
+        </w:rPr>
+      </w:pPr>
+      <w:r>
+        <w:rPr>
+          <w:rFonts w:ascii="Times New Roman" w:eastAsia="Times New Roman" w:hAnsi="Times New Roman"/>
+          <w:b/>
+          <w:sz w:val="24"/>
+          <w:szCs w:val="24"/>
+          <w:lang w:eastAsia="ru-RU"/>
+        </w:rPr>
+        <w:t>3. ПРАВА И ОБЯЗАННОСТИ СТОРОН</w:t>
+      </w:r>
+    </w:p>
+    <w:p>
+      <w:pPr>
+        <w:autoSpaceDE w:val="0"/>
+        <w:autoSpaceDN w:val="0"/>
+        <w:adjustRightInd w:val="0"/>
+        <w:spacing w:after="0" w:line="240" w:lineRule="auto"/>
+        <w:ind w:left="567" w:hanging="567"/>
+        <w:jc w:val="both"/>
+        <w:rPr>
+          <w:rFonts w:ascii="Times New Roman" w:eastAsia="Times New Roman" w:hAnsi="Times New Roman"/>
+          <w:sz w:val="24"/>
+          <w:szCs w:val="24"/>
+          <w:lang w:eastAsia="ru-RU"/>
+        </w:rPr>
+      </w:pPr>
+      <w:r>
+        <w:rPr>
+          <w:rFonts w:ascii="Times New Roman" w:eastAsia="Times New Roman" w:hAnsi="Times New Roman"/>
+          <w:sz w:val="24"/>
+          <w:szCs w:val="24"/>
+          <w:lang w:eastAsia="ru-RU"/>
+        </w:rPr>
         <w:t>3.1. Исполнитель обязуется:</w:t>
       </w:r>
     </w:p>
@@ -2719,7 +2821,26 @@
           <w:sz w:val="24"/>
           <w:szCs w:val="24"/>
         </w:rPr>
-        <w:t xml:space="preserve">3.1.1.Предоставить    Потребителю    консультации   по   правовым, организационным    </w:t>
+        <w:t>3.1.1.</w:t>
+      </w:r>
+      <w:r>
+        <w:rPr>
+          <w:rFonts w:ascii="Times New Roman" w:hAnsi="Times New Roman"/>
+          <w:bCs/>
+          <w:sz w:val="24"/>
+          <w:szCs w:val="24"/>
+          <w:lang w:val="en-US"/>
+        </w:rPr>
+        <w:tab/>
+      </w:r>
+      <w:r>
+        <w:rPr>
+          <w:rFonts w:ascii="Times New Roman" w:hAnsi="Times New Roman"/>
+          <w:bCs/>
+          <w:sz w:val="24"/>
+          <w:szCs w:val="24"/>
+        </w:rPr>
+        <w:t xml:space="preserve">Предоставить    Потребителю    консультации   по   правовым, организационным    </w:t>
       </w:r>
       <w:r>
         <w:rPr>
@@ -3155,6 +3276,15 @@
           <w:rFonts w:ascii="Times New Roman" w:eastAsia="Times New Roman" w:hAnsi="Times New Roman"/>
           <w:sz w:val="24"/>
           <w:szCs w:val="24"/>
+          <w:lang w:val="en-US" w:eastAsia="ru-RU"/>
+        </w:rPr>
+        <w:tab/>
+      </w:r>
+      <w:r>
+        <w:rPr>
+          <w:rFonts w:ascii="Times New Roman" w:eastAsia="Times New Roman" w:hAnsi="Times New Roman"/>
+          <w:sz w:val="24"/>
+          <w:szCs w:val="24"/>
           <w:lang w:eastAsia="ru-RU"/>
         </w:rPr>
         <w:t>о</w:t>
@@ -3227,6 +3357,15 @@
           <w:rFonts w:ascii="Times New Roman" w:eastAsia="Times New Roman" w:hAnsi="Times New Roman"/>
           <w:sz w:val="24"/>
           <w:szCs w:val="24"/>
+          <w:lang w:val="en-US" w:eastAsia="ru-RU"/>
+        </w:rPr>
+        <w:tab/>
+      </w:r>
+      <w:r>
+        <w:rPr>
+          <w:rFonts w:ascii="Times New Roman" w:eastAsia="Times New Roman" w:hAnsi="Times New Roman"/>
+          <w:sz w:val="24"/>
+          <w:szCs w:val="24"/>
           <w:lang w:eastAsia="ru-RU"/>
         </w:rPr>
         <w:t>п</w:t>
@@ -3360,6 +3499,16 @@
           <w:szCs w:val="24"/>
         </w:rPr>
         <w:t>.</w:t>
+      </w:r>
+      <w:r>
+        <w:rPr>
+          <w:rFonts w:ascii="Times New Roman" w:hAnsi="Times New Roman"/>
+          <w:bCs/>
+          <w:sz w:val="24"/>
+          <w:szCs w:val="24"/>
+          <w:lang w:val="en-US"/>
+        </w:rPr>
+        <w:tab/>
       </w:r>
       <w:r>
         <w:rPr>
@@ -4590,17 +4739,465 @@
     </w:p>
     <w:p>
       <w:pPr>
+        <w:rPr>
+          <w:lang w:eastAsia="ru-RU"/>
+        </w:rPr>
+      </w:pPr>
+    </w:p>
+    <w:p>
+      <w:pPr>
+        <w:autoSpaceDE w:val="0"/>
+        <w:autoSpaceDN w:val="0"/>
+        <w:adjustRightInd w:val="0"/>
+        <w:spacing w:after="0" w:line="240" w:lineRule="auto"/>
+        <w:jc w:val="center"/>
+        <w:rPr>
+          <w:rFonts w:ascii="Times New Roman" w:eastAsia="Times New Roman" w:hAnsi="Times New Roman"/>
+          <w:b/>
+          <w:sz w:val="24"/>
+          <w:szCs w:val="24"/>
+          <w:lang w:eastAsia="ru-RU"/>
+        </w:rPr>
+      </w:pPr>
+      <w:r>
+        <w:rPr>
+          <w:rFonts w:ascii="Times New Roman" w:eastAsia="Times New Roman" w:hAnsi="Times New Roman"/>
+          <w:b/>
+          <w:sz w:val="24"/>
+          <w:szCs w:val="24"/>
+          <w:lang w:eastAsia="ru-RU"/>
+        </w:rPr>
+        <w:t>4. СРОК ДЕЙСТВИЯ ДОГОВОРА.</w:t>
+      </w:r>
+    </w:p>
+    <w:p>
+      <w:pPr>
+        <w:autoSpaceDE w:val="0"/>
+        <w:autoSpaceDN w:val="0"/>
+        <w:adjustRightInd w:val="0"/>
+        <w:spacing w:after="0" w:line="240" w:lineRule="auto"/>
+        <w:jc w:val="center"/>
+        <w:rPr>
+          <w:rFonts w:ascii="Times New Roman" w:eastAsia="Times New Roman" w:hAnsi="Times New Roman"/>
+          <w:sz w:val="24"/>
+          <w:szCs w:val="24"/>
+          <w:lang w:eastAsia="ru-RU"/>
+        </w:rPr>
+      </w:pPr>
+      <w:r>
+        <w:rPr>
+          <w:rFonts w:ascii="Times New Roman" w:eastAsia="Times New Roman" w:hAnsi="Times New Roman"/>
+          <w:b/>
+          <w:sz w:val="24"/>
+          <w:szCs w:val="24"/>
+          <w:lang w:eastAsia="ru-RU"/>
+        </w:rPr>
+        <w:t xml:space="preserve"> ПОРЯДОК И ОСНОВАНИЯ ЕГО ИЗМЕНЕНИЯ И РАСТОРЖЕНИЯ</w:t>
+      </w:r>
+    </w:p>
+    <w:p>
+      <w:pPr>
+        <w:autoSpaceDE w:val="0"/>
+        <w:autoSpaceDN w:val="0"/>
+        <w:adjustRightInd w:val="0"/>
+        <w:spacing w:after="0" w:line="240" w:lineRule="auto"/>
+        <w:ind w:left="567" w:hanging="567"/>
+        <w:jc w:val="both"/>
+        <w:rPr>
+          <w:rFonts w:ascii="Times New Roman" w:eastAsia="Times New Roman" w:hAnsi="Times New Roman"/>
+          <w:sz w:val="24"/>
+          <w:szCs w:val="24"/>
+          <w:lang w:eastAsia="ru-RU"/>
+        </w:rPr>
+      </w:pPr>
+      <w:r>
+        <w:rPr>
+          <w:rFonts w:ascii="Times New Roman" w:eastAsia="Times New Roman" w:hAnsi="Times New Roman"/>
+          <w:sz w:val="24"/>
+          <w:szCs w:val="24"/>
+          <w:lang w:eastAsia="ru-RU"/>
+        </w:rPr>
+        <w:t>4.1. Настоящий договор вступает в силу со дня подписания его Сторонами и действует до</w:t>
+      </w:r>
+      <w:r>
+        <w:rPr>
+          <w:rFonts w:ascii="Times New Roman" w:eastAsia="Times New Roman" w:hAnsi="Times New Roman"/>
+          <w:sz w:val="24"/>
+          <w:szCs w:val="24"/>
+          <w:lang w:eastAsia="ru-RU"/>
+        </w:rPr>
+        <w:t xml:space="preserve"> </w:t>
+      </w:r>
+      <w:r>
+        <w:rPr>
+          <w:rFonts w:ascii="Times New Roman" w:eastAsia="Times New Roman" w:hAnsi="Times New Roman"/>
+          <w:sz w:val="24"/>
+          <w:szCs w:val="24"/>
+          <w:lang w:eastAsia="ru-RU"/>
+        </w:rPr>
+        <w:t>{{</w:t>
+      </w:r>
+      <w:proofErr w:type="gramStart"/>
+      <w:r>
+        <w:rPr>
+          <w:rFonts w:ascii="Times New Roman" w:eastAsia="Times New Roman" w:hAnsi="Times New Roman"/>
+          <w:sz w:val="24"/>
+          <w:szCs w:val="24"/>
+          <w:lang w:val="en-US" w:eastAsia="ru-RU"/>
+        </w:rPr>
+        <w:t>deal</w:t>
+      </w:r>
+      <w:r>
+        <w:rPr>
+          <w:rFonts w:ascii="Times New Roman" w:eastAsia="Times New Roman" w:hAnsi="Times New Roman"/>
+          <w:sz w:val="24"/>
+          <w:szCs w:val="24"/>
+          <w:lang w:eastAsia="ru-RU"/>
+        </w:rPr>
+        <w:t>.</w:t>
+      </w:r>
+      <w:proofErr w:type="spellStart"/>
+      <w:r>
+        <w:rPr>
+          <w:rFonts w:ascii="Times New Roman" w:eastAsia="Times New Roman" w:hAnsi="Times New Roman"/>
+          <w:sz w:val="24"/>
+          <w:szCs w:val="24"/>
+          <w:lang w:val="en-US" w:eastAsia="ru-RU"/>
+        </w:rPr>
+        <w:t>endDateText</w:t>
+      </w:r>
+      <w:proofErr w:type="spellEnd"/>
+      <w:r>
+        <w:rPr>
+          <w:rFonts w:ascii="Times New Roman" w:eastAsia="Times New Roman" w:hAnsi="Times New Roman"/>
+          <w:sz w:val="24"/>
+          <w:szCs w:val="24"/>
+          <w:lang w:eastAsia="ru-RU"/>
+        </w:rPr>
+        <w:t>}}</w:t>
+      </w:r>
+      <w:r>
+        <w:rPr>
+          <w:rFonts w:ascii="Times New Roman" w:eastAsia="Times New Roman" w:hAnsi="Times New Roman"/>
+          <w:sz w:val="24"/>
+          <w:szCs w:val="24"/>
+          <w:lang w:eastAsia="ru-RU"/>
+        </w:rPr>
+        <w:t>г</w:t>
+      </w:r>
+      <w:r>
+        <w:rPr>
+          <w:rFonts w:ascii="Times New Roman" w:eastAsia="Times New Roman" w:hAnsi="Times New Roman"/>
+          <w:sz w:val="24"/>
+          <w:szCs w:val="24"/>
+          <w:lang w:eastAsia="ru-RU"/>
+        </w:rPr>
+        <w:t>.</w:t>
+      </w:r>
+      <w:proofErr w:type="gramEnd"/>
+    </w:p>
+    <w:p>
+      <w:pPr>
+        <w:autoSpaceDE w:val="0"/>
+        <w:autoSpaceDN w:val="0"/>
+        <w:adjustRightInd w:val="0"/>
+        <w:spacing w:after="0" w:line="240" w:lineRule="auto"/>
+        <w:ind w:left="567" w:hanging="567"/>
+        <w:jc w:val="both"/>
+        <w:rPr>
+          <w:rFonts w:ascii="Times New Roman" w:eastAsia="Times New Roman" w:hAnsi="Times New Roman"/>
+          <w:sz w:val="24"/>
+          <w:szCs w:val="24"/>
+          <w:lang w:eastAsia="ru-RU"/>
+        </w:rPr>
+      </w:pPr>
+      <w:r>
+        <w:rPr>
+          <w:rFonts w:ascii="Times New Roman" w:eastAsia="Times New Roman" w:hAnsi="Times New Roman"/>
+          <w:sz w:val="24"/>
+          <w:szCs w:val="24"/>
+          <w:lang w:eastAsia="ru-RU"/>
+        </w:rPr>
+        <w:t>4.2. Настоящий   договор   считается исполненным после полного и надлежащего выполнения Сторонами всех своих обязательств по договору, что оформляется подписанием акта. Акт составляется Исполнителем и предлагается для подписания Потребителю.</w:t>
+      </w:r>
+    </w:p>
+    <w:p>
+      <w:pPr>
+        <w:autoSpaceDE w:val="0"/>
+        <w:autoSpaceDN w:val="0"/>
+        <w:adjustRightInd w:val="0"/>
+        <w:spacing w:after="0" w:line="240" w:lineRule="auto"/>
+        <w:ind w:left="567"/>
+        <w:jc w:val="both"/>
+        <w:rPr>
+          <w:rFonts w:ascii="Times New Roman" w:eastAsia="Times New Roman" w:hAnsi="Times New Roman"/>
+          <w:sz w:val="24"/>
+          <w:szCs w:val="24"/>
+          <w:lang w:eastAsia="ru-RU"/>
+        </w:rPr>
+      </w:pPr>
+      <w:bookmarkStart w:id="6" w:name="_Hlk231834685"/>
+      <w:r>
+        <w:rPr>
+          <w:rFonts w:ascii="Times New Roman" w:eastAsia="Times New Roman" w:hAnsi="Times New Roman"/>
+          <w:sz w:val="24"/>
+          <w:szCs w:val="24"/>
+          <w:lang w:eastAsia="ru-RU"/>
+        </w:rPr>
+        <w:t xml:space="preserve">Потребитель </w:t>
+      </w:r>
+      <w:r>
+        <w:rPr>
+          <w:rFonts w:ascii="Times New Roman" w:eastAsia="Times New Roman" w:hAnsi="Times New Roman"/>
+          <w:sz w:val="24"/>
+          <w:szCs w:val="24"/>
+          <w:lang w:eastAsia="ru-RU"/>
+        </w:rPr>
+        <w:t>в день</w:t>
+      </w:r>
+      <w:r>
+        <w:rPr>
+          <w:rFonts w:ascii="Times New Roman" w:eastAsia="Times New Roman" w:hAnsi="Times New Roman"/>
+          <w:sz w:val="24"/>
+          <w:szCs w:val="24"/>
+          <w:lang w:eastAsia="ru-RU"/>
+        </w:rPr>
+        <w:t xml:space="preserve"> получения акта обязан подписать его или дать письменный отказ от подписания с изложением обоснованных причин отказа</w:t>
+      </w:r>
+      <w:bookmarkEnd w:id="6"/>
+      <w:r>
+        <w:rPr>
+          <w:rFonts w:ascii="Times New Roman" w:eastAsia="Times New Roman" w:hAnsi="Times New Roman"/>
+          <w:sz w:val="24"/>
+          <w:szCs w:val="24"/>
+          <w:lang w:eastAsia="ru-RU"/>
+        </w:rPr>
+        <w:t xml:space="preserve">. В случае если в течение указанного срока Потребитель </w:t>
+      </w:r>
+      <w:r>
+        <w:rPr>
+          <w:rFonts w:ascii="Times New Roman" w:eastAsia="Times New Roman" w:hAnsi="Times New Roman"/>
+          <w:sz w:val="24"/>
+          <w:szCs w:val="24"/>
+          <w:lang w:eastAsia="ru-RU"/>
+        </w:rPr>
+        <w:lastRenderedPageBreak/>
+        <w:t xml:space="preserve">не подпишет акт и не предоставит Исполнителю письменного отказа от подписания акта с изложением причин, </w:t>
+      </w:r>
+      <w:r>
+        <w:rPr>
+          <w:rFonts w:ascii="Times New Roman" w:eastAsia="Times New Roman" w:hAnsi="Times New Roman"/>
+          <w:sz w:val="24"/>
+          <w:szCs w:val="24"/>
+          <w:lang w:eastAsia="ru-RU"/>
+        </w:rPr>
+        <w:t>услуги по</w:t>
+      </w:r>
+      <w:r>
+        <w:rPr>
+          <w:rFonts w:ascii="Times New Roman" w:eastAsia="Times New Roman" w:hAnsi="Times New Roman"/>
+          <w:sz w:val="24"/>
+          <w:szCs w:val="24"/>
+          <w:lang w:eastAsia="ru-RU"/>
+        </w:rPr>
+        <w:t xml:space="preserve"> настоящему договору считаются исполненными и подлежащими оплате в полном объеме.</w:t>
+      </w:r>
+    </w:p>
+    <w:p>
+      <w:pPr>
+        <w:autoSpaceDE w:val="0"/>
+        <w:autoSpaceDN w:val="0"/>
+        <w:adjustRightInd w:val="0"/>
+        <w:spacing w:after="0" w:line="240" w:lineRule="auto"/>
+        <w:ind w:left="567" w:hanging="567"/>
+        <w:jc w:val="both"/>
+        <w:rPr>
+          <w:rFonts w:ascii="Times New Roman" w:eastAsia="Times New Roman" w:hAnsi="Times New Roman"/>
+          <w:sz w:val="24"/>
+          <w:szCs w:val="24"/>
+          <w:lang w:eastAsia="ru-RU"/>
+        </w:rPr>
+      </w:pPr>
+      <w:r>
+        <w:rPr>
+          <w:rFonts w:ascii="Times New Roman" w:eastAsia="Times New Roman" w:hAnsi="Times New Roman"/>
+          <w:sz w:val="24"/>
+          <w:szCs w:val="24"/>
+          <w:lang w:eastAsia="ru-RU"/>
+        </w:rPr>
+        <w:t xml:space="preserve">4.3. Изменение   условий   настоящего   договора осуществляется по согласованию сторон путем оформления дополнительного соглашения. </w:t>
+      </w:r>
+    </w:p>
+    <w:p>
+      <w:pPr>
+        <w:autoSpaceDE w:val="0"/>
+        <w:autoSpaceDN w:val="0"/>
+        <w:adjustRightInd w:val="0"/>
+        <w:spacing w:after="0" w:line="240" w:lineRule="auto"/>
+        <w:ind w:left="567"/>
+        <w:jc w:val="both"/>
+        <w:rPr>
+          <w:rFonts w:ascii="Times New Roman" w:eastAsia="Times New Roman" w:hAnsi="Times New Roman"/>
+          <w:sz w:val="24"/>
+          <w:szCs w:val="24"/>
+          <w:lang w:eastAsia="ru-RU"/>
+        </w:rPr>
+      </w:pPr>
+      <w:r>
+        <w:rPr>
+          <w:rFonts w:ascii="Times New Roman" w:eastAsia="Times New Roman" w:hAnsi="Times New Roman"/>
+          <w:sz w:val="24"/>
+          <w:szCs w:val="24"/>
+          <w:lang w:eastAsia="ru-RU"/>
+        </w:rPr>
+        <w:t>Настоящий договор   может   быть   расторгнут по соглашению Сторон.  Одностороннее расторжение, отказ от выполнения условий договора допускаются лишь в случаях, установленных настоящим договором и законодательством.</w:t>
+      </w:r>
+    </w:p>
+    <w:p>
+      <w:pPr>
+        <w:autoSpaceDE w:val="0"/>
+        <w:autoSpaceDN w:val="0"/>
+        <w:adjustRightInd w:val="0"/>
+        <w:spacing w:after="0" w:line="240" w:lineRule="auto"/>
+        <w:ind w:left="567" w:hanging="567"/>
+        <w:jc w:val="both"/>
+        <w:rPr>
+          <w:rFonts w:ascii="Times New Roman" w:eastAsia="Times New Roman" w:hAnsi="Times New Roman"/>
+          <w:sz w:val="24"/>
+          <w:szCs w:val="24"/>
+          <w:lang w:eastAsia="ru-RU"/>
+        </w:rPr>
+      </w:pPr>
+      <w:r>
+        <w:rPr>
+          <w:rFonts w:ascii="Times New Roman" w:eastAsia="Times New Roman" w:hAnsi="Times New Roman"/>
+          <w:sz w:val="24"/>
+          <w:szCs w:val="24"/>
+          <w:lang w:eastAsia="ru-RU"/>
+        </w:rPr>
+        <w:t xml:space="preserve">4.4. Исполнитель   имеет   право расторгнуть настоящий договор в одностороннем порядке </w:t>
+      </w:r>
+      <w:r>
+        <w:rPr>
+          <w:rFonts w:ascii="Times New Roman" w:eastAsia="Times New Roman" w:hAnsi="Times New Roman"/>
+          <w:sz w:val="24"/>
+          <w:szCs w:val="24"/>
+          <w:lang w:eastAsia="ru-RU"/>
+        </w:rPr>
+        <w:br/>
+        <w:t xml:space="preserve">в случаях:  </w:t>
+      </w:r>
+    </w:p>
+    <w:p>
+      <w:pPr>
         <w:autoSpaceDE w:val="0"/>
         <w:autoSpaceDN w:val="0"/>
         <w:adjustRightInd w:val="0"/>
         <w:spacing w:after="0" w:line="240" w:lineRule="auto"/>
         <w:ind w:left="1134" w:hanging="567"/>
         <w:jc w:val="both"/>
-        <w:outlineLvl w:val="0"/>
-        <w:rPr>
-          <w:rFonts w:ascii="Times New Roman" w:eastAsia="Times New Roman" w:hAnsi="Times New Roman"/>
-          <w:sz w:val="24"/>
-          <w:szCs w:val="24"/>
+        <w:rPr>
+          <w:rFonts w:ascii="Times New Roman" w:eastAsia="Times New Roman" w:hAnsi="Times New Roman"/>
+          <w:sz w:val="24"/>
+          <w:szCs w:val="24"/>
+          <w:lang w:eastAsia="ru-RU"/>
+        </w:rPr>
+      </w:pPr>
+      <w:r>
+        <w:rPr>
+          <w:rFonts w:ascii="Times New Roman" w:eastAsia="Times New Roman" w:hAnsi="Times New Roman"/>
+          <w:sz w:val="24"/>
+          <w:szCs w:val="24"/>
+          <w:lang w:eastAsia="ru-RU"/>
+        </w:rPr>
+        <w:t>4.4.1.</w:t>
+      </w:r>
+      <w:r>
+        <w:rPr>
+          <w:rFonts w:ascii="Times New Roman" w:eastAsia="Times New Roman" w:hAnsi="Times New Roman"/>
+          <w:sz w:val="24"/>
+          <w:szCs w:val="24"/>
+          <w:lang w:eastAsia="ru-RU"/>
+        </w:rPr>
+        <w:t xml:space="preserve">неисполнения и (или) ненадлежащего исполнения Потребителем обязательств </w:t>
+      </w:r>
+      <w:r>
+        <w:rPr>
+          <w:rFonts w:ascii="Times New Roman" w:eastAsia="Times New Roman" w:hAnsi="Times New Roman"/>
+          <w:sz w:val="24"/>
+          <w:szCs w:val="24"/>
+          <w:lang w:eastAsia="ru-RU"/>
+        </w:rPr>
+        <w:br/>
+        <w:t xml:space="preserve">по настоящему договору; </w:t>
+      </w:r>
+    </w:p>
+    <w:p>
+      <w:pPr>
+        <w:autoSpaceDE w:val="0"/>
+        <w:autoSpaceDN w:val="0"/>
+        <w:adjustRightInd w:val="0"/>
+        <w:spacing w:after="0" w:line="240" w:lineRule="auto"/>
+        <w:ind w:left="1134" w:hanging="567"/>
+        <w:jc w:val="both"/>
+        <w:rPr>
+          <w:rFonts w:ascii="Times New Roman" w:eastAsia="Times New Roman" w:hAnsi="Times New Roman"/>
+          <w:sz w:val="24"/>
+          <w:szCs w:val="24"/>
+          <w:lang w:eastAsia="ru-RU"/>
+        </w:rPr>
+      </w:pPr>
+      <w:r>
+        <w:rPr>
+          <w:rFonts w:ascii="Times New Roman" w:eastAsia="Times New Roman" w:hAnsi="Times New Roman"/>
+          <w:sz w:val="24"/>
+          <w:szCs w:val="24"/>
+          <w:lang w:eastAsia="ru-RU"/>
+        </w:rPr>
+        <w:t>4.4.</w:t>
+      </w:r>
+      <w:r>
+        <w:rPr>
+          <w:rFonts w:ascii="Times New Roman" w:eastAsia="Times New Roman" w:hAnsi="Times New Roman"/>
+          <w:sz w:val="24"/>
+          <w:szCs w:val="24"/>
+          <w:lang w:eastAsia="ru-RU"/>
+        </w:rPr>
+        <w:t>2. выявления</w:t>
+      </w:r>
+      <w:r>
+        <w:rPr>
+          <w:rFonts w:ascii="Times New Roman" w:eastAsia="Times New Roman" w:hAnsi="Times New Roman"/>
+          <w:sz w:val="24"/>
+          <w:szCs w:val="24"/>
+          <w:lang w:eastAsia="ru-RU"/>
+        </w:rPr>
+        <w:t xml:space="preserve"> Исполнителем в процессе исполнения договора обстоятельств, которые могут впоследствии стать предметом судебного спора по законному совершению сделки.</w:t>
+      </w:r>
+    </w:p>
+    <w:p>
+      <w:pPr>
+        <w:spacing w:after="0"/>
+        <w:ind w:left="567" w:hanging="567"/>
+        <w:jc w:val="both"/>
+        <w:rPr>
+          <w:rFonts w:ascii="Times New Roman" w:hAnsi="Times New Roman"/>
+          <w:sz w:val="24"/>
+          <w:szCs w:val="24"/>
+        </w:rPr>
+      </w:pPr>
+      <w:r>
+        <w:rPr>
+          <w:rFonts w:ascii="Times New Roman" w:hAnsi="Times New Roman"/>
+          <w:sz w:val="24"/>
+          <w:szCs w:val="24"/>
+        </w:rPr>
+        <w:t>4.5. В случае отсутствия фактически оказанных услуг их оплата Потребителем не осуществляется, и настоящий договор расторгается по соглашению Сторон.</w:t>
+      </w:r>
+    </w:p>
+    <w:p>
+      <w:pPr>
+        <w:rPr>
           <w:lang w:eastAsia="ru-RU"/>
         </w:rPr>
       </w:pPr>
@@ -4614,46 +5211,20 @@
         <w:jc w:val="center"/>
         <w:rPr>
           <w:rFonts w:ascii="Times New Roman" w:eastAsia="Times New Roman" w:hAnsi="Times New Roman"/>
+          <w:sz w:val="24"/>
+          <w:szCs w:val="24"/>
+          <w:lang w:eastAsia="ru-RU"/>
+        </w:rPr>
+      </w:pPr>
+      <w:r>
+        <w:rPr>
+          <w:rFonts w:ascii="Times New Roman" w:eastAsia="Times New Roman" w:hAnsi="Times New Roman"/>
           <w:b/>
           <w:sz w:val="24"/>
           <w:szCs w:val="24"/>
           <w:lang w:eastAsia="ru-RU"/>
         </w:rPr>
-      </w:pPr>
-      <w:r>
-        <w:rPr>
-          <w:rFonts w:ascii="Times New Roman" w:eastAsia="Times New Roman" w:hAnsi="Times New Roman"/>
-          <w:b/>
-          <w:sz w:val="24"/>
-          <w:szCs w:val="24"/>
-          <w:lang w:eastAsia="ru-RU"/>
-        </w:rPr>
-        <w:t>4. СРОК ДЕЙСТВИЯ ДОГОВОРА.</w:t>
-      </w:r>
-    </w:p>
-    <w:p>
-      <w:pPr>
-        <w:autoSpaceDE w:val="0"/>
-        <w:autoSpaceDN w:val="0"/>
-        <w:adjustRightInd w:val="0"/>
-        <w:spacing w:after="0" w:line="240" w:lineRule="auto"/>
-        <w:jc w:val="center"/>
-        <w:rPr>
-          <w:rFonts w:ascii="Times New Roman" w:eastAsia="Times New Roman" w:hAnsi="Times New Roman"/>
-          <w:sz w:val="24"/>
-          <w:szCs w:val="24"/>
-          <w:lang w:eastAsia="ru-RU"/>
-        </w:rPr>
-      </w:pPr>
-      <w:r>
-        <w:rPr>
-          <w:rFonts w:ascii="Times New Roman" w:eastAsia="Times New Roman" w:hAnsi="Times New Roman"/>
-          <w:b/>
-          <w:sz w:val="24"/>
-          <w:szCs w:val="24"/>
-          <w:lang w:eastAsia="ru-RU"/>
-        </w:rPr>
-        <w:t xml:space="preserve"> ПОРЯДОК И ОСНОВАНИЯ ЕГО ИЗМЕНЕНИЯ И РАСТОРЖЕНИЯ</w:t>
+        <w:t>5. ОТВЕТСТВЕННОСТЬ СТОРОН И ПОРЯДОК РАЗРЕШЕНИЯ СПОРОВ</w:t>
       </w:r>
     </w:p>
     <w:p>
@@ -4678,83 +5249,25 @@
           <w:szCs w:val="24"/>
           <w:lang w:eastAsia="ru-RU"/>
         </w:rPr>
-        <w:t>4.1. Настоящий договор вступает в силу со дня подписания его Сторонами и действует до</w:t>
-      </w:r>
-      <w:r>
-        <w:rPr>
-          <w:rFonts w:ascii="Times New Roman" w:eastAsia="Times New Roman" w:hAnsi="Times New Roman"/>
-          <w:sz w:val="24"/>
-          <w:szCs w:val="24"/>
-          <w:lang w:eastAsia="ru-RU"/>
-        </w:rPr>
-        <w:t xml:space="preserve"> </w:t>
-      </w:r>
-      <w:r>
-        <w:rPr>
-          <w:rFonts w:ascii="Times New Roman" w:eastAsia="Times New Roman" w:hAnsi="Times New Roman"/>
-          <w:sz w:val="24"/>
-          <w:szCs w:val="24"/>
-          <w:lang w:eastAsia="ru-RU"/>
-        </w:rPr>
-        <w:t>{{</w:t>
-      </w:r>
-      <w:proofErr w:type="gramStart"/>
-      <w:r>
-        <w:rPr>
-          <w:rFonts w:ascii="Times New Roman" w:eastAsia="Times New Roman" w:hAnsi="Times New Roman"/>
-          <w:sz w:val="24"/>
-          <w:szCs w:val="24"/>
-          <w:lang w:val="en-US" w:eastAsia="ru-RU"/>
-        </w:rPr>
-        <w:t>deal</w:t>
-      </w:r>
-      <w:r>
-        <w:rPr>
-          <w:rFonts w:ascii="Times New Roman" w:eastAsia="Times New Roman" w:hAnsi="Times New Roman"/>
-          <w:sz w:val="24"/>
-          <w:szCs w:val="24"/>
-          <w:lang w:eastAsia="ru-RU"/>
-        </w:rPr>
-        <w:t>.</w:t>
-      </w:r>
-      <w:proofErr w:type="spellStart"/>
-      <w:r>
-        <w:rPr>
-          <w:rFonts w:ascii="Times New Roman" w:eastAsia="Times New Roman" w:hAnsi="Times New Roman"/>
-          <w:sz w:val="24"/>
-          <w:szCs w:val="24"/>
-          <w:lang w:val="en-US" w:eastAsia="ru-RU"/>
-        </w:rPr>
-        <w:t>endDateText</w:t>
-      </w:r>
-      <w:proofErr w:type="spellEnd"/>
-      <w:proofErr w:type="gramEnd"/>
-      <w:r>
-        <w:rPr>
-          <w:rFonts w:ascii="Times New Roman" w:eastAsia="Times New Roman" w:hAnsi="Times New Roman"/>
-          <w:sz w:val="24"/>
-          <w:szCs w:val="24"/>
-          <w:lang w:eastAsia="ru-RU"/>
-        </w:rPr>
-        <w:t>}}</w:t>
-      </w:r>
-      <w:r>
-        <w:rPr>
-          <w:rFonts w:ascii="Times New Roman" w:eastAsia="Times New Roman" w:hAnsi="Times New Roman"/>
-          <w:sz w:val="24"/>
-          <w:szCs w:val="24"/>
-          <w:lang w:eastAsia="ru-RU"/>
-        </w:rPr>
-        <w:t>г</w:t>
-      </w:r>
-      <w:r>
-        <w:rPr>
-          <w:rFonts w:ascii="Times New Roman" w:eastAsia="Times New Roman" w:hAnsi="Times New Roman"/>
-          <w:sz w:val="24"/>
-          <w:szCs w:val="24"/>
-          <w:lang w:eastAsia="ru-RU"/>
-        </w:rPr>
-        <w:t>.</w:t>
+        <w:t>5.</w:t>
+      </w:r>
+      <w:r>
+        <w:rPr>
+          <w:rFonts w:ascii="Times New Roman" w:eastAsia="Times New Roman" w:hAnsi="Times New Roman"/>
+          <w:sz w:val="24"/>
+          <w:szCs w:val="24"/>
+          <w:lang w:eastAsia="ru-RU"/>
+        </w:rPr>
+        <w:t>1. За</w:t>
+      </w:r>
+      <w:r>
+        <w:rPr>
+          <w:rFonts w:ascii="Times New Roman" w:eastAsia="Times New Roman" w:hAnsi="Times New Roman"/>
+          <w:sz w:val="24"/>
+          <w:szCs w:val="24"/>
+          <w:lang w:eastAsia="ru-RU"/>
+        </w:rPr>
+        <w:t xml:space="preserve"> неисполнение либо ненадлежащее исполнение настоящего договора Стороны несут ответственность в соответствии с законодательством.</w:t>
       </w:r>
     </w:p>
     <w:p>
@@ -4779,7 +5292,25 @@
           <w:szCs w:val="24"/>
           <w:lang w:eastAsia="ru-RU"/>
         </w:rPr>
-        <w:t>4.2. Настоящий   договор   считается исполненным после полного и надлежащего выполнения Сторонами всех своих обязательств по договору, что оформляется подписанием акта. Акт составляется Исполнителем и предлагается для подписания Потребителю.</w:t>
+        <w:t>5.</w:t>
+      </w:r>
+      <w:r>
+        <w:rPr>
+          <w:rFonts w:ascii="Times New Roman" w:eastAsia="Times New Roman" w:hAnsi="Times New Roman"/>
+          <w:sz w:val="24"/>
+          <w:szCs w:val="24"/>
+          <w:lang w:eastAsia="ru-RU"/>
+        </w:rPr>
+        <w:t>2. Стороны</w:t>
+      </w:r>
+      <w:r>
+        <w:rPr>
+          <w:rFonts w:ascii="Times New Roman" w:eastAsia="Times New Roman" w:hAnsi="Times New Roman"/>
+          <w:sz w:val="24"/>
+          <w:szCs w:val="24"/>
+          <w:lang w:eastAsia="ru-RU"/>
+        </w:rPr>
+        <w:t xml:space="preserve"> освобождаются от ответственности:</w:t>
       </w:r>
     </w:p>
     <w:p>
@@ -4788,7 +5319,7 @@
         <w:autoSpaceDN w:val="0"/>
         <w:adjustRightInd w:val="0"/>
         <w:spacing w:after="0" w:line="240" w:lineRule="auto"/>
-        <w:ind w:left="567"/>
+        <w:ind w:left="993" w:hanging="426"/>
         <w:jc w:val="both"/>
         <w:rPr>
           <w:rFonts w:ascii="Times New Roman" w:eastAsia="Times New Roman" w:hAnsi="Times New Roman"/>
@@ -4797,71 +5328,66 @@
           <w:lang w:eastAsia="ru-RU"/>
         </w:rPr>
       </w:pPr>
-      <w:bookmarkStart w:id="6" w:name="_Hlk231834685"/>
-      <w:r>
-        <w:rPr>
-          <w:rFonts w:ascii="Times New Roman" w:eastAsia="Times New Roman" w:hAnsi="Times New Roman"/>
-          <w:sz w:val="24"/>
-          <w:szCs w:val="24"/>
-          <w:lang w:eastAsia="ru-RU"/>
-        </w:rPr>
-        <w:t xml:space="preserve">Потребитель </w:t>
-      </w:r>
-      <w:r>
-        <w:rPr>
-          <w:rFonts w:ascii="Times New Roman" w:eastAsia="Times New Roman" w:hAnsi="Times New Roman"/>
-          <w:sz w:val="24"/>
-          <w:szCs w:val="24"/>
-          <w:lang w:eastAsia="ru-RU"/>
-        </w:rPr>
-        <w:t>в день</w:t>
-      </w:r>
-      <w:r>
-        <w:rPr>
-          <w:rFonts w:ascii="Times New Roman" w:eastAsia="Times New Roman" w:hAnsi="Times New Roman"/>
-          <w:sz w:val="24"/>
-          <w:szCs w:val="24"/>
-          <w:lang w:eastAsia="ru-RU"/>
-        </w:rPr>
-        <w:t xml:space="preserve"> получения акта обязан подписать его или дать письменный отказ от подписания с изложением обоснованных причин отказа</w:t>
-      </w:r>
-      <w:bookmarkEnd w:id="6"/>
-      <w:r>
-        <w:rPr>
-          <w:rFonts w:ascii="Times New Roman" w:eastAsia="Times New Roman" w:hAnsi="Times New Roman"/>
-          <w:sz w:val="24"/>
-          <w:szCs w:val="24"/>
-          <w:lang w:eastAsia="ru-RU"/>
-        </w:rPr>
-        <w:t xml:space="preserve">. В случае если в течение указанного срока Потребитель </w:t>
-      </w:r>
-      <w:r>
-        <w:rPr>
-          <w:rFonts w:ascii="Times New Roman" w:eastAsia="Times New Roman" w:hAnsi="Times New Roman"/>
-          <w:sz w:val="24"/>
-          <w:szCs w:val="24"/>
-          <w:lang w:eastAsia="ru-RU"/>
-        </w:rPr>
-        <w:lastRenderedPageBreak/>
-        <w:t xml:space="preserve">не подпишет акт и не предоставит Исполнителю письменного отказа от подписания акта с изложением причин, </w:t>
-      </w:r>
-      <w:r>
-        <w:rPr>
-          <w:rFonts w:ascii="Times New Roman" w:eastAsia="Times New Roman" w:hAnsi="Times New Roman"/>
-          <w:sz w:val="24"/>
-          <w:szCs w:val="24"/>
-          <w:lang w:eastAsia="ru-RU"/>
-        </w:rPr>
-        <w:t>услуги по</w:t>
-      </w:r>
-      <w:r>
-        <w:rPr>
-          <w:rFonts w:ascii="Times New Roman" w:eastAsia="Times New Roman" w:hAnsi="Times New Roman"/>
-          <w:sz w:val="24"/>
-          <w:szCs w:val="24"/>
-          <w:lang w:eastAsia="ru-RU"/>
-        </w:rPr>
-        <w:t xml:space="preserve"> настоящему договору считаются исполненными и подлежащими оплате в полном объеме.</w:t>
+      <w:r>
+        <w:rPr>
+          <w:rFonts w:ascii="Times New Roman" w:eastAsia="Times New Roman" w:hAnsi="Times New Roman"/>
+          <w:sz w:val="24"/>
+          <w:szCs w:val="24"/>
+          <w:lang w:eastAsia="ru-RU"/>
+        </w:rPr>
+        <w:t>5.2.1.</w:t>
+      </w:r>
+      <w:r>
+        <w:rPr>
+          <w:rFonts w:ascii="Times New Roman" w:eastAsia="Times New Roman" w:hAnsi="Times New Roman"/>
+          <w:sz w:val="24"/>
+          <w:szCs w:val="24"/>
+          <w:lang w:eastAsia="ru-RU"/>
+        </w:rPr>
+        <w:t xml:space="preserve"> при установлении обстоятельств, препятствующих законному совершению сделки;</w:t>
+      </w:r>
+    </w:p>
+    <w:p>
+      <w:pPr>
+        <w:autoSpaceDE w:val="0"/>
+        <w:autoSpaceDN w:val="0"/>
+        <w:adjustRightInd w:val="0"/>
+        <w:spacing w:after="0" w:line="240" w:lineRule="auto"/>
+        <w:ind w:left="993" w:hanging="426"/>
+        <w:jc w:val="both"/>
+        <w:rPr>
+          <w:rFonts w:ascii="Times New Roman" w:eastAsia="Times New Roman" w:hAnsi="Times New Roman"/>
+          <w:sz w:val="24"/>
+          <w:szCs w:val="24"/>
+          <w:lang w:eastAsia="ru-RU"/>
+        </w:rPr>
+      </w:pPr>
+      <w:r>
+        <w:rPr>
+          <w:rFonts w:ascii="Times New Roman" w:eastAsia="Times New Roman" w:hAnsi="Times New Roman"/>
+          <w:sz w:val="24"/>
+          <w:szCs w:val="24"/>
+          <w:lang w:eastAsia="ru-RU"/>
+        </w:rPr>
+        <w:t>5.</w:t>
+      </w:r>
+      <w:r>
+        <w:rPr>
+          <w:rFonts w:ascii="Times New Roman" w:eastAsia="Times New Roman" w:hAnsi="Times New Roman"/>
+          <w:sz w:val="24"/>
+          <w:szCs w:val="24"/>
+          <w:lang w:eastAsia="ru-RU"/>
+        </w:rPr>
+        <w:t>2.2.</w:t>
+      </w:r>
+      <w:r>
+        <w:rPr>
+          <w:rFonts w:ascii="Times New Roman" w:eastAsia="Times New Roman" w:hAnsi="Times New Roman"/>
+          <w:sz w:val="24"/>
+          <w:szCs w:val="24"/>
+          <w:lang w:eastAsia="ru-RU"/>
+        </w:rPr>
+        <w:t xml:space="preserve"> в случае невозможности надлежащего исполнения обязательств по настоящему договору из-за действий потенциального покупателя объекта недвижимого имущества.</w:t>
       </w:r>
     </w:p>
     <w:p>
@@ -4886,32 +5412,34 @@
           <w:szCs w:val="24"/>
           <w:lang w:eastAsia="ru-RU"/>
         </w:rPr>
-        <w:t xml:space="preserve">4.3. Изменение   условий   настоящего   договора осуществляется по согласованию сторон путем оформления дополнительного соглашения. </w:t>
-      </w:r>
-    </w:p>
-    <w:p>
-      <w:pPr>
-        <w:autoSpaceDE w:val="0"/>
-        <w:autoSpaceDN w:val="0"/>
-        <w:adjustRightInd w:val="0"/>
-        <w:spacing w:after="0" w:line="240" w:lineRule="auto"/>
-        <w:ind w:left="567"/>
-        <w:jc w:val="both"/>
-        <w:rPr>
-          <w:rFonts w:ascii="Times New Roman" w:eastAsia="Times New Roman" w:hAnsi="Times New Roman"/>
-          <w:sz w:val="24"/>
-          <w:szCs w:val="24"/>
-          <w:lang w:eastAsia="ru-RU"/>
-        </w:rPr>
-      </w:pPr>
-      <w:r>
-        <w:rPr>
-          <w:rFonts w:ascii="Times New Roman" w:eastAsia="Times New Roman" w:hAnsi="Times New Roman"/>
-          <w:sz w:val="24"/>
-          <w:szCs w:val="24"/>
-          <w:lang w:eastAsia="ru-RU"/>
-        </w:rPr>
-        <w:t>Настоящий договор   может   быть   расторгнут по соглашению Сторон.  Одностороннее расторжение, отказ от выполнения условий договора допускаются лишь в случаях, установленных настоящим договором и законодательством.</w:t>
+        <w:t xml:space="preserve">5.3.Исполнитель не несет ответственности за достоверность технической информации </w:t>
+      </w:r>
+      <w:r>
+        <w:rPr>
+          <w:rFonts w:ascii="Times New Roman" w:eastAsia="Times New Roman" w:hAnsi="Times New Roman"/>
+          <w:sz w:val="24"/>
+          <w:szCs w:val="24"/>
+          <w:lang w:eastAsia="ru-RU"/>
+        </w:rPr>
+        <w:br/>
+      </w:r>
+      <w:r>
+        <w:rPr>
+          <w:rFonts w:ascii="Times New Roman" w:eastAsia="Times New Roman" w:hAnsi="Times New Roman"/>
+          <w:sz w:val="24"/>
+          <w:szCs w:val="24"/>
+          <w:lang w:eastAsia="ru-RU"/>
+        </w:rPr>
+        <w:t xml:space="preserve"> </w:t>
+      </w:r>
+      <w:r>
+        <w:rPr>
+          <w:rFonts w:ascii="Times New Roman" w:eastAsia="Times New Roman" w:hAnsi="Times New Roman"/>
+          <w:sz w:val="24"/>
+          <w:szCs w:val="24"/>
+          <w:lang w:eastAsia="ru-RU"/>
+        </w:rPr>
+        <w:t>об объекте недвижимого имущества, представленной Потребителем.</w:t>
       </w:r>
     </w:p>
     <w:p>
@@ -4936,17 +5464,25 @@
           <w:szCs w:val="24"/>
           <w:lang w:eastAsia="ru-RU"/>
         </w:rPr>
-        <w:t xml:space="preserve">4.4. Исполнитель   имеет   право расторгнуть настоящий договор в одностороннем порядке </w:t>
-      </w:r>
-      <w:r>
-        <w:rPr>
-          <w:rFonts w:ascii="Times New Roman" w:eastAsia="Times New Roman" w:hAnsi="Times New Roman"/>
-          <w:sz w:val="24"/>
-          <w:szCs w:val="24"/>
-          <w:lang w:eastAsia="ru-RU"/>
-        </w:rPr>
-        <w:br/>
-        <w:t xml:space="preserve">в случаях:  </w:t>
+        <w:t>5.</w:t>
+      </w:r>
+      <w:r>
+        <w:rPr>
+          <w:rFonts w:ascii="Times New Roman" w:eastAsia="Times New Roman" w:hAnsi="Times New Roman"/>
+          <w:sz w:val="24"/>
+          <w:szCs w:val="24"/>
+          <w:lang w:eastAsia="ru-RU"/>
+        </w:rPr>
+        <w:t>4. Стороны</w:t>
+      </w:r>
+      <w:r>
+        <w:rPr>
+          <w:rFonts w:ascii="Times New Roman" w:eastAsia="Times New Roman" w:hAnsi="Times New Roman"/>
+          <w:sz w:val="24"/>
+          <w:szCs w:val="24"/>
+          <w:lang w:eastAsia="ru-RU"/>
+        </w:rPr>
+        <w:t xml:space="preserve"> не несут ответственность за: </w:t>
       </w:r>
     </w:p>
     <w:p>
@@ -4971,26 +5507,25 @@
           <w:szCs w:val="24"/>
           <w:lang w:eastAsia="ru-RU"/>
         </w:rPr>
-        <w:t>4.4.1.</w:t>
-      </w:r>
-      <w:r>
-        <w:rPr>
-          <w:rFonts w:ascii="Times New Roman" w:eastAsia="Times New Roman" w:hAnsi="Times New Roman"/>
-          <w:sz w:val="24"/>
-          <w:szCs w:val="24"/>
-          <w:lang w:eastAsia="ru-RU"/>
-        </w:rPr>
-        <w:t xml:space="preserve">неисполнения и (или) ненадлежащего исполнения Потребителем обязательств </w:t>
-      </w:r>
-      <w:r>
-        <w:rPr>
-          <w:rFonts w:ascii="Times New Roman" w:eastAsia="Times New Roman" w:hAnsi="Times New Roman"/>
-          <w:sz w:val="24"/>
-          <w:szCs w:val="24"/>
-          <w:lang w:eastAsia="ru-RU"/>
-        </w:rPr>
-        <w:br/>
-        <w:t xml:space="preserve">по настоящему договору; </w:t>
+        <w:t>5.4.</w:t>
+      </w:r>
+      <w:r>
+        <w:rPr>
+          <w:rFonts w:ascii="Times New Roman" w:eastAsia="Times New Roman" w:hAnsi="Times New Roman"/>
+          <w:sz w:val="24"/>
+          <w:szCs w:val="24"/>
+          <w:lang w:eastAsia="ru-RU"/>
+        </w:rPr>
+        <w:t>1. невозможность</w:t>
+      </w:r>
+      <w:r>
+        <w:rPr>
+          <w:rFonts w:ascii="Times New Roman" w:eastAsia="Times New Roman" w:hAnsi="Times New Roman"/>
+          <w:sz w:val="24"/>
+          <w:szCs w:val="24"/>
+          <w:lang w:eastAsia="ru-RU"/>
+        </w:rPr>
+        <w:t xml:space="preserve"> или просрочку исполнения обязательств по договору, если в процессе работы выявятся обстоятельства, препятствующие законному совершению сделки; </w:t>
       </w:r>
     </w:p>
     <w:p>
@@ -5015,45 +5550,26 @@
           <w:szCs w:val="24"/>
           <w:lang w:eastAsia="ru-RU"/>
         </w:rPr>
-        <w:t>4.4.</w:t>
-      </w:r>
-      <w:r>
-        <w:rPr>
-          <w:rFonts w:ascii="Times New Roman" w:eastAsia="Times New Roman" w:hAnsi="Times New Roman"/>
-          <w:sz w:val="24"/>
-          <w:szCs w:val="24"/>
-          <w:lang w:eastAsia="ru-RU"/>
-        </w:rPr>
-        <w:t>2. выявления</w:t>
-      </w:r>
-      <w:r>
-        <w:rPr>
-          <w:rFonts w:ascii="Times New Roman" w:eastAsia="Times New Roman" w:hAnsi="Times New Roman"/>
-          <w:sz w:val="24"/>
-          <w:szCs w:val="24"/>
-          <w:lang w:eastAsia="ru-RU"/>
-        </w:rPr>
-        <w:t xml:space="preserve"> Исполнителем в процессе исполнения договора обстоятельств, которые могут впоследствии стать предметом судебного спора по законному совершению сделки.</w:t>
-      </w:r>
-    </w:p>
-    <w:p>
-      <w:pPr>
-        <w:spacing w:after="0"/>
-        <w:ind w:left="567" w:hanging="567"/>
-        <w:jc w:val="both"/>
-        <w:rPr>
-          <w:rFonts w:ascii="Times New Roman" w:hAnsi="Times New Roman"/>
-          <w:sz w:val="24"/>
-          <w:szCs w:val="24"/>
-        </w:rPr>
-      </w:pPr>
-      <w:r>
-        <w:rPr>
-          <w:rFonts w:ascii="Times New Roman" w:hAnsi="Times New Roman"/>
-          <w:sz w:val="24"/>
-          <w:szCs w:val="24"/>
-        </w:rPr>
-        <w:t>4.5. В случае отсутствия фактически оказанных услуг их оплата Потребителем не осуществляется, и настоящий договор расторгается по соглашению Сторон.</w:t>
+        <w:t>5.4.2.</w:t>
+      </w:r>
+      <w:r>
+        <w:rPr>
+          <w:rFonts w:ascii="Times New Roman" w:eastAsia="Times New Roman" w:hAnsi="Times New Roman"/>
+          <w:sz w:val="24"/>
+          <w:szCs w:val="24"/>
+          <w:lang w:eastAsia="ru-RU"/>
+        </w:rPr>
+        <w:t xml:space="preserve">действия   нотариуса, регистратора, государственных   органов   и иных организаций,  </w:t>
+      </w:r>
+      <w:r>
+        <w:rPr>
+          <w:rFonts w:ascii="Times New Roman" w:eastAsia="Times New Roman" w:hAnsi="Times New Roman"/>
+          <w:sz w:val="24"/>
+          <w:szCs w:val="24"/>
+          <w:lang w:eastAsia="ru-RU"/>
+        </w:rPr>
+        <w:br/>
+        <w:t xml:space="preserve">в том числе и в случае предоставления ими недостоверной информации   в   виде   документов, а   также иных сведений;  </w:t>
       </w:r>
     </w:p>
     <w:p>
@@ -5062,40 +5578,41 @@
         <w:autoSpaceDN w:val="0"/>
         <w:adjustRightInd w:val="0"/>
         <w:spacing w:after="0" w:line="240" w:lineRule="auto"/>
-        <w:ind w:firstLine="709"/>
+        <w:ind w:left="1134" w:hanging="567"/>
         <w:jc w:val="both"/>
-        <w:outlineLvl w:val="0"/>
-        <w:rPr>
-          <w:rFonts w:ascii="Times New Roman" w:eastAsia="Times New Roman" w:hAnsi="Times New Roman"/>
-          <w:sz w:val="24"/>
-          <w:szCs w:val="24"/>
-          <w:lang w:eastAsia="ru-RU"/>
-        </w:rPr>
-      </w:pPr>
-    </w:p>
-    <w:p>
-      <w:pPr>
-        <w:autoSpaceDE w:val="0"/>
-        <w:autoSpaceDN w:val="0"/>
-        <w:adjustRightInd w:val="0"/>
-        <w:spacing w:after="0" w:line="240" w:lineRule="auto"/>
-        <w:jc w:val="center"/>
-        <w:rPr>
-          <w:rFonts w:ascii="Times New Roman" w:eastAsia="Times New Roman" w:hAnsi="Times New Roman"/>
-          <w:sz w:val="24"/>
-          <w:szCs w:val="24"/>
-          <w:lang w:eastAsia="ru-RU"/>
-        </w:rPr>
-      </w:pPr>
-      <w:r>
-        <w:rPr>
-          <w:rFonts w:ascii="Times New Roman" w:eastAsia="Times New Roman" w:hAnsi="Times New Roman"/>
-          <w:b/>
-          <w:sz w:val="24"/>
-          <w:szCs w:val="24"/>
-          <w:lang w:eastAsia="ru-RU"/>
-        </w:rPr>
-        <w:t>5. ОТВЕТСТВЕННОСТЬ СТОРОН И ПОРЯДОК РАЗРЕШЕНИЯ СПОРОВ</w:t>
+        <w:rPr>
+          <w:rFonts w:ascii="Times New Roman" w:eastAsia="Times New Roman" w:hAnsi="Times New Roman"/>
+          <w:sz w:val="24"/>
+          <w:szCs w:val="24"/>
+          <w:lang w:eastAsia="ru-RU"/>
+        </w:rPr>
+      </w:pPr>
+      <w:r>
+        <w:rPr>
+          <w:rFonts w:ascii="Times New Roman" w:eastAsia="Times New Roman" w:hAnsi="Times New Roman"/>
+          <w:sz w:val="24"/>
+          <w:szCs w:val="24"/>
+          <w:lang w:eastAsia="ru-RU"/>
+        </w:rPr>
+        <w:t>5.4.</w:t>
+      </w:r>
+      <w:r>
+        <w:rPr>
+          <w:rFonts w:ascii="Times New Roman" w:eastAsia="Times New Roman" w:hAnsi="Times New Roman"/>
+          <w:sz w:val="24"/>
+          <w:szCs w:val="24"/>
+          <w:lang w:eastAsia="ru-RU"/>
+        </w:rPr>
+        <w:t>3. отказ</w:t>
+      </w:r>
+      <w:r>
+        <w:rPr>
+          <w:rFonts w:ascii="Times New Roman" w:eastAsia="Times New Roman" w:hAnsi="Times New Roman"/>
+          <w:sz w:val="24"/>
+          <w:szCs w:val="24"/>
+          <w:lang w:eastAsia="ru-RU"/>
+        </w:rPr>
+        <w:t xml:space="preserve"> государственных органов и иных организаций и лиц, в компетенцию которых входит выдача документов и сведений, от предоставления данных документов и сведений   либо   несвоевременное   их предоставление.</w:t>
       </w:r>
     </w:p>
     <w:p>
@@ -5120,25 +5637,17 @@
           <w:szCs w:val="24"/>
           <w:lang w:eastAsia="ru-RU"/>
         </w:rPr>
-        <w:t>5.</w:t>
-      </w:r>
-      <w:r>
-        <w:rPr>
-          <w:rFonts w:ascii="Times New Roman" w:eastAsia="Times New Roman" w:hAnsi="Times New Roman"/>
-          <w:sz w:val="24"/>
-          <w:szCs w:val="24"/>
-          <w:lang w:eastAsia="ru-RU"/>
-        </w:rPr>
-        <w:t>1. За</w:t>
-      </w:r>
-      <w:r>
-        <w:rPr>
-          <w:rFonts w:ascii="Times New Roman" w:eastAsia="Times New Roman" w:hAnsi="Times New Roman"/>
-          <w:sz w:val="24"/>
-          <w:szCs w:val="24"/>
-          <w:lang w:eastAsia="ru-RU"/>
-        </w:rPr>
-        <w:t xml:space="preserve"> неисполнение либо ненадлежащее исполнение настоящего договора Стороны несут ответственность в соответствии с законодательством.</w:t>
+        <w:t xml:space="preserve">5.5.Стороны   освобождаются от ответственности при неисполнении обязательств  </w:t>
+      </w:r>
+      <w:r>
+        <w:rPr>
+          <w:rFonts w:ascii="Times New Roman" w:eastAsia="Times New Roman" w:hAnsi="Times New Roman"/>
+          <w:sz w:val="24"/>
+          <w:szCs w:val="24"/>
+          <w:lang w:eastAsia="ru-RU"/>
+        </w:rPr>
+        <w:br/>
+        <w:t>по договору, полном или частичном, вследствие обстоятельств непреодолимой силы (стихийного бедствия, военных действий и т.д.).</w:t>
       </w:r>
     </w:p>
     <w:p>
@@ -5163,25 +5672,43 @@
           <w:szCs w:val="24"/>
           <w:lang w:eastAsia="ru-RU"/>
         </w:rPr>
-        <w:t>5.</w:t>
-      </w:r>
-      <w:r>
-        <w:rPr>
-          <w:rFonts w:ascii="Times New Roman" w:eastAsia="Times New Roman" w:hAnsi="Times New Roman"/>
-          <w:sz w:val="24"/>
-          <w:szCs w:val="24"/>
-          <w:lang w:eastAsia="ru-RU"/>
-        </w:rPr>
-        <w:t>2. Стороны</w:t>
-      </w:r>
-      <w:r>
-        <w:rPr>
-          <w:rFonts w:ascii="Times New Roman" w:eastAsia="Times New Roman" w:hAnsi="Times New Roman"/>
-          <w:sz w:val="24"/>
-          <w:szCs w:val="24"/>
-          <w:lang w:eastAsia="ru-RU"/>
-        </w:rPr>
-        <w:t xml:space="preserve"> освобождаются от ответственности:</w:t>
+        <w:t>5.6.</w:t>
+      </w:r>
+      <w:r>
+        <w:rPr>
+          <w:rFonts w:ascii="Times New Roman" w:eastAsia="Times New Roman" w:hAnsi="Times New Roman"/>
+          <w:sz w:val="24"/>
+          <w:szCs w:val="24"/>
+          <w:lang w:eastAsia="ru-RU"/>
+        </w:rPr>
+        <w:t xml:space="preserve"> </w:t>
+      </w:r>
+      <w:r>
+        <w:rPr>
+          <w:rFonts w:ascii="Times New Roman" w:eastAsia="Times New Roman" w:hAnsi="Times New Roman"/>
+          <w:sz w:val="24"/>
+          <w:szCs w:val="24"/>
+          <w:lang w:eastAsia="ru-RU"/>
+        </w:rPr>
+        <w:t>Споры по вопросам исполнения и расторжения настоящего договора разрешаются путем переговоров</w:t>
+      </w:r>
+      <w:r>
+        <w:rPr>
+          <w:rFonts w:ascii="Times New Roman" w:eastAsia="Times New Roman" w:hAnsi="Times New Roman"/>
+          <w:sz w:val="24"/>
+          <w:szCs w:val="24"/>
+          <w:lang w:eastAsia="ru-RU"/>
+        </w:rPr>
+        <w:t xml:space="preserve">. </w:t>
+      </w:r>
+      <w:r>
+        <w:rPr>
+          <w:rFonts w:ascii="Times New Roman" w:eastAsia="Times New Roman" w:hAnsi="Times New Roman"/>
+          <w:sz w:val="24"/>
+          <w:szCs w:val="24"/>
+          <w:lang w:eastAsia="ru-RU"/>
+        </w:rPr>
+        <w:t>Сторон, а   в случае недостижения   ими согласия - в судебном порядке.</w:t>
       </w:r>
     </w:p>
     <w:p>
@@ -5190,33 +5717,16 @@
         <w:autoSpaceDN w:val="0"/>
         <w:adjustRightInd w:val="0"/>
         <w:spacing w:after="0" w:line="240" w:lineRule="auto"/>
-        <w:ind w:left="993" w:hanging="426"/>
-        <w:jc w:val="both"/>
-        <w:rPr>
-          <w:rFonts w:ascii="Times New Roman" w:eastAsia="Times New Roman" w:hAnsi="Times New Roman"/>
-          <w:sz w:val="24"/>
-          <w:szCs w:val="24"/>
-          <w:lang w:eastAsia="ru-RU"/>
-        </w:rPr>
-      </w:pPr>
-      <w:r>
-        <w:rPr>
-          <w:rFonts w:ascii="Times New Roman" w:eastAsia="Times New Roman" w:hAnsi="Times New Roman"/>
-          <w:sz w:val="24"/>
-          <w:szCs w:val="24"/>
-          <w:lang w:eastAsia="ru-RU"/>
-        </w:rPr>
-        <w:t>5.2.1.</w:t>
-      </w:r>
-      <w:r>
-        <w:rPr>
-          <w:rFonts w:ascii="Times New Roman" w:eastAsia="Times New Roman" w:hAnsi="Times New Roman"/>
-          <w:sz w:val="24"/>
-          <w:szCs w:val="24"/>
-          <w:lang w:eastAsia="ru-RU"/>
-        </w:rPr>
-        <w:t xml:space="preserve"> при установлении обстоятельств, препятствующих законному совершению сделки;</w:t>
-      </w:r>
+        <w:ind w:left="567" w:hanging="567"/>
+        <w:jc w:val="center"/>
+        <w:rPr>
+          <w:rFonts w:ascii="Times New Roman" w:eastAsia="Times New Roman" w:hAnsi="Times New Roman"/>
+          <w:b/>
+          <w:sz w:val="24"/>
+          <w:szCs w:val="24"/>
+          <w:lang w:eastAsia="ru-RU"/>
+        </w:rPr>
+      </w:pPr>
     </w:p>
     <w:p>
       <w:pPr>
@@ -5224,41 +5734,23 @@
         <w:autoSpaceDN w:val="0"/>
         <w:adjustRightInd w:val="0"/>
         <w:spacing w:after="0" w:line="240" w:lineRule="auto"/>
-        <w:ind w:left="993" w:hanging="426"/>
-        <w:jc w:val="both"/>
-        <w:rPr>
-          <w:rFonts w:ascii="Times New Roman" w:eastAsia="Times New Roman" w:hAnsi="Times New Roman"/>
-          <w:sz w:val="24"/>
-          <w:szCs w:val="24"/>
-          <w:lang w:eastAsia="ru-RU"/>
-        </w:rPr>
-      </w:pPr>
-      <w:r>
-        <w:rPr>
-          <w:rFonts w:ascii="Times New Roman" w:eastAsia="Times New Roman" w:hAnsi="Times New Roman"/>
-          <w:sz w:val="24"/>
-          <w:szCs w:val="24"/>
-          <w:lang w:eastAsia="ru-RU"/>
-        </w:rPr>
-        <w:t>5.</w:t>
-      </w:r>
-      <w:r>
-        <w:rPr>
-          <w:rFonts w:ascii="Times New Roman" w:eastAsia="Times New Roman" w:hAnsi="Times New Roman"/>
-          <w:sz w:val="24"/>
-          <w:szCs w:val="24"/>
-          <w:lang w:eastAsia="ru-RU"/>
-        </w:rPr>
-        <w:t>2.2.</w:t>
-      </w:r>
-      <w:r>
-        <w:rPr>
-          <w:rFonts w:ascii="Times New Roman" w:eastAsia="Times New Roman" w:hAnsi="Times New Roman"/>
-          <w:sz w:val="24"/>
-          <w:szCs w:val="24"/>
-          <w:lang w:eastAsia="ru-RU"/>
-        </w:rPr>
-        <w:t xml:space="preserve"> в случае невозможности надлежащего исполнения обязательств по настоящему договору из-за действий потенциального покупателя объекта недвижимого имущества.</w:t>
+        <w:jc w:val="center"/>
+        <w:rPr>
+          <w:rFonts w:ascii="Times New Roman" w:eastAsia="Times New Roman" w:hAnsi="Times New Roman"/>
+          <w:sz w:val="24"/>
+          <w:szCs w:val="24"/>
+          <w:lang w:eastAsia="ru-RU"/>
+        </w:rPr>
+      </w:pPr>
+      <w:r>
+        <w:rPr>
+          <w:rFonts w:ascii="Times New Roman" w:eastAsia="Times New Roman" w:hAnsi="Times New Roman"/>
+          <w:b/>
+          <w:sz w:val="24"/>
+          <w:szCs w:val="24"/>
+          <w:lang w:eastAsia="ru-RU"/>
+        </w:rPr>
+        <w:t>6. ИНЫЕ УСЛОВИЯ</w:t>
       </w:r>
     </w:p>
     <w:p>
@@ -5283,7 +5775,7 @@
           <w:szCs w:val="24"/>
           <w:lang w:eastAsia="ru-RU"/>
         </w:rPr>
-        <w:t xml:space="preserve">5.3.Исполнитель не несет ответственности за достоверность технической информации </w:t>
+        <w:t xml:space="preserve">6.1. Настоящий договор составлен в двух экземплярах, по одному для каждой из Сторон.  </w:t>
       </w:r>
       <w:r>
         <w:rPr>
@@ -5293,24 +5785,7 @@
           <w:lang w:eastAsia="ru-RU"/>
         </w:rPr>
         <w:br/>
-      </w:r>
-      <w:r>
-        <w:rPr>
-          <w:rFonts w:ascii="Times New Roman" w:eastAsia="Times New Roman" w:hAnsi="Times New Roman"/>
-          <w:sz w:val="24"/>
-          <w:szCs w:val="24"/>
-          <w:lang w:eastAsia="ru-RU"/>
-        </w:rPr>
-        <w:t xml:space="preserve"> </w:t>
-      </w:r>
-      <w:r>
-        <w:rPr>
-          <w:rFonts w:ascii="Times New Roman" w:eastAsia="Times New Roman" w:hAnsi="Times New Roman"/>
-          <w:sz w:val="24"/>
-          <w:szCs w:val="24"/>
-          <w:lang w:eastAsia="ru-RU"/>
-        </w:rPr>
-        <w:t>об объекте недвижимого имущества, представленной Потребителем.</w:t>
+        <w:t>В случаях, не предусмотренных настоящим договором, Стороны руководствуются действующим законодательством. Признание недействительной части настоящего договора не влечет недействительности его в целом.</w:t>
       </w:r>
     </w:p>
     <w:p>
@@ -5335,155 +5810,43 @@
           <w:szCs w:val="24"/>
           <w:lang w:eastAsia="ru-RU"/>
         </w:rPr>
-        <w:t>5.</w:t>
-      </w:r>
-      <w:r>
-        <w:rPr>
-          <w:rFonts w:ascii="Times New Roman" w:eastAsia="Times New Roman" w:hAnsi="Times New Roman"/>
-          <w:sz w:val="24"/>
-          <w:szCs w:val="24"/>
-          <w:lang w:eastAsia="ru-RU"/>
-        </w:rPr>
-        <w:t>4. Стороны</w:t>
-      </w:r>
-      <w:r>
-        <w:rPr>
-          <w:rFonts w:ascii="Times New Roman" w:eastAsia="Times New Roman" w:hAnsi="Times New Roman"/>
-          <w:sz w:val="24"/>
-          <w:szCs w:val="24"/>
-          <w:lang w:eastAsia="ru-RU"/>
-        </w:rPr>
-        <w:t xml:space="preserve"> не несут ответственность за: </w:t>
-      </w:r>
-    </w:p>
-    <w:p>
-      <w:pPr>
-        <w:autoSpaceDE w:val="0"/>
-        <w:autoSpaceDN w:val="0"/>
-        <w:adjustRightInd w:val="0"/>
-        <w:spacing w:after="0" w:line="240" w:lineRule="auto"/>
-        <w:ind w:left="1134" w:hanging="567"/>
-        <w:jc w:val="both"/>
-        <w:rPr>
-          <w:rFonts w:ascii="Times New Roman" w:eastAsia="Times New Roman" w:hAnsi="Times New Roman"/>
-          <w:sz w:val="24"/>
-          <w:szCs w:val="24"/>
-          <w:lang w:eastAsia="ru-RU"/>
-        </w:rPr>
-      </w:pPr>
-      <w:r>
-        <w:rPr>
-          <w:rFonts w:ascii="Times New Roman" w:eastAsia="Times New Roman" w:hAnsi="Times New Roman"/>
-          <w:sz w:val="24"/>
-          <w:szCs w:val="24"/>
-          <w:lang w:eastAsia="ru-RU"/>
-        </w:rPr>
-        <w:t>5.4.</w:t>
-      </w:r>
-      <w:r>
-        <w:rPr>
-          <w:rFonts w:ascii="Times New Roman" w:eastAsia="Times New Roman" w:hAnsi="Times New Roman"/>
-          <w:sz w:val="24"/>
-          <w:szCs w:val="24"/>
-          <w:lang w:eastAsia="ru-RU"/>
-        </w:rPr>
-        <w:t>1. невозможность</w:t>
-      </w:r>
-      <w:r>
-        <w:rPr>
-          <w:rFonts w:ascii="Times New Roman" w:eastAsia="Times New Roman" w:hAnsi="Times New Roman"/>
-          <w:sz w:val="24"/>
-          <w:szCs w:val="24"/>
-          <w:lang w:eastAsia="ru-RU"/>
-        </w:rPr>
-        <w:t xml:space="preserve"> или просрочку исполнения обязательств по договору, если в процессе работы выявятся обстоятельства, препятствующие законному совершению сделки; </w:t>
-      </w:r>
-    </w:p>
-    <w:p>
-      <w:pPr>
-        <w:autoSpaceDE w:val="0"/>
-        <w:autoSpaceDN w:val="0"/>
-        <w:adjustRightInd w:val="0"/>
-        <w:spacing w:after="0" w:line="240" w:lineRule="auto"/>
-        <w:ind w:left="1134" w:hanging="567"/>
-        <w:jc w:val="both"/>
-        <w:rPr>
-          <w:rFonts w:ascii="Times New Roman" w:eastAsia="Times New Roman" w:hAnsi="Times New Roman"/>
-          <w:sz w:val="24"/>
-          <w:szCs w:val="24"/>
-          <w:lang w:eastAsia="ru-RU"/>
-        </w:rPr>
-      </w:pPr>
-      <w:r>
-        <w:rPr>
-          <w:rFonts w:ascii="Times New Roman" w:eastAsia="Times New Roman" w:hAnsi="Times New Roman"/>
-          <w:sz w:val="24"/>
-          <w:szCs w:val="24"/>
-          <w:lang w:eastAsia="ru-RU"/>
-        </w:rPr>
-        <w:t>5.4.2.</w:t>
-      </w:r>
-      <w:r>
-        <w:rPr>
-          <w:rFonts w:ascii="Times New Roman" w:eastAsia="Times New Roman" w:hAnsi="Times New Roman"/>
-          <w:sz w:val="24"/>
-          <w:szCs w:val="24"/>
-          <w:lang w:eastAsia="ru-RU"/>
-        </w:rPr>
-        <w:t xml:space="preserve">действия   нотариуса, регистратора, государственных   органов   и иных организаций,  </w:t>
-      </w:r>
-      <w:r>
-        <w:rPr>
-          <w:rFonts w:ascii="Times New Roman" w:eastAsia="Times New Roman" w:hAnsi="Times New Roman"/>
-          <w:sz w:val="24"/>
-          <w:szCs w:val="24"/>
-          <w:lang w:eastAsia="ru-RU"/>
-        </w:rPr>
-        <w:br/>
-        <w:t xml:space="preserve">в том числе и в случае предоставления ими недостоверной информации   в   виде   документов, а   также иных сведений;  </w:t>
-      </w:r>
-    </w:p>
-    <w:p>
-      <w:pPr>
-        <w:autoSpaceDE w:val="0"/>
-        <w:autoSpaceDN w:val="0"/>
-        <w:adjustRightInd w:val="0"/>
-        <w:spacing w:after="0" w:line="240" w:lineRule="auto"/>
-        <w:ind w:left="1134" w:hanging="567"/>
-        <w:jc w:val="both"/>
-        <w:rPr>
-          <w:rFonts w:ascii="Times New Roman" w:eastAsia="Times New Roman" w:hAnsi="Times New Roman"/>
-          <w:sz w:val="24"/>
-          <w:szCs w:val="24"/>
-          <w:lang w:eastAsia="ru-RU"/>
-        </w:rPr>
-      </w:pPr>
-      <w:r>
-        <w:rPr>
-          <w:rFonts w:ascii="Times New Roman" w:eastAsia="Times New Roman" w:hAnsi="Times New Roman"/>
-          <w:sz w:val="24"/>
-          <w:szCs w:val="24"/>
-          <w:lang w:eastAsia="ru-RU"/>
-        </w:rPr>
-        <w:t>5.4.</w:t>
-      </w:r>
-      <w:r>
-        <w:rPr>
-          <w:rFonts w:ascii="Times New Roman" w:eastAsia="Times New Roman" w:hAnsi="Times New Roman"/>
-          <w:sz w:val="24"/>
-          <w:szCs w:val="24"/>
-          <w:lang w:eastAsia="ru-RU"/>
-        </w:rPr>
-        <w:t>3. отказ</w:t>
-      </w:r>
-      <w:r>
-        <w:rPr>
-          <w:rFonts w:ascii="Times New Roman" w:eastAsia="Times New Roman" w:hAnsi="Times New Roman"/>
-          <w:sz w:val="24"/>
-          <w:szCs w:val="24"/>
-          <w:lang w:eastAsia="ru-RU"/>
-        </w:rPr>
-        <w:t xml:space="preserve"> государственных органов и иных организаций и лиц, в компетенцию которых входит выдача документов и сведений, от предоставления данных документов и сведений   либо   несвоевременное   их предоставление.</w:t>
+        <w:t>6.</w:t>
+      </w:r>
+      <w:r>
+        <w:rPr>
+          <w:rFonts w:ascii="Times New Roman" w:eastAsia="Times New Roman" w:hAnsi="Times New Roman"/>
+          <w:sz w:val="24"/>
+          <w:szCs w:val="24"/>
+          <w:lang w:eastAsia="ru-RU"/>
+        </w:rPr>
+        <w:t>2. На</w:t>
+      </w:r>
+      <w:r>
+        <w:rPr>
+          <w:rFonts w:ascii="Times New Roman" w:eastAsia="Times New Roman" w:hAnsi="Times New Roman"/>
+          <w:sz w:val="24"/>
+          <w:szCs w:val="24"/>
+          <w:lang w:eastAsia="ru-RU"/>
+        </w:rPr>
+        <w:t xml:space="preserve"> момент подписания договора Потребитель ознакомлен с документом, содержащим размеры и</w:t>
+      </w:r>
+      <w:r>
+        <w:rPr>
+          <w:rFonts w:ascii="Times New Roman" w:eastAsia="Times New Roman" w:hAnsi="Times New Roman"/>
+          <w:sz w:val="24"/>
+          <w:szCs w:val="24"/>
+          <w:lang w:eastAsia="ru-RU"/>
+        </w:rPr>
+        <w:t xml:space="preserve"> </w:t>
+      </w:r>
+      <w:r>
+        <w:rPr>
+          <w:rFonts w:ascii="Times New Roman" w:eastAsia="Times New Roman" w:hAnsi="Times New Roman"/>
+          <w:sz w:val="24"/>
+          <w:szCs w:val="24"/>
+          <w:lang w:eastAsia="ru-RU"/>
+        </w:rPr>
+        <w:t>порядок оплаты риэлтерских услуг, проектом договора оказания риэлтерских услуг, договором обязательного страхования, ему оказаны необходимые консультационные услуги и представлена информация о спросе и предложении на объекты недвижимого имущества.</w:t>
       </w:r>
     </w:p>
     <w:p>
@@ -5508,7 +5871,26 @@
           <w:szCs w:val="24"/>
           <w:lang w:eastAsia="ru-RU"/>
         </w:rPr>
-        <w:t xml:space="preserve">5.5.Стороны   освобождаются от ответственности при неисполнении обязательств  </w:t>
+        <w:lastRenderedPageBreak/>
+        <w:t xml:space="preserve"> 6.3.</w:t>
+      </w:r>
+      <w:r>
+        <w:rPr>
+          <w:rFonts w:ascii="Times New Roman" w:eastAsia="Times New Roman" w:hAnsi="Times New Roman"/>
+          <w:sz w:val="24"/>
+          <w:szCs w:val="24"/>
+          <w:lang w:val="en-US" w:eastAsia="ru-RU"/>
+        </w:rPr>
+        <w:tab/>
+      </w:r>
+      <w:r>
+        <w:rPr>
+          <w:rFonts w:ascii="Times New Roman" w:eastAsia="Times New Roman" w:hAnsi="Times New Roman"/>
+          <w:sz w:val="24"/>
+          <w:szCs w:val="24"/>
+          <w:lang w:eastAsia="ru-RU"/>
+        </w:rPr>
+        <w:t xml:space="preserve">Потребитель гарантирует, что отчуждаемый объект недвижимого имущества свободен </w:t>
       </w:r>
       <w:r>
         <w:rPr>
@@ -5518,7 +5900,17 @@
           <w:lang w:eastAsia="ru-RU"/>
         </w:rPr>
         <w:br/>
-        <w:t>по договору, полном или частичном, вследствие обстоятельств непреодолимой силы (стихийного бедствия, военных действий и т.д.).</w:t>
+        <w:t xml:space="preserve">от прав третьих лиц (за исключением зарегистрированных в нем), не находится под арестом или </w:t>
+      </w:r>
+      <w:r>
+        <w:rPr>
+          <w:rFonts w:ascii="Times New Roman" w:eastAsia="Times New Roman" w:hAnsi="Times New Roman"/>
+          <w:sz w:val="24"/>
+          <w:szCs w:val="24"/>
+          <w:lang w:eastAsia="ru-RU"/>
+        </w:rPr>
+        <w:br/>
+        <w:t>в залоге, не обременен никакими обязательствами и соответствует   описанию   объекта недвижимого имущества.</w:t>
       </w:r>
     </w:p>
     <w:p>
@@ -5530,24 +5922,46 @@
         <w:ind w:left="567" w:hanging="567"/>
         <w:jc w:val="both"/>
         <w:rPr>
-          <w:rFonts w:ascii="Times New Roman" w:eastAsia="Times New Roman" w:hAnsi="Times New Roman"/>
-          <w:sz w:val="24"/>
-          <w:szCs w:val="24"/>
-          <w:lang w:eastAsia="ru-RU"/>
-        </w:rPr>
-      </w:pPr>
-      <w:r>
-        <w:rPr>
-          <w:rFonts w:ascii="Times New Roman" w:eastAsia="Times New Roman" w:hAnsi="Times New Roman"/>
-          <w:sz w:val="24"/>
-          <w:szCs w:val="24"/>
-          <w:lang w:eastAsia="ru-RU"/>
-        </w:rPr>
-        <w:t>5.6.</w:t>
-      </w:r>
-      <w:r>
-        <w:rPr>
-          <w:rFonts w:ascii="Times New Roman" w:eastAsia="Times New Roman" w:hAnsi="Times New Roman"/>
+          <w:rFonts w:ascii="Times New Roman" w:hAnsi="Times New Roman"/>
+          <w:i/>
+          <w:iCs/>
+          <w:sz w:val="24"/>
+          <w:szCs w:val="24"/>
+          <w:lang w:eastAsia="ru-RU"/>
+        </w:rPr>
+      </w:pPr>
+      <w:r>
+        <w:rPr>
+          <w:rFonts w:ascii="Times New Roman" w:eastAsia="Times New Roman" w:hAnsi="Times New Roman"/>
+          <w:sz w:val="24"/>
+          <w:szCs w:val="24"/>
+          <w:lang w:eastAsia="ru-RU"/>
+        </w:rPr>
+        <w:t>6.</w:t>
+      </w:r>
+      <w:r>
+        <w:rPr>
+          <w:rFonts w:ascii="Times New Roman" w:eastAsia="Times New Roman" w:hAnsi="Times New Roman"/>
+          <w:sz w:val="24"/>
+          <w:szCs w:val="24"/>
+          <w:lang w:eastAsia="ru-RU"/>
+        </w:rPr>
+        <w:t>4. Потребителю</w:t>
+      </w:r>
+      <w:r>
+        <w:rPr>
+          <w:rFonts w:ascii="Times New Roman" w:eastAsia="Times New Roman" w:hAnsi="Times New Roman"/>
+          <w:sz w:val="24"/>
+          <w:szCs w:val="24"/>
+          <w:lang w:eastAsia="ru-RU"/>
+        </w:rPr>
+        <w:t xml:space="preserve"> разъяснено содержание статьи 11 Закона Республики Беларусь</w:t>
+      </w:r>
+      <w:r>
+        <w:rPr>
+          <w:rFonts w:ascii="Times New Roman" w:hAnsi="Times New Roman"/>
+          <w:i/>
+          <w:iCs/>
           <w:sz w:val="24"/>
           <w:szCs w:val="24"/>
           <w:lang w:eastAsia="ru-RU"/>
@@ -5556,72 +5970,112 @@
       </w:r>
       <w:r>
         <w:rPr>
-          <w:rFonts w:ascii="Times New Roman" w:eastAsia="Times New Roman" w:hAnsi="Times New Roman"/>
-          <w:sz w:val="24"/>
-          <w:szCs w:val="24"/>
-          <w:lang w:eastAsia="ru-RU"/>
-        </w:rPr>
-        <w:t>Споры по вопросам исполнения и расторжения настоящего договора разрешаются путем переговоров</w:t>
-      </w:r>
-      <w:r>
-        <w:rPr>
-          <w:rFonts w:ascii="Times New Roman" w:eastAsia="Times New Roman" w:hAnsi="Times New Roman"/>
-          <w:sz w:val="24"/>
-          <w:szCs w:val="24"/>
-          <w:lang w:eastAsia="ru-RU"/>
-        </w:rPr>
-        <w:t xml:space="preserve">. </w:t>
-      </w:r>
-      <w:r>
-        <w:rPr>
-          <w:rFonts w:ascii="Times New Roman" w:eastAsia="Times New Roman" w:hAnsi="Times New Roman"/>
-          <w:sz w:val="24"/>
-          <w:szCs w:val="24"/>
-          <w:lang w:eastAsia="ru-RU"/>
-        </w:rPr>
-        <w:t>Сторон, а   в случае недостижения   ими согласия - в судебном порядке.</w:t>
-      </w:r>
-    </w:p>
-    <w:p>
-      <w:pPr>
-        <w:autoSpaceDE w:val="0"/>
-        <w:autoSpaceDN w:val="0"/>
-        <w:adjustRightInd w:val="0"/>
-        <w:spacing w:after="0" w:line="240" w:lineRule="auto"/>
-        <w:ind w:left="567" w:hanging="567"/>
-        <w:jc w:val="center"/>
-        <w:rPr>
-          <w:rFonts w:ascii="Times New Roman" w:eastAsia="Times New Roman" w:hAnsi="Times New Roman"/>
-          <w:b/>
-          <w:sz w:val="24"/>
-          <w:szCs w:val="24"/>
-          <w:lang w:eastAsia="ru-RU"/>
-        </w:rPr>
-      </w:pPr>
-    </w:p>
-    <w:p>
-      <w:pPr>
-        <w:autoSpaceDE w:val="0"/>
-        <w:autoSpaceDN w:val="0"/>
-        <w:adjustRightInd w:val="0"/>
-        <w:spacing w:after="0" w:line="240" w:lineRule="auto"/>
-        <w:jc w:val="center"/>
-        <w:rPr>
-          <w:rFonts w:ascii="Times New Roman" w:eastAsia="Times New Roman" w:hAnsi="Times New Roman"/>
-          <w:sz w:val="24"/>
-          <w:szCs w:val="24"/>
-          <w:lang w:eastAsia="ru-RU"/>
-        </w:rPr>
-      </w:pPr>
-      <w:r>
-        <w:rPr>
-          <w:rFonts w:ascii="Times New Roman" w:eastAsia="Times New Roman" w:hAnsi="Times New Roman"/>
-          <w:b/>
-          <w:sz w:val="24"/>
-          <w:szCs w:val="24"/>
-          <w:lang w:eastAsia="ru-RU"/>
-        </w:rPr>
-        <w:t>6. ИНЫЕ УСЛОВИЯ</w:t>
+          <w:rFonts w:ascii="Times New Roman" w:hAnsi="Times New Roman"/>
+          <w:iCs/>
+          <w:sz w:val="24"/>
+          <w:szCs w:val="24"/>
+          <w:lang w:eastAsia="ru-RU"/>
+        </w:rPr>
+        <w:t>от 22 июля 2003 г.  № 226-З</w:t>
+      </w:r>
+      <w:r>
+        <w:rPr>
+          <w:rFonts w:ascii="Times New Roman" w:eastAsia="Times New Roman" w:hAnsi="Times New Roman"/>
+          <w:sz w:val="24"/>
+          <w:szCs w:val="24"/>
+          <w:lang w:eastAsia="ru-RU"/>
+        </w:rPr>
+        <w:t xml:space="preserve"> «</w:t>
+      </w:r>
+      <w:r>
+        <w:rPr>
+          <w:rFonts w:ascii="Times New Roman" w:eastAsia="Times New Roman" w:hAnsi="Times New Roman"/>
+          <w:sz w:val="24"/>
+          <w:szCs w:val="24"/>
+          <w:lang w:eastAsia="ru-RU"/>
+        </w:rPr>
+        <w:t>О валютном</w:t>
+      </w:r>
+      <w:r>
+        <w:rPr>
+          <w:rFonts w:ascii="Times New Roman" w:eastAsia="Times New Roman" w:hAnsi="Times New Roman"/>
+          <w:sz w:val="24"/>
+          <w:szCs w:val="24"/>
+          <w:lang w:eastAsia="ru-RU"/>
+        </w:rPr>
+        <w:t xml:space="preserve"> регулировании и валютном контроле», в соответствии с </w:t>
+      </w:r>
+      <w:r>
+        <w:rPr>
+          <w:rFonts w:ascii="Times New Roman" w:eastAsia="Times New Roman" w:hAnsi="Times New Roman"/>
+          <w:sz w:val="24"/>
+          <w:szCs w:val="24"/>
+          <w:lang w:eastAsia="ru-RU"/>
+        </w:rPr>
+        <w:t>которой запрещается использование иностранной валюты, ценных бумаг в</w:t>
+      </w:r>
+      <w:r>
+        <w:rPr>
+          <w:rFonts w:ascii="Times New Roman" w:eastAsia="Times New Roman" w:hAnsi="Times New Roman"/>
+          <w:sz w:val="24"/>
+          <w:szCs w:val="24"/>
+          <w:lang w:eastAsia="ru-RU"/>
+        </w:rPr>
+        <w:t xml:space="preserve"> </w:t>
+      </w:r>
+      <w:r>
+        <w:rPr>
+          <w:rFonts w:ascii="Times New Roman" w:eastAsia="Times New Roman" w:hAnsi="Times New Roman"/>
+          <w:sz w:val="24"/>
+          <w:szCs w:val="24"/>
+          <w:lang w:eastAsia="ru-RU"/>
+        </w:rPr>
+        <w:t>иностранной валюте и (</w:t>
+      </w:r>
+      <w:r>
+        <w:rPr>
+          <w:rFonts w:ascii="Times New Roman" w:eastAsia="Times New Roman" w:hAnsi="Times New Roman"/>
+          <w:sz w:val="24"/>
+          <w:szCs w:val="24"/>
+          <w:lang w:eastAsia="ru-RU"/>
+        </w:rPr>
+        <w:t xml:space="preserve">или) платежных документов в иностранной валюте при проведении   </w:t>
+      </w:r>
+      <w:r>
+        <w:rPr>
+          <w:rFonts w:ascii="Times New Roman" w:eastAsia="Times New Roman" w:hAnsi="Times New Roman"/>
+          <w:sz w:val="24"/>
+          <w:szCs w:val="24"/>
+          <w:lang w:eastAsia="ru-RU"/>
+        </w:rPr>
+        <w:t>валютных операций между физическими лицами - резидентами</w:t>
+      </w:r>
+      <w:r>
+        <w:rPr>
+          <w:rFonts w:ascii="Times New Roman" w:eastAsia="Times New Roman" w:hAnsi="Times New Roman"/>
+          <w:sz w:val="24"/>
+          <w:szCs w:val="24"/>
+          <w:lang w:eastAsia="ru-RU"/>
+        </w:rPr>
+        <w:t xml:space="preserve"> </w:t>
+      </w:r>
+      <w:r>
+        <w:rPr>
+          <w:rFonts w:ascii="Times New Roman" w:eastAsia="Times New Roman" w:hAnsi="Times New Roman"/>
+          <w:sz w:val="24"/>
+          <w:szCs w:val="24"/>
+          <w:lang w:eastAsia="ru-RU"/>
+        </w:rPr>
+        <w:t>Республики Беларусь при расчетах</w:t>
+      </w:r>
+      <w:r>
+        <w:rPr>
+          <w:rFonts w:ascii="Times New Roman" w:eastAsia="Times New Roman" w:hAnsi="Times New Roman"/>
+          <w:sz w:val="24"/>
+          <w:szCs w:val="24"/>
+          <w:lang w:eastAsia="ru-RU"/>
+        </w:rPr>
+        <w:t xml:space="preserve"> по договорам купли-продажи, в том числе договорам купли-продажи объекта недвижимого имущества.</w:t>
       </w:r>
     </w:p>
     <w:p>
@@ -5646,7 +6100,25 @@
           <w:szCs w:val="24"/>
           <w:lang w:eastAsia="ru-RU"/>
         </w:rPr>
-        <w:t xml:space="preserve">6.1. Настоящий договор составлен в двух экземплярах, по одному для каждой из Сторон.  </w:t>
+        <w:t>6.5.</w:t>
+      </w:r>
+      <w:r>
+        <w:rPr>
+          <w:rFonts w:ascii="Times New Roman" w:eastAsia="Times New Roman" w:hAnsi="Times New Roman"/>
+          <w:sz w:val="24"/>
+          <w:szCs w:val="24"/>
+          <w:lang w:val="en-US" w:eastAsia="ru-RU"/>
+        </w:rPr>
+        <w:tab/>
+      </w:r>
+      <w:r>
+        <w:rPr>
+          <w:rFonts w:ascii="Times New Roman" w:eastAsia="Times New Roman" w:hAnsi="Times New Roman"/>
+          <w:sz w:val="24"/>
+          <w:szCs w:val="24"/>
+          <w:lang w:eastAsia="ru-RU"/>
+        </w:rPr>
+        <w:t xml:space="preserve">Стороны обязуются не разглашать сведения конфиденциального характера </w:t>
       </w:r>
       <w:r>
         <w:rPr>
@@ -5656,68 +6128,364 @@
           <w:lang w:eastAsia="ru-RU"/>
         </w:rPr>
         <w:br/>
-        <w:t>В случаях, не предусмотренных настоящим договором, Стороны руководствуются действующим законодательством. Признание недействительной части настоящего договора не влечет недействительности его в целом.</w:t>
-      </w:r>
-    </w:p>
+        <w:t>по настоящему договору и сделке.</w:t>
+      </w:r>
+    </w:p>
+    <w:p>
+      <w:pPr>
+        <w:spacing w:after="0"/>
+        <w:ind w:left="567" w:hanging="567"/>
+        <w:jc w:val="both"/>
+        <w:rPr>
+          <w:rFonts w:ascii="Times New Roman" w:hAnsi="Times New Roman"/>
+          <w:sz w:val="24"/>
+          <w:szCs w:val="24"/>
+        </w:rPr>
+      </w:pPr>
+      <w:r>
+        <w:rPr>
+          <w:rFonts w:ascii="Times New Roman" w:eastAsia="Times New Roman" w:hAnsi="Times New Roman"/>
+          <w:sz w:val="24"/>
+          <w:szCs w:val="24"/>
+          <w:lang w:eastAsia="ru-RU"/>
+        </w:rPr>
+        <w:t>6.</w:t>
+      </w:r>
+      <w:bookmarkStart w:id="7" w:name="_Hlk19713369"/>
+      <w:r>
+        <w:rPr>
+          <w:rFonts w:ascii="Times New Roman" w:eastAsia="Times New Roman" w:hAnsi="Times New Roman"/>
+          <w:sz w:val="24"/>
+          <w:szCs w:val="24"/>
+          <w:lang w:eastAsia="ru-RU"/>
+        </w:rPr>
+        <w:t>6.</w:t>
+      </w:r>
+      <w:r>
+        <w:rPr>
+          <w:rFonts w:ascii="Times New Roman" w:hAnsi="Times New Roman"/>
+          <w:sz w:val="24"/>
+          <w:szCs w:val="24"/>
+        </w:rPr>
+        <w:t xml:space="preserve"> Консультирование</w:t>
+      </w:r>
+      <w:r>
+        <w:rPr>
+          <w:rFonts w:ascii="Times New Roman" w:hAnsi="Times New Roman"/>
+          <w:sz w:val="24"/>
+          <w:szCs w:val="24"/>
+        </w:rPr>
+        <w:t xml:space="preserve"> Потребителя по вопросам налогообложения в рамках владения, пользования и распоряжения Объектом не входит в предмет Договора</w:t>
+      </w:r>
+      <w:bookmarkEnd w:id="7"/>
+      <w:r>
+        <w:rPr>
+          <w:rFonts w:ascii="Times New Roman" w:hAnsi="Times New Roman"/>
+          <w:sz w:val="24"/>
+          <w:szCs w:val="24"/>
+        </w:rPr>
+        <w:t>.</w:t>
+      </w:r>
+    </w:p>
+    <w:p>
+      <w:pPr>
+        <w:spacing w:after="0"/>
+        <w:ind w:left="567" w:hanging="567"/>
+        <w:jc w:val="both"/>
+        <w:rPr>
+          <w:rFonts w:ascii="Times New Roman" w:hAnsi="Times New Roman"/>
+          <w:sz w:val="24"/>
+          <w:szCs w:val="24"/>
+        </w:rPr>
+      </w:pPr>
+      <w:bookmarkStart w:id="8" w:name="_Hlk19713166"/>
+      <w:r>
+        <w:rPr>
+          <w:rFonts w:ascii="Times New Roman" w:hAnsi="Times New Roman"/>
+          <w:sz w:val="24"/>
+          <w:szCs w:val="24"/>
+        </w:rPr>
+        <w:t>6.</w:t>
+      </w:r>
+      <w:r>
+        <w:rPr>
+          <w:rFonts w:ascii="Times New Roman" w:hAnsi="Times New Roman"/>
+          <w:sz w:val="24"/>
+          <w:szCs w:val="24"/>
+        </w:rPr>
+        <w:t>7.</w:t>
+      </w:r>
+      <w:r>
+        <w:rPr>
+          <w:rFonts w:ascii="Times New Roman" w:hAnsi="Times New Roman"/>
+          <w:sz w:val="24"/>
+          <w:szCs w:val="24"/>
+        </w:rPr>
+        <w:t xml:space="preserve"> Во</w:t>
+      </w:r>
+      <w:r>
+        <w:rPr>
+          <w:rFonts w:ascii="Times New Roman" w:hAnsi="Times New Roman"/>
+          <w:sz w:val="24"/>
+          <w:szCs w:val="24"/>
+        </w:rPr>
+        <w:t xml:space="preserve"> всем, что не оговорено условиями Договора, Стороны руководствуются действующим законодательством Республики Беларусь. Потребитель, подписывая настоящий договор, подтверждает, что ознакомлен с Политикой об обработке персональных данных, действующей у Исполнителя и соглашается с ее содержанием в полном объеме без каких-либо исключений. Потребитель своей подписью в настоящем договоре выражает согласие на обработку персональных данных согласно перечню, указанному в уголке потребителя по месту нахождения Исполнителя, с которым Потребитель ознакомлен).</w:t>
+      </w:r>
+    </w:p>
+    <w:p>
+      <w:pPr>
+        <w:spacing w:after="0"/>
+        <w:ind w:left="567" w:hanging="567"/>
+        <w:jc w:val="both"/>
+        <w:rPr>
+          <w:rFonts w:ascii="Times New Roman" w:hAnsi="Times New Roman"/>
+          <w:sz w:val="24"/>
+          <w:szCs w:val="24"/>
+        </w:rPr>
+      </w:pPr>
+      <w:r>
+        <w:rPr>
+          <w:rFonts w:ascii="Times New Roman" w:hAnsi="Times New Roman"/>
+          <w:sz w:val="24"/>
+          <w:szCs w:val="24"/>
+        </w:rPr>
+        <w:t>6.</w:t>
+      </w:r>
+      <w:r>
+        <w:rPr>
+          <w:rFonts w:ascii="Times New Roman" w:hAnsi="Times New Roman"/>
+          <w:sz w:val="24"/>
+          <w:szCs w:val="24"/>
+        </w:rPr>
+        <w:t>8</w:t>
+      </w:r>
+      <w:r>
+        <w:rPr>
+          <w:rFonts w:ascii="Times New Roman" w:hAnsi="Times New Roman"/>
+          <w:sz w:val="24"/>
+          <w:szCs w:val="24"/>
+        </w:rPr>
+        <w:t>. Договор составлен в двух экземплярах, по одному у каждой из Сторон.</w:t>
+      </w:r>
+    </w:p>
+    <w:p>
+      <w:pPr>
+        <w:spacing w:after="0"/>
+        <w:ind w:left="567" w:hanging="567"/>
+        <w:jc w:val="both"/>
+        <w:rPr>
+          <w:rFonts w:ascii="Times New Roman" w:hAnsi="Times New Roman"/>
+          <w:sz w:val="24"/>
+          <w:szCs w:val="24"/>
+        </w:rPr>
+      </w:pPr>
+      <w:r>
+        <w:rPr>
+          <w:rFonts w:ascii="Times New Roman" w:hAnsi="Times New Roman"/>
+          <w:sz w:val="24"/>
+          <w:szCs w:val="24"/>
+        </w:rPr>
+        <w:t>6.</w:t>
+      </w:r>
+      <w:r>
+        <w:rPr>
+          <w:rFonts w:ascii="Times New Roman" w:hAnsi="Times New Roman"/>
+          <w:sz w:val="24"/>
+          <w:szCs w:val="24"/>
+        </w:rPr>
+        <w:t>9</w:t>
+      </w:r>
+      <w:r>
+        <w:rPr>
+          <w:rFonts w:ascii="Times New Roman" w:hAnsi="Times New Roman"/>
+          <w:sz w:val="24"/>
+          <w:szCs w:val="24"/>
+        </w:rPr>
+        <w:t xml:space="preserve">. Перечень переданных документов риэлтерской организации Потребителем: </w:t>
+      </w:r>
+    </w:p>
+    <w:p>
+      <w:pPr>
+        <w:spacing w:after="0"/>
+        <w:ind w:left="567" w:hanging="567"/>
+        <w:jc w:val="both"/>
+        <w:rPr>
+          <w:rFonts w:ascii="Times New Roman" w:hAnsi="Times New Roman"/>
+          <w:sz w:val="24"/>
+          <w:szCs w:val="24"/>
+        </w:rPr>
+      </w:pPr>
+      <w:bookmarkStart w:id="9" w:name="_Hlk232533006"/>
+      <w:r>
+        <w:rPr>
+          <w:rFonts w:ascii="Times New Roman" w:hAnsi="Times New Roman"/>
+          <w:sz w:val="24"/>
+          <w:szCs w:val="24"/>
+        </w:rPr>
+        <w:t>__________________________________________________________________________________________</w:t>
+      </w:r>
+    </w:p>
+    <w:p>
+      <w:pPr>
+        <w:spacing w:after="0"/>
+        <w:ind w:left="567" w:hanging="567"/>
+        <w:jc w:val="both"/>
+        <w:rPr>
+          <w:rFonts w:ascii="Times New Roman" w:hAnsi="Times New Roman"/>
+          <w:sz w:val="24"/>
+          <w:szCs w:val="24"/>
+        </w:rPr>
+      </w:pPr>
+      <w:r>
+        <w:rPr>
+          <w:rFonts w:ascii="Times New Roman" w:hAnsi="Times New Roman"/>
+          <w:sz w:val="24"/>
+          <w:szCs w:val="24"/>
+        </w:rPr>
+        <w:t>__________________________________________________________________________________________</w:t>
+      </w:r>
+    </w:p>
+    <w:p>
+      <w:pPr>
+        <w:spacing w:after="0"/>
+        <w:ind w:left="567" w:hanging="567"/>
+        <w:jc w:val="both"/>
+        <w:rPr>
+          <w:rFonts w:ascii="Times New Roman" w:hAnsi="Times New Roman"/>
+          <w:sz w:val="24"/>
+          <w:szCs w:val="24"/>
+        </w:rPr>
+      </w:pPr>
+      <w:r>
+        <w:rPr>
+          <w:rFonts w:ascii="Times New Roman" w:hAnsi="Times New Roman"/>
+          <w:sz w:val="24"/>
+          <w:szCs w:val="24"/>
+        </w:rPr>
+        <w:t>__________________________________________________________________________________________</w:t>
+      </w:r>
+    </w:p>
+    <w:bookmarkEnd w:id="9"/>
+    <w:p>
+      <w:pPr>
+        <w:spacing w:after="0"/>
+        <w:ind w:left="567" w:hanging="567"/>
+        <w:jc w:val="both"/>
+        <w:rPr>
+          <w:rFonts w:ascii="Times New Roman" w:hAnsi="Times New Roman"/>
+          <w:sz w:val="24"/>
+          <w:szCs w:val="24"/>
+        </w:rPr>
+      </w:pPr>
+      <w:r>
+        <w:rPr>
+          <w:rFonts w:ascii="Times New Roman" w:hAnsi="Times New Roman"/>
+          <w:sz w:val="24"/>
+          <w:szCs w:val="24"/>
+        </w:rPr>
+        <w:t>6.</w:t>
+      </w:r>
+      <w:r>
+        <w:rPr>
+          <w:rFonts w:ascii="Times New Roman" w:hAnsi="Times New Roman"/>
+          <w:sz w:val="24"/>
+          <w:szCs w:val="24"/>
+        </w:rPr>
+        <w:t>10</w:t>
+      </w:r>
+      <w:r>
+        <w:rPr>
+          <w:rFonts w:ascii="Times New Roman" w:hAnsi="Times New Roman"/>
+          <w:sz w:val="24"/>
+          <w:szCs w:val="24"/>
+        </w:rPr>
+        <w:t xml:space="preserve">. Иные условия: </w:t>
+      </w:r>
+      <w:r>
+        <w:rPr>
+          <w:rFonts w:ascii="Times New Roman" w:hAnsi="Times New Roman"/>
+          <w:sz w:val="24"/>
+          <w:szCs w:val="24"/>
+        </w:rPr>
+        <w:t>________________________________________________________________________</w:t>
+      </w:r>
+    </w:p>
+    <w:bookmarkEnd w:id="8"/>
     <w:p>
       <w:pPr>
         <w:autoSpaceDE w:val="0"/>
         <w:autoSpaceDN w:val="0"/>
         <w:adjustRightInd w:val="0"/>
         <w:spacing w:after="0" w:line="240" w:lineRule="auto"/>
-        <w:ind w:left="567" w:hanging="567"/>
-        <w:jc w:val="both"/>
-        <w:rPr>
-          <w:rFonts w:ascii="Times New Roman" w:eastAsia="Times New Roman" w:hAnsi="Times New Roman"/>
-          <w:sz w:val="24"/>
-          <w:szCs w:val="24"/>
-          <w:lang w:eastAsia="ru-RU"/>
-        </w:rPr>
-      </w:pPr>
-      <w:r>
-        <w:rPr>
-          <w:rFonts w:ascii="Times New Roman" w:eastAsia="Times New Roman" w:hAnsi="Times New Roman"/>
-          <w:sz w:val="24"/>
-          <w:szCs w:val="24"/>
-          <w:lang w:eastAsia="ru-RU"/>
-        </w:rPr>
-        <w:t>6.</w:t>
-      </w:r>
-      <w:r>
-        <w:rPr>
-          <w:rFonts w:ascii="Times New Roman" w:eastAsia="Times New Roman" w:hAnsi="Times New Roman"/>
-          <w:sz w:val="24"/>
-          <w:szCs w:val="24"/>
-          <w:lang w:eastAsia="ru-RU"/>
-        </w:rPr>
-        <w:t>2. На</w:t>
-      </w:r>
-      <w:r>
-        <w:rPr>
-          <w:rFonts w:ascii="Times New Roman" w:eastAsia="Times New Roman" w:hAnsi="Times New Roman"/>
-          <w:sz w:val="24"/>
-          <w:szCs w:val="24"/>
-          <w:lang w:eastAsia="ru-RU"/>
-        </w:rPr>
-        <w:t xml:space="preserve"> момент подписания договора Потребитель ознакомлен с документом, содержащим размеры и</w:t>
-      </w:r>
-      <w:r>
-        <w:rPr>
-          <w:rFonts w:ascii="Times New Roman" w:eastAsia="Times New Roman" w:hAnsi="Times New Roman"/>
-          <w:sz w:val="24"/>
-          <w:szCs w:val="24"/>
-          <w:lang w:eastAsia="ru-RU"/>
-        </w:rPr>
-        <w:t xml:space="preserve"> </w:t>
-      </w:r>
-      <w:r>
-        <w:rPr>
-          <w:rFonts w:ascii="Times New Roman" w:eastAsia="Times New Roman" w:hAnsi="Times New Roman"/>
-          <w:sz w:val="24"/>
-          <w:szCs w:val="24"/>
-          <w:lang w:eastAsia="ru-RU"/>
-        </w:rPr>
-        <w:t>порядок оплаты риэлтерских услуг, проектом договора оказания риэлтерских услуг, договором обязательного страхования, ему оказаны необходимые консультационные услуги и представлена информация о спросе и предложении на объекты недвижимого имущества.</w:t>
+        <w:rPr>
+          <w:rFonts w:ascii="Times New Roman" w:eastAsia="Times New Roman" w:hAnsi="Times New Roman"/>
+          <w:i/>
+          <w:sz w:val="20"/>
+          <w:szCs w:val="20"/>
+          <w:lang w:eastAsia="ru-RU"/>
+        </w:rPr>
+      </w:pPr>
+      <w:r>
+        <w:rPr>
+          <w:rFonts w:ascii="Times New Roman" w:eastAsia="Times New Roman" w:hAnsi="Times New Roman"/>
+          <w:i/>
+          <w:sz w:val="20"/>
+          <w:szCs w:val="20"/>
+          <w:lang w:eastAsia="ru-RU"/>
+        </w:rPr>
+        <w:t>Ответственный риэлтер по настоящему договору</w:t>
+      </w:r>
+      <w:r>
+        <w:rPr>
+          <w:rFonts w:ascii="Times New Roman" w:eastAsia="Times New Roman" w:hAnsi="Times New Roman"/>
+          <w:i/>
+          <w:sz w:val="20"/>
+          <w:szCs w:val="20"/>
+          <w:lang w:eastAsia="ru-RU"/>
+        </w:rPr>
+        <w:t xml:space="preserve"> {{</w:t>
+      </w:r>
+      <w:proofErr w:type="gramStart"/>
+      <w:r>
+        <w:rPr>
+          <w:rFonts w:ascii="Times New Roman" w:eastAsia="Times New Roman" w:hAnsi="Times New Roman"/>
+          <w:i/>
+          <w:sz w:val="20"/>
+          <w:szCs w:val="20"/>
+          <w:lang w:val="en-US" w:eastAsia="ru-RU"/>
+        </w:rPr>
+        <w:t>agent</w:t>
+      </w:r>
+      <w:r>
+        <w:rPr>
+          <w:rFonts w:ascii="Times New Roman" w:eastAsia="Times New Roman" w:hAnsi="Times New Roman"/>
+          <w:i/>
+          <w:sz w:val="20"/>
+          <w:szCs w:val="20"/>
+          <w:lang w:eastAsia="ru-RU"/>
+        </w:rPr>
+        <w:t>.</w:t>
+      </w:r>
+      <w:r>
+        <w:rPr>
+          <w:rFonts w:ascii="Times New Roman" w:eastAsia="Times New Roman" w:hAnsi="Times New Roman"/>
+          <w:i/>
+          <w:sz w:val="20"/>
+          <w:szCs w:val="20"/>
+          <w:lang w:val="en-US" w:eastAsia="ru-RU"/>
+        </w:rPr>
+        <w:t>initials</w:t>
+      </w:r>
+      <w:proofErr w:type="gramEnd"/>
+      <w:r>
+        <w:rPr>
+          <w:rFonts w:ascii="Times New Roman" w:eastAsia="Times New Roman" w:hAnsi="Times New Roman"/>
+          <w:i/>
+          <w:sz w:val="20"/>
+          <w:szCs w:val="20"/>
+          <w:lang w:eastAsia="ru-RU"/>
+        </w:rPr>
+        <w:t>}}</w:t>
       </w:r>
     </w:p>
     <w:p>
@@ -5726,44 +6494,23 @@
         <w:autoSpaceDN w:val="0"/>
         <w:adjustRightInd w:val="0"/>
         <w:spacing w:after="0" w:line="240" w:lineRule="auto"/>
-        <w:ind w:left="567" w:hanging="567"/>
-        <w:jc w:val="both"/>
-        <w:rPr>
-          <w:rFonts w:ascii="Times New Roman" w:eastAsia="Times New Roman" w:hAnsi="Times New Roman"/>
-          <w:sz w:val="24"/>
-          <w:szCs w:val="24"/>
-          <w:lang w:eastAsia="ru-RU"/>
-        </w:rPr>
-      </w:pPr>
-      <w:r>
-        <w:rPr>
-          <w:rFonts w:ascii="Times New Roman" w:eastAsia="Times New Roman" w:hAnsi="Times New Roman"/>
-          <w:sz w:val="24"/>
-          <w:szCs w:val="24"/>
-          <w:lang w:eastAsia="ru-RU"/>
-        </w:rPr>
-        <w:lastRenderedPageBreak/>
-        <w:t xml:space="preserve"> 6.3.Потребитель гарантирует, что отчуждаемый объект недвижимого имущества свободен </w:t>
-      </w:r>
-      <w:r>
-        <w:rPr>
-          <w:rFonts w:ascii="Times New Roman" w:eastAsia="Times New Roman" w:hAnsi="Times New Roman"/>
-          <w:sz w:val="24"/>
-          <w:szCs w:val="24"/>
-          <w:lang w:eastAsia="ru-RU"/>
-        </w:rPr>
-        <w:br/>
-        <w:t xml:space="preserve">от прав третьих лиц (за исключением зарегистрированных в нем), не находится под арестом или </w:t>
-      </w:r>
-      <w:r>
-        <w:rPr>
-          <w:rFonts w:ascii="Times New Roman" w:eastAsia="Times New Roman" w:hAnsi="Times New Roman"/>
-          <w:sz w:val="24"/>
-          <w:szCs w:val="24"/>
-          <w:lang w:eastAsia="ru-RU"/>
-        </w:rPr>
-        <w:br/>
-        <w:t>в залоге, не обременен никакими обязательствами и соответствует   описанию   объекта недвижимого имущества.</w:t>
+        <w:rPr>
+          <w:rFonts w:ascii="Times New Roman" w:eastAsia="Times New Roman" w:hAnsi="Times New Roman"/>
+          <w:i/>
+          <w:sz w:val="20"/>
+          <w:szCs w:val="20"/>
+          <w:lang w:eastAsia="ru-RU"/>
+        </w:rPr>
+      </w:pPr>
+      <w:r>
+        <w:rPr>
+          <w:rFonts w:ascii="Times New Roman" w:eastAsia="Times New Roman" w:hAnsi="Times New Roman"/>
+          <w:i/>
+          <w:sz w:val="20"/>
+          <w:szCs w:val="20"/>
+          <w:lang w:eastAsia="ru-RU"/>
+        </w:rPr>
+        <w:t>Свидетельство об аттестации риэлтера, выданное Министерством юстиции Республики Беларусь</w:t>
       </w:r>
     </w:p>
     <w:p>
@@ -5772,486 +6519,6 @@
         <w:autoSpaceDN w:val="0"/>
         <w:adjustRightInd w:val="0"/>
         <w:spacing w:after="0" w:line="240" w:lineRule="auto"/>
-        <w:ind w:left="567" w:hanging="567"/>
-        <w:jc w:val="both"/>
-        <w:rPr>
-          <w:rFonts w:ascii="Times New Roman" w:hAnsi="Times New Roman"/>
-          <w:i/>
-          <w:iCs/>
-          <w:sz w:val="24"/>
-          <w:szCs w:val="24"/>
-          <w:lang w:eastAsia="ru-RU"/>
-        </w:rPr>
-      </w:pPr>
-      <w:r>
-        <w:rPr>
-          <w:rFonts w:ascii="Times New Roman" w:eastAsia="Times New Roman" w:hAnsi="Times New Roman"/>
-          <w:sz w:val="24"/>
-          <w:szCs w:val="24"/>
-          <w:lang w:eastAsia="ru-RU"/>
-        </w:rPr>
-        <w:t>6.</w:t>
-      </w:r>
-      <w:r>
-        <w:rPr>
-          <w:rFonts w:ascii="Times New Roman" w:eastAsia="Times New Roman" w:hAnsi="Times New Roman"/>
-          <w:sz w:val="24"/>
-          <w:szCs w:val="24"/>
-          <w:lang w:eastAsia="ru-RU"/>
-        </w:rPr>
-        <w:t>4. Потребителю</w:t>
-      </w:r>
-      <w:r>
-        <w:rPr>
-          <w:rFonts w:ascii="Times New Roman" w:eastAsia="Times New Roman" w:hAnsi="Times New Roman"/>
-          <w:sz w:val="24"/>
-          <w:szCs w:val="24"/>
-          <w:lang w:eastAsia="ru-RU"/>
-        </w:rPr>
-        <w:t xml:space="preserve"> разъяснено содержание статьи 11 Закона Республики Беларусь</w:t>
-      </w:r>
-      <w:r>
-        <w:rPr>
-          <w:rFonts w:ascii="Times New Roman" w:hAnsi="Times New Roman"/>
-          <w:i/>
-          <w:iCs/>
-          <w:sz w:val="24"/>
-          <w:szCs w:val="24"/>
-          <w:lang w:eastAsia="ru-RU"/>
-        </w:rPr>
-        <w:t xml:space="preserve"> </w:t>
-      </w:r>
-      <w:r>
-        <w:rPr>
-          <w:rFonts w:ascii="Times New Roman" w:hAnsi="Times New Roman"/>
-          <w:iCs/>
-          <w:sz w:val="24"/>
-          <w:szCs w:val="24"/>
-          <w:lang w:eastAsia="ru-RU"/>
-        </w:rPr>
-        <w:t>от 22 июля 2003 г.  № 226-З</w:t>
-      </w:r>
-      <w:r>
-        <w:rPr>
-          <w:rFonts w:ascii="Times New Roman" w:eastAsia="Times New Roman" w:hAnsi="Times New Roman"/>
-          <w:sz w:val="24"/>
-          <w:szCs w:val="24"/>
-          <w:lang w:eastAsia="ru-RU"/>
-        </w:rPr>
-        <w:t xml:space="preserve"> «</w:t>
-      </w:r>
-      <w:r>
-        <w:rPr>
-          <w:rFonts w:ascii="Times New Roman" w:eastAsia="Times New Roman" w:hAnsi="Times New Roman"/>
-          <w:sz w:val="24"/>
-          <w:szCs w:val="24"/>
-          <w:lang w:eastAsia="ru-RU"/>
-        </w:rPr>
-        <w:t>О валютном</w:t>
-      </w:r>
-      <w:r>
-        <w:rPr>
-          <w:rFonts w:ascii="Times New Roman" w:eastAsia="Times New Roman" w:hAnsi="Times New Roman"/>
-          <w:sz w:val="24"/>
-          <w:szCs w:val="24"/>
-          <w:lang w:eastAsia="ru-RU"/>
-        </w:rPr>
-        <w:t xml:space="preserve"> регулировании и валютном контроле», в соответствии с </w:t>
-      </w:r>
-      <w:r>
-        <w:rPr>
-          <w:rFonts w:ascii="Times New Roman" w:eastAsia="Times New Roman" w:hAnsi="Times New Roman"/>
-          <w:sz w:val="24"/>
-          <w:szCs w:val="24"/>
-          <w:lang w:eastAsia="ru-RU"/>
-        </w:rPr>
-        <w:t>которой запрещается использование иностранной валюты, ценных бумаг в</w:t>
-      </w:r>
-      <w:r>
-        <w:rPr>
-          <w:rFonts w:ascii="Times New Roman" w:eastAsia="Times New Roman" w:hAnsi="Times New Roman"/>
-          <w:sz w:val="24"/>
-          <w:szCs w:val="24"/>
-          <w:lang w:eastAsia="ru-RU"/>
-        </w:rPr>
-        <w:t xml:space="preserve"> </w:t>
-      </w:r>
-      <w:r>
-        <w:rPr>
-          <w:rFonts w:ascii="Times New Roman" w:eastAsia="Times New Roman" w:hAnsi="Times New Roman"/>
-          <w:sz w:val="24"/>
-          <w:szCs w:val="24"/>
-          <w:lang w:eastAsia="ru-RU"/>
-        </w:rPr>
-        <w:t>иностранной валюте и (</w:t>
-      </w:r>
-      <w:r>
-        <w:rPr>
-          <w:rFonts w:ascii="Times New Roman" w:eastAsia="Times New Roman" w:hAnsi="Times New Roman"/>
-          <w:sz w:val="24"/>
-          <w:szCs w:val="24"/>
-          <w:lang w:eastAsia="ru-RU"/>
-        </w:rPr>
-        <w:t xml:space="preserve">или) платежных документов в иностранной валюте при проведении   </w:t>
-      </w:r>
-      <w:r>
-        <w:rPr>
-          <w:rFonts w:ascii="Times New Roman" w:eastAsia="Times New Roman" w:hAnsi="Times New Roman"/>
-          <w:sz w:val="24"/>
-          <w:szCs w:val="24"/>
-          <w:lang w:eastAsia="ru-RU"/>
-        </w:rPr>
-        <w:t>валютных операций между физическими лицами - резидентами</w:t>
-      </w:r>
-      <w:r>
-        <w:rPr>
-          <w:rFonts w:ascii="Times New Roman" w:eastAsia="Times New Roman" w:hAnsi="Times New Roman"/>
-          <w:sz w:val="24"/>
-          <w:szCs w:val="24"/>
-          <w:lang w:eastAsia="ru-RU"/>
-        </w:rPr>
-        <w:t xml:space="preserve"> </w:t>
-      </w:r>
-      <w:r>
-        <w:rPr>
-          <w:rFonts w:ascii="Times New Roman" w:eastAsia="Times New Roman" w:hAnsi="Times New Roman"/>
-          <w:sz w:val="24"/>
-          <w:szCs w:val="24"/>
-          <w:lang w:eastAsia="ru-RU"/>
-        </w:rPr>
-        <w:t>Республики Беларусь при расчетах</w:t>
-      </w:r>
-      <w:r>
-        <w:rPr>
-          <w:rFonts w:ascii="Times New Roman" w:eastAsia="Times New Roman" w:hAnsi="Times New Roman"/>
-          <w:sz w:val="24"/>
-          <w:szCs w:val="24"/>
-          <w:lang w:eastAsia="ru-RU"/>
-        </w:rPr>
-        <w:t xml:space="preserve"> по договорам купли-продажи, в том числе договорам купли-продажи объекта недвижимого имущества.</w:t>
-      </w:r>
-    </w:p>
-    <w:p>
-      <w:pPr>
-        <w:autoSpaceDE w:val="0"/>
-        <w:autoSpaceDN w:val="0"/>
-        <w:adjustRightInd w:val="0"/>
-        <w:spacing w:after="0" w:line="240" w:lineRule="auto"/>
-        <w:ind w:left="567" w:hanging="567"/>
-        <w:jc w:val="both"/>
-        <w:rPr>
-          <w:rFonts w:ascii="Times New Roman" w:eastAsia="Times New Roman" w:hAnsi="Times New Roman"/>
-          <w:sz w:val="24"/>
-          <w:szCs w:val="24"/>
-          <w:lang w:eastAsia="ru-RU"/>
-        </w:rPr>
-      </w:pPr>
-      <w:r>
-        <w:rPr>
-          <w:rFonts w:ascii="Times New Roman" w:eastAsia="Times New Roman" w:hAnsi="Times New Roman"/>
-          <w:sz w:val="24"/>
-          <w:szCs w:val="24"/>
-          <w:lang w:eastAsia="ru-RU"/>
-        </w:rPr>
-        <w:t xml:space="preserve">6.5.Стороны обязуются не разглашать сведения конфиденциального характера </w:t>
-      </w:r>
-      <w:r>
-        <w:rPr>
-          <w:rFonts w:ascii="Times New Roman" w:eastAsia="Times New Roman" w:hAnsi="Times New Roman"/>
-          <w:sz w:val="24"/>
-          <w:szCs w:val="24"/>
-          <w:lang w:eastAsia="ru-RU"/>
-        </w:rPr>
-        <w:br/>
-        <w:t>по настоящему договору и сделке.</w:t>
-      </w:r>
-    </w:p>
-    <w:p>
-      <w:pPr>
-        <w:spacing w:after="0"/>
-        <w:ind w:left="567" w:hanging="567"/>
-        <w:jc w:val="both"/>
-        <w:rPr>
-          <w:rFonts w:ascii="Times New Roman" w:hAnsi="Times New Roman"/>
-          <w:sz w:val="24"/>
-          <w:szCs w:val="24"/>
-        </w:rPr>
-      </w:pPr>
-      <w:r>
-        <w:rPr>
-          <w:rFonts w:ascii="Times New Roman" w:eastAsia="Times New Roman" w:hAnsi="Times New Roman"/>
-          <w:sz w:val="24"/>
-          <w:szCs w:val="24"/>
-          <w:lang w:eastAsia="ru-RU"/>
-        </w:rPr>
-        <w:t>6.</w:t>
-      </w:r>
-      <w:bookmarkStart w:id="7" w:name="_Hlk19713369"/>
-      <w:r>
-        <w:rPr>
-          <w:rFonts w:ascii="Times New Roman" w:eastAsia="Times New Roman" w:hAnsi="Times New Roman"/>
-          <w:sz w:val="24"/>
-          <w:szCs w:val="24"/>
-          <w:lang w:eastAsia="ru-RU"/>
-        </w:rPr>
-        <w:t>6.</w:t>
-      </w:r>
-      <w:r>
-        <w:rPr>
-          <w:rFonts w:ascii="Times New Roman" w:hAnsi="Times New Roman"/>
-          <w:sz w:val="24"/>
-          <w:szCs w:val="24"/>
-        </w:rPr>
-        <w:t xml:space="preserve"> Консультирование</w:t>
-      </w:r>
-      <w:r>
-        <w:rPr>
-          <w:rFonts w:ascii="Times New Roman" w:hAnsi="Times New Roman"/>
-          <w:sz w:val="24"/>
-          <w:szCs w:val="24"/>
-        </w:rPr>
-        <w:t xml:space="preserve"> Потребителя по вопросам налогообложения в рамках владения, пользования и распоряжения Объектом не входит в предмет Договора</w:t>
-      </w:r>
-      <w:bookmarkEnd w:id="7"/>
-      <w:r>
-        <w:rPr>
-          <w:rFonts w:ascii="Times New Roman" w:hAnsi="Times New Roman"/>
-          <w:sz w:val="24"/>
-          <w:szCs w:val="24"/>
-        </w:rPr>
-        <w:t>.</w:t>
-      </w:r>
-    </w:p>
-    <w:p>
-      <w:pPr>
-        <w:spacing w:after="0"/>
-        <w:ind w:left="567" w:hanging="567"/>
-        <w:jc w:val="both"/>
-        <w:rPr>
-          <w:rFonts w:ascii="Times New Roman" w:hAnsi="Times New Roman"/>
-          <w:sz w:val="24"/>
-          <w:szCs w:val="24"/>
-        </w:rPr>
-      </w:pPr>
-      <w:bookmarkStart w:id="8" w:name="_Hlk19713166"/>
-      <w:r>
-        <w:rPr>
-          <w:rFonts w:ascii="Times New Roman" w:hAnsi="Times New Roman"/>
-          <w:sz w:val="24"/>
-          <w:szCs w:val="24"/>
-        </w:rPr>
-        <w:t>6.</w:t>
-      </w:r>
-      <w:r>
-        <w:rPr>
-          <w:rFonts w:ascii="Times New Roman" w:hAnsi="Times New Roman"/>
-          <w:sz w:val="24"/>
-          <w:szCs w:val="24"/>
-        </w:rPr>
-        <w:t>7.</w:t>
-      </w:r>
-      <w:r>
-        <w:rPr>
-          <w:rFonts w:ascii="Times New Roman" w:hAnsi="Times New Roman"/>
-          <w:sz w:val="24"/>
-          <w:szCs w:val="24"/>
-        </w:rPr>
-        <w:t xml:space="preserve"> Во</w:t>
-      </w:r>
-      <w:r>
-        <w:rPr>
-          <w:rFonts w:ascii="Times New Roman" w:hAnsi="Times New Roman"/>
-          <w:sz w:val="24"/>
-          <w:szCs w:val="24"/>
-        </w:rPr>
-        <w:t xml:space="preserve"> всем, что не оговорено условиями Договора, Стороны руководствуются действующим законодательством Республики Беларусь. Потребитель, подписывая настоящий договор, подтверждает, что ознакомлен с Политикой об обработке персональных данных, действующей у Исполнителя и соглашается с ее содержанием в полном объеме без каких-либо исключений. Потребитель своей подписью в настоящем договоре выражает согласие на обработку персональных данных согласно перечню, указанному в уголке потребителя по месту нахождения Исполнителя, с которым Потребитель ознакомлен).</w:t>
-      </w:r>
-    </w:p>
-    <w:p>
-      <w:pPr>
-        <w:spacing w:after="0"/>
-        <w:ind w:left="567" w:hanging="567"/>
-        <w:jc w:val="both"/>
-        <w:rPr>
-          <w:rFonts w:ascii="Times New Roman" w:hAnsi="Times New Roman"/>
-          <w:sz w:val="24"/>
-          <w:szCs w:val="24"/>
-        </w:rPr>
-      </w:pPr>
-      <w:r>
-        <w:rPr>
-          <w:rFonts w:ascii="Times New Roman" w:hAnsi="Times New Roman"/>
-          <w:sz w:val="24"/>
-          <w:szCs w:val="24"/>
-        </w:rPr>
-        <w:t>6.</w:t>
-      </w:r>
-      <w:r>
-        <w:rPr>
-          <w:rFonts w:ascii="Times New Roman" w:hAnsi="Times New Roman"/>
-          <w:sz w:val="24"/>
-          <w:szCs w:val="24"/>
-        </w:rPr>
-        <w:t>8</w:t>
-      </w:r>
-      <w:r>
-        <w:rPr>
-          <w:rFonts w:ascii="Times New Roman" w:hAnsi="Times New Roman"/>
-          <w:sz w:val="24"/>
-          <w:szCs w:val="24"/>
-        </w:rPr>
-        <w:t>. Договор составлен в двух экземплярах, по одному у каждой из Сторон.</w:t>
-      </w:r>
-    </w:p>
-    <w:p>
-      <w:pPr>
-        <w:spacing w:after="0"/>
-        <w:ind w:left="567" w:hanging="567"/>
-        <w:jc w:val="both"/>
-        <w:rPr>
-          <w:rFonts w:ascii="Times New Roman" w:hAnsi="Times New Roman"/>
-          <w:sz w:val="24"/>
-          <w:szCs w:val="24"/>
-        </w:rPr>
-      </w:pPr>
-      <w:r>
-        <w:rPr>
-          <w:rFonts w:ascii="Times New Roman" w:hAnsi="Times New Roman"/>
-          <w:sz w:val="24"/>
-          <w:szCs w:val="24"/>
-        </w:rPr>
-        <w:t>6.</w:t>
-      </w:r>
-      <w:r>
-        <w:rPr>
-          <w:rFonts w:ascii="Times New Roman" w:hAnsi="Times New Roman"/>
-          <w:sz w:val="24"/>
-          <w:szCs w:val="24"/>
-        </w:rPr>
-        <w:t>9</w:t>
-      </w:r>
-      <w:r>
-        <w:rPr>
-          <w:rFonts w:ascii="Times New Roman" w:hAnsi="Times New Roman"/>
-          <w:sz w:val="24"/>
-          <w:szCs w:val="24"/>
-        </w:rPr>
-        <w:t xml:space="preserve">. Перечень переданных документов риэлтерской организации Потребителем: </w:t>
-      </w:r>
-    </w:p>
-    <w:p>
-      <w:pPr>
-        <w:spacing w:after="0"/>
-        <w:ind w:left="567" w:hanging="567"/>
-        <w:jc w:val="both"/>
-        <w:rPr>
-          <w:rFonts w:ascii="Times New Roman" w:hAnsi="Times New Roman"/>
-          <w:sz w:val="24"/>
-          <w:szCs w:val="24"/>
-        </w:rPr>
-      </w:pPr>
-      <w:bookmarkStart w:id="9" w:name="_Hlk232533006"/>
-      <w:r>
-        <w:rPr>
-          <w:rFonts w:ascii="Times New Roman" w:hAnsi="Times New Roman"/>
-          <w:sz w:val="24"/>
-          <w:szCs w:val="24"/>
-        </w:rPr>
-        <w:t>__________________________________________________________________________________________</w:t>
-      </w:r>
-    </w:p>
-    <w:p>
-      <w:pPr>
-        <w:spacing w:after="0"/>
-        <w:ind w:left="567" w:hanging="567"/>
-        <w:jc w:val="both"/>
-        <w:rPr>
-          <w:rFonts w:ascii="Times New Roman" w:hAnsi="Times New Roman"/>
-          <w:sz w:val="24"/>
-          <w:szCs w:val="24"/>
-        </w:rPr>
-      </w:pPr>
-      <w:r>
-        <w:rPr>
-          <w:rFonts w:ascii="Times New Roman" w:hAnsi="Times New Roman"/>
-          <w:sz w:val="24"/>
-          <w:szCs w:val="24"/>
-        </w:rPr>
-        <w:t>__________________________________________________________________________________________</w:t>
-      </w:r>
-    </w:p>
-    <w:p>
-      <w:pPr>
-        <w:spacing w:after="0"/>
-        <w:ind w:left="567" w:hanging="567"/>
-        <w:jc w:val="both"/>
-        <w:rPr>
-          <w:rFonts w:ascii="Times New Roman" w:hAnsi="Times New Roman"/>
-          <w:sz w:val="24"/>
-          <w:szCs w:val="24"/>
-        </w:rPr>
-      </w:pPr>
-      <w:r>
-        <w:rPr>
-          <w:rFonts w:ascii="Times New Roman" w:hAnsi="Times New Roman"/>
-          <w:sz w:val="24"/>
-          <w:szCs w:val="24"/>
-        </w:rPr>
-        <w:t>__________________________________________________________________________________________</w:t>
-      </w:r>
-    </w:p>
-    <w:bookmarkEnd w:id="9"/>
-    <w:p>
-      <w:pPr>
-        <w:spacing w:after="0"/>
-        <w:ind w:left="567" w:hanging="567"/>
-        <w:jc w:val="both"/>
-        <w:rPr>
-          <w:rFonts w:ascii="Times New Roman" w:hAnsi="Times New Roman"/>
-          <w:sz w:val="24"/>
-          <w:szCs w:val="24"/>
-        </w:rPr>
-      </w:pPr>
-      <w:r>
-        <w:rPr>
-          <w:rFonts w:ascii="Times New Roman" w:hAnsi="Times New Roman"/>
-          <w:sz w:val="24"/>
-          <w:szCs w:val="24"/>
-        </w:rPr>
-        <w:t>6.</w:t>
-      </w:r>
-      <w:r>
-        <w:rPr>
-          <w:rFonts w:ascii="Times New Roman" w:hAnsi="Times New Roman"/>
-          <w:sz w:val="24"/>
-          <w:szCs w:val="24"/>
-        </w:rPr>
-        <w:t>10</w:t>
-      </w:r>
-      <w:r>
-        <w:rPr>
-          <w:rFonts w:ascii="Times New Roman" w:hAnsi="Times New Roman"/>
-          <w:sz w:val="24"/>
-          <w:szCs w:val="24"/>
-        </w:rPr>
-        <w:t xml:space="preserve">. Иные условия: </w:t>
-      </w:r>
-      <w:r>
-        <w:rPr>
-          <w:rFonts w:ascii="Times New Roman" w:hAnsi="Times New Roman"/>
-          <w:sz w:val="24"/>
-          <w:szCs w:val="24"/>
-        </w:rPr>
-        <w:t>________________________________________________________________________</w:t>
-      </w:r>
-    </w:p>
-    <w:bookmarkEnd w:id="8"/>
-    <w:p>
-      <w:pPr>
-        <w:autoSpaceDE w:val="0"/>
-        <w:autoSpaceDN w:val="0"/>
-        <w:adjustRightInd w:val="0"/>
-        <w:spacing w:after="0" w:line="240" w:lineRule="auto"/>
         <w:rPr>
           <w:rFonts w:ascii="Times New Roman" w:eastAsia="Times New Roman" w:hAnsi="Times New Roman"/>
           <w:i/>
@@ -6268,7 +6535,7 @@
           <w:szCs w:val="20"/>
           <w:lang w:eastAsia="ru-RU"/>
         </w:rPr>
-        <w:t>Ответственный риэлтер по настоящему договору</w:t>
+        <w:t xml:space="preserve"> № </w:t>
       </w:r>
       <w:r>
         <w:rPr>
@@ -6278,8 +6545,9 @@
           <w:szCs w:val="20"/>
           <w:lang w:eastAsia="ru-RU"/>
         </w:rPr>
-        <w:t xml:space="preserve"> {{</w:t>
-      </w:r>
+        <w:t>{{</w:t>
+      </w:r>
+      <w:proofErr w:type="spellStart"/>
       <w:proofErr w:type="gramStart"/>
       <w:r>
         <w:rPr>
@@ -6287,10 +6555,12 @@
           <w:i/>
           <w:sz w:val="20"/>
           <w:szCs w:val="20"/>
-          <w:lang w:val="en-US" w:eastAsia="ru-RU"/>
-        </w:rPr>
-        <w:t>agent</w:t>
-      </w:r>
+          <w:lang w:eastAsia="ru-RU"/>
+        </w:rPr>
+        <w:t>agent.attestationNumber</w:t>
+      </w:r>
+      <w:proofErr w:type="spellEnd"/>
+      <w:proofErr w:type="gramEnd"/>
       <w:r>
         <w:rPr>
           <w:rFonts w:ascii="Times New Roman" w:eastAsia="Times New Roman" w:hAnsi="Times New Roman"/>
@@ -6299,7 +6569,7 @@
           <w:szCs w:val="20"/>
           <w:lang w:eastAsia="ru-RU"/>
         </w:rPr>
-        <w:t>.</w:t>
+        <w:t>}}</w:t>
       </w:r>
       <w:r>
         <w:rPr>
@@ -6307,11 +6577,10 @@
           <w:i/>
           <w:sz w:val="20"/>
           <w:szCs w:val="20"/>
-          <w:lang w:val="en-US" w:eastAsia="ru-RU"/>
-        </w:rPr>
-        <w:t>initials</w:t>
-      </w:r>
-      <w:proofErr w:type="gramEnd"/>
+          <w:lang w:eastAsia="ru-RU"/>
+        </w:rPr>
+        <w:t xml:space="preserve"> </w:t>
+      </w:r>
       <w:r>
         <w:rPr>
           <w:rFonts w:ascii="Times New Roman" w:eastAsia="Times New Roman" w:hAnsi="Times New Roman"/>
@@ -6320,15 +6589,9 @@
           <w:szCs w:val="20"/>
           <w:lang w:eastAsia="ru-RU"/>
         </w:rPr>
-        <w:t>}}</w:t>
-      </w:r>
-    </w:p>
-    <w:p>
-      <w:pPr>
-        <w:autoSpaceDE w:val="0"/>
-        <w:autoSpaceDN w:val="0"/>
-        <w:adjustRightInd w:val="0"/>
-        <w:spacing w:after="0" w:line="240" w:lineRule="auto"/>
+        <w:t xml:space="preserve">от </w:t>
+      </w:r>
+      <w:r>
         <w:rPr>
           <w:rFonts w:ascii="Times New Roman" w:eastAsia="Times New Roman" w:hAnsi="Times New Roman"/>
           <w:i/>
@@ -6336,7 +6599,10 @@
           <w:szCs w:val="20"/>
           <w:lang w:eastAsia="ru-RU"/>
         </w:rPr>
-      </w:pPr>
+        <w:t>{{</w:t>
+      </w:r>
+      <w:proofErr w:type="spellStart"/>
+      <w:proofErr w:type="gramStart"/>
       <w:r>
         <w:rPr>
           <w:rFonts w:ascii="Times New Roman" w:eastAsia="Times New Roman" w:hAnsi="Times New Roman"/>
@@ -6345,15 +6611,10 @@
           <w:szCs w:val="20"/>
           <w:lang w:eastAsia="ru-RU"/>
         </w:rPr>
-        <w:t>Свидетельство об аттестации риэлтера, выданное Министерством юстиции Республики Беларусь</w:t>
-      </w:r>
-    </w:p>
-    <w:p>
-      <w:pPr>
-        <w:autoSpaceDE w:val="0"/>
-        <w:autoSpaceDN w:val="0"/>
-        <w:adjustRightInd w:val="0"/>
-        <w:spacing w:after="0" w:line="240" w:lineRule="auto"/>
+        <w:t>agent.attestationDate</w:t>
+      </w:r>
+      <w:proofErr w:type="spellEnd"/>
+      <w:r>
         <w:rPr>
           <w:rFonts w:ascii="Times New Roman" w:eastAsia="Times New Roman" w:hAnsi="Times New Roman"/>
           <w:i/>
@@ -6361,7 +6622,8 @@
           <w:szCs w:val="20"/>
           <w:lang w:eastAsia="ru-RU"/>
         </w:rPr>
-      </w:pPr>
+        <w:t>}}</w:t>
+      </w:r>
       <w:r>
         <w:rPr>
           <w:rFonts w:ascii="Times New Roman" w:eastAsia="Times New Roman" w:hAnsi="Times New Roman"/>
@@ -6370,8 +6632,9 @@
           <w:szCs w:val="20"/>
           <w:lang w:eastAsia="ru-RU"/>
         </w:rPr>
-        <w:t xml:space="preserve"> № </w:t>
-      </w:r>
+        <w:t>г</w:t>
+      </w:r>
+      <w:proofErr w:type="gramEnd"/>
       <w:r>
         <w:rPr>
           <w:rFonts w:ascii="Times New Roman" w:eastAsia="Times New Roman" w:hAnsi="Times New Roman"/>
@@ -6380,10 +6643,8 @@
           <w:szCs w:val="20"/>
           <w:lang w:eastAsia="ru-RU"/>
         </w:rPr>
-        <w:t>{{</w:t>
-      </w:r>
-      <w:proofErr w:type="spellStart"/>
-      <w:proofErr w:type="gramStart"/>
+        <w:t xml:space="preserve">, действует до </w:t>
+      </w:r>
       <w:r>
         <w:rPr>
           <w:rFonts w:ascii="Times New Roman" w:eastAsia="Times New Roman" w:hAnsi="Times New Roman"/>
@@ -6392,10 +6653,10 @@
           <w:szCs w:val="20"/>
           <w:lang w:eastAsia="ru-RU"/>
         </w:rPr>
-        <w:t>agent.attestationNumber</w:t>
-      </w:r>
-      <w:proofErr w:type="spellEnd"/>
-      <w:proofErr w:type="gramEnd"/>
+        <w:t>{{</w:t>
+      </w:r>
+      <w:proofErr w:type="spellStart"/>
+      <w:proofErr w:type="gramStart"/>
       <w:r>
         <w:rPr>
           <w:rFonts w:ascii="Times New Roman" w:eastAsia="Times New Roman" w:hAnsi="Times New Roman"/>
@@ -6404,8 +6665,9 @@
           <w:szCs w:val="20"/>
           <w:lang w:eastAsia="ru-RU"/>
         </w:rPr>
-        <w:t>}}</w:t>
-      </w:r>
+        <w:t>agent.attestationExpiry</w:t>
+      </w:r>
+      <w:proofErr w:type="spellEnd"/>
       <w:r>
         <w:rPr>
           <w:rFonts w:ascii="Times New Roman" w:eastAsia="Times New Roman" w:hAnsi="Times New Roman"/>
@@ -6414,7 +6676,7 @@
           <w:szCs w:val="20"/>
           <w:lang w:eastAsia="ru-RU"/>
         </w:rPr>
-        <w:t xml:space="preserve">от </w:t>
+        <w:t>}}</w:t>
       </w:r>
       <w:r>
         <w:rPr>
@@ -6424,82 +6686,9 @@
           <w:szCs w:val="20"/>
           <w:lang w:eastAsia="ru-RU"/>
         </w:rPr>
-        <w:t>{{</w:t>
-      </w:r>
-      <w:proofErr w:type="spellStart"/>
-      <w:r>
-        <w:rPr>
-          <w:rFonts w:ascii="Times New Roman" w:eastAsia="Times New Roman" w:hAnsi="Times New Roman"/>
-          <w:i/>
-          <w:sz w:val="20"/>
-          <w:szCs w:val="20"/>
-          <w:lang w:eastAsia="ru-RU"/>
-        </w:rPr>
-        <w:t>agent.attestationDate</w:t>
-      </w:r>
-      <w:proofErr w:type="spellEnd"/>
-      <w:r>
-        <w:rPr>
-          <w:rFonts w:ascii="Times New Roman" w:eastAsia="Times New Roman" w:hAnsi="Times New Roman"/>
-          <w:i/>
-          <w:sz w:val="20"/>
-          <w:szCs w:val="20"/>
-          <w:lang w:eastAsia="ru-RU"/>
-        </w:rPr>
-        <w:t>}}</w:t>
-      </w:r>
-      <w:r>
-        <w:rPr>
-          <w:rFonts w:ascii="Times New Roman" w:eastAsia="Times New Roman" w:hAnsi="Times New Roman"/>
-          <w:i/>
-          <w:sz w:val="20"/>
-          <w:szCs w:val="20"/>
-          <w:lang w:eastAsia="ru-RU"/>
-        </w:rPr>
-        <w:t xml:space="preserve">г, действует до </w:t>
-      </w:r>
-      <w:r>
-        <w:rPr>
-          <w:rFonts w:ascii="Times New Roman" w:eastAsia="Times New Roman" w:hAnsi="Times New Roman"/>
-          <w:i/>
-          <w:sz w:val="20"/>
-          <w:szCs w:val="20"/>
-          <w:lang w:eastAsia="ru-RU"/>
-        </w:rPr>
-        <w:t>{{</w:t>
-      </w:r>
-      <w:proofErr w:type="spellStart"/>
-      <w:r>
-        <w:rPr>
-          <w:rFonts w:ascii="Times New Roman" w:eastAsia="Times New Roman" w:hAnsi="Times New Roman"/>
-          <w:i/>
-          <w:sz w:val="20"/>
-          <w:szCs w:val="20"/>
-          <w:lang w:eastAsia="ru-RU"/>
-        </w:rPr>
-        <w:t>agent.attestationExpiry</w:t>
-      </w:r>
-      <w:proofErr w:type="spellEnd"/>
-      <w:r>
-        <w:rPr>
-          <w:rFonts w:ascii="Times New Roman" w:eastAsia="Times New Roman" w:hAnsi="Times New Roman"/>
-          <w:i/>
-          <w:sz w:val="20"/>
-          <w:szCs w:val="20"/>
-          <w:lang w:eastAsia="ru-RU"/>
-        </w:rPr>
-        <w:t>}}</w:t>
-      </w:r>
-      <w:r>
-        <w:rPr>
-          <w:rFonts w:ascii="Times New Roman" w:eastAsia="Times New Roman" w:hAnsi="Times New Roman"/>
-          <w:i/>
-          <w:sz w:val="20"/>
-          <w:szCs w:val="20"/>
-          <w:lang w:eastAsia="ru-RU"/>
-        </w:rPr>
         <w:t>г</w:t>
       </w:r>
+      <w:proofErr w:type="gramEnd"/>
     </w:p>
     <w:p>
       <w:pPr>
@@ -6914,6 +7103,7 @@
               </w:rPr>
               <w:t>}} {{</w:t>
             </w:r>
+            <w:proofErr w:type="gramStart"/>
             <w:r>
               <w:rPr>
                 <w:rFonts w:ascii="Times New Roman" w:eastAsia="Times New Roman" w:hAnsi="Times New Roman"/>
@@ -6943,6 +7133,7 @@
               <w:t>passportIssueDate</w:t>
             </w:r>
             <w:proofErr w:type="spellEnd"/>
+            <w:proofErr w:type="gramEnd"/>
             <w:r>
               <w:rPr>
                 <w:rFonts w:ascii="Times New Roman" w:eastAsia="Times New Roman" w:hAnsi="Times New Roman"/>
@@ -7247,27 +7438,7 @@
                 <w:sz w:val="20"/>
                 <w:szCs w:val="20"/>
               </w:rPr>
-              <w:t xml:space="preserve">231300 г. Лида, б-р князя </w:t>
-            </w:r>
-            <w:proofErr w:type="spellStart"/>
-            <w:r>
-              <w:rPr>
-                <w:rFonts w:ascii="Times New Roman" w:eastAsia="Times New Roman" w:hAnsi="Times New Roman"/>
-                <w:color w:val="000000"/>
-                <w:sz w:val="20"/>
-                <w:szCs w:val="20"/>
-              </w:rPr>
-              <w:t>Гедимина</w:t>
-            </w:r>
-            <w:proofErr w:type="spellEnd"/>
-            <w:r>
-              <w:rPr>
-                <w:rFonts w:ascii="Times New Roman" w:eastAsia="Times New Roman" w:hAnsi="Times New Roman"/>
-                <w:color w:val="000000"/>
-                <w:sz w:val="20"/>
-                <w:szCs w:val="20"/>
-              </w:rPr>
-              <w:t xml:space="preserve">, д.12 пом.9; </w:t>
+              <w:t xml:space="preserve">231300 г. Лида, б-р князя Гедимина, д.12 пом.9; </w:t>
             </w:r>
           </w:p>
           <w:p>
@@ -7888,6 +8059,7 @@
         <w:t>{{</w:t>
       </w:r>
       <w:proofErr w:type="spellStart"/>
+      <w:proofErr w:type="gramStart"/>
       <w:r>
         <w:rPr>
           <w:rFonts w:ascii="Times New Roman" w:eastAsia="Times New Roman" w:hAnsi="Times New Roman"/>
@@ -7898,6 +8070,7 @@
         <w:t>deal.date</w:t>
       </w:r>
       <w:proofErr w:type="spellEnd"/>
+      <w:proofErr w:type="gramEnd"/>
       <w:r>
         <w:rPr>
           <w:rFonts w:ascii="Times New Roman" w:eastAsia="Times New Roman" w:hAnsi="Times New Roman"/>
@@ -10375,7 +10548,6 @@
         </w:rPr>
         <w:t>initials</w:t>
       </w:r>
-      <w:proofErr w:type="gramEnd"/>
       <w:r>
         <w:rPr>
           <w:rFonts w:ascii="Times New Roman" w:hAnsi="Times New Roman"/>
@@ -10391,7 +10563,17 @@
           <w:szCs w:val="20"/>
           <w:vertAlign w:val="superscript"/>
         </w:rPr>
-        <w:t xml:space="preserve">                                 </w:t>
+        <w:t xml:space="preserve">   </w:t>
+      </w:r>
+      <w:proofErr w:type="gramEnd"/>
+      <w:r>
+        <w:rPr>
+          <w:rFonts w:ascii="Times New Roman" w:hAnsi="Times New Roman"/>
+          <w:sz w:val="20"/>
+          <w:szCs w:val="20"/>
+          <w:vertAlign w:val="superscript"/>
+        </w:rPr>
+        <w:t xml:space="preserve">                              </w:t>
       </w:r>
       <w:r>
         <w:rPr>
@@ -10483,7 +10665,7 @@
 </file>
 
 <file path=word/endnotes.xml><?xml version="1.0" encoding="utf-8"?>
-<w:endnotes xmlns:wpc="http://schemas.microsoft.com/office/word/2010/wordprocessingCanvas" xmlns:cx="http://schemas.microsoft.com/office/drawing/2014/chartex" xmlns:cx1="http://schemas.microsoft.com/office/drawing/2015/9/8/chartex" xmlns:cx2="http://schemas.microsoft.com/office/drawing/2015/10/21/chartex" xmlns:cx3="http://schemas.microsoft.com/office/drawing/2016/5/9/chartex" xmlns:cx4="http://schemas.microsoft.com/office/drawing/2016/5/10/chartex" xmlns:cx5="http://schemas.microsoft.com/office/drawing/2016/5/11/chartex" xmlns:cx6="http://schemas.microsoft.com/office/drawing/2016/5/12/chartex" xmlns:cx7="http://schemas.microsoft.com/office/drawing/2016/5/13/chartex" xmlns:cx8="http://schemas.microsoft.com/office/drawing/2016/5/14/chartex" xmlns:mc="http://schemas.openxmlformats.org/markup-compatibility/2006" xmlns:aink="http://schemas.microsoft.com/office/drawing/2016/ink" xmlns:am3d="http://schemas.microsoft.com/office/drawing/2017/model3d" xmlns:o="urn:schemas-microsoft-com:office:office" xmlns:r="http://schemas.openxmlformats.org/officeDocument/2006/relationships" xmlns:m="http://schemas.openxmlformats.org/officeDocument/2006/math" xmlns:v="urn:schemas-microsoft-com:vml" xmlns:wp14="http://schemas.microsoft.com/office/word/2010/wordprocessingDrawing" xmlns:wp="http://schemas.openxmlformats.org/drawingml/2006/wordprocessingDrawing" xmlns:w10="urn:schemas-microsoft-com:office:word" xmlns:w="http://schemas.openxmlformats.org/wordprocessingml/2006/main" xmlns:w14="http://schemas.microsoft.com/office/word/2010/wordml" xmlns:w15="http://schemas.microsoft.com/office/word/2012/wordml" xmlns:w16cex="http://schemas.microsoft.com/office/word/2018/wordml/cex" xmlns:w16cid="http://schemas.microsoft.com/office/word/2016/wordml/cid" xmlns:w16="http://schemas.microsoft.com/office/word/2018/wordml" xmlns:w16sdtdh="http://schemas.microsoft.com/office/word/2020/wordml/sdtdatahash" xmlns:w16se="http://schemas.microsoft.com/office/word/2015/wordml/symex" xmlns:wpg="http://schemas.microsoft.com/office/word/2010/wordprocessingGroup" xmlns:wpi="http://schemas.microsoft.com/office/word/2010/wordprocessingInk" xmlns:wne="http://schemas.microsoft.com/office/word/2006/wordml" xmlns:wps="http://schemas.microsoft.com/office/word/2010/wordprocessingShape" mc:Ignorable="w14 w15 w16se w16cid w16 w16cex w16sdtdh wp14">
+<w:endnotes xmlns:wpc="http://schemas.microsoft.com/office/word/2010/wordprocessingCanvas" xmlns:cx="http://schemas.microsoft.com/office/drawing/2014/chartex" xmlns:cx1="http://schemas.microsoft.com/office/drawing/2015/9/8/chartex" xmlns:cx2="http://schemas.microsoft.com/office/drawing/2015/10/21/chartex" xmlns:cx3="http://schemas.microsoft.com/office/drawing/2016/5/9/chartex" xmlns:cx4="http://schemas.microsoft.com/office/drawing/2016/5/10/chartex" xmlns:cx5="http://schemas.microsoft.com/office/drawing/2016/5/11/chartex" xmlns:cx6="http://schemas.microsoft.com/office/drawing/2016/5/12/chartex" xmlns:cx7="http://schemas.microsoft.com/office/drawing/2016/5/13/chartex" xmlns:cx8="http://schemas.microsoft.com/office/drawing/2016/5/14/chartex" xmlns:mc="http://schemas.openxmlformats.org/markup-compatibility/2006" xmlns:aink="http://schemas.microsoft.com/office/drawing/2016/ink" xmlns:am3d="http://schemas.microsoft.com/office/drawing/2017/model3d" xmlns:o="urn:schemas-microsoft-com:office:office" xmlns:oel="http://schemas.microsoft.com/office/2019/extlst" xmlns:r="http://schemas.openxmlformats.org/officeDocument/2006/relationships" xmlns:m="http://schemas.openxmlformats.org/officeDocument/2006/math" xmlns:v="urn:schemas-microsoft-com:vml" xmlns:wp14="http://schemas.microsoft.com/office/word/2010/wordprocessingDrawing" xmlns:wp="http://schemas.openxmlformats.org/drawingml/2006/wordprocessingDrawing" xmlns:w10="urn:schemas-microsoft-com:office:word" xmlns:w="http://schemas.openxmlformats.org/wordprocessingml/2006/main" xmlns:w14="http://schemas.microsoft.com/office/word/2010/wordml" xmlns:w15="http://schemas.microsoft.com/office/word/2012/wordml" xmlns:w16cex="http://schemas.microsoft.com/office/word/2018/wordml/cex" xmlns:w16cid="http://schemas.microsoft.com/office/word/2016/wordml/cid" xmlns:w16="http://schemas.microsoft.com/office/word/2018/wordml" xmlns:w16du="http://schemas.microsoft.com/office/word/2023/wordml/word16du" xmlns:w16sdtdh="http://schemas.microsoft.com/office/word/2020/wordml/sdtdatahash" xmlns:w16sdtfl="http://schemas.microsoft.com/office/word/2024/wordml/sdtformatlock" xmlns:w16se="http://schemas.microsoft.com/office/word/2015/wordml/symex" xmlns:wpg="http://schemas.microsoft.com/office/word/2010/wordprocessingGroup" xmlns:wpi="http://schemas.microsoft.com/office/word/2010/wordprocessingInk" xmlns:wne="http://schemas.microsoft.com/office/word/2006/wordml" xmlns:wps="http://schemas.microsoft.com/office/word/2010/wordprocessingShape" mc:Ignorable="w14 w15 w16se w16cid w16 w16cex w16sdtdh w16sdtfl w16du wp14">
   <w:endnote w:type="separator" w:id="-1">
     <w:p>
       <w:pPr>
@@ -10508,7 +10690,7 @@
 </file>
 
 <file path=word/footnotes.xml><?xml version="1.0" encoding="utf-8"?>
-<w:footnotes xmlns:wpc="http://schemas.microsoft.com/office/word/2010/wordprocessingCanvas" xmlns:cx="http://schemas.microsoft.com/office/drawing/2014/chartex" xmlns:cx1="http://schemas.microsoft.com/office/drawing/2015/9/8/chartex" xmlns:cx2="http://schemas.microsoft.com/office/drawing/2015/10/21/chartex" xmlns:cx3="http://schemas.microsoft.com/office/drawing/2016/5/9/chartex" xmlns:cx4="http://schemas.microsoft.com/office/drawing/2016/5/10/chartex" xmlns:cx5="http://schemas.microsoft.com/office/drawing/2016/5/11/chartex" xmlns:cx6="http://schemas.microsoft.com/office/drawing/2016/5/12/chartex" xmlns:cx7="http://schemas.microsoft.com/office/drawing/2016/5/13/chartex" xmlns:cx8="http://schemas.microsoft.com/office/drawing/2016/5/14/chartex" xmlns:mc="http://schemas.openxmlformats.org/markup-compatibility/2006" xmlns:aink="http://schemas.microsoft.com/office/drawing/2016/ink" xmlns:am3d="http://schemas.microsoft.com/office/drawing/2017/model3d" xmlns:o="urn:schemas-microsoft-com:office:office" xmlns:r="http://schemas.openxmlformats.org/officeDocument/2006/relationships" xmlns:m="http://schemas.openxmlformats.org/officeDocument/2006/math" xmlns:v="urn:schemas-microsoft-com:vml" xmlns:wp14="http://schemas.microsoft.com/office/word/2010/wordprocessingDrawing" xmlns:wp="http://schemas.openxmlformats.org/drawingml/2006/wordprocessingDrawing" xmlns:w10="urn:schemas-microsoft-com:office:word" xmlns:w="http://schemas.openxmlformats.org/wordprocessingml/2006/main" xmlns:w14="http://schemas.microsoft.com/office/word/2010/wordml" xmlns:w15="http://schemas.microsoft.com/office/word/2012/wordml" xmlns:w16cex="http://schemas.microsoft.com/office/word/2018/wordml/cex" xmlns:w16cid="http://schemas.microsoft.com/office/word/2016/wordml/cid" xmlns:w16="http://schemas.microsoft.com/office/word/2018/wordml" xmlns:w16sdtdh="http://schemas.microsoft.com/office/word/2020/wordml/sdtdatahash" xmlns:w16se="http://schemas.microsoft.com/office/word/2015/wordml/symex" xmlns:wpg="http://schemas.microsoft.com/office/word/2010/wordprocessingGroup" xmlns:wpi="http://schemas.microsoft.com/office/word/2010/wordprocessingInk" xmlns:wne="http://schemas.microsoft.com/office/word/2006/wordml" xmlns:wps="http://schemas.microsoft.com/office/word/2010/wordprocessingShape" mc:Ignorable="w14 w15 w16se w16cid w16 w16cex w16sdtdh wp14">
+<w:footnotes xmlns:wpc="http://schemas.microsoft.com/office/word/2010/wordprocessingCanvas" xmlns:cx="http://schemas.microsoft.com/office/drawing/2014/chartex" xmlns:cx1="http://schemas.microsoft.com/office/drawing/2015/9/8/chartex" xmlns:cx2="http://schemas.microsoft.com/office/drawing/2015/10/21/chartex" xmlns:cx3="http://schemas.microsoft.com/office/drawing/2016/5/9/chartex" xmlns:cx4="http://schemas.microsoft.com/office/drawing/2016/5/10/chartex" xmlns:cx5="http://schemas.microsoft.com/office/drawing/2016/5/11/chartex" xmlns:cx6="http://schemas.microsoft.com/office/drawing/2016/5/12/chartex" xmlns:cx7="http://schemas.microsoft.com/office/drawing/2016/5/13/chartex" xmlns:cx8="http://schemas.microsoft.com/office/drawing/2016/5/14/chartex" xmlns:mc="http://schemas.openxmlformats.org/markup-compatibility/2006" xmlns:aink="http://schemas.microsoft.com/office/drawing/2016/ink" xmlns:am3d="http://schemas.microsoft.com/office/drawing/2017/model3d" xmlns:o="urn:schemas-microsoft-com:office:office" xmlns:oel="http://schemas.microsoft.com/office/2019/extlst" xmlns:r="http://schemas.openxmlformats.org/officeDocument/2006/relationships" xmlns:m="http://schemas.openxmlformats.org/officeDocument/2006/math" xmlns:v="urn:schemas-microsoft-com:vml" xmlns:wp14="http://schemas.microsoft.com/office/word/2010/wordprocessingDrawing" xmlns:wp="http://schemas.openxmlformats.org/drawingml/2006/wordprocessingDrawing" xmlns:w10="urn:schemas-microsoft-com:office:word" xmlns:w="http://schemas.openxmlformats.org/wordprocessingml/2006/main" xmlns:w14="http://schemas.microsoft.com/office/word/2010/wordml" xmlns:w15="http://schemas.microsoft.com/office/word/2012/wordml" xmlns:w16cex="http://schemas.microsoft.com/office/word/2018/wordml/cex" xmlns:w16cid="http://schemas.microsoft.com/office/word/2016/wordml/cid" xmlns:w16="http://schemas.microsoft.com/office/word/2018/wordml" xmlns:w16du="http://schemas.microsoft.com/office/word/2023/wordml/word16du" xmlns:w16sdtdh="http://schemas.microsoft.com/office/word/2020/wordml/sdtdatahash" xmlns:w16sdtfl="http://schemas.microsoft.com/office/word/2024/wordml/sdtformatlock" xmlns:w16se="http://schemas.microsoft.com/office/word/2015/wordml/symex" xmlns:wpg="http://schemas.microsoft.com/office/word/2010/wordprocessingGroup" xmlns:wpi="http://schemas.microsoft.com/office/word/2010/wordprocessingInk" xmlns:wne="http://schemas.microsoft.com/office/word/2006/wordml" xmlns:wps="http://schemas.microsoft.com/office/word/2010/wordprocessingShape" mc:Ignorable="w14 w15 w16se w16cid w16 w16cex w16sdtdh w16sdtfl w16du wp14">
   <w:footnote w:type="separator" w:id="-1">
     <w:p>
       <w:pPr>
@@ -10533,7 +10715,7 @@
 </file>
 
 <file path=word/header1.xml><?xml version="1.0" encoding="utf-8"?>
-<w:hdr xmlns:wpc="http://schemas.microsoft.com/office/word/2010/wordprocessingCanvas" xmlns:cx="http://schemas.microsoft.com/office/drawing/2014/chartex" xmlns:cx1="http://schemas.microsoft.com/office/drawing/2015/9/8/chartex" xmlns:cx2="http://schemas.microsoft.com/office/drawing/2015/10/21/chartex" xmlns:cx3="http://schemas.microsoft.com/office/drawing/2016/5/9/chartex" xmlns:cx4="http://schemas.microsoft.com/office/drawing/2016/5/10/chartex" xmlns:cx5="http://schemas.microsoft.com/office/drawing/2016/5/11/chartex" xmlns:cx6="http://schemas.microsoft.com/office/drawing/2016/5/12/chartex" xmlns:cx7="http://schemas.microsoft.com/office/drawing/2016/5/13/chartex" xmlns:cx8="http://schemas.microsoft.com/office/drawing/2016/5/14/chartex" xmlns:mc="http://schemas.openxmlformats.org/markup-compatibility/2006" xmlns:aink="http://schemas.microsoft.com/office/drawing/2016/ink" xmlns:am3d="http://schemas.microsoft.com/office/drawing/2017/model3d" xmlns:o="urn:schemas-microsoft-com:office:office" xmlns:r="http://schemas.openxmlformats.org/officeDocument/2006/relationships" xmlns:m="http://schemas.openxmlformats.org/officeDocument/2006/math" xmlns:v="urn:schemas-microsoft-com:vml" xmlns:wp14="http://schemas.microsoft.com/office/word/2010/wordprocessingDrawing" xmlns:wp="http://schemas.openxmlformats.org/drawingml/2006/wordprocessingDrawing" xmlns:w10="urn:schemas-microsoft-com:office:word" xmlns:w="http://schemas.openxmlformats.org/wordprocessingml/2006/main" xmlns:w14="http://schemas.microsoft.com/office/word/2010/wordml" xmlns:w15="http://schemas.microsoft.com/office/word/2012/wordml" xmlns:w16cex="http://schemas.microsoft.com/office/word/2018/wordml/cex" xmlns:w16cid="http://schemas.microsoft.com/office/word/2016/wordml/cid" xmlns:w16="http://schemas.microsoft.com/office/word/2018/wordml" xmlns:w16sdtdh="http://schemas.microsoft.com/office/word/2020/wordml/sdtdatahash" xmlns:w16se="http://schemas.microsoft.com/office/word/2015/wordml/symex" xmlns:wpg="http://schemas.microsoft.com/office/word/2010/wordprocessingGroup" xmlns:wpi="http://schemas.microsoft.com/office/word/2010/wordprocessingInk" xmlns:wne="http://schemas.microsoft.com/office/word/2006/wordml" xmlns:wps="http://schemas.microsoft.com/office/word/2010/wordprocessingShape" mc:Ignorable="w14 w15 w16se w16cid w16 w16cex w16sdtdh wp14">
+<w:hdr xmlns:wpc="http://schemas.microsoft.com/office/word/2010/wordprocessingCanvas" xmlns:cx="http://schemas.microsoft.com/office/drawing/2014/chartex" xmlns:cx1="http://schemas.microsoft.com/office/drawing/2015/9/8/chartex" xmlns:cx2="http://schemas.microsoft.com/office/drawing/2015/10/21/chartex" xmlns:cx3="http://schemas.microsoft.com/office/drawing/2016/5/9/chartex" xmlns:cx4="http://schemas.microsoft.com/office/drawing/2016/5/10/chartex" xmlns:cx5="http://schemas.microsoft.com/office/drawing/2016/5/11/chartex" xmlns:cx6="http://schemas.microsoft.com/office/drawing/2016/5/12/chartex" xmlns:cx7="http://schemas.microsoft.com/office/drawing/2016/5/13/chartex" xmlns:cx8="http://schemas.microsoft.com/office/drawing/2016/5/14/chartex" xmlns:mc="http://schemas.openxmlformats.org/markup-compatibility/2006" xmlns:aink="http://schemas.microsoft.com/office/drawing/2016/ink" xmlns:am3d="http://schemas.microsoft.com/office/drawing/2017/model3d" xmlns:o="urn:schemas-microsoft-com:office:office" xmlns:oel="http://schemas.microsoft.com/office/2019/extlst" xmlns:r="http://schemas.openxmlformats.org/officeDocument/2006/relationships" xmlns:m="http://schemas.openxmlformats.org/officeDocument/2006/math" xmlns:v="urn:schemas-microsoft-com:vml" xmlns:wp14="http://schemas.microsoft.com/office/word/2010/wordprocessingDrawing" xmlns:wp="http://schemas.openxmlformats.org/drawingml/2006/wordprocessingDrawing" xmlns:w10="urn:schemas-microsoft-com:office:word" xmlns:w="http://schemas.openxmlformats.org/wordprocessingml/2006/main" xmlns:w14="http://schemas.microsoft.com/office/word/2010/wordml" xmlns:w15="http://schemas.microsoft.com/office/word/2012/wordml" xmlns:w16cex="http://schemas.microsoft.com/office/word/2018/wordml/cex" xmlns:w16cid="http://schemas.microsoft.com/office/word/2016/wordml/cid" xmlns:w16="http://schemas.microsoft.com/office/word/2018/wordml" xmlns:w16du="http://schemas.microsoft.com/office/word/2023/wordml/word16du" xmlns:w16sdtdh="http://schemas.microsoft.com/office/word/2020/wordml/sdtdatahash" xmlns:w16sdtfl="http://schemas.microsoft.com/office/word/2024/wordml/sdtformatlock" xmlns:w16se="http://schemas.microsoft.com/office/word/2015/wordml/symex" xmlns:wpg="http://schemas.microsoft.com/office/word/2010/wordprocessingGroup" xmlns:wpi="http://schemas.microsoft.com/office/word/2010/wordprocessingInk" xmlns:wne="http://schemas.microsoft.com/office/word/2006/wordml" xmlns:wps="http://schemas.microsoft.com/office/word/2010/wordprocessingShape" mc:Ignorable="w14 w15 w16se w16cid w16 w16cex w16sdtdh w16sdtfl w16du wp14">
   <w:p>
     <w:pPr>
       <w:pStyle w:val="ab"/>
@@ -10543,7 +10725,7 @@
 </file>
 
 <file path=word/numbering.xml><?xml version="1.0" encoding="utf-8"?>
-<w:numbering xmlns:wpc="http://schemas.microsoft.com/office/word/2010/wordprocessingCanvas" xmlns:cx="http://schemas.microsoft.com/office/drawing/2014/chartex" xmlns:cx1="http://schemas.microsoft.com/office/drawing/2015/9/8/chartex" xmlns:cx2="http://schemas.microsoft.com/office/drawing/2015/10/21/chartex" xmlns:cx3="http://schemas.microsoft.com/office/drawing/2016/5/9/chartex" xmlns:cx4="http://schemas.microsoft.com/office/drawing/2016/5/10/chartex" xmlns:cx5="http://schemas.microsoft.com/office/drawing/2016/5/11/chartex" xmlns:cx6="http://schemas.microsoft.com/office/drawing/2016/5/12/chartex" xmlns:cx7="http://schemas.microsoft.com/office/drawing/2016/5/13/chartex" xmlns:cx8="http://schemas.microsoft.com/office/drawing/2016/5/14/chartex" xmlns:mc="http://schemas.openxmlformats.org/markup-compatibility/2006" xmlns:aink="http://schemas.microsoft.com/office/drawing/2016/ink" xmlns:am3d="http://schemas.microsoft.com/office/drawing/2017/model3d" xmlns:o="urn:schemas-microsoft-com:office:office" xmlns:r="http://schemas.openxmlformats.org/officeDocument/2006/relationships" xmlns:m="http://schemas.openxmlformats.org/officeDocument/2006/math" xmlns:v="urn:schemas-microsoft-com:vml" xmlns:wp14="http://schemas.microsoft.com/office/word/2010/wordprocessingDrawing" xmlns:wp="http://schemas.openxmlformats.org/drawingml/2006/wordprocessingDrawing" xmlns:w10="urn:schemas-microsoft-com:office:word" xmlns:w="http://schemas.openxmlformats.org/wordprocessingml/2006/main" xmlns:w14="http://schemas.microsoft.com/office/word/2010/wordml" xmlns:w15="http://schemas.microsoft.com/office/word/2012/wordml" xmlns:w16cex="http://schemas.microsoft.com/office/word/2018/wordml/cex" xmlns:w16cid="http://schemas.microsoft.com/office/word/2016/wordml/cid" xmlns:w16="http://schemas.microsoft.com/office/word/2018/wordml" xmlns:w16sdtdh="http://schemas.microsoft.com/office/word/2020/wordml/sdtdatahash" xmlns:w16se="http://schemas.microsoft.com/office/word/2015/wordml/symex" xmlns:wpg="http://schemas.microsoft.com/office/word/2010/wordprocessingGroup" xmlns:wpi="http://schemas.microsoft.com/office/word/2010/wordprocessingInk" xmlns:wne="http://schemas.microsoft.com/office/word/2006/wordml" xmlns:wps="http://schemas.microsoft.com/office/word/2010/wordprocessingShape" mc:Ignorable="w14 w15 w16se w16cid w16 w16cex w16sdtdh wp14">
+<w:numbering xmlns:wpc="http://schemas.microsoft.com/office/word/2010/wordprocessingCanvas" xmlns:cx="http://schemas.microsoft.com/office/drawing/2014/chartex" xmlns:cx1="http://schemas.microsoft.com/office/drawing/2015/9/8/chartex" xmlns:cx2="http://schemas.microsoft.com/office/drawing/2015/10/21/chartex" xmlns:cx3="http://schemas.microsoft.com/office/drawing/2016/5/9/chartex" xmlns:cx4="http://schemas.microsoft.com/office/drawing/2016/5/10/chartex" xmlns:cx5="http://schemas.microsoft.com/office/drawing/2016/5/11/chartex" xmlns:cx6="http://schemas.microsoft.com/office/drawing/2016/5/12/chartex" xmlns:cx7="http://schemas.microsoft.com/office/drawing/2016/5/13/chartex" xmlns:cx8="http://schemas.microsoft.com/office/drawing/2016/5/14/chartex" xmlns:mc="http://schemas.openxmlformats.org/markup-compatibility/2006" xmlns:aink="http://schemas.microsoft.com/office/drawing/2016/ink" xmlns:am3d="http://schemas.microsoft.com/office/drawing/2017/model3d" xmlns:o="urn:schemas-microsoft-com:office:office" xmlns:oel="http://schemas.microsoft.com/office/2019/extlst" xmlns:r="http://schemas.openxmlformats.org/officeDocument/2006/relationships" xmlns:m="http://schemas.openxmlformats.org/officeDocument/2006/math" xmlns:v="urn:schemas-microsoft-com:vml" xmlns:wp14="http://schemas.microsoft.com/office/word/2010/wordprocessingDrawing" xmlns:wp="http://schemas.openxmlformats.org/drawingml/2006/wordprocessingDrawing" xmlns:w10="urn:schemas-microsoft-com:office:word" xmlns:w="http://schemas.openxmlformats.org/wordprocessingml/2006/main" xmlns:w14="http://schemas.microsoft.com/office/word/2010/wordml" xmlns:w15="http://schemas.microsoft.com/office/word/2012/wordml" xmlns:w16cex="http://schemas.microsoft.com/office/word/2018/wordml/cex" xmlns:w16cid="http://schemas.microsoft.com/office/word/2016/wordml/cid" xmlns:w16="http://schemas.microsoft.com/office/word/2018/wordml" xmlns:w16du="http://schemas.microsoft.com/office/word/2023/wordml/word16du" xmlns:w16sdtdh="http://schemas.microsoft.com/office/word/2020/wordml/sdtdatahash" xmlns:w16sdtfl="http://schemas.microsoft.com/office/word/2024/wordml/sdtformatlock" xmlns:w16se="http://schemas.microsoft.com/office/word/2015/wordml/symex" xmlns:wpg="http://schemas.microsoft.com/office/word/2010/wordprocessingGroup" xmlns:wpi="http://schemas.microsoft.com/office/word/2010/wordprocessingInk" xmlns:wne="http://schemas.microsoft.com/office/word/2006/wordml" xmlns:wps="http://schemas.microsoft.com/office/word/2010/wordprocessingShape" mc:Ignorable="w14 w15 w16se w16cid w16 w16cex w16sdtdh w16sdtfl w16du wp14">
   <w:abstractNum w:abstractNumId="0" w15:restartNumberingAfterBreak="0">
     <w:nsid w:val="1ED918AF"/>
     <w:multiLevelType w:val="multilevel"/>
@@ -10806,17 +10988,17 @@
       </w:rPr>
     </w:lvl>
   </w:abstractNum>
-  <w:num w:numId="1">
+  <w:num w:numId="1" w16cid:durableId="219676772">
     <w:abstractNumId w:val="0"/>
   </w:num>
-  <w:num w:numId="2">
+  <w:num w:numId="2" w16cid:durableId="176429867">
     <w:abstractNumId w:val="1"/>
   </w:num>
 </w:numbering>
 </file>
 
 <file path=word/styles.xml><?xml version="1.0" encoding="utf-8"?>
-<w:styles xmlns:mc="http://schemas.openxmlformats.org/markup-compatibility/2006" xmlns:r="http://schemas.openxmlformats.org/officeDocument/2006/relationships" xmlns:w="http://schemas.openxmlformats.org/wordprocessingml/2006/main" xmlns:w14="http://schemas.microsoft.com/office/word/2010/wordml" xmlns:w15="http://schemas.microsoft.com/office/word/2012/wordml" xmlns:w16cex="http://schemas.microsoft.com/office/word/2018/wordml/cex" xmlns:w16cid="http://schemas.microsoft.com/office/word/2016/wordml/cid" xmlns:w16="http://schemas.microsoft.com/office/word/2018/wordml" xmlns:w16sdtdh="http://schemas.microsoft.com/office/word/2020/wordml/sdtdatahash" xmlns:w16se="http://schemas.microsoft.com/office/word/2015/wordml/symex" mc:Ignorable="w14 w15 w16se w16cid w16 w16cex w16sdtdh">
+<w:styles xmlns:mc="http://schemas.openxmlformats.org/markup-compatibility/2006" xmlns:r="http://schemas.openxmlformats.org/officeDocument/2006/relationships" xmlns:w="http://schemas.openxmlformats.org/wordprocessingml/2006/main" xmlns:w14="http://schemas.microsoft.com/office/word/2010/wordml" xmlns:w15="http://schemas.microsoft.com/office/word/2012/wordml" xmlns:w16cex="http://schemas.microsoft.com/office/word/2018/wordml/cex" xmlns:w16cid="http://schemas.microsoft.com/office/word/2016/wordml/cid" xmlns:w16="http://schemas.microsoft.com/office/word/2018/wordml" xmlns:w16du="http://schemas.microsoft.com/office/word/2023/wordml/word16du" xmlns:w16sdtdh="http://schemas.microsoft.com/office/word/2020/wordml/sdtdatahash" xmlns:w16sdtfl="http://schemas.microsoft.com/office/word/2024/wordml/sdtformatlock" xmlns:w16se="http://schemas.microsoft.com/office/word/2015/wordml/symex" mc:Ignorable="w14 w15 w16se w16cid w16 w16cex w16sdtdh w16sdtfl w16du">
   <w:docDefaults>
     <w:rPrDefault>
       <w:rPr>

--- a/templates/working/Договор_1_собств_общий.docx
+++ b/templates/working/Договор_1_собств_общий.docx
@@ -2163,6 +2163,15 @@
       <w:r>
         <w:rPr>
           <w:rFonts w:ascii="Times New Roman" w:eastAsia="Times New Roman" w:hAnsi="Times New Roman"/>
+          <w:sz w:val="24"/>
+          <w:szCs w:val="24"/>
+          <w:lang w:eastAsia="ru-RU"/>
+        </w:rPr>
+        <w:t xml:space="preserve"> </w:t>
+      </w:r>
+      <w:r>
+        <w:rPr>
+          <w:rFonts w:ascii="Times New Roman" w:eastAsia="Times New Roman" w:hAnsi="Times New Roman"/>
           <w:b/>
           <w:bCs/>
           <w:sz w:val="24"/>
@@ -2829,7 +2838,6 @@
           <w:bCs/>
           <w:sz w:val="24"/>
           <w:szCs w:val="24"/>
-          <w:lang w:val="en-US"/>
         </w:rPr>
         <w:tab/>
       </w:r>
@@ -3276,7 +3284,7 @@
           <w:rFonts w:ascii="Times New Roman" w:eastAsia="Times New Roman" w:hAnsi="Times New Roman"/>
           <w:sz w:val="24"/>
           <w:szCs w:val="24"/>
-          <w:lang w:val="en-US" w:eastAsia="ru-RU"/>
+          <w:lang w:eastAsia="ru-RU"/>
         </w:rPr>
         <w:tab/>
       </w:r>
@@ -3357,7 +3365,7 @@
           <w:rFonts w:ascii="Times New Roman" w:eastAsia="Times New Roman" w:hAnsi="Times New Roman"/>
           <w:sz w:val="24"/>
           <w:szCs w:val="24"/>
-          <w:lang w:val="en-US" w:eastAsia="ru-RU"/>
+          <w:lang w:eastAsia="ru-RU"/>
         </w:rPr>
         <w:tab/>
       </w:r>
@@ -3506,7 +3514,6 @@
           <w:bCs/>
           <w:sz w:val="24"/>
           <w:szCs w:val="24"/>
-          <w:lang w:val="en-US"/>
         </w:rPr>
         <w:tab/>
       </w:r>
@@ -5879,7 +5886,7 @@
           <w:rFonts w:ascii="Times New Roman" w:eastAsia="Times New Roman" w:hAnsi="Times New Roman"/>
           <w:sz w:val="24"/>
           <w:szCs w:val="24"/>
-          <w:lang w:val="en-US" w:eastAsia="ru-RU"/>
+          <w:lang w:eastAsia="ru-RU"/>
         </w:rPr>
         <w:tab/>
       </w:r>
@@ -6107,7 +6114,7 @@
           <w:rFonts w:ascii="Times New Roman" w:eastAsia="Times New Roman" w:hAnsi="Times New Roman"/>
           <w:sz w:val="24"/>
           <w:szCs w:val="24"/>
-          <w:lang w:val="en-US" w:eastAsia="ru-RU"/>
+          <w:lang w:eastAsia="ru-RU"/>
         </w:rPr>
         <w:tab/>
       </w:r>
@@ -7655,19 +7662,32 @@
               </w:rPr>
               <w:t xml:space="preserve">e-mail: </w:t>
             </w:r>
-            <w:hyperlink r:id="rId8" w:history="1">
-              <w:r>
-                <w:rPr>
-                  <w:rFonts w:ascii="Times New Roman" w:eastAsia="Times New Roman" w:hAnsi="Times New Roman"/>
-                  <w:color w:val="0563C1" w:themeColor="hyperlink"/>
-                  <w:sz w:val="20"/>
-                  <w:szCs w:val="20"/>
-                  <w:u w:val="single"/>
-                  <w:lang w:val="en-US"/>
-                </w:rPr>
-                <w:t>mail@germesgarant.by</w:t>
-              </w:r>
-            </w:hyperlink>
+            <w:r>
+              <w:fldChar w:fldCharType="begin"/>
+            </w:r>
+            <w:r>
+              <w:rPr>
+                <w:lang w:val="en-US"/>
+              </w:rPr>
+              <w:instrText>HYPERLINK "mailto:mail@germesgarant.by"</w:instrText>
+            </w:r>
+            <w:r>
+              <w:fldChar w:fldCharType="separate"/>
+            </w:r>
+            <w:r>
+              <w:rPr>
+                <w:rFonts w:ascii="Times New Roman" w:eastAsia="Times New Roman" w:hAnsi="Times New Roman"/>
+                <w:color w:val="0563C1" w:themeColor="hyperlink"/>
+                <w:sz w:val="20"/>
+                <w:szCs w:val="20"/>
+                <w:u w:val="single"/>
+                <w:lang w:val="en-US"/>
+              </w:rPr>
+              <w:t>mail@germesgarant.by</w:t>
+            </w:r>
+            <w:r>
+              <w:fldChar w:fldCharType="end"/>
+            </w:r>
           </w:p>
           <w:p>
             <w:pPr>
@@ -7679,7 +7699,7 @@
                 <w:szCs w:val="20"/>
               </w:rPr>
             </w:pPr>
-            <w:hyperlink r:id="rId9" w:history="1">
+            <w:hyperlink r:id="rId8" w:history="1">
               <w:r>
                 <w:rPr>
                   <w:rStyle w:val="a6"/>
@@ -8318,18 +8338,241 @@
         </w:rPr>
         <w:t xml:space="preserve">     </w:t>
       </w:r>
-      <w:hyperlink r:id="rId10" w:tgtFrame="_blank" w:tooltip="Одноклассники" w:history="1">
-        <w:r>
-          <w:rPr>
-            <w:color w:val="FFFFFF"/>
-            <w:sz w:val="20"/>
-            <w:bdr w:val="none" w:sz="0" w:space="0" w:color="auto" w:frame="1"/>
-            <w:shd w:val="clear" w:color="auto" w:fill="FF7700"/>
-            <w:lang w:val="ru-RU"/>
-          </w:rPr>
-          <w:br/>
-        </w:r>
-      </w:hyperlink>
+      <w:r>
+        <w:fldChar w:fldCharType="begin"/>
+      </w:r>
+      <w:r>
+        <w:instrText>HYPERLINK</w:instrText>
+      </w:r>
+      <w:r>
+        <w:rPr>
+          <w:lang w:val="ru-RU"/>
+        </w:rPr>
+        <w:instrText xml:space="preserve"> "</w:instrText>
+      </w:r>
+      <w:r>
+        <w:instrText>https</w:instrText>
+      </w:r>
+      <w:r>
+        <w:rPr>
+          <w:lang w:val="ru-RU"/>
+        </w:rPr>
+        <w:instrText>://</w:instrText>
+      </w:r>
+      <w:r>
+        <w:instrText>connect</w:instrText>
+      </w:r>
+      <w:r>
+        <w:rPr>
+          <w:lang w:val="ru-RU"/>
+        </w:rPr>
+        <w:instrText>.</w:instrText>
+      </w:r>
+      <w:r>
+        <w:instrText>ok</w:instrText>
+      </w:r>
+      <w:r>
+        <w:rPr>
+          <w:lang w:val="ru-RU"/>
+        </w:rPr>
+        <w:instrText>.</w:instrText>
+      </w:r>
+      <w:r>
+        <w:instrText>ru</w:instrText>
+      </w:r>
+      <w:r>
+        <w:rPr>
+          <w:lang w:val="ru-RU"/>
+        </w:rPr>
+        <w:instrText>/</w:instrText>
+      </w:r>
+      <w:r>
+        <w:instrText>offer</w:instrText>
+      </w:r>
+      <w:r>
+        <w:rPr>
+          <w:lang w:val="ru-RU"/>
+        </w:rPr>
+        <w:instrText>?</w:instrText>
+      </w:r>
+      <w:r>
+        <w:instrText>url</w:instrText>
+      </w:r>
+      <w:r>
+        <w:rPr>
+          <w:lang w:val="ru-RU"/>
+        </w:rPr>
+        <w:instrText>=</w:instrText>
+      </w:r>
+      <w:r>
+        <w:instrText>https</w:instrText>
+      </w:r>
+      <w:r>
+        <w:rPr>
+          <w:lang w:val="ru-RU"/>
+        </w:rPr>
+        <w:instrText>%3</w:instrText>
+      </w:r>
+      <w:r>
+        <w:instrText>A</w:instrText>
+      </w:r>
+      <w:r>
+        <w:rPr>
+          <w:lang w:val="ru-RU"/>
+        </w:rPr>
+        <w:instrText>%2</w:instrText>
+      </w:r>
+      <w:r>
+        <w:instrText>F</w:instrText>
+      </w:r>
+      <w:r>
+        <w:rPr>
+          <w:lang w:val="ru-RU"/>
+        </w:rPr>
+        <w:instrText>%2</w:instrText>
+      </w:r>
+      <w:r>
+        <w:instrText>Filex</w:instrText>
+      </w:r>
+      <w:r>
+        <w:rPr>
+          <w:lang w:val="ru-RU"/>
+        </w:rPr>
+        <w:instrText>.</w:instrText>
+      </w:r>
+      <w:r>
+        <w:instrText>by</w:instrText>
+      </w:r>
+      <w:r>
+        <w:rPr>
+          <w:lang w:val="ru-RU"/>
+        </w:rPr>
+        <w:instrText>%2</w:instrText>
+      </w:r>
+      <w:r>
+        <w:instrText>Fizmeneniya</w:instrText>
+      </w:r>
+      <w:r>
+        <w:rPr>
+          <w:lang w:val="ru-RU"/>
+        </w:rPr>
+        <w:instrText>-</w:instrText>
+      </w:r>
+      <w:r>
+        <w:instrText>v</w:instrText>
+      </w:r>
+      <w:r>
+        <w:rPr>
+          <w:lang w:val="ru-RU"/>
+        </w:rPr>
+        <w:instrText>-</w:instrText>
+      </w:r>
+      <w:r>
+        <w:instrText>regulirovanii</w:instrText>
+      </w:r>
+      <w:r>
+        <w:rPr>
+          <w:lang w:val="ru-RU"/>
+        </w:rPr>
+        <w:instrText>-</w:instrText>
+      </w:r>
+      <w:r>
+        <w:instrText>rielterskoj</w:instrText>
+      </w:r>
+      <w:r>
+        <w:rPr>
+          <w:lang w:val="ru-RU"/>
+        </w:rPr>
+        <w:instrText>-</w:instrText>
+      </w:r>
+      <w:r>
+        <w:instrText>deyatelnosti</w:instrText>
+      </w:r>
+      <w:r>
+        <w:rPr>
+          <w:lang w:val="ru-RU"/>
+        </w:rPr>
+        <w:instrText>%2</w:instrText>
+      </w:r>
+      <w:r>
+        <w:instrText>F</w:instrText>
+      </w:r>
+      <w:r>
+        <w:rPr>
+          <w:lang w:val="ru-RU"/>
+        </w:rPr>
+        <w:instrText>&amp;</w:instrText>
+      </w:r>
+      <w:r>
+        <w:instrText>utm</w:instrText>
+      </w:r>
+      <w:r>
+        <w:rPr>
+          <w:lang w:val="ru-RU"/>
+        </w:rPr>
+        <w:instrText>_</w:instrText>
+      </w:r>
+      <w:r>
+        <w:instrText>source</w:instrText>
+      </w:r>
+      <w:r>
+        <w:rPr>
+          <w:lang w:val="ru-RU"/>
+        </w:rPr>
+        <w:instrText>=</w:instrText>
+      </w:r>
+      <w:r>
+        <w:instrText>share</w:instrText>
+      </w:r>
+      <w:r>
+        <w:rPr>
+          <w:lang w:val="ru-RU"/>
+        </w:rPr>
+        <w:instrText>2" \</w:instrText>
+      </w:r>
+      <w:r>
+        <w:instrText>t</w:instrText>
+      </w:r>
+      <w:r>
+        <w:rPr>
+          <w:lang w:val="ru-RU"/>
+        </w:rPr>
+        <w:instrText xml:space="preserve"> "_</w:instrText>
+      </w:r>
+      <w:r>
+        <w:instrText>blank</w:instrText>
+      </w:r>
+      <w:r>
+        <w:rPr>
+          <w:lang w:val="ru-RU"/>
+        </w:rPr>
+        <w:instrText>" \</w:instrText>
+      </w:r>
+      <w:r>
+        <w:instrText>o</w:instrText>
+      </w:r>
+      <w:r>
+        <w:rPr>
+          <w:lang w:val="ru-RU"/>
+        </w:rPr>
+        <w:instrText xml:space="preserve"> "Одноклассники"</w:instrText>
+      </w:r>
+      <w:r>
+        <w:fldChar w:fldCharType="separate"/>
+      </w:r>
+      <w:r>
+        <w:rPr>
+          <w:color w:val="FFFFFF"/>
+          <w:sz w:val="20"/>
+          <w:bdr w:val="none" w:sz="0" w:space="0" w:color="auto" w:frame="1"/>
+          <w:shd w:val="clear" w:color="auto" w:fill="FF7700"/>
+          <w:lang w:val="ru-RU"/>
+        </w:rPr>
+        <w:br/>
+      </w:r>
+      <w:r>
+        <w:fldChar w:fldCharType="end"/>
+      </w:r>
     </w:p>
     <w:p>
       <w:pPr>
@@ -10654,7 +10897,7 @@
       </w:r>
     </w:p>
     <w:sectPr>
-      <w:headerReference w:type="default" r:id="rId11"/>
+      <w:headerReference w:type="default" r:id="rId9"/>
       <w:pgSz w:w="12240" w:h="15840"/>
       <w:pgMar w:top="284" w:right="720" w:bottom="567" w:left="720" w:header="708" w:footer="708" w:gutter="0"/>
       <w:cols w:space="708"/>

--- a/templates/working/Договор_1_собств_общий.docx
+++ b/templates/working/Договор_1_собств_общий.docx
@@ -58,7 +58,6 @@
         </w:rPr>
         <w:t>.</w:t>
       </w:r>
-      <w:proofErr w:type="spellStart"/>
       <w:r>
         <w:rPr>
           <w:rFonts w:ascii="Times New Roman" w:eastAsia="Times New Roman" w:hAnsi="Times New Roman"/>
@@ -69,7 +68,6 @@
         </w:rPr>
         <w:t>contractNumber</w:t>
       </w:r>
-      <w:proofErr w:type="spellEnd"/>
       <w:proofErr w:type="gramEnd"/>
       <w:r>
         <w:rPr>
@@ -148,25 +146,32 @@
         </w:rPr>
       </w:pPr>
       <w:bookmarkStart w:id="0" w:name="_Hlk225346991"/>
-      <w:proofErr w:type="spellStart"/>
-      <w:r>
-        <w:rPr>
-          <w:rFonts w:ascii="Times New Roman" w:eastAsia="Times New Roman" w:hAnsi="Times New Roman"/>
-          <w:sz w:val="24"/>
-          <w:szCs w:val="24"/>
-          <w:lang w:eastAsia="ru-RU"/>
-        </w:rPr>
-        <w:t>г.Лида</w:t>
-      </w:r>
-      <w:proofErr w:type="spellEnd"/>
-      <w:r>
-        <w:rPr>
-          <w:rFonts w:ascii="Times New Roman" w:eastAsia="Times New Roman" w:hAnsi="Times New Roman"/>
-          <w:sz w:val="24"/>
-          <w:szCs w:val="24"/>
-          <w:lang w:eastAsia="ru-RU"/>
-        </w:rPr>
-        <w:t xml:space="preserve">                                           </w:t>
+      <w:r>
+        <w:rPr>
+          <w:rFonts w:ascii="Times New Roman" w:eastAsia="Times New Roman" w:hAnsi="Times New Roman"/>
+          <w:sz w:val="24"/>
+          <w:szCs w:val="24"/>
+          <w:lang w:eastAsia="ru-RU"/>
+        </w:rPr>
+        <w:t>г.</w:t>
+      </w:r>
+      <w:r>
+        <w:rPr>
+          <w:rFonts w:ascii="Times New Roman" w:eastAsia="Times New Roman" w:hAnsi="Times New Roman"/>
+          <w:sz w:val="24"/>
+          <w:szCs w:val="24"/>
+          <w:lang w:eastAsia="ru-RU"/>
+        </w:rPr>
+        <w:t xml:space="preserve"> </w:t>
+      </w:r>
+      <w:r>
+        <w:rPr>
+          <w:rFonts w:ascii="Times New Roman" w:eastAsia="Times New Roman" w:hAnsi="Times New Roman"/>
+          <w:sz w:val="24"/>
+          <w:szCs w:val="24"/>
+          <w:lang w:eastAsia="ru-RU"/>
+        </w:rPr>
+        <w:t xml:space="preserve">Лида                                           </w:t>
       </w:r>
       <w:r>
         <w:rPr>
@@ -314,7 +319,6 @@
         </w:rPr>
         <w:t>.</w:t>
       </w:r>
-      <w:proofErr w:type="spellStart"/>
       <w:r>
         <w:rPr>
           <w:rFonts w:ascii="Times New Roman" w:eastAsia="Times New Roman" w:hAnsi="Times New Roman"/>
@@ -326,7 +330,6 @@
         </w:rPr>
         <w:t>fullName</w:t>
       </w:r>
-      <w:proofErr w:type="spellEnd"/>
       <w:r>
         <w:rPr>
           <w:rFonts w:ascii="Times New Roman" w:eastAsia="Times New Roman" w:hAnsi="Times New Roman"/>
@@ -805,7 +808,6 @@
         </w:rPr>
         <w:t>{{</w:t>
       </w:r>
-      <w:proofErr w:type="spellStart"/>
       <w:proofErr w:type="gramStart"/>
       <w:r>
         <w:rPr>
@@ -814,17 +816,7 @@
           <w:szCs w:val="24"/>
           <w:lang w:eastAsia="ru-RU"/>
         </w:rPr>
-        <w:t>property</w:t>
-      </w:r>
-      <w:proofErr w:type="spellEnd"/>
-      <w:r>
-        <w:rPr>
-          <w:rFonts w:ascii="Times New Roman" w:eastAsia="Times New Roman" w:hAnsi="Times New Roman"/>
-          <w:sz w:val="24"/>
-          <w:szCs w:val="24"/>
-          <w:lang w:eastAsia="ru-RU"/>
-        </w:rPr>
-        <w:t>.</w:t>
+        <w:t>property.</w:t>
       </w:r>
       <w:r>
         <w:rPr>
@@ -943,7 +935,6 @@
         </w:rPr>
         <w:t>{{</w:t>
       </w:r>
-      <w:proofErr w:type="spellStart"/>
       <w:proofErr w:type="gramStart"/>
       <w:r>
         <w:rPr>
@@ -953,7 +944,6 @@
         </w:rPr>
         <w:t>property.address</w:t>
       </w:r>
-      <w:proofErr w:type="spellEnd"/>
       <w:proofErr w:type="gramEnd"/>
       <w:r>
         <w:rPr>
@@ -1056,20 +1046,473 @@
           <w:sz w:val="24"/>
           <w:szCs w:val="24"/>
         </w:rPr>
+        <w:t>{{property.rooms}}</w:t>
+      </w:r>
+      <w:r>
+        <w:rPr>
+          <w:rFonts w:ascii="Times New Roman" w:hAnsi="Times New Roman"/>
+          <w:sz w:val="24"/>
+          <w:szCs w:val="24"/>
+        </w:rPr>
+        <w:t>;</w:t>
+      </w:r>
+      <w:r>
+        <w:rPr>
+          <w:rFonts w:ascii="Times New Roman" w:hAnsi="Times New Roman"/>
+          <w:sz w:val="24"/>
+          <w:szCs w:val="24"/>
+        </w:rPr>
+        <w:t xml:space="preserve"> </w:t>
+      </w:r>
+      <w:r>
+        <w:rPr>
+          <w:rFonts w:ascii="Times New Roman" w:hAnsi="Times New Roman"/>
+          <w:sz w:val="24"/>
+          <w:szCs w:val="24"/>
+        </w:rPr>
+        <w:t>об</w:t>
+      </w:r>
+      <w:r>
+        <w:rPr>
+          <w:rFonts w:ascii="Times New Roman" w:hAnsi="Times New Roman"/>
+          <w:sz w:val="24"/>
+          <w:szCs w:val="24"/>
+        </w:rPr>
+        <w:t>щая пл</w:t>
+      </w:r>
+      <w:r>
+        <w:rPr>
+          <w:rFonts w:ascii="Times New Roman" w:hAnsi="Times New Roman"/>
+          <w:sz w:val="24"/>
+          <w:szCs w:val="24"/>
+        </w:rPr>
+        <w:t>ощадь</w:t>
+      </w:r>
+      <w:r>
+        <w:rPr>
+          <w:rFonts w:ascii="Times New Roman" w:hAnsi="Times New Roman"/>
+          <w:sz w:val="24"/>
+          <w:szCs w:val="24"/>
+        </w:rPr>
+        <w:t xml:space="preserve"> </w:t>
+      </w:r>
+      <w:r>
+        <w:rPr>
+          <w:rFonts w:ascii="Times New Roman" w:hAnsi="Times New Roman"/>
+          <w:sz w:val="24"/>
+          <w:szCs w:val="24"/>
+        </w:rPr>
+        <w:t xml:space="preserve">- </w:t>
+      </w:r>
+      <w:r>
+        <w:rPr>
+          <w:rFonts w:ascii="Times New Roman" w:hAnsi="Times New Roman"/>
+          <w:sz w:val="24"/>
+          <w:szCs w:val="24"/>
+        </w:rPr>
         <w:t>{{</w:t>
       </w:r>
-      <w:proofErr w:type="spellStart"/>
-      <w:proofErr w:type="gramStart"/>
-      <w:r>
-        <w:rPr>
-          <w:rFonts w:ascii="Times New Roman" w:hAnsi="Times New Roman"/>
-          <w:sz w:val="24"/>
-          <w:szCs w:val="24"/>
-        </w:rPr>
-        <w:t>property.rooms</w:t>
-      </w:r>
-      <w:proofErr w:type="spellEnd"/>
-      <w:proofErr w:type="gramEnd"/>
+      <w:r>
+        <w:rPr>
+          <w:rFonts w:ascii="Times New Roman" w:hAnsi="Times New Roman"/>
+          <w:sz w:val="24"/>
+          <w:szCs w:val="24"/>
+          <w:lang w:val="en-US"/>
+        </w:rPr>
+        <w:t>property</w:t>
+      </w:r>
+      <w:r>
+        <w:rPr>
+          <w:rFonts w:ascii="Times New Roman" w:hAnsi="Times New Roman"/>
+          <w:sz w:val="24"/>
+          <w:szCs w:val="24"/>
+        </w:rPr>
+        <w:t>.</w:t>
+      </w:r>
+      <w:r>
+        <w:rPr>
+          <w:rFonts w:ascii="Times New Roman" w:hAnsi="Times New Roman"/>
+          <w:sz w:val="24"/>
+          <w:szCs w:val="24"/>
+          <w:lang w:val="en-US"/>
+        </w:rPr>
+        <w:t>areaTotal</w:t>
+      </w:r>
+      <w:r>
+        <w:rPr>
+          <w:rFonts w:ascii="Times New Roman" w:hAnsi="Times New Roman"/>
+          <w:sz w:val="24"/>
+          <w:szCs w:val="24"/>
+        </w:rPr>
+        <w:t xml:space="preserve">}} </w:t>
+      </w:r>
+      <w:r>
+        <w:rPr>
+          <w:rFonts w:ascii="Times New Roman" w:hAnsi="Times New Roman"/>
+          <w:sz w:val="24"/>
+          <w:szCs w:val="24"/>
+        </w:rPr>
+        <w:t>м²</w:t>
+      </w:r>
+      <w:r>
+        <w:rPr>
+          <w:rFonts w:ascii="Times New Roman" w:hAnsi="Times New Roman"/>
+          <w:sz w:val="24"/>
+          <w:szCs w:val="24"/>
+        </w:rPr>
+        <w:t>;</w:t>
+      </w:r>
+      <w:r>
+        <w:rPr>
+          <w:rFonts w:ascii="Times New Roman" w:hAnsi="Times New Roman"/>
+          <w:sz w:val="24"/>
+          <w:szCs w:val="24"/>
+        </w:rPr>
+        <w:t xml:space="preserve"> жилая площадь </w:t>
+      </w:r>
+      <w:r>
+        <w:rPr>
+          <w:rFonts w:ascii="Times New Roman" w:hAnsi="Times New Roman"/>
+          <w:sz w:val="24"/>
+          <w:szCs w:val="24"/>
+        </w:rPr>
+        <w:t xml:space="preserve">- </w:t>
+      </w:r>
+      <w:r>
+        <w:rPr>
+          <w:rFonts w:ascii="Times New Roman" w:hAnsi="Times New Roman"/>
+          <w:sz w:val="24"/>
+          <w:szCs w:val="24"/>
+        </w:rPr>
+        <w:t>{{</w:t>
+      </w:r>
+      <w:r>
+        <w:rPr>
+          <w:rFonts w:ascii="Times New Roman" w:hAnsi="Times New Roman"/>
+          <w:sz w:val="24"/>
+          <w:szCs w:val="24"/>
+          <w:lang w:val="en-US"/>
+        </w:rPr>
+        <w:t>property</w:t>
+      </w:r>
+      <w:r>
+        <w:rPr>
+          <w:rFonts w:ascii="Times New Roman" w:hAnsi="Times New Roman"/>
+          <w:sz w:val="24"/>
+          <w:szCs w:val="24"/>
+        </w:rPr>
+        <w:t>.areaLiving}}</w:t>
+      </w:r>
+      <w:r>
+        <w:rPr>
+          <w:rFonts w:ascii="Times New Roman" w:hAnsi="Times New Roman"/>
+          <w:sz w:val="24"/>
+          <w:szCs w:val="24"/>
+        </w:rPr>
+        <w:t xml:space="preserve"> м²</w:t>
+      </w:r>
+      <w:r>
+        <w:rPr>
+          <w:rFonts w:ascii="Times New Roman" w:hAnsi="Times New Roman"/>
+          <w:sz w:val="24"/>
+          <w:szCs w:val="24"/>
+        </w:rPr>
+        <w:t xml:space="preserve">, </w:t>
+      </w:r>
+      <w:r>
+        <w:rPr>
+          <w:rFonts w:ascii="Times New Roman" w:hAnsi="Times New Roman"/>
+          <w:sz w:val="24"/>
+          <w:szCs w:val="24"/>
+        </w:rPr>
+        <w:t>этаж/этажность</w:t>
+      </w:r>
+      <w:r>
+        <w:rPr>
+          <w:rFonts w:ascii="Times New Roman" w:hAnsi="Times New Roman"/>
+          <w:sz w:val="24"/>
+          <w:szCs w:val="24"/>
+        </w:rPr>
+        <w:t xml:space="preserve"> - </w:t>
+      </w:r>
+      <w:r>
+        <w:rPr>
+          <w:rFonts w:ascii="Times New Roman" w:hAnsi="Times New Roman"/>
+          <w:sz w:val="24"/>
+          <w:szCs w:val="24"/>
+        </w:rPr>
+        <w:t>{{</w:t>
+      </w:r>
+      <w:r>
+        <w:rPr>
+          <w:rFonts w:ascii="Times New Roman" w:hAnsi="Times New Roman"/>
+          <w:sz w:val="24"/>
+          <w:szCs w:val="24"/>
+          <w:lang w:val="en-US"/>
+        </w:rPr>
+        <w:t>property</w:t>
+      </w:r>
+      <w:r>
+        <w:rPr>
+          <w:rFonts w:ascii="Times New Roman" w:hAnsi="Times New Roman"/>
+          <w:sz w:val="24"/>
+          <w:szCs w:val="24"/>
+        </w:rPr>
+        <w:t>.floor}}/{{</w:t>
+      </w:r>
+      <w:r>
+        <w:rPr>
+          <w:rFonts w:ascii="Times New Roman" w:hAnsi="Times New Roman"/>
+          <w:sz w:val="24"/>
+          <w:szCs w:val="24"/>
+          <w:lang w:val="en-US"/>
+        </w:rPr>
+        <w:t>property</w:t>
+      </w:r>
+      <w:r>
+        <w:rPr>
+          <w:rFonts w:ascii="Times New Roman" w:hAnsi="Times New Roman"/>
+          <w:sz w:val="24"/>
+          <w:szCs w:val="24"/>
+        </w:rPr>
+        <w:t>.floors}}</w:t>
+      </w:r>
+      <w:r>
+        <w:rPr>
+          <w:rFonts w:ascii="Times New Roman" w:hAnsi="Times New Roman"/>
+          <w:sz w:val="24"/>
+          <w:szCs w:val="24"/>
+        </w:rPr>
+        <w:t xml:space="preserve">; </w:t>
+      </w:r>
+      <w:r>
+        <w:rPr>
+          <w:rFonts w:ascii="Times New Roman" w:hAnsi="Times New Roman"/>
+          <w:sz w:val="24"/>
+          <w:szCs w:val="24"/>
+        </w:rPr>
+        <w:t>материал</w:t>
+      </w:r>
+      <w:r>
+        <w:rPr>
+          <w:rFonts w:ascii="Times New Roman" w:hAnsi="Times New Roman"/>
+          <w:sz w:val="24"/>
+          <w:szCs w:val="24"/>
+        </w:rPr>
+        <w:t xml:space="preserve"> </w:t>
+      </w:r>
+      <w:r>
+        <w:rPr>
+          <w:rFonts w:ascii="Times New Roman" w:hAnsi="Times New Roman"/>
+          <w:sz w:val="24"/>
+          <w:szCs w:val="24"/>
+        </w:rPr>
+        <w:t>стен</w:t>
+      </w:r>
+      <w:r>
+        <w:rPr>
+          <w:rFonts w:ascii="Times New Roman" w:hAnsi="Times New Roman"/>
+          <w:sz w:val="24"/>
+          <w:szCs w:val="24"/>
+        </w:rPr>
+        <w:t xml:space="preserve"> - </w:t>
+      </w:r>
+      <w:r>
+        <w:rPr>
+          <w:rFonts w:ascii="Times New Roman" w:hAnsi="Times New Roman"/>
+          <w:sz w:val="24"/>
+          <w:szCs w:val="24"/>
+        </w:rPr>
+        <w:t>{{</w:t>
+      </w:r>
+      <w:r>
+        <w:rPr>
+          <w:rFonts w:ascii="Times New Roman" w:hAnsi="Times New Roman"/>
+          <w:sz w:val="24"/>
+          <w:szCs w:val="24"/>
+          <w:lang w:val="en-US"/>
+        </w:rPr>
+        <w:t>property</w:t>
+      </w:r>
+      <w:r>
+        <w:rPr>
+          <w:rFonts w:ascii="Times New Roman" w:hAnsi="Times New Roman"/>
+          <w:sz w:val="24"/>
+          <w:szCs w:val="24"/>
+        </w:rPr>
+        <w:t>.wallMaterial}}</w:t>
+      </w:r>
+      <w:r>
+        <w:rPr>
+          <w:rFonts w:ascii="Times New Roman" w:hAnsi="Times New Roman"/>
+          <w:sz w:val="24"/>
+          <w:szCs w:val="24"/>
+        </w:rPr>
+        <w:t>;</w:t>
+      </w:r>
+      <w:r>
+        <w:rPr>
+          <w:rFonts w:ascii="Times New Roman" w:hAnsi="Times New Roman"/>
+          <w:sz w:val="24"/>
+          <w:szCs w:val="24"/>
+        </w:rPr>
+        <w:t xml:space="preserve"> г</w:t>
+      </w:r>
+      <w:r>
+        <w:rPr>
+          <w:rFonts w:ascii="Times New Roman" w:hAnsi="Times New Roman"/>
+          <w:sz w:val="24"/>
+          <w:szCs w:val="24"/>
+        </w:rPr>
+        <w:t>од постройки</w:t>
+      </w:r>
+      <w:r>
+        <w:rPr>
+          <w:rFonts w:ascii="Times New Roman" w:hAnsi="Times New Roman"/>
+          <w:sz w:val="24"/>
+          <w:szCs w:val="24"/>
+        </w:rPr>
+        <w:t xml:space="preserve"> </w:t>
+      </w:r>
+      <w:r>
+        <w:rPr>
+          <w:rFonts w:ascii="Times New Roman" w:hAnsi="Times New Roman"/>
+          <w:sz w:val="24"/>
+          <w:szCs w:val="24"/>
+        </w:rPr>
+        <w:t xml:space="preserve">- </w:t>
+      </w:r>
+      <w:r>
+        <w:rPr>
+          <w:rFonts w:ascii="Times New Roman" w:hAnsi="Times New Roman"/>
+          <w:sz w:val="24"/>
+          <w:szCs w:val="24"/>
+        </w:rPr>
+        <w:t>{</w:t>
+      </w:r>
+      <w:r>
+        <w:rPr>
+          <w:rFonts w:ascii="Times New Roman" w:hAnsi="Times New Roman"/>
+          <w:sz w:val="24"/>
+          <w:szCs w:val="24"/>
+        </w:rPr>
+        <w:t>{</w:t>
+      </w:r>
+      <w:r>
+        <w:rPr>
+          <w:rFonts w:ascii="Times New Roman" w:hAnsi="Times New Roman"/>
+          <w:sz w:val="24"/>
+          <w:szCs w:val="24"/>
+          <w:lang w:val="en-US"/>
+        </w:rPr>
+        <w:t>property</w:t>
+      </w:r>
+      <w:r>
+        <w:rPr>
+          <w:rFonts w:ascii="Times New Roman" w:hAnsi="Times New Roman"/>
+          <w:sz w:val="24"/>
+          <w:szCs w:val="24"/>
+        </w:rPr>
+        <w:t>.yearBuilt}</w:t>
+      </w:r>
+      <w:r>
+        <w:rPr>
+          <w:rFonts w:ascii="Times New Roman" w:hAnsi="Times New Roman"/>
+          <w:sz w:val="24"/>
+          <w:szCs w:val="24"/>
+        </w:rPr>
+        <w:t>}</w:t>
+      </w:r>
+      <w:r>
+        <w:rPr>
+          <w:rFonts w:ascii="Times New Roman" w:hAnsi="Times New Roman"/>
+          <w:sz w:val="24"/>
+          <w:szCs w:val="24"/>
+        </w:rPr>
+        <w:t>;</w:t>
+      </w:r>
+      <w:r>
+        <w:rPr>
+          <w:rFonts w:ascii="Times New Roman" w:hAnsi="Times New Roman"/>
+          <w:sz w:val="24"/>
+          <w:szCs w:val="24"/>
+        </w:rPr>
+        <w:t xml:space="preserve"> </w:t>
+      </w:r>
+      <w:r>
+        <w:rPr>
+          <w:rFonts w:ascii="Times New Roman" w:hAnsi="Times New Roman"/>
+          <w:sz w:val="24"/>
+          <w:szCs w:val="24"/>
+        </w:rPr>
+        <w:t>{</w:t>
+      </w:r>
+      <w:r>
+        <w:rPr>
+          <w:rFonts w:ascii="Times New Roman" w:hAnsi="Times New Roman"/>
+          <w:sz w:val="24"/>
+          <w:szCs w:val="24"/>
+        </w:rPr>
+        <w:t>{#property.isApartment}</w:t>
+      </w:r>
+      <w:r>
+        <w:rPr>
+          <w:rFonts w:ascii="Times New Roman" w:hAnsi="Times New Roman"/>
+          <w:sz w:val="24"/>
+          <w:szCs w:val="24"/>
+        </w:rPr>
+        <w:t>}</w:t>
+      </w:r>
+      <w:r>
+        <w:rPr>
+          <w:rFonts w:ascii="Times New Roman" w:hAnsi="Times New Roman"/>
+          <w:sz w:val="24"/>
+          <w:szCs w:val="24"/>
+        </w:rPr>
+        <w:t>инвентарный номер</w:t>
+      </w:r>
+      <w:r>
+        <w:rPr>
+          <w:rFonts w:ascii="Times New Roman" w:hAnsi="Times New Roman"/>
+          <w:sz w:val="24"/>
+          <w:szCs w:val="24"/>
+        </w:rPr>
+        <w:t xml:space="preserve"> - </w:t>
+      </w:r>
+      <w:r>
+        <w:rPr>
+          <w:rFonts w:ascii="Times New Roman" w:hAnsi="Times New Roman"/>
+          <w:sz w:val="24"/>
+          <w:szCs w:val="24"/>
+        </w:rPr>
+        <w:t>{{</w:t>
+      </w:r>
+      <w:r>
+        <w:rPr>
+          <w:rFonts w:ascii="Times New Roman" w:hAnsi="Times New Roman"/>
+          <w:sz w:val="24"/>
+          <w:szCs w:val="24"/>
+          <w:lang w:val="en-US"/>
+        </w:rPr>
+        <w:t>property</w:t>
+      </w:r>
+      <w:r>
+        <w:rPr>
+          <w:rFonts w:ascii="Times New Roman" w:hAnsi="Times New Roman"/>
+          <w:sz w:val="24"/>
+          <w:szCs w:val="24"/>
+        </w:rPr>
+        <w:t>.</w:t>
+      </w:r>
+      <w:r>
+        <w:rPr>
+          <w:rFonts w:ascii="Times New Roman" w:hAnsi="Times New Roman"/>
+          <w:sz w:val="24"/>
+          <w:szCs w:val="24"/>
+          <w:lang w:val="en-US"/>
+        </w:rPr>
+        <w:t>inventoryNumber</w:t>
+      </w:r>
       <w:r>
         <w:rPr>
           <w:rFonts w:ascii="Times New Roman" w:hAnsi="Times New Roman"/>
@@ -1079,6 +1522,171 @@
         <w:t>}}</w:t>
       </w:r>
       <w:r>
+        <w:t xml:space="preserve"> </w:t>
+      </w:r>
+      <w:r>
+        <w:t>{</w:t>
+      </w:r>
+      <w:r>
+        <w:rPr>
+          <w:rFonts w:ascii="Times New Roman" w:hAnsi="Times New Roman"/>
+          <w:sz w:val="24"/>
+          <w:szCs w:val="24"/>
+        </w:rPr>
+        <w:t>{/property.isApartment}</w:t>
+      </w:r>
+      <w:r>
+        <w:rPr>
+          <w:rFonts w:ascii="Times New Roman" w:hAnsi="Times New Roman"/>
+          <w:sz w:val="24"/>
+          <w:szCs w:val="24"/>
+        </w:rPr>
+        <w:t>}{</w:t>
+      </w:r>
+      <w:r>
+        <w:rPr>
+          <w:rFonts w:ascii="Times New Roman" w:hAnsi="Times New Roman"/>
+          <w:sz w:val="24"/>
+          <w:szCs w:val="24"/>
+          <w:lang w:val="ru-BY"/>
+        </w:rPr>
+        <w:t>{#property.isHouse}</w:t>
+      </w:r>
+      <w:r>
+        <w:rPr>
+          <w:rFonts w:ascii="Times New Roman" w:hAnsi="Times New Roman"/>
+          <w:sz w:val="24"/>
+          <w:szCs w:val="24"/>
+          <w:lang w:val="ru-BY"/>
+        </w:rPr>
+        <w:t>}</w:t>
+      </w:r>
+      <w:r>
+        <w:rPr>
+          <w:rFonts w:ascii="Times New Roman" w:hAnsi="Times New Roman"/>
+          <w:sz w:val="24"/>
+          <w:szCs w:val="24"/>
+          <w:lang w:val="ru-BY" w:eastAsia="ru-BY"/>
+        </w:rPr>
+        <w:t>кадастровый</w:t>
+      </w:r>
+      <w:r>
+        <w:rPr>
+          <w:rFonts w:ascii="Times New Roman" w:hAnsi="Times New Roman"/>
+          <w:sz w:val="24"/>
+          <w:szCs w:val="24"/>
+          <w:lang w:val="ru-BY"/>
+        </w:rPr>
+        <w:t xml:space="preserve"> </w:t>
+      </w:r>
+      <w:r>
+        <w:rPr>
+          <w:rFonts w:ascii="Times New Roman" w:hAnsi="Times New Roman"/>
+          <w:sz w:val="24"/>
+          <w:szCs w:val="24"/>
+        </w:rPr>
+        <w:t xml:space="preserve">номер – </w:t>
+      </w:r>
+      <w:r>
+        <w:rPr>
+          <w:rFonts w:ascii="Times New Roman" w:hAnsi="Times New Roman"/>
+          <w:sz w:val="24"/>
+          <w:szCs w:val="24"/>
+        </w:rPr>
+        <w:t>{{</w:t>
+      </w:r>
+      <w:r>
+        <w:rPr>
+          <w:rFonts w:ascii="Times New Roman" w:hAnsi="Times New Roman"/>
+          <w:sz w:val="24"/>
+          <w:szCs w:val="24"/>
+          <w:lang w:val="en-US"/>
+        </w:rPr>
+        <w:t>property</w:t>
+      </w:r>
+      <w:r>
+        <w:rPr>
+          <w:rFonts w:ascii="Times New Roman" w:hAnsi="Times New Roman"/>
+          <w:sz w:val="24"/>
+          <w:szCs w:val="24"/>
+        </w:rPr>
+        <w:t>.cadastre}}</w:t>
+      </w:r>
+      <w:r>
+        <w:rPr>
+          <w:rFonts w:ascii="Times New Roman" w:hAnsi="Times New Roman"/>
+          <w:sz w:val="24"/>
+          <w:szCs w:val="24"/>
+        </w:rPr>
+        <w:t xml:space="preserve">; </w:t>
+      </w:r>
+      <w:r>
+        <w:rPr>
+          <w:rFonts w:ascii="Times New Roman" w:hAnsi="Times New Roman"/>
+          <w:sz w:val="24"/>
+          <w:szCs w:val="24"/>
+        </w:rPr>
+        <w:t xml:space="preserve">площадь земельного участка – </w:t>
+      </w:r>
+      <w:r>
+        <w:rPr>
+          <w:rFonts w:ascii="Times New Roman" w:hAnsi="Times New Roman"/>
+          <w:sz w:val="24"/>
+          <w:szCs w:val="24"/>
+        </w:rPr>
+        <w:t>{{</w:t>
+      </w:r>
+      <w:r>
+        <w:rPr>
+          <w:rFonts w:ascii="Times New Roman" w:hAnsi="Times New Roman"/>
+          <w:sz w:val="24"/>
+          <w:szCs w:val="24"/>
+          <w:lang w:val="en-US"/>
+        </w:rPr>
+        <w:t>property</w:t>
+      </w:r>
+      <w:r>
+        <w:rPr>
+          <w:rFonts w:ascii="Times New Roman" w:hAnsi="Times New Roman"/>
+          <w:sz w:val="24"/>
+          <w:szCs w:val="24"/>
+        </w:rPr>
+        <w:t>.</w:t>
+      </w:r>
+      <w:r>
+        <w:rPr>
+          <w:rFonts w:ascii="Times New Roman" w:hAnsi="Times New Roman"/>
+          <w:sz w:val="24"/>
+          <w:szCs w:val="24"/>
+          <w:lang w:val="en-US"/>
+        </w:rPr>
+        <w:t>l</w:t>
+      </w:r>
+      <w:r>
+        <w:rPr>
+          <w:rFonts w:ascii="Times New Roman" w:hAnsi="Times New Roman"/>
+          <w:sz w:val="24"/>
+          <w:szCs w:val="24"/>
+        </w:rPr>
+        <w:t>andArea}}</w:t>
+      </w:r>
+      <w:r>
+        <w:rPr>
+          <w:rFonts w:ascii="Times New Roman" w:hAnsi="Times New Roman"/>
+          <w:sz w:val="24"/>
+          <w:szCs w:val="24"/>
+        </w:rPr>
+        <w:t xml:space="preserve"> </w:t>
+      </w:r>
+      <w:r>
+        <w:rPr>
+          <w:rFonts w:ascii="Times New Roman" w:hAnsi="Times New Roman"/>
+          <w:sz w:val="24"/>
+          <w:szCs w:val="24"/>
+        </w:rPr>
+        <w:t>га</w:t>
+      </w:r>
+      <w:r>
         <w:rPr>
           <w:rFonts w:ascii="Times New Roman" w:hAnsi="Times New Roman"/>
           <w:sz w:val="24"/>
@@ -1100,39 +1708,7 @@
           <w:sz w:val="24"/>
           <w:szCs w:val="24"/>
         </w:rPr>
-        <w:t>об</w:t>
-      </w:r>
-      <w:r>
-        <w:rPr>
-          <w:rFonts w:ascii="Times New Roman" w:hAnsi="Times New Roman"/>
-          <w:sz w:val="24"/>
-          <w:szCs w:val="24"/>
-        </w:rPr>
-        <w:t>щая пл</w:t>
-      </w:r>
-      <w:r>
-        <w:rPr>
-          <w:rFonts w:ascii="Times New Roman" w:hAnsi="Times New Roman"/>
-          <w:sz w:val="24"/>
-          <w:szCs w:val="24"/>
-        </w:rPr>
-        <w:t>ощадь</w:t>
-      </w:r>
-      <w:r>
-        <w:rPr>
-          <w:rFonts w:ascii="Times New Roman" w:hAnsi="Times New Roman"/>
-          <w:sz w:val="24"/>
-          <w:szCs w:val="24"/>
-        </w:rPr>
-        <w:t xml:space="preserve"> </w:t>
-      </w:r>
-      <w:r>
-        <w:rPr>
-          <w:rFonts w:ascii="Times New Roman" w:hAnsi="Times New Roman"/>
-          <w:sz w:val="24"/>
-          <w:szCs w:val="24"/>
-        </w:rPr>
-        <w:t xml:space="preserve">- </w:t>
+        <w:t xml:space="preserve">форма собственности – </w:t>
       </w:r>
       <w:r>
         <w:rPr>
@@ -1142,7 +1718,6 @@
         </w:rPr>
         <w:t>{{</w:t>
       </w:r>
-      <w:proofErr w:type="gramStart"/>
       <w:r>
         <w:rPr>
           <w:rFonts w:ascii="Times New Roman" w:hAnsi="Times New Roman"/>
@@ -1160,7 +1735,6 @@
         </w:rPr>
         <w:t>.</w:t>
       </w:r>
-      <w:proofErr w:type="spellStart"/>
       <w:r>
         <w:rPr>
           <w:rFonts w:ascii="Times New Roman" w:hAnsi="Times New Roman"/>
@@ -1168,87 +1742,8 @@
           <w:szCs w:val="24"/>
           <w:lang w:val="en-US"/>
         </w:rPr>
-        <w:t>areaTotal</w:t>
-      </w:r>
-      <w:proofErr w:type="spellEnd"/>
-      <w:proofErr w:type="gramEnd"/>
-      <w:r>
-        <w:rPr>
-          <w:rFonts w:ascii="Times New Roman" w:hAnsi="Times New Roman"/>
-          <w:sz w:val="24"/>
-          <w:szCs w:val="24"/>
-        </w:rPr>
-        <w:t xml:space="preserve">}} </w:t>
-      </w:r>
-      <w:r>
-        <w:rPr>
-          <w:rFonts w:ascii="Times New Roman" w:hAnsi="Times New Roman"/>
-          <w:sz w:val="24"/>
-          <w:szCs w:val="24"/>
-        </w:rPr>
-        <w:t>м²</w:t>
-      </w:r>
-      <w:r>
-        <w:rPr>
-          <w:rFonts w:ascii="Times New Roman" w:hAnsi="Times New Roman"/>
-          <w:sz w:val="24"/>
-          <w:szCs w:val="24"/>
-        </w:rPr>
-        <w:t>;</w:t>
-      </w:r>
-      <w:r>
-        <w:rPr>
-          <w:rFonts w:ascii="Times New Roman" w:hAnsi="Times New Roman"/>
-          <w:sz w:val="24"/>
-          <w:szCs w:val="24"/>
-        </w:rPr>
-        <w:t xml:space="preserve"> жилая площадь </w:t>
-      </w:r>
-      <w:r>
-        <w:rPr>
-          <w:rFonts w:ascii="Times New Roman" w:hAnsi="Times New Roman"/>
-          <w:sz w:val="24"/>
-          <w:szCs w:val="24"/>
-        </w:rPr>
-        <w:t xml:space="preserve">- </w:t>
-      </w:r>
-      <w:r>
-        <w:rPr>
-          <w:rFonts w:ascii="Times New Roman" w:hAnsi="Times New Roman"/>
-          <w:sz w:val="24"/>
-          <w:szCs w:val="24"/>
-        </w:rPr>
-        <w:t>{{</w:t>
-      </w:r>
-      <w:proofErr w:type="gramStart"/>
-      <w:r>
-        <w:rPr>
-          <w:rFonts w:ascii="Times New Roman" w:hAnsi="Times New Roman"/>
-          <w:sz w:val="24"/>
-          <w:szCs w:val="24"/>
-          <w:lang w:val="en-US"/>
-        </w:rPr>
-        <w:t>property</w:t>
-      </w:r>
-      <w:r>
-        <w:rPr>
-          <w:rFonts w:ascii="Times New Roman" w:hAnsi="Times New Roman"/>
-          <w:sz w:val="24"/>
-          <w:szCs w:val="24"/>
-        </w:rPr>
-        <w:t>.</w:t>
-      </w:r>
-      <w:proofErr w:type="spellStart"/>
-      <w:r>
-        <w:rPr>
-          <w:rFonts w:ascii="Times New Roman" w:hAnsi="Times New Roman"/>
-          <w:sz w:val="24"/>
-          <w:szCs w:val="24"/>
-        </w:rPr>
-        <w:t>areaLiving</w:t>
-      </w:r>
-      <w:proofErr w:type="spellEnd"/>
-      <w:proofErr w:type="gramEnd"/>
+        <w:t>ownershipForm</w:t>
+      </w:r>
       <w:r>
         <w:rPr>
           <w:rFonts w:ascii="Times New Roman" w:hAnsi="Times New Roman"/>
@@ -1262,378 +1757,43 @@
           <w:rFonts w:ascii="Times New Roman" w:hAnsi="Times New Roman"/>
           <w:sz w:val="24"/>
           <w:szCs w:val="24"/>
-        </w:rPr>
-        <w:t xml:space="preserve"> м²</w:t>
-      </w:r>
-      <w:r>
-        <w:rPr>
-          <w:rFonts w:ascii="Times New Roman" w:hAnsi="Times New Roman"/>
-          <w:sz w:val="24"/>
-          <w:szCs w:val="24"/>
-        </w:rPr>
-        <w:t xml:space="preserve">, </w:t>
-      </w:r>
-      <w:r>
-        <w:rPr>
-          <w:rFonts w:ascii="Times New Roman" w:hAnsi="Times New Roman"/>
-          <w:sz w:val="24"/>
-          <w:szCs w:val="24"/>
-        </w:rPr>
-        <w:t>этаж/этажность</w:t>
-      </w:r>
-      <w:r>
-        <w:rPr>
-          <w:rFonts w:ascii="Times New Roman" w:hAnsi="Times New Roman"/>
-          <w:sz w:val="24"/>
-          <w:szCs w:val="24"/>
-        </w:rPr>
-        <w:t xml:space="preserve"> - </w:t>
-      </w:r>
-      <w:r>
-        <w:rPr>
-          <w:rFonts w:ascii="Times New Roman" w:hAnsi="Times New Roman"/>
-          <w:sz w:val="24"/>
-          <w:szCs w:val="24"/>
-        </w:rPr>
-        <w:t>{{</w:t>
-      </w:r>
-      <w:proofErr w:type="gramStart"/>
-      <w:r>
-        <w:rPr>
-          <w:rFonts w:ascii="Times New Roman" w:hAnsi="Times New Roman"/>
-          <w:sz w:val="24"/>
-          <w:szCs w:val="24"/>
-          <w:lang w:val="en-US"/>
-        </w:rPr>
-        <w:t>property</w:t>
-      </w:r>
-      <w:r>
-        <w:rPr>
-          <w:rFonts w:ascii="Times New Roman" w:hAnsi="Times New Roman"/>
-          <w:sz w:val="24"/>
-          <w:szCs w:val="24"/>
-        </w:rPr>
-        <w:t>.</w:t>
-      </w:r>
-      <w:proofErr w:type="spellStart"/>
-      <w:r>
-        <w:rPr>
-          <w:rFonts w:ascii="Times New Roman" w:hAnsi="Times New Roman"/>
-          <w:sz w:val="24"/>
-          <w:szCs w:val="24"/>
-        </w:rPr>
-        <w:t>floor</w:t>
-      </w:r>
-      <w:proofErr w:type="spellEnd"/>
-      <w:proofErr w:type="gramEnd"/>
-      <w:r>
-        <w:rPr>
-          <w:rFonts w:ascii="Times New Roman" w:hAnsi="Times New Roman"/>
-          <w:sz w:val="24"/>
-          <w:szCs w:val="24"/>
-        </w:rPr>
-        <w:t>}}/{{</w:t>
-      </w:r>
-      <w:proofErr w:type="gramStart"/>
-      <w:r>
-        <w:rPr>
-          <w:rFonts w:ascii="Times New Roman" w:hAnsi="Times New Roman"/>
-          <w:sz w:val="24"/>
-          <w:szCs w:val="24"/>
-          <w:lang w:val="en-US"/>
-        </w:rPr>
-        <w:t>property</w:t>
-      </w:r>
-      <w:r>
-        <w:rPr>
-          <w:rFonts w:ascii="Times New Roman" w:hAnsi="Times New Roman"/>
-          <w:sz w:val="24"/>
-          <w:szCs w:val="24"/>
-        </w:rPr>
-        <w:t>.</w:t>
-      </w:r>
-      <w:proofErr w:type="spellStart"/>
-      <w:r>
-        <w:rPr>
-          <w:rFonts w:ascii="Times New Roman" w:hAnsi="Times New Roman"/>
-          <w:sz w:val="24"/>
-          <w:szCs w:val="24"/>
-        </w:rPr>
-        <w:t>floors</w:t>
-      </w:r>
-      <w:proofErr w:type="spellEnd"/>
-      <w:proofErr w:type="gramEnd"/>
-      <w:r>
-        <w:rPr>
-          <w:rFonts w:ascii="Times New Roman" w:hAnsi="Times New Roman"/>
-          <w:sz w:val="24"/>
-          <w:szCs w:val="24"/>
-        </w:rPr>
-        <w:t>}}</w:t>
-      </w:r>
-      <w:r>
-        <w:rPr>
-          <w:rFonts w:ascii="Times New Roman" w:hAnsi="Times New Roman"/>
-          <w:sz w:val="24"/>
-          <w:szCs w:val="24"/>
-        </w:rPr>
-        <w:t xml:space="preserve">; </w:t>
-      </w:r>
-      <w:r>
-        <w:rPr>
-          <w:rFonts w:ascii="Times New Roman" w:hAnsi="Times New Roman"/>
-          <w:sz w:val="24"/>
-          <w:szCs w:val="24"/>
-        </w:rPr>
-        <w:t>материал</w:t>
-      </w:r>
-      <w:r>
-        <w:rPr>
-          <w:rFonts w:ascii="Times New Roman" w:hAnsi="Times New Roman"/>
-          <w:sz w:val="24"/>
-          <w:szCs w:val="24"/>
-        </w:rPr>
-        <w:t xml:space="preserve"> </w:t>
-      </w:r>
-      <w:r>
-        <w:rPr>
-          <w:rFonts w:ascii="Times New Roman" w:hAnsi="Times New Roman"/>
-          <w:sz w:val="24"/>
-          <w:szCs w:val="24"/>
-        </w:rPr>
-        <w:t>стен</w:t>
-      </w:r>
-      <w:r>
-        <w:rPr>
-          <w:rFonts w:ascii="Times New Roman" w:hAnsi="Times New Roman"/>
-          <w:sz w:val="24"/>
-          <w:szCs w:val="24"/>
-        </w:rPr>
-        <w:t xml:space="preserve"> - </w:t>
-      </w:r>
-      <w:r>
-        <w:rPr>
-          <w:rFonts w:ascii="Times New Roman" w:hAnsi="Times New Roman"/>
-          <w:sz w:val="24"/>
-          <w:szCs w:val="24"/>
-        </w:rPr>
-        <w:t>{{</w:t>
-      </w:r>
-      <w:proofErr w:type="gramStart"/>
-      <w:r>
-        <w:rPr>
-          <w:rFonts w:ascii="Times New Roman" w:hAnsi="Times New Roman"/>
-          <w:sz w:val="24"/>
-          <w:szCs w:val="24"/>
-          <w:lang w:val="en-US"/>
-        </w:rPr>
-        <w:t>property</w:t>
-      </w:r>
-      <w:r>
-        <w:rPr>
-          <w:rFonts w:ascii="Times New Roman" w:hAnsi="Times New Roman"/>
-          <w:sz w:val="24"/>
-          <w:szCs w:val="24"/>
-        </w:rPr>
-        <w:t>.</w:t>
-      </w:r>
-      <w:proofErr w:type="spellStart"/>
-      <w:r>
-        <w:rPr>
-          <w:rFonts w:ascii="Times New Roman" w:hAnsi="Times New Roman"/>
-          <w:sz w:val="24"/>
-          <w:szCs w:val="24"/>
-        </w:rPr>
-        <w:t>wallMaterial</w:t>
-      </w:r>
-      <w:proofErr w:type="spellEnd"/>
-      <w:proofErr w:type="gramEnd"/>
-      <w:r>
-        <w:rPr>
-          <w:rFonts w:ascii="Times New Roman" w:hAnsi="Times New Roman"/>
-          <w:sz w:val="24"/>
-          <w:szCs w:val="24"/>
-        </w:rPr>
-        <w:t>}}</w:t>
-      </w:r>
-      <w:r>
-        <w:rPr>
-          <w:rFonts w:ascii="Times New Roman" w:hAnsi="Times New Roman"/>
-          <w:sz w:val="24"/>
-          <w:szCs w:val="24"/>
-        </w:rPr>
-        <w:t>;</w:t>
-      </w:r>
-      <w:r>
-        <w:rPr>
-          <w:rFonts w:ascii="Times New Roman" w:hAnsi="Times New Roman"/>
-          <w:sz w:val="24"/>
-          <w:szCs w:val="24"/>
-        </w:rPr>
-        <w:t xml:space="preserve"> г</w:t>
-      </w:r>
-      <w:r>
-        <w:rPr>
-          <w:rFonts w:ascii="Times New Roman" w:hAnsi="Times New Roman"/>
-          <w:sz w:val="24"/>
-          <w:szCs w:val="24"/>
-        </w:rPr>
-        <w:t>од постройки</w:t>
-      </w:r>
-      <w:r>
-        <w:rPr>
-          <w:rFonts w:ascii="Times New Roman" w:hAnsi="Times New Roman"/>
-          <w:sz w:val="24"/>
-          <w:szCs w:val="24"/>
-        </w:rPr>
-        <w:t xml:space="preserve"> </w:t>
-      </w:r>
-      <w:proofErr w:type="gramStart"/>
-      <w:r>
-        <w:rPr>
-          <w:rFonts w:ascii="Times New Roman" w:hAnsi="Times New Roman"/>
-          <w:sz w:val="24"/>
-          <w:szCs w:val="24"/>
-        </w:rPr>
-        <w:t xml:space="preserve">- </w:t>
-      </w:r>
-      <w:r>
-        <w:rPr>
-          <w:rFonts w:ascii="Times New Roman" w:hAnsi="Times New Roman"/>
-          <w:sz w:val="24"/>
-          <w:szCs w:val="24"/>
-        </w:rPr>
-        <w:t xml:space="preserve"> </w:t>
-      </w:r>
-      <w:r>
-        <w:rPr>
-          <w:rFonts w:ascii="Times New Roman" w:hAnsi="Times New Roman"/>
-          <w:sz w:val="24"/>
-          <w:szCs w:val="24"/>
+          <w:lang w:val="ru-BY"/>
         </w:rPr>
         <w:t>{</w:t>
       </w:r>
-      <w:proofErr w:type="gramEnd"/>
-      <w:r>
-        <w:rPr>
-          <w:rFonts w:ascii="Times New Roman" w:hAnsi="Times New Roman"/>
-          <w:sz w:val="24"/>
-          <w:szCs w:val="24"/>
+      <w:r>
+        <w:rPr>
+          <w:rFonts w:ascii="Times New Roman" w:hAnsi="Times New Roman"/>
+          <w:sz w:val="24"/>
+          <w:szCs w:val="24"/>
+          <w:lang w:val="ru-BY"/>
         </w:rPr>
         <w:t>{</w:t>
       </w:r>
-      <w:proofErr w:type="gramStart"/>
-      <w:r>
-        <w:rPr>
-          <w:rFonts w:ascii="Times New Roman" w:hAnsi="Times New Roman"/>
-          <w:sz w:val="24"/>
-          <w:szCs w:val="24"/>
-          <w:lang w:val="en-US"/>
-        </w:rPr>
-        <w:t>property</w:t>
-      </w:r>
-      <w:r>
-        <w:rPr>
-          <w:rFonts w:ascii="Times New Roman" w:hAnsi="Times New Roman"/>
-          <w:sz w:val="24"/>
-          <w:szCs w:val="24"/>
-        </w:rPr>
-        <w:t>.</w:t>
-      </w:r>
-      <w:proofErr w:type="spellStart"/>
-      <w:r>
-        <w:rPr>
-          <w:rFonts w:ascii="Times New Roman" w:hAnsi="Times New Roman"/>
-          <w:sz w:val="24"/>
-          <w:szCs w:val="24"/>
-        </w:rPr>
-        <w:t>yearBuilt</w:t>
-      </w:r>
-      <w:proofErr w:type="spellEnd"/>
-      <w:proofErr w:type="gramEnd"/>
-      <w:r>
-        <w:rPr>
-          <w:rFonts w:ascii="Times New Roman" w:hAnsi="Times New Roman"/>
-          <w:sz w:val="24"/>
-          <w:szCs w:val="24"/>
-        </w:rPr>
-        <w:t>}}</w:t>
-      </w:r>
-      <w:r>
-        <w:rPr>
-          <w:rFonts w:ascii="Times New Roman" w:hAnsi="Times New Roman"/>
-          <w:sz w:val="24"/>
-          <w:szCs w:val="24"/>
-        </w:rPr>
-        <w:t>;</w:t>
-      </w:r>
-      <w:r>
-        <w:rPr>
-          <w:rFonts w:ascii="Times New Roman" w:hAnsi="Times New Roman"/>
-          <w:sz w:val="24"/>
-          <w:szCs w:val="24"/>
-        </w:rPr>
-        <w:t xml:space="preserve"> инвентарный номер</w:t>
-      </w:r>
-      <w:r>
-        <w:rPr>
-          <w:rFonts w:ascii="Times New Roman" w:hAnsi="Times New Roman"/>
-          <w:sz w:val="24"/>
-          <w:szCs w:val="24"/>
-        </w:rPr>
-        <w:t xml:space="preserve"> - </w:t>
-      </w:r>
-      <w:r>
-        <w:rPr>
-          <w:rFonts w:ascii="Times New Roman" w:hAnsi="Times New Roman"/>
-          <w:sz w:val="24"/>
-          <w:szCs w:val="24"/>
-        </w:rPr>
-        <w:t>{{</w:t>
-      </w:r>
-      <w:proofErr w:type="gramStart"/>
-      <w:r>
-        <w:rPr>
-          <w:rFonts w:ascii="Times New Roman" w:hAnsi="Times New Roman"/>
-          <w:sz w:val="24"/>
-          <w:szCs w:val="24"/>
-          <w:lang w:val="en-US"/>
-        </w:rPr>
-        <w:t>property</w:t>
-      </w:r>
-      <w:r>
-        <w:rPr>
-          <w:rFonts w:ascii="Times New Roman" w:hAnsi="Times New Roman"/>
-          <w:sz w:val="24"/>
-          <w:szCs w:val="24"/>
-        </w:rPr>
-        <w:t>.</w:t>
-      </w:r>
-      <w:proofErr w:type="spellStart"/>
-      <w:r>
-        <w:rPr>
-          <w:rFonts w:ascii="Times New Roman" w:hAnsi="Times New Roman"/>
-          <w:sz w:val="24"/>
-          <w:szCs w:val="24"/>
-          <w:lang w:val="en-US"/>
-        </w:rPr>
-        <w:t>inventoryNumber</w:t>
-      </w:r>
-      <w:proofErr w:type="spellEnd"/>
-      <w:proofErr w:type="gramEnd"/>
-      <w:r>
-        <w:rPr>
-          <w:rFonts w:ascii="Times New Roman" w:hAnsi="Times New Roman"/>
-          <w:sz w:val="24"/>
-          <w:szCs w:val="24"/>
-        </w:rPr>
-        <w:t>}}</w:t>
-      </w:r>
-      <w:r>
-        <w:rPr>
-          <w:rFonts w:ascii="Times New Roman" w:hAnsi="Times New Roman"/>
-          <w:sz w:val="24"/>
-          <w:szCs w:val="24"/>
+      <w:r>
+        <w:rPr>
+          <w:rFonts w:ascii="Times New Roman" w:hAnsi="Times New Roman"/>
+          <w:sz w:val="24"/>
+          <w:szCs w:val="24"/>
+          <w:lang w:val="ru-BY"/>
+        </w:rPr>
+        <w:t>/property.isHouse}</w:t>
+      </w:r>
+      <w:r>
+        <w:rPr>
+          <w:rFonts w:ascii="Times New Roman" w:hAnsi="Times New Roman"/>
+          <w:sz w:val="24"/>
+          <w:szCs w:val="24"/>
+          <w:lang w:val="ru-BY"/>
+        </w:rPr>
+        <w:t>}</w:t>
+      </w:r>
+      <w:r>
+        <w:rPr>
+          <w:rFonts w:ascii="Times New Roman" w:hAnsi="Times New Roman"/>
+          <w:sz w:val="24"/>
+          <w:szCs w:val="24"/>
+          <w:lang w:val="ru-BY"/>
         </w:rPr>
         <w:t>.</w:t>
       </w:r>
@@ -1655,23 +1815,15 @@
           <w:sz w:val="24"/>
           <w:szCs w:val="24"/>
         </w:rPr>
-        <w:t>Дополнительная информация (сведения о земельном участке, и пр.) __________________________</w:t>
-      </w:r>
-      <w:r>
-        <w:rPr>
-          <w:rFonts w:ascii="Times New Roman" w:hAnsi="Times New Roman"/>
-          <w:sz w:val="24"/>
-          <w:szCs w:val="24"/>
-        </w:rPr>
-        <w:t>________________________________________</w:t>
-      </w:r>
-      <w:r>
-        <w:rPr>
-          <w:rFonts w:ascii="Times New Roman" w:hAnsi="Times New Roman"/>
-          <w:sz w:val="24"/>
-          <w:szCs w:val="24"/>
-        </w:rPr>
-        <w:t>___________________</w:t>
+        <w:t xml:space="preserve">Дополнительная информация (сведения о земельном участке, и пр.) </w:t>
+      </w:r>
+    </w:p>
+    <w:p>
+      <w:pPr>
+        <w:ind w:firstLine="426"/>
+      </w:pPr>
+      <w:r>
+        <w:t>_____________________________________________________________________________________</w:t>
       </w:r>
     </w:p>
     <w:p>
@@ -1782,7 +1934,6 @@
         </w:rPr>
         <w:t>.</w:t>
       </w:r>
-      <w:proofErr w:type="spellStart"/>
       <w:r>
         <w:rPr>
           <w:rFonts w:ascii="Times New Roman" w:eastAsia="Times New Roman" w:hAnsi="Times New Roman"/>
@@ -1794,7 +1945,6 @@
         </w:rPr>
         <w:t>priceBYN</w:t>
       </w:r>
-      <w:proofErr w:type="spellEnd"/>
       <w:proofErr w:type="gramEnd"/>
       <w:r>
         <w:rPr>
@@ -1864,7 +2014,6 @@
         </w:rPr>
         <w:t>.</w:t>
       </w:r>
-      <w:proofErr w:type="spellStart"/>
       <w:r>
         <w:rPr>
           <w:rFonts w:ascii="Times New Roman" w:eastAsia="Times New Roman" w:hAnsi="Times New Roman"/>
@@ -1874,7 +2023,6 @@
         </w:rPr>
         <w:t>priceWords</w:t>
       </w:r>
-      <w:proofErr w:type="spellEnd"/>
       <w:proofErr w:type="gramEnd"/>
       <w:r>
         <w:rPr>
@@ -2116,9 +2264,35 @@
           <w:szCs w:val="24"/>
           <w:lang w:eastAsia="ru-RU"/>
         </w:rPr>
-        <w:t>{{</w:t>
-      </w:r>
-      <w:proofErr w:type="spellStart"/>
+        <w:t>{{commission.percent}} %</w:t>
+      </w:r>
+      <w:r>
+        <w:rPr>
+          <w:rFonts w:ascii="Times New Roman" w:eastAsia="Times New Roman" w:hAnsi="Times New Roman"/>
+          <w:sz w:val="24"/>
+          <w:szCs w:val="24"/>
+          <w:lang w:eastAsia="ru-RU"/>
+        </w:rPr>
+        <w:t xml:space="preserve"> </w:t>
+      </w:r>
+      <w:r>
+        <w:rPr>
+          <w:rFonts w:ascii="Times New Roman" w:eastAsia="Times New Roman" w:hAnsi="Times New Roman"/>
+          <w:sz w:val="24"/>
+          <w:szCs w:val="24"/>
+          <w:lang w:eastAsia="ru-RU"/>
+        </w:rPr>
+        <w:t xml:space="preserve"> от стоимости объекта недвижимого имущества, а именно</w:t>
+      </w:r>
+      <w:r>
+        <w:rPr>
+          <w:rFonts w:ascii="Times New Roman" w:eastAsia="Times New Roman" w:hAnsi="Times New Roman"/>
+          <w:sz w:val="24"/>
+          <w:szCs w:val="24"/>
+          <w:lang w:eastAsia="ru-RU"/>
+        </w:rPr>
+        <w:t xml:space="preserve"> </w:t>
+      </w:r>
       <w:r>
         <w:rPr>
           <w:rFonts w:ascii="Times New Roman" w:eastAsia="Times New Roman" w:hAnsi="Times New Roman"/>
@@ -2128,19 +2302,7 @@
           <w:szCs w:val="24"/>
           <w:lang w:eastAsia="ru-RU"/>
         </w:rPr>
-        <w:t>commission.percent</w:t>
-      </w:r>
-      <w:proofErr w:type="spellEnd"/>
-      <w:r>
-        <w:rPr>
-          <w:rFonts w:ascii="Times New Roman" w:eastAsia="Times New Roman" w:hAnsi="Times New Roman"/>
-          <w:b/>
-          <w:bCs/>
-          <w:sz w:val="24"/>
-          <w:szCs w:val="24"/>
-          <w:lang w:eastAsia="ru-RU"/>
-        </w:rPr>
-        <w:t>}} %</w:t>
+        <w:t>{{commission.amountBYN}}</w:t>
       </w:r>
       <w:r>
         <w:rPr>
@@ -2158,7 +2320,7 @@
           <w:szCs w:val="24"/>
           <w:lang w:eastAsia="ru-RU"/>
         </w:rPr>
-        <w:t xml:space="preserve"> от стоимости объекта недвижимого имущества, а именно</w:t>
+        <w:t>белорусских рублей</w:t>
       </w:r>
       <w:r>
         <w:rPr>
@@ -2172,68 +2334,6 @@
       <w:r>
         <w:rPr>
           <w:rFonts w:ascii="Times New Roman" w:eastAsia="Times New Roman" w:hAnsi="Times New Roman"/>
-          <w:b/>
-          <w:bCs/>
-          <w:sz w:val="24"/>
-          <w:szCs w:val="24"/>
-          <w:lang w:eastAsia="ru-RU"/>
-        </w:rPr>
-        <w:t>{{</w:t>
-      </w:r>
-      <w:proofErr w:type="spellStart"/>
-      <w:r>
-        <w:rPr>
-          <w:rFonts w:ascii="Times New Roman" w:eastAsia="Times New Roman" w:hAnsi="Times New Roman"/>
-          <w:b/>
-          <w:bCs/>
-          <w:sz w:val="24"/>
-          <w:szCs w:val="24"/>
-          <w:lang w:eastAsia="ru-RU"/>
-        </w:rPr>
-        <w:t>commission.amountBYN</w:t>
-      </w:r>
-      <w:proofErr w:type="spellEnd"/>
-      <w:r>
-        <w:rPr>
-          <w:rFonts w:ascii="Times New Roman" w:eastAsia="Times New Roman" w:hAnsi="Times New Roman"/>
-          <w:b/>
-          <w:bCs/>
-          <w:sz w:val="24"/>
-          <w:szCs w:val="24"/>
-          <w:lang w:eastAsia="ru-RU"/>
-        </w:rPr>
-        <w:t>}}</w:t>
-      </w:r>
-      <w:r>
-        <w:rPr>
-          <w:rFonts w:ascii="Times New Roman" w:eastAsia="Times New Roman" w:hAnsi="Times New Roman"/>
-          <w:sz w:val="24"/>
-          <w:szCs w:val="24"/>
-          <w:lang w:eastAsia="ru-RU"/>
-        </w:rPr>
-        <w:t xml:space="preserve"> </w:t>
-      </w:r>
-      <w:r>
-        <w:rPr>
-          <w:rFonts w:ascii="Times New Roman" w:eastAsia="Times New Roman" w:hAnsi="Times New Roman"/>
-          <w:sz w:val="24"/>
-          <w:szCs w:val="24"/>
-          <w:lang w:eastAsia="ru-RU"/>
-        </w:rPr>
-        <w:t>белорусских рублей</w:t>
-      </w:r>
-      <w:r>
-        <w:rPr>
-          <w:rFonts w:ascii="Times New Roman" w:eastAsia="Times New Roman" w:hAnsi="Times New Roman"/>
-          <w:sz w:val="24"/>
-          <w:szCs w:val="24"/>
-          <w:lang w:eastAsia="ru-RU"/>
-        </w:rPr>
-        <w:t xml:space="preserve"> </w:t>
-      </w:r>
-      <w:r>
-        <w:rPr>
-          <w:rFonts w:ascii="Times New Roman" w:eastAsia="Times New Roman" w:hAnsi="Times New Roman"/>
           <w:sz w:val="24"/>
           <w:szCs w:val="24"/>
           <w:lang w:eastAsia="ru-RU"/>
@@ -2256,27 +2356,7 @@
           <w:szCs w:val="24"/>
           <w:lang w:eastAsia="ru-RU"/>
         </w:rPr>
-        <w:t>.</w:t>
-      </w:r>
-      <w:proofErr w:type="spellStart"/>
-      <w:r>
-        <w:rPr>
-          <w:rFonts w:ascii="Times New Roman" w:eastAsia="Times New Roman" w:hAnsi="Times New Roman"/>
-          <w:sz w:val="24"/>
-          <w:szCs w:val="24"/>
-          <w:lang w:eastAsia="ru-RU"/>
-        </w:rPr>
-        <w:t>amountWords</w:t>
-      </w:r>
-      <w:proofErr w:type="spellEnd"/>
-      <w:r>
-        <w:rPr>
-          <w:rFonts w:ascii="Times New Roman" w:eastAsia="Times New Roman" w:hAnsi="Times New Roman"/>
-          <w:sz w:val="24"/>
-          <w:szCs w:val="24"/>
-          <w:lang w:eastAsia="ru-RU"/>
-        </w:rPr>
-        <w:t xml:space="preserve">}}) </w:t>
+        <w:t xml:space="preserve">.amountWords}}) </w:t>
       </w:r>
       <w:r>
         <w:rPr>
@@ -2391,6 +2471,7 @@
           <w:szCs w:val="24"/>
           <w:lang w:eastAsia="ru-RU"/>
         </w:rPr>
+        <w:lastRenderedPageBreak/>
         <w:t>2.4.  Потребитель обязуется оплатить услуги Исполнителя</w:t>
       </w:r>
       <w:r>
@@ -2645,7 +2726,6 @@
           <w:sz w:val="24"/>
           <w:szCs w:val="24"/>
         </w:rPr>
-        <w:lastRenderedPageBreak/>
         <w:t xml:space="preserve">         </w:t>
       </w:r>
       <w:r>
@@ -3488,6 +3568,7 @@
           <w:sz w:val="24"/>
           <w:szCs w:val="24"/>
         </w:rPr>
+        <w:lastRenderedPageBreak/>
         <w:t>3.1.1</w:t>
       </w:r>
       <w:r>
@@ -3646,17 +3727,7 @@
           <w:szCs w:val="24"/>
           <w:lang w:eastAsia="ru-RU"/>
         </w:rPr>
-        <w:t xml:space="preserve"> сбор документов, необходимых для удостоверения сделки с объектом недвижимого имущества, государственной регистрации недвижимого имущества, прав на него и сделок с ним, обеспечения государственной регистрации, а также нотариального </w:t>
-      </w:r>
-      <w:r>
-        <w:rPr>
-          <w:rFonts w:ascii="Times New Roman" w:eastAsia="Times New Roman" w:hAnsi="Times New Roman"/>
-          <w:sz w:val="24"/>
-          <w:szCs w:val="24"/>
-          <w:lang w:eastAsia="ru-RU"/>
-        </w:rPr>
-        <w:lastRenderedPageBreak/>
-        <w:t>удостоверения сделки либо удостоверения регистратором документа, являющегося основанием для государственной регистрации сделки с недвижимым имуществом;</w:t>
+        <w:t xml:space="preserve"> сбор документов, необходимых для удостоверения сделки с объектом недвижимого имущества, государственной регистрации недвижимого имущества, прав на него и сделок с ним, обеспечения государственной регистрации, а также нотариального удостоверения сделки либо удостоверения регистратором документа, являющегося основанием для государственной регистрации сделки с недвижимым имуществом;</w:t>
       </w:r>
     </w:p>
     <w:p>
@@ -4824,6 +4895,7 @@
           <w:szCs w:val="24"/>
           <w:lang w:eastAsia="ru-RU"/>
         </w:rPr>
+        <w:lastRenderedPageBreak/>
         <w:t>4.1. Настоящий договор вступает в силу со дня подписания его Сторонами и действует до</w:t>
       </w:r>
       <w:r>
@@ -4863,7 +4935,6 @@
         </w:rPr>
         <w:t>.</w:t>
       </w:r>
-      <w:proofErr w:type="spellStart"/>
       <w:r>
         <w:rPr>
           <w:rFonts w:ascii="Times New Roman" w:eastAsia="Times New Roman" w:hAnsi="Times New Roman"/>
@@ -4873,7 +4944,6 @@
         </w:rPr>
         <w:t>endDateText</w:t>
       </w:r>
-      <w:proofErr w:type="spellEnd"/>
       <w:r>
         <w:rPr>
           <w:rFonts w:ascii="Times New Roman" w:eastAsia="Times New Roman" w:hAnsi="Times New Roman"/>
@@ -4979,17 +5049,7 @@
           <w:szCs w:val="24"/>
           <w:lang w:eastAsia="ru-RU"/>
         </w:rPr>
-        <w:t xml:space="preserve">. В случае если в течение указанного срока Потребитель </w:t>
-      </w:r>
-      <w:r>
-        <w:rPr>
-          <w:rFonts w:ascii="Times New Roman" w:eastAsia="Times New Roman" w:hAnsi="Times New Roman"/>
-          <w:sz w:val="24"/>
-          <w:szCs w:val="24"/>
-          <w:lang w:eastAsia="ru-RU"/>
-        </w:rPr>
-        <w:lastRenderedPageBreak/>
-        <w:t xml:space="preserve">не подпишет акт и не предоставит Исполнителю письменного отказа от подписания акта с изложением причин, </w:t>
+        <w:t xml:space="preserve">. В случае если в течение указанного срока Потребитель не подпишет акт и не предоставит Исполнителю письменного отказа от подписания акта с изложением причин, </w:t>
       </w:r>
       <w:r>
         <w:rPr>
@@ -5117,16 +5177,25 @@
           <w:szCs w:val="24"/>
           <w:lang w:eastAsia="ru-RU"/>
         </w:rPr>
-        <w:t>4.4.1.</w:t>
-      </w:r>
-      <w:r>
-        <w:rPr>
-          <w:rFonts w:ascii="Times New Roman" w:eastAsia="Times New Roman" w:hAnsi="Times New Roman"/>
-          <w:sz w:val="24"/>
-          <w:szCs w:val="24"/>
-          <w:lang w:eastAsia="ru-RU"/>
-        </w:rPr>
-        <w:t xml:space="preserve">неисполнения и (или) ненадлежащего исполнения Потребителем обязательств </w:t>
+        <w:t>4.4.</w:t>
+      </w:r>
+      <w:r>
+        <w:rPr>
+          <w:rFonts w:ascii="Times New Roman" w:eastAsia="Times New Roman" w:hAnsi="Times New Roman"/>
+          <w:sz w:val="24"/>
+          <w:szCs w:val="24"/>
+          <w:lang w:eastAsia="ru-RU"/>
+        </w:rPr>
+        <w:t>1. неисполнения</w:t>
+      </w:r>
+      <w:r>
+        <w:rPr>
+          <w:rFonts w:ascii="Times New Roman" w:eastAsia="Times New Roman" w:hAnsi="Times New Roman"/>
+          <w:sz w:val="24"/>
+          <w:szCs w:val="24"/>
+          <w:lang w:eastAsia="ru-RU"/>
+        </w:rPr>
+        <w:t xml:space="preserve"> и (или) ненадлежащего исполнения Потребителем обязательств </w:t>
       </w:r>
       <w:r>
         <w:rPr>
@@ -5419,7 +5488,25 @@
           <w:szCs w:val="24"/>
           <w:lang w:eastAsia="ru-RU"/>
         </w:rPr>
-        <w:t xml:space="preserve">5.3.Исполнитель не несет ответственности за достоверность технической информации </w:t>
+        <w:t>5.</w:t>
+      </w:r>
+      <w:r>
+        <w:rPr>
+          <w:rFonts w:ascii="Times New Roman" w:eastAsia="Times New Roman" w:hAnsi="Times New Roman"/>
+          <w:sz w:val="24"/>
+          <w:szCs w:val="24"/>
+          <w:lang w:eastAsia="ru-RU"/>
+        </w:rPr>
+        <w:t>3. Исполнитель</w:t>
+      </w:r>
+      <w:r>
+        <w:rPr>
+          <w:rFonts w:ascii="Times New Roman" w:eastAsia="Times New Roman" w:hAnsi="Times New Roman"/>
+          <w:sz w:val="24"/>
+          <w:szCs w:val="24"/>
+          <w:lang w:eastAsia="ru-RU"/>
+        </w:rPr>
+        <w:t xml:space="preserve"> не несет ответственности за достоверность технической информации </w:t>
       </w:r>
       <w:r>
         <w:rPr>
@@ -5557,16 +5644,25 @@
           <w:szCs w:val="24"/>
           <w:lang w:eastAsia="ru-RU"/>
         </w:rPr>
-        <w:t>5.4.2.</w:t>
-      </w:r>
-      <w:r>
-        <w:rPr>
-          <w:rFonts w:ascii="Times New Roman" w:eastAsia="Times New Roman" w:hAnsi="Times New Roman"/>
-          <w:sz w:val="24"/>
-          <w:szCs w:val="24"/>
-          <w:lang w:eastAsia="ru-RU"/>
-        </w:rPr>
-        <w:t xml:space="preserve">действия   нотариуса, регистратора, государственных   органов   и иных организаций,  </w:t>
+        <w:t>5.4.</w:t>
+      </w:r>
+      <w:r>
+        <w:rPr>
+          <w:rFonts w:ascii="Times New Roman" w:eastAsia="Times New Roman" w:hAnsi="Times New Roman"/>
+          <w:sz w:val="24"/>
+          <w:szCs w:val="24"/>
+          <w:lang w:eastAsia="ru-RU"/>
+        </w:rPr>
+        <w:t>2. действия</w:t>
+      </w:r>
+      <w:r>
+        <w:rPr>
+          <w:rFonts w:ascii="Times New Roman" w:eastAsia="Times New Roman" w:hAnsi="Times New Roman"/>
+          <w:sz w:val="24"/>
+          <w:szCs w:val="24"/>
+          <w:lang w:eastAsia="ru-RU"/>
+        </w:rPr>
+        <w:t xml:space="preserve">   нотариуса, регистратора, государственных   органов   и иных организаций,  </w:t>
       </w:r>
       <w:r>
         <w:rPr>
@@ -5644,7 +5740,25 @@
           <w:szCs w:val="24"/>
           <w:lang w:eastAsia="ru-RU"/>
         </w:rPr>
-        <w:t xml:space="preserve">5.5.Стороны   освобождаются от ответственности при неисполнении обязательств  </w:t>
+        <w:t>5.</w:t>
+      </w:r>
+      <w:r>
+        <w:rPr>
+          <w:rFonts w:ascii="Times New Roman" w:eastAsia="Times New Roman" w:hAnsi="Times New Roman"/>
+          <w:sz w:val="24"/>
+          <w:szCs w:val="24"/>
+          <w:lang w:eastAsia="ru-RU"/>
+        </w:rPr>
+        <w:t>5. Стороны</w:t>
+      </w:r>
+      <w:r>
+        <w:rPr>
+          <w:rFonts w:ascii="Times New Roman" w:eastAsia="Times New Roman" w:hAnsi="Times New Roman"/>
+          <w:sz w:val="24"/>
+          <w:szCs w:val="24"/>
+          <w:lang w:eastAsia="ru-RU"/>
+        </w:rPr>
+        <w:t xml:space="preserve">   освобождаются от ответственности при неисполнении обязательств  </w:t>
       </w:r>
       <w:r>
         <w:rPr>
@@ -5792,7 +5906,17 @@
           <w:lang w:eastAsia="ru-RU"/>
         </w:rPr>
         <w:br/>
-        <w:t>В случаях, не предусмотренных настоящим договором, Стороны руководствуются действующим законодательством. Признание недействительной части настоящего договора не влечет недействительности его в целом.</w:t>
+        <w:t xml:space="preserve">В случаях, не предусмотренных настоящим договором, Стороны руководствуются действующим </w:t>
+      </w:r>
+      <w:r>
+        <w:rPr>
+          <w:rFonts w:ascii="Times New Roman" w:eastAsia="Times New Roman" w:hAnsi="Times New Roman"/>
+          <w:sz w:val="24"/>
+          <w:szCs w:val="24"/>
+          <w:lang w:eastAsia="ru-RU"/>
+        </w:rPr>
+        <w:lastRenderedPageBreak/>
+        <w:t>законодательством. Признание недействительной части настоящего договора не влечет недействительности его в целом.</w:t>
       </w:r>
     </w:p>
     <w:p>
@@ -5878,7 +6002,6 @@
           <w:szCs w:val="24"/>
           <w:lang w:eastAsia="ru-RU"/>
         </w:rPr>
-        <w:lastRenderedPageBreak/>
         <w:t xml:space="preserve"> 6.3.</w:t>
       </w:r>
       <w:r>
@@ -6236,7 +6359,25 @@
           <w:sz w:val="24"/>
           <w:szCs w:val="24"/>
         </w:rPr>
-        <w:t xml:space="preserve"> всем, что не оговорено условиями Договора, Стороны руководствуются действующим законодательством Республики Беларусь. Потребитель, подписывая настоящий договор, подтверждает, что ознакомлен с Политикой об обработке персональных данных, действующей у Исполнителя и соглашается с ее содержанием в полном объеме без каких-либо исключений. Потребитель своей подписью в настоящем договоре выражает согласие на обработку персональных данных согласно перечню, указанному в уголке потребителя по месту нахождения Исполнителя, с которым Потребитель ознакомлен).</w:t>
+        <w:t xml:space="preserve"> всем, что не оговорено условиями Договора, Стороны руководствуются действующим законодательством Республики Беларусь. Потребитель, подписывая настоящий договор, подтверждает, что ознакомлен с Политикой об обработке персональных данных, действующей </w:t>
+      </w:r>
+      <w:proofErr w:type="gramStart"/>
+      <w:r>
+        <w:rPr>
+          <w:rFonts w:ascii="Times New Roman" w:hAnsi="Times New Roman"/>
+          <w:sz w:val="24"/>
+          <w:szCs w:val="24"/>
+        </w:rPr>
+        <w:t>у Исполнителя</w:t>
+      </w:r>
+      <w:proofErr w:type="gramEnd"/>
+      <w:r>
+        <w:rPr>
+          <w:rFonts w:ascii="Times New Roman" w:hAnsi="Times New Roman"/>
+          <w:sz w:val="24"/>
+          <w:szCs w:val="24"/>
+        </w:rPr>
+        <w:t xml:space="preserve"> и соглашается с ее содержанием в полном объеме без каких-либо исключений. Потребитель своей подписью в настоящем договоре выражает согласие на обработку персональных данных согласно перечню, указанному в уголке потребителя по месту нахождения Исполнителя, с которым Потребитель ознакомлен).</w:t>
       </w:r>
     </w:p>
     <w:p>
@@ -6554,7 +6695,6 @@
         </w:rPr>
         <w:t>{{</w:t>
       </w:r>
-      <w:proofErr w:type="spellStart"/>
       <w:proofErr w:type="gramStart"/>
       <w:r>
         <w:rPr>
@@ -6566,7 +6706,6 @@
         </w:rPr>
         <w:t>agent.attestationNumber</w:t>
       </w:r>
-      <w:proofErr w:type="spellEnd"/>
       <w:proofErr w:type="gramEnd"/>
       <w:r>
         <w:rPr>
@@ -6608,7 +6747,6 @@
         </w:rPr>
         <w:t>{{</w:t>
       </w:r>
-      <w:proofErr w:type="spellStart"/>
       <w:proofErr w:type="gramStart"/>
       <w:r>
         <w:rPr>
@@ -6618,9 +6756,8 @@
           <w:szCs w:val="20"/>
           <w:lang w:eastAsia="ru-RU"/>
         </w:rPr>
-        <w:t>agent.attestationDate</w:t>
-      </w:r>
-      <w:proofErr w:type="spellEnd"/>
+        <w:t>agent.attestationDate}}</w:t>
+      </w:r>
       <w:r>
         <w:rPr>
           <w:rFonts w:ascii="Times New Roman" w:eastAsia="Times New Roman" w:hAnsi="Times New Roman"/>
@@ -6629,8 +6766,9 @@
           <w:szCs w:val="20"/>
           <w:lang w:eastAsia="ru-RU"/>
         </w:rPr>
-        <w:t>}}</w:t>
-      </w:r>
+        <w:t>г</w:t>
+      </w:r>
+      <w:proofErr w:type="gramEnd"/>
       <w:r>
         <w:rPr>
           <w:rFonts w:ascii="Times New Roman" w:eastAsia="Times New Roman" w:hAnsi="Times New Roman"/>
@@ -6639,9 +6777,8 @@
           <w:szCs w:val="20"/>
           <w:lang w:eastAsia="ru-RU"/>
         </w:rPr>
-        <w:t>г</w:t>
-      </w:r>
-      <w:proofErr w:type="gramEnd"/>
+        <w:t xml:space="preserve">, действует до </w:t>
+      </w:r>
       <w:r>
         <w:rPr>
           <w:rFonts w:ascii="Times New Roman" w:eastAsia="Times New Roman" w:hAnsi="Times New Roman"/>
@@ -6650,8 +6787,9 @@
           <w:szCs w:val="20"/>
           <w:lang w:eastAsia="ru-RU"/>
         </w:rPr>
-        <w:t xml:space="preserve">, действует до </w:t>
-      </w:r>
+        <w:t>{{</w:t>
+      </w:r>
+      <w:proofErr w:type="gramStart"/>
       <w:r>
         <w:rPr>
           <w:rFonts w:ascii="Times New Roman" w:eastAsia="Times New Roman" w:hAnsi="Times New Roman"/>
@@ -6660,30 +6798,7 @@
           <w:szCs w:val="20"/>
           <w:lang w:eastAsia="ru-RU"/>
         </w:rPr>
-        <w:t>{{</w:t>
-      </w:r>
-      <w:proofErr w:type="spellStart"/>
-      <w:proofErr w:type="gramStart"/>
-      <w:r>
-        <w:rPr>
-          <w:rFonts w:ascii="Times New Roman" w:eastAsia="Times New Roman" w:hAnsi="Times New Roman"/>
-          <w:i/>
-          <w:sz w:val="20"/>
-          <w:szCs w:val="20"/>
-          <w:lang w:eastAsia="ru-RU"/>
-        </w:rPr>
-        <w:t>agent.attestationExpiry</w:t>
-      </w:r>
-      <w:proofErr w:type="spellEnd"/>
-      <w:r>
-        <w:rPr>
-          <w:rFonts w:ascii="Times New Roman" w:eastAsia="Times New Roman" w:hAnsi="Times New Roman"/>
-          <w:i/>
-          <w:sz w:val="20"/>
-          <w:szCs w:val="20"/>
-          <w:lang w:eastAsia="ru-RU"/>
-        </w:rPr>
-        <w:t>}}</w:t>
+        <w:t>agent.attestationExpiry}}</w:t>
       </w:r>
       <w:r>
         <w:rPr>
@@ -6731,7 +6846,6 @@
         </w:rPr>
         <w:t>{{</w:t>
       </w:r>
-      <w:proofErr w:type="spellStart"/>
       <w:proofErr w:type="gramStart"/>
       <w:r>
         <w:rPr>
@@ -6743,7 +6857,6 @@
         </w:rPr>
         <w:t>agent.cardNumber</w:t>
       </w:r>
-      <w:proofErr w:type="spellEnd"/>
       <w:proofErr w:type="gramEnd"/>
       <w:r>
         <w:rPr>
@@ -6855,7 +6968,6 @@
               </w:rPr>
               <w:t>{{</w:t>
             </w:r>
-            <w:proofErr w:type="spellStart"/>
             <w:proofErr w:type="gramStart"/>
             <w:r>
               <w:rPr>
@@ -6866,7 +6978,6 @@
               </w:rPr>
               <w:t>seller.fullName</w:t>
             </w:r>
-            <w:proofErr w:type="spellEnd"/>
             <w:proofErr w:type="gramEnd"/>
             <w:r>
               <w:rPr>
@@ -7089,7 +7200,6 @@
               </w:rPr>
               <w:t>.</w:t>
             </w:r>
-            <w:proofErr w:type="spellStart"/>
             <w:r>
               <w:rPr>
                 <w:rFonts w:ascii="Times New Roman" w:eastAsia="Times New Roman" w:hAnsi="Times New Roman"/>
@@ -7099,7 +7209,6 @@
               </w:rPr>
               <w:t>passportIssuedByInstrumental</w:t>
             </w:r>
-            <w:proofErr w:type="spellEnd"/>
             <w:proofErr w:type="gramEnd"/>
             <w:r>
               <w:rPr>
@@ -7129,7 +7238,6 @@
               </w:rPr>
               <w:t>.</w:t>
             </w:r>
-            <w:proofErr w:type="spellStart"/>
             <w:r>
               <w:rPr>
                 <w:rFonts w:ascii="Times New Roman" w:eastAsia="Times New Roman" w:hAnsi="Times New Roman"/>
@@ -7139,7 +7247,6 @@
               </w:rPr>
               <w:t>passportIssueDate</w:t>
             </w:r>
-            <w:proofErr w:type="spellEnd"/>
             <w:proofErr w:type="gramEnd"/>
             <w:r>
               <w:rPr>
@@ -7587,27 +7694,7 @@
                 <w:sz w:val="20"/>
                 <w:szCs w:val="20"/>
               </w:rPr>
-              <w:t xml:space="preserve">ЗАО «Альфа-Банк»,220007, </w:t>
-            </w:r>
-            <w:proofErr w:type="spellStart"/>
-            <w:r>
-              <w:rPr>
-                <w:rFonts w:ascii="Times New Roman" w:eastAsia="Times New Roman" w:hAnsi="Times New Roman"/>
-                <w:color w:val="000000"/>
-                <w:sz w:val="20"/>
-                <w:szCs w:val="20"/>
-              </w:rPr>
-              <w:t>г.Минск</w:t>
-            </w:r>
-            <w:proofErr w:type="spellEnd"/>
-            <w:r>
-              <w:rPr>
-                <w:rFonts w:ascii="Times New Roman" w:eastAsia="Times New Roman" w:hAnsi="Times New Roman"/>
-                <w:color w:val="000000"/>
-                <w:sz w:val="20"/>
-                <w:szCs w:val="20"/>
-              </w:rPr>
-              <w:t>, ул.Сурганова,43-47 УНП 101541947</w:t>
+              <w:t>ЗАО «Альфа-Банк»,220007, г.Минск, ул.Сурганова,43-47 УНП 101541947</w:t>
             </w:r>
           </w:p>
           <w:p>
@@ -7662,32 +7749,19 @@
               </w:rPr>
               <w:t xml:space="preserve">e-mail: </w:t>
             </w:r>
-            <w:r>
-              <w:fldChar w:fldCharType="begin"/>
-            </w:r>
-            <w:r>
-              <w:rPr>
-                <w:lang w:val="en-US"/>
-              </w:rPr>
-              <w:instrText>HYPERLINK "mailto:mail@germesgarant.by"</w:instrText>
-            </w:r>
-            <w:r>
-              <w:fldChar w:fldCharType="separate"/>
-            </w:r>
-            <w:r>
-              <w:rPr>
-                <w:rFonts w:ascii="Times New Roman" w:eastAsia="Times New Roman" w:hAnsi="Times New Roman"/>
-                <w:color w:val="0563C1" w:themeColor="hyperlink"/>
-                <w:sz w:val="20"/>
-                <w:szCs w:val="20"/>
-                <w:u w:val="single"/>
-                <w:lang w:val="en-US"/>
-              </w:rPr>
-              <w:t>mail@germesgarant.by</w:t>
-            </w:r>
-            <w:r>
-              <w:fldChar w:fldCharType="end"/>
-            </w:r>
+            <w:hyperlink r:id="rId8" w:history="1">
+              <w:r>
+                <w:rPr>
+                  <w:rFonts w:ascii="Times New Roman" w:eastAsia="Times New Roman" w:hAnsi="Times New Roman"/>
+                  <w:color w:val="0563C1" w:themeColor="hyperlink"/>
+                  <w:sz w:val="20"/>
+                  <w:szCs w:val="20"/>
+                  <w:u w:val="single"/>
+                  <w:lang w:val="en-US"/>
+                </w:rPr>
+                <w:t>mail@germesgarant.by</w:t>
+              </w:r>
+            </w:hyperlink>
           </w:p>
           <w:p>
             <w:pPr>
@@ -7699,7 +7773,7 @@
                 <w:szCs w:val="20"/>
               </w:rPr>
             </w:pPr>
-            <w:hyperlink r:id="rId8" w:history="1">
+            <w:hyperlink r:id="rId9" w:history="1">
               <w:r>
                 <w:rPr>
                   <w:rStyle w:val="a6"/>
@@ -7719,7 +7793,6 @@
                 </w:rPr>
                 <w:t>://</w:t>
               </w:r>
-              <w:proofErr w:type="spellStart"/>
               <w:r>
                 <w:rPr>
                   <w:rStyle w:val="a6"/>
@@ -7730,7 +7803,6 @@
                 </w:rPr>
                 <w:t>germesgarant</w:t>
               </w:r>
-              <w:proofErr w:type="spellEnd"/>
               <w:r>
                 <w:rPr>
                   <w:rStyle w:val="a6"/>
@@ -7762,7 +7834,6 @@
                 <w:lang w:eastAsia="ru-RU"/>
               </w:rPr>
             </w:pPr>
-            <w:proofErr w:type="spellStart"/>
             <w:r>
               <w:rPr>
                 <w:rFonts w:ascii="Times New Roman" w:eastAsia="Times New Roman" w:hAnsi="Times New Roman"/>
@@ -7789,17 +7860,7 @@
                 <w:szCs w:val="20"/>
                 <w:lang w:eastAsia="ru-RU"/>
               </w:rPr>
-              <w:t>Турко</w:t>
-            </w:r>
-            <w:proofErr w:type="spellEnd"/>
-            <w:r>
-              <w:rPr>
-                <w:rFonts w:ascii="Times New Roman" w:eastAsia="Times New Roman" w:hAnsi="Times New Roman"/>
-                <w:sz w:val="20"/>
-                <w:szCs w:val="20"/>
-                <w:lang w:eastAsia="ru-RU"/>
-              </w:rPr>
-              <w:t xml:space="preserve"> О.Р.</w:t>
+              <w:t>Турко О.Р.</w:t>
             </w:r>
           </w:p>
         </w:tc>
@@ -8038,7 +8099,6 @@
         </w:rPr>
         <w:t>{{</w:t>
       </w:r>
-      <w:proofErr w:type="spellStart"/>
       <w:proofErr w:type="gramStart"/>
       <w:r>
         <w:rPr>
@@ -8049,7 +8109,6 @@
         </w:rPr>
         <w:t>deal.contractNumber</w:t>
       </w:r>
-      <w:proofErr w:type="spellEnd"/>
       <w:proofErr w:type="gramEnd"/>
       <w:r>
         <w:rPr>
@@ -8078,7 +8137,6 @@
         </w:rPr>
         <w:t>{{</w:t>
       </w:r>
-      <w:proofErr w:type="spellStart"/>
       <w:proofErr w:type="gramStart"/>
       <w:r>
         <w:rPr>
@@ -8089,7 +8147,6 @@
         </w:rPr>
         <w:t>deal.date</w:t>
       </w:r>
-      <w:proofErr w:type="spellEnd"/>
       <w:proofErr w:type="gramEnd"/>
       <w:r>
         <w:rPr>
@@ -8205,23 +8262,7 @@
           <w:sz w:val="20"/>
           <w:lang w:val="ru-RU"/>
         </w:rPr>
-        <w:t>{{</w:t>
-      </w:r>
-      <w:proofErr w:type="spellStart"/>
-      <w:r>
-        <w:rPr>
-          <w:sz w:val="20"/>
-          <w:lang w:val="ru-RU"/>
-        </w:rPr>
-        <w:t>seller.fullName</w:t>
-      </w:r>
-      <w:proofErr w:type="spellEnd"/>
-      <w:r>
-        <w:rPr>
-          <w:sz w:val="20"/>
-          <w:lang w:val="ru-RU"/>
-        </w:rPr>
-        <w:t xml:space="preserve">}}, </w:t>
+        <w:t xml:space="preserve">{{seller.fullName}}, </w:t>
       </w:r>
       <w:r>
         <w:rPr>
@@ -8338,241 +8379,18 @@
         </w:rPr>
         <w:t xml:space="preserve">     </w:t>
       </w:r>
-      <w:r>
-        <w:fldChar w:fldCharType="begin"/>
-      </w:r>
-      <w:r>
-        <w:instrText>HYPERLINK</w:instrText>
-      </w:r>
-      <w:r>
-        <w:rPr>
-          <w:lang w:val="ru-RU"/>
-        </w:rPr>
-        <w:instrText xml:space="preserve"> "</w:instrText>
-      </w:r>
-      <w:r>
-        <w:instrText>https</w:instrText>
-      </w:r>
-      <w:r>
-        <w:rPr>
-          <w:lang w:val="ru-RU"/>
-        </w:rPr>
-        <w:instrText>://</w:instrText>
-      </w:r>
-      <w:r>
-        <w:instrText>connect</w:instrText>
-      </w:r>
-      <w:r>
-        <w:rPr>
-          <w:lang w:val="ru-RU"/>
-        </w:rPr>
-        <w:instrText>.</w:instrText>
-      </w:r>
-      <w:r>
-        <w:instrText>ok</w:instrText>
-      </w:r>
-      <w:r>
-        <w:rPr>
-          <w:lang w:val="ru-RU"/>
-        </w:rPr>
-        <w:instrText>.</w:instrText>
-      </w:r>
-      <w:r>
-        <w:instrText>ru</w:instrText>
-      </w:r>
-      <w:r>
-        <w:rPr>
-          <w:lang w:val="ru-RU"/>
-        </w:rPr>
-        <w:instrText>/</w:instrText>
-      </w:r>
-      <w:r>
-        <w:instrText>offer</w:instrText>
-      </w:r>
-      <w:r>
-        <w:rPr>
-          <w:lang w:val="ru-RU"/>
-        </w:rPr>
-        <w:instrText>?</w:instrText>
-      </w:r>
-      <w:r>
-        <w:instrText>url</w:instrText>
-      </w:r>
-      <w:r>
-        <w:rPr>
-          <w:lang w:val="ru-RU"/>
-        </w:rPr>
-        <w:instrText>=</w:instrText>
-      </w:r>
-      <w:r>
-        <w:instrText>https</w:instrText>
-      </w:r>
-      <w:r>
-        <w:rPr>
-          <w:lang w:val="ru-RU"/>
-        </w:rPr>
-        <w:instrText>%3</w:instrText>
-      </w:r>
-      <w:r>
-        <w:instrText>A</w:instrText>
-      </w:r>
-      <w:r>
-        <w:rPr>
-          <w:lang w:val="ru-RU"/>
-        </w:rPr>
-        <w:instrText>%2</w:instrText>
-      </w:r>
-      <w:r>
-        <w:instrText>F</w:instrText>
-      </w:r>
-      <w:r>
-        <w:rPr>
-          <w:lang w:val="ru-RU"/>
-        </w:rPr>
-        <w:instrText>%2</w:instrText>
-      </w:r>
-      <w:r>
-        <w:instrText>Filex</w:instrText>
-      </w:r>
-      <w:r>
-        <w:rPr>
-          <w:lang w:val="ru-RU"/>
-        </w:rPr>
-        <w:instrText>.</w:instrText>
-      </w:r>
-      <w:r>
-        <w:instrText>by</w:instrText>
-      </w:r>
-      <w:r>
-        <w:rPr>
-          <w:lang w:val="ru-RU"/>
-        </w:rPr>
-        <w:instrText>%2</w:instrText>
-      </w:r>
-      <w:r>
-        <w:instrText>Fizmeneniya</w:instrText>
-      </w:r>
-      <w:r>
-        <w:rPr>
-          <w:lang w:val="ru-RU"/>
-        </w:rPr>
-        <w:instrText>-</w:instrText>
-      </w:r>
-      <w:r>
-        <w:instrText>v</w:instrText>
-      </w:r>
-      <w:r>
-        <w:rPr>
-          <w:lang w:val="ru-RU"/>
-        </w:rPr>
-        <w:instrText>-</w:instrText>
-      </w:r>
-      <w:r>
-        <w:instrText>regulirovanii</w:instrText>
-      </w:r>
-      <w:r>
-        <w:rPr>
-          <w:lang w:val="ru-RU"/>
-        </w:rPr>
-        <w:instrText>-</w:instrText>
-      </w:r>
-      <w:r>
-        <w:instrText>rielterskoj</w:instrText>
-      </w:r>
-      <w:r>
-        <w:rPr>
-          <w:lang w:val="ru-RU"/>
-        </w:rPr>
-        <w:instrText>-</w:instrText>
-      </w:r>
-      <w:r>
-        <w:instrText>deyatelnosti</w:instrText>
-      </w:r>
-      <w:r>
-        <w:rPr>
-          <w:lang w:val="ru-RU"/>
-        </w:rPr>
-        <w:instrText>%2</w:instrText>
-      </w:r>
-      <w:r>
-        <w:instrText>F</w:instrText>
-      </w:r>
-      <w:r>
-        <w:rPr>
-          <w:lang w:val="ru-RU"/>
-        </w:rPr>
-        <w:instrText>&amp;</w:instrText>
-      </w:r>
-      <w:r>
-        <w:instrText>utm</w:instrText>
-      </w:r>
-      <w:r>
-        <w:rPr>
-          <w:lang w:val="ru-RU"/>
-        </w:rPr>
-        <w:instrText>_</w:instrText>
-      </w:r>
-      <w:r>
-        <w:instrText>source</w:instrText>
-      </w:r>
-      <w:r>
-        <w:rPr>
-          <w:lang w:val="ru-RU"/>
-        </w:rPr>
-        <w:instrText>=</w:instrText>
-      </w:r>
-      <w:r>
-        <w:instrText>share</w:instrText>
-      </w:r>
-      <w:r>
-        <w:rPr>
-          <w:lang w:val="ru-RU"/>
-        </w:rPr>
-        <w:instrText>2" \</w:instrText>
-      </w:r>
-      <w:r>
-        <w:instrText>t</w:instrText>
-      </w:r>
-      <w:r>
-        <w:rPr>
-          <w:lang w:val="ru-RU"/>
-        </w:rPr>
-        <w:instrText xml:space="preserve"> "_</w:instrText>
-      </w:r>
-      <w:r>
-        <w:instrText>blank</w:instrText>
-      </w:r>
-      <w:r>
-        <w:rPr>
-          <w:lang w:val="ru-RU"/>
-        </w:rPr>
-        <w:instrText>" \</w:instrText>
-      </w:r>
-      <w:r>
-        <w:instrText>o</w:instrText>
-      </w:r>
-      <w:r>
-        <w:rPr>
-          <w:lang w:val="ru-RU"/>
-        </w:rPr>
-        <w:instrText xml:space="preserve"> "Одноклассники"</w:instrText>
-      </w:r>
-      <w:r>
-        <w:fldChar w:fldCharType="separate"/>
-      </w:r>
-      <w:r>
-        <w:rPr>
-          <w:color w:val="FFFFFF"/>
-          <w:sz w:val="20"/>
-          <w:bdr w:val="none" w:sz="0" w:space="0" w:color="auto" w:frame="1"/>
-          <w:shd w:val="clear" w:color="auto" w:fill="FF7700"/>
-          <w:lang w:val="ru-RU"/>
-        </w:rPr>
-        <w:br/>
-      </w:r>
-      <w:r>
-        <w:fldChar w:fldCharType="end"/>
-      </w:r>
+      <w:hyperlink r:id="rId10" w:tgtFrame="_blank" w:tooltip="Одноклассники" w:history="1">
+        <w:r>
+          <w:rPr>
+            <w:color w:val="FFFFFF"/>
+            <w:sz w:val="20"/>
+            <w:bdr w:val="none" w:sz="0" w:space="0" w:color="auto" w:frame="1"/>
+            <w:shd w:val="clear" w:color="auto" w:fill="FF7700"/>
+            <w:lang w:val="ru-RU"/>
+          </w:rPr>
+          <w:br/>
+        </w:r>
+      </w:hyperlink>
     </w:p>
     <w:p>
       <w:pPr>
@@ -8797,6 +8615,7 @@
               </w:rPr>
               <w:t>Предельный максимальный тариф</w:t>
             </w:r>
+            <w:proofErr w:type="gramStart"/>
             <w:r>
               <w:rPr>
                 <w:rFonts w:ascii="Times New Roman" w:hAnsi="Times New Roman"/>
@@ -8812,7 +8631,16 @@
                 <w:sz w:val="20"/>
                 <w:szCs w:val="20"/>
               </w:rPr>
-              <w:t xml:space="preserve">  (процент от стоимости объекта недвижимо</w:t>
+              <w:t xml:space="preserve">  (</w:t>
+            </w:r>
+            <w:proofErr w:type="gramEnd"/>
+            <w:r>
+              <w:rPr>
+                <w:rFonts w:ascii="Times New Roman" w:hAnsi="Times New Roman"/>
+                <w:sz w:val="20"/>
+                <w:szCs w:val="20"/>
+              </w:rPr>
+              <w:t>процент от стоимости объекта недвижимо</w:t>
             </w:r>
             <w:r>
               <w:rPr>
@@ -10845,7 +10673,6 @@
         <w:t>: _________________________</w:t>
       </w:r>
       <w:bookmarkEnd w:id="11"/>
-      <w:proofErr w:type="spellStart"/>
       <w:r>
         <w:rPr>
           <w:rFonts w:ascii="Times New Roman" w:hAnsi="Times New Roman"/>
@@ -10854,7 +10681,6 @@
         </w:rPr>
         <w:t>О.Р.Турко</w:t>
       </w:r>
-      <w:proofErr w:type="spellEnd"/>
     </w:p>
     <w:p>
       <w:pPr>
@@ -10897,7 +10723,7 @@
       </w:r>
     </w:p>
     <w:sectPr>
-      <w:headerReference w:type="default" r:id="rId9"/>
+      <w:headerReference w:type="default" r:id="rId11"/>
       <w:pgSz w:w="12240" w:h="15840"/>
       <w:pgMar w:top="284" w:right="720" w:bottom="567" w:left="720" w:header="708" w:footer="708" w:gutter="0"/>
       <w:cols w:space="708"/>

--- a/templates/working/Договор_1_собств_общий.docx
+++ b/templates/working/Договор_1_собств_общий.docx
@@ -58,6 +58,7 @@
         </w:rPr>
         <w:t>.</w:t>
       </w:r>
+      <w:proofErr w:type="spellStart"/>
       <w:r>
         <w:rPr>
           <w:rFonts w:ascii="Times New Roman" w:eastAsia="Times New Roman" w:hAnsi="Times New Roman"/>
@@ -68,6 +69,7 @@
         </w:rPr>
         <w:t>contractNumber</w:t>
       </w:r>
+      <w:proofErr w:type="spellEnd"/>
       <w:proofErr w:type="gramEnd"/>
       <w:r>
         <w:rPr>
@@ -319,6 +321,7 @@
         </w:rPr>
         <w:t>.</w:t>
       </w:r>
+      <w:proofErr w:type="spellStart"/>
       <w:r>
         <w:rPr>
           <w:rFonts w:ascii="Times New Roman" w:eastAsia="Times New Roman" w:hAnsi="Times New Roman"/>
@@ -330,6 +333,7 @@
         </w:rPr>
         <w:t>fullName</w:t>
       </w:r>
+      <w:proofErr w:type="spellEnd"/>
       <w:r>
         <w:rPr>
           <w:rFonts w:ascii="Times New Roman" w:eastAsia="Times New Roman" w:hAnsi="Times New Roman"/>
@@ -808,6 +812,7 @@
         </w:rPr>
         <w:t>{{</w:t>
       </w:r>
+      <w:proofErr w:type="spellStart"/>
       <w:proofErr w:type="gramStart"/>
       <w:r>
         <w:rPr>
@@ -816,7 +821,17 @@
           <w:szCs w:val="24"/>
           <w:lang w:eastAsia="ru-RU"/>
         </w:rPr>
-        <w:t>property.</w:t>
+        <w:t>property</w:t>
+      </w:r>
+      <w:proofErr w:type="spellEnd"/>
+      <w:r>
+        <w:rPr>
+          <w:rFonts w:ascii="Times New Roman" w:eastAsia="Times New Roman" w:hAnsi="Times New Roman"/>
+          <w:sz w:val="24"/>
+          <w:szCs w:val="24"/>
+          <w:lang w:eastAsia="ru-RU"/>
+        </w:rPr>
+        <w:t>.</w:t>
       </w:r>
       <w:r>
         <w:rPr>
@@ -935,6 +950,7 @@
         </w:rPr>
         <w:t>{{</w:t>
       </w:r>
+      <w:proofErr w:type="spellStart"/>
       <w:proofErr w:type="gramStart"/>
       <w:r>
         <w:rPr>
@@ -944,6 +960,7 @@
         </w:rPr>
         <w:t>property.address</w:t>
       </w:r>
+      <w:proofErr w:type="spellEnd"/>
       <w:proofErr w:type="gramEnd"/>
       <w:r>
         <w:rPr>
@@ -1046,7 +1063,25 @@
           <w:sz w:val="24"/>
           <w:szCs w:val="24"/>
         </w:rPr>
-        <w:t>{{property.rooms}}</w:t>
+        <w:t>{{</w:t>
+      </w:r>
+      <w:proofErr w:type="spellStart"/>
+      <w:r>
+        <w:rPr>
+          <w:rFonts w:ascii="Times New Roman" w:hAnsi="Times New Roman"/>
+          <w:sz w:val="24"/>
+          <w:szCs w:val="24"/>
+        </w:rPr>
+        <w:t>property.rooms</w:t>
+      </w:r>
+      <w:proofErr w:type="spellEnd"/>
+      <w:r>
+        <w:rPr>
+          <w:rFonts w:ascii="Times New Roman" w:hAnsi="Times New Roman"/>
+          <w:sz w:val="24"/>
+          <w:szCs w:val="24"/>
+        </w:rPr>
+        <w:t>}}</w:t>
       </w:r>
       <w:r>
         <w:rPr>
@@ -1129,6 +1164,7 @@
         </w:rPr>
         <w:t>.</w:t>
       </w:r>
+      <w:proofErr w:type="spellStart"/>
       <w:r>
         <w:rPr>
           <w:rFonts w:ascii="Times New Roman" w:hAnsi="Times New Roman"/>
@@ -1138,6 +1174,7 @@
         </w:rPr>
         <w:t>areaTotal</w:t>
       </w:r>
+      <w:proofErr w:type="spellEnd"/>
       <w:r>
         <w:rPr>
           <w:rFonts w:ascii="Times New Roman" w:hAnsi="Times New Roman"/>
@@ -1201,7 +1238,25 @@
           <w:sz w:val="24"/>
           <w:szCs w:val="24"/>
         </w:rPr>
-        <w:t>.areaLiving}}</w:t>
+        <w:t>.</w:t>
+      </w:r>
+      <w:proofErr w:type="spellStart"/>
+      <w:r>
+        <w:rPr>
+          <w:rFonts w:ascii="Times New Roman" w:hAnsi="Times New Roman"/>
+          <w:sz w:val="24"/>
+          <w:szCs w:val="24"/>
+        </w:rPr>
+        <w:t>areaLiving</w:t>
+      </w:r>
+      <w:proofErr w:type="spellEnd"/>
+      <w:r>
+        <w:rPr>
+          <w:rFonts w:ascii="Times New Roman" w:hAnsi="Times New Roman"/>
+          <w:sz w:val="24"/>
+          <w:szCs w:val="24"/>
+        </w:rPr>
+        <w:t>}}</w:t>
       </w:r>
       <w:r>
         <w:rPr>
@@ -1258,7 +1313,25 @@
           <w:sz w:val="24"/>
           <w:szCs w:val="24"/>
         </w:rPr>
-        <w:t>.floor}}/{{</w:t>
+        <w:t>.</w:t>
+      </w:r>
+      <w:proofErr w:type="spellStart"/>
+      <w:r>
+        <w:rPr>
+          <w:rFonts w:ascii="Times New Roman" w:hAnsi="Times New Roman"/>
+          <w:sz w:val="24"/>
+          <w:szCs w:val="24"/>
+        </w:rPr>
+        <w:t>floor</w:t>
+      </w:r>
+      <w:proofErr w:type="spellEnd"/>
+      <w:r>
+        <w:rPr>
+          <w:rFonts w:ascii="Times New Roman" w:hAnsi="Times New Roman"/>
+          <w:sz w:val="24"/>
+          <w:szCs w:val="24"/>
+        </w:rPr>
+        <w:t>}}/{{</w:t>
       </w:r>
       <w:r>
         <w:rPr>
@@ -1275,7 +1348,25 @@
           <w:sz w:val="24"/>
           <w:szCs w:val="24"/>
         </w:rPr>
-        <w:t>.floors}}</w:t>
+        <w:t>.</w:t>
+      </w:r>
+      <w:proofErr w:type="spellStart"/>
+      <w:r>
+        <w:rPr>
+          <w:rFonts w:ascii="Times New Roman" w:hAnsi="Times New Roman"/>
+          <w:sz w:val="24"/>
+          <w:szCs w:val="24"/>
+        </w:rPr>
+        <w:t>floors</w:t>
+      </w:r>
+      <w:proofErr w:type="spellEnd"/>
+      <w:r>
+        <w:rPr>
+          <w:rFonts w:ascii="Times New Roman" w:hAnsi="Times New Roman"/>
+          <w:sz w:val="24"/>
+          <w:szCs w:val="24"/>
+        </w:rPr>
+        <w:t>}}</w:t>
       </w:r>
       <w:r>
         <w:rPr>
@@ -1340,7 +1431,25 @@
           <w:sz w:val="24"/>
           <w:szCs w:val="24"/>
         </w:rPr>
-        <w:t>.wallMaterial}}</w:t>
+        <w:t>.</w:t>
+      </w:r>
+      <w:proofErr w:type="spellStart"/>
+      <w:r>
+        <w:rPr>
+          <w:rFonts w:ascii="Times New Roman" w:hAnsi="Times New Roman"/>
+          <w:sz w:val="24"/>
+          <w:szCs w:val="24"/>
+        </w:rPr>
+        <w:t>wallMaterial</w:t>
+      </w:r>
+      <w:proofErr w:type="spellEnd"/>
+      <w:r>
+        <w:rPr>
+          <w:rFonts w:ascii="Times New Roman" w:hAnsi="Times New Roman"/>
+          <w:sz w:val="24"/>
+          <w:szCs w:val="24"/>
+        </w:rPr>
+        <w:t>}}</w:t>
       </w:r>
       <w:r>
         <w:rPr>
@@ -1413,8 +1522,18 @@
           <w:sz w:val="24"/>
           <w:szCs w:val="24"/>
         </w:rPr>
-        <w:t>.yearBuilt}</w:t>
-      </w:r>
+        <w:t>.</w:t>
+      </w:r>
+      <w:proofErr w:type="spellStart"/>
+      <w:r>
+        <w:rPr>
+          <w:rFonts w:ascii="Times New Roman" w:hAnsi="Times New Roman"/>
+          <w:sz w:val="24"/>
+          <w:szCs w:val="24"/>
+        </w:rPr>
+        <w:t>yearBuilt</w:t>
+      </w:r>
+      <w:proofErr w:type="spellEnd"/>
       <w:r>
         <w:rPr>
           <w:rFonts w:ascii="Times New Roman" w:hAnsi="Times New Roman"/>
@@ -1429,6 +1548,14 @@
           <w:sz w:val="24"/>
           <w:szCs w:val="24"/>
         </w:rPr>
+        <w:t>}</w:t>
+      </w:r>
+      <w:r>
+        <w:rPr>
+          <w:rFonts w:ascii="Times New Roman" w:hAnsi="Times New Roman"/>
+          <w:sz w:val="24"/>
+          <w:szCs w:val="24"/>
+        </w:rPr>
         <w:t>;</w:t>
       </w:r>
       <w:r>
@@ -1504,6 +1631,7 @@
         </w:rPr>
         <w:t>.</w:t>
       </w:r>
+      <w:proofErr w:type="spellStart"/>
       <w:r>
         <w:rPr>
           <w:rFonts w:ascii="Times New Roman" w:hAnsi="Times New Roman"/>
@@ -1513,6 +1641,7 @@
         </w:rPr>
         <w:t>inventoryNumber</w:t>
       </w:r>
+      <w:proofErr w:type="spellEnd"/>
       <w:r>
         <w:rPr>
           <w:rFonts w:ascii="Times New Roman" w:hAnsi="Times New Roman"/>
@@ -1533,7 +1662,25 @@
           <w:sz w:val="24"/>
           <w:szCs w:val="24"/>
         </w:rPr>
-        <w:t>{/property.isApartment}</w:t>
+        <w:t>{/</w:t>
+      </w:r>
+      <w:proofErr w:type="spellStart"/>
+      <w:r>
+        <w:rPr>
+          <w:rFonts w:ascii="Times New Roman" w:hAnsi="Times New Roman"/>
+          <w:sz w:val="24"/>
+          <w:szCs w:val="24"/>
+        </w:rPr>
+        <w:t>property.isApartment</w:t>
+      </w:r>
+      <w:proofErr w:type="spellEnd"/>
+      <w:r>
+        <w:rPr>
+          <w:rFonts w:ascii="Times New Roman" w:hAnsi="Times New Roman"/>
+          <w:sz w:val="24"/>
+          <w:szCs w:val="24"/>
+        </w:rPr>
+        <w:t>}</w:t>
       </w:r>
       <w:r>
         <w:rPr>
@@ -1610,7 +1757,25 @@
           <w:sz w:val="24"/>
           <w:szCs w:val="24"/>
         </w:rPr>
-        <w:t>.cadastre}}</w:t>
+        <w:t>.</w:t>
+      </w:r>
+      <w:proofErr w:type="spellStart"/>
+      <w:r>
+        <w:rPr>
+          <w:rFonts w:ascii="Times New Roman" w:hAnsi="Times New Roman"/>
+          <w:sz w:val="24"/>
+          <w:szCs w:val="24"/>
+        </w:rPr>
+        <w:t>cadastre</w:t>
+      </w:r>
+      <w:proofErr w:type="spellEnd"/>
+      <w:r>
+        <w:rPr>
+          <w:rFonts w:ascii="Times New Roman" w:hAnsi="Times New Roman"/>
+          <w:sz w:val="24"/>
+          <w:szCs w:val="24"/>
+        </w:rPr>
+        <w:t>}}</w:t>
       </w:r>
       <w:r>
         <w:rPr>
@@ -1662,13 +1827,23 @@
         </w:rPr>
         <w:t>l</w:t>
       </w:r>
-      <w:r>
-        <w:rPr>
-          <w:rFonts w:ascii="Times New Roman" w:hAnsi="Times New Roman"/>
-          <w:sz w:val="24"/>
-          <w:szCs w:val="24"/>
-        </w:rPr>
-        <w:t>andArea}}</w:t>
+      <w:proofErr w:type="spellStart"/>
+      <w:r>
+        <w:rPr>
+          <w:rFonts w:ascii="Times New Roman" w:hAnsi="Times New Roman"/>
+          <w:sz w:val="24"/>
+          <w:szCs w:val="24"/>
+        </w:rPr>
+        <w:t>andArea</w:t>
+      </w:r>
+      <w:proofErr w:type="spellEnd"/>
+      <w:r>
+        <w:rPr>
+          <w:rFonts w:ascii="Times New Roman" w:hAnsi="Times New Roman"/>
+          <w:sz w:val="24"/>
+          <w:szCs w:val="24"/>
+        </w:rPr>
+        <w:t>}}</w:t>
       </w:r>
       <w:r>
         <w:rPr>
@@ -1735,6 +1910,7 @@
         </w:rPr>
         <w:t>.</w:t>
       </w:r>
+      <w:proofErr w:type="spellStart"/>
       <w:r>
         <w:rPr>
           <w:rFonts w:ascii="Times New Roman" w:hAnsi="Times New Roman"/>
@@ -1744,6 +1920,7 @@
         </w:rPr>
         <w:t>ownershipForm</w:t>
       </w:r>
+      <w:proofErr w:type="spellEnd"/>
       <w:r>
         <w:rPr>
           <w:rFonts w:ascii="Times New Roman" w:hAnsi="Times New Roman"/>
@@ -1777,7 +1954,27 @@
           <w:szCs w:val="24"/>
           <w:lang w:val="ru-BY"/>
         </w:rPr>
-        <w:t>/property.isHouse}</w:t>
+        <w:t>/</w:t>
+      </w:r>
+      <w:proofErr w:type="spellStart"/>
+      <w:r>
+        <w:rPr>
+          <w:rFonts w:ascii="Times New Roman" w:hAnsi="Times New Roman"/>
+          <w:sz w:val="24"/>
+          <w:szCs w:val="24"/>
+          <w:lang w:val="ru-BY"/>
+        </w:rPr>
+        <w:t>property.isHouse</w:t>
+      </w:r>
+      <w:proofErr w:type="spellEnd"/>
+      <w:r>
+        <w:rPr>
+          <w:rFonts w:ascii="Times New Roman" w:hAnsi="Times New Roman"/>
+          <w:sz w:val="24"/>
+          <w:szCs w:val="24"/>
+          <w:lang w:val="ru-BY"/>
+        </w:rPr>
+        <w:t>}</w:t>
       </w:r>
       <w:r>
         <w:rPr>
@@ -1934,6 +2131,7 @@
         </w:rPr>
         <w:t>.</w:t>
       </w:r>
+      <w:proofErr w:type="spellStart"/>
       <w:r>
         <w:rPr>
           <w:rFonts w:ascii="Times New Roman" w:eastAsia="Times New Roman" w:hAnsi="Times New Roman"/>
@@ -1945,6 +2143,7 @@
         </w:rPr>
         <w:t>priceBYN</w:t>
       </w:r>
+      <w:proofErr w:type="spellEnd"/>
       <w:proofErr w:type="gramEnd"/>
       <w:r>
         <w:rPr>
@@ -2014,6 +2213,7 @@
         </w:rPr>
         <w:t>.</w:t>
       </w:r>
+      <w:proofErr w:type="spellStart"/>
       <w:r>
         <w:rPr>
           <w:rFonts w:ascii="Times New Roman" w:eastAsia="Times New Roman" w:hAnsi="Times New Roman"/>
@@ -2023,6 +2223,7 @@
         </w:rPr>
         <w:t>priceWords</w:t>
       </w:r>
+      <w:proofErr w:type="spellEnd"/>
       <w:proofErr w:type="gramEnd"/>
       <w:r>
         <w:rPr>
@@ -2264,35 +2465,9 @@
           <w:szCs w:val="24"/>
           <w:lang w:eastAsia="ru-RU"/>
         </w:rPr>
-        <w:t>{{commission.percent}} %</w:t>
-      </w:r>
-      <w:r>
-        <w:rPr>
-          <w:rFonts w:ascii="Times New Roman" w:eastAsia="Times New Roman" w:hAnsi="Times New Roman"/>
-          <w:sz w:val="24"/>
-          <w:szCs w:val="24"/>
-          <w:lang w:eastAsia="ru-RU"/>
-        </w:rPr>
-        <w:t xml:space="preserve"> </w:t>
-      </w:r>
-      <w:r>
-        <w:rPr>
-          <w:rFonts w:ascii="Times New Roman" w:eastAsia="Times New Roman" w:hAnsi="Times New Roman"/>
-          <w:sz w:val="24"/>
-          <w:szCs w:val="24"/>
-          <w:lang w:eastAsia="ru-RU"/>
-        </w:rPr>
-        <w:t xml:space="preserve"> от стоимости объекта недвижимого имущества, а именно</w:t>
-      </w:r>
-      <w:r>
-        <w:rPr>
-          <w:rFonts w:ascii="Times New Roman" w:eastAsia="Times New Roman" w:hAnsi="Times New Roman"/>
-          <w:sz w:val="24"/>
-          <w:szCs w:val="24"/>
-          <w:lang w:eastAsia="ru-RU"/>
-        </w:rPr>
-        <w:t xml:space="preserve"> </w:t>
-      </w:r>
+        <w:t>{{</w:t>
+      </w:r>
+      <w:proofErr w:type="spellStart"/>
       <w:r>
         <w:rPr>
           <w:rFonts w:ascii="Times New Roman" w:eastAsia="Times New Roman" w:hAnsi="Times New Roman"/>
@@ -2302,7 +2477,19 @@
           <w:szCs w:val="24"/>
           <w:lang w:eastAsia="ru-RU"/>
         </w:rPr>
-        <w:t>{{commission.amountBYN}}</w:t>
+        <w:t>commission.percent</w:t>
+      </w:r>
+      <w:proofErr w:type="spellEnd"/>
+      <w:r>
+        <w:rPr>
+          <w:rFonts w:ascii="Times New Roman" w:eastAsia="Times New Roman" w:hAnsi="Times New Roman"/>
+          <w:b/>
+          <w:bCs/>
+          <w:sz w:val="24"/>
+          <w:szCs w:val="24"/>
+          <w:lang w:eastAsia="ru-RU"/>
+        </w:rPr>
+        <w:t>}} %</w:t>
       </w:r>
       <w:r>
         <w:rPr>
@@ -2320,6 +2507,68 @@
           <w:szCs w:val="24"/>
           <w:lang w:eastAsia="ru-RU"/>
         </w:rPr>
+        <w:t xml:space="preserve"> от стоимости объекта недвижимого имущества, а именно</w:t>
+      </w:r>
+      <w:r>
+        <w:rPr>
+          <w:rFonts w:ascii="Times New Roman" w:eastAsia="Times New Roman" w:hAnsi="Times New Roman"/>
+          <w:sz w:val="24"/>
+          <w:szCs w:val="24"/>
+          <w:lang w:eastAsia="ru-RU"/>
+        </w:rPr>
+        <w:t xml:space="preserve"> </w:t>
+      </w:r>
+      <w:r>
+        <w:rPr>
+          <w:rFonts w:ascii="Times New Roman" w:eastAsia="Times New Roman" w:hAnsi="Times New Roman"/>
+          <w:b/>
+          <w:bCs/>
+          <w:sz w:val="24"/>
+          <w:szCs w:val="24"/>
+          <w:lang w:eastAsia="ru-RU"/>
+        </w:rPr>
+        <w:t>{{</w:t>
+      </w:r>
+      <w:proofErr w:type="spellStart"/>
+      <w:r>
+        <w:rPr>
+          <w:rFonts w:ascii="Times New Roman" w:eastAsia="Times New Roman" w:hAnsi="Times New Roman"/>
+          <w:b/>
+          <w:bCs/>
+          <w:sz w:val="24"/>
+          <w:szCs w:val="24"/>
+          <w:lang w:eastAsia="ru-RU"/>
+        </w:rPr>
+        <w:t>commission.amountBYN</w:t>
+      </w:r>
+      <w:proofErr w:type="spellEnd"/>
+      <w:r>
+        <w:rPr>
+          <w:rFonts w:ascii="Times New Roman" w:eastAsia="Times New Roman" w:hAnsi="Times New Roman"/>
+          <w:b/>
+          <w:bCs/>
+          <w:sz w:val="24"/>
+          <w:szCs w:val="24"/>
+          <w:lang w:eastAsia="ru-RU"/>
+        </w:rPr>
+        <w:t>}}</w:t>
+      </w:r>
+      <w:r>
+        <w:rPr>
+          <w:rFonts w:ascii="Times New Roman" w:eastAsia="Times New Roman" w:hAnsi="Times New Roman"/>
+          <w:sz w:val="24"/>
+          <w:szCs w:val="24"/>
+          <w:lang w:eastAsia="ru-RU"/>
+        </w:rPr>
+        <w:t xml:space="preserve"> </w:t>
+      </w:r>
+      <w:r>
+        <w:rPr>
+          <w:rFonts w:ascii="Times New Roman" w:eastAsia="Times New Roman" w:hAnsi="Times New Roman"/>
+          <w:sz w:val="24"/>
+          <w:szCs w:val="24"/>
+          <w:lang w:eastAsia="ru-RU"/>
+        </w:rPr>
         <w:t>белорусских рублей</w:t>
       </w:r>
       <w:r>
@@ -2356,7 +2605,27 @@
           <w:szCs w:val="24"/>
           <w:lang w:eastAsia="ru-RU"/>
         </w:rPr>
-        <w:t xml:space="preserve">.amountWords}}) </w:t>
+        <w:t>.</w:t>
+      </w:r>
+      <w:proofErr w:type="spellStart"/>
+      <w:r>
+        <w:rPr>
+          <w:rFonts w:ascii="Times New Roman" w:eastAsia="Times New Roman" w:hAnsi="Times New Roman"/>
+          <w:sz w:val="24"/>
+          <w:szCs w:val="24"/>
+          <w:lang w:eastAsia="ru-RU"/>
+        </w:rPr>
+        <w:t>amountWords</w:t>
+      </w:r>
+      <w:proofErr w:type="spellEnd"/>
+      <w:r>
+        <w:rPr>
+          <w:rFonts w:ascii="Times New Roman" w:eastAsia="Times New Roman" w:hAnsi="Times New Roman"/>
+          <w:sz w:val="24"/>
+          <w:szCs w:val="24"/>
+          <w:lang w:eastAsia="ru-RU"/>
+        </w:rPr>
+        <w:t xml:space="preserve">}}) </w:t>
       </w:r>
       <w:r>
         <w:rPr>
@@ -4935,6 +5204,7 @@
         </w:rPr>
         <w:t>.</w:t>
       </w:r>
+      <w:proofErr w:type="spellStart"/>
       <w:r>
         <w:rPr>
           <w:rFonts w:ascii="Times New Roman" w:eastAsia="Times New Roman" w:hAnsi="Times New Roman"/>
@@ -4944,6 +5214,7 @@
         </w:rPr>
         <w:t>endDateText</w:t>
       </w:r>
+      <w:proofErr w:type="spellEnd"/>
       <w:r>
         <w:rPr>
           <w:rFonts w:ascii="Times New Roman" w:eastAsia="Times New Roman" w:hAnsi="Times New Roman"/>
@@ -6361,16 +6632,14 @@
         </w:rPr>
         <w:t xml:space="preserve"> всем, что не оговорено условиями Договора, Стороны руководствуются действующим законодательством Республики Беларусь. Потребитель, подписывая настоящий договор, подтверждает, что ознакомлен с Политикой об обработке персональных данных, действующей </w:t>
       </w:r>
-      <w:proofErr w:type="gramStart"/>
-      <w:r>
-        <w:rPr>
-          <w:rFonts w:ascii="Times New Roman" w:hAnsi="Times New Roman"/>
-          <w:sz w:val="24"/>
-          <w:szCs w:val="24"/>
-        </w:rPr>
-        <w:t>у Исполнителя</w:t>
-      </w:r>
-      <w:proofErr w:type="gramEnd"/>
+      <w:r>
+        <w:rPr>
+          <w:rFonts w:ascii="Times New Roman" w:hAnsi="Times New Roman"/>
+          <w:sz w:val="24"/>
+          <w:szCs w:val="24"/>
+        </w:rPr>
+        <w:t>у Исполнителя,</w:t>
+      </w:r>
       <w:r>
         <w:rPr>
           <w:rFonts w:ascii="Times New Roman" w:hAnsi="Times New Roman"/>
@@ -6413,7 +6682,7 @@
           <w:sz w:val="24"/>
           <w:szCs w:val="24"/>
         </w:rPr>
-        <w:t>. Договор составлен в двух экземплярах, по одному у каждой из Сторон.</w:t>
+        <w:t xml:space="preserve">. Перечень переданных документов риэлтерской организации Потребителем: </w:t>
       </w:r>
     </w:p>
     <w:p>
@@ -6427,29 +6696,14 @@
           <w:szCs w:val="24"/>
         </w:rPr>
       </w:pPr>
-      <w:r>
-        <w:rPr>
-          <w:rFonts w:ascii="Times New Roman" w:hAnsi="Times New Roman"/>
-          <w:sz w:val="24"/>
-          <w:szCs w:val="24"/>
-        </w:rPr>
-        <w:t>6.</w:t>
-      </w:r>
-      <w:r>
-        <w:rPr>
-          <w:rFonts w:ascii="Times New Roman" w:hAnsi="Times New Roman"/>
-          <w:sz w:val="24"/>
-          <w:szCs w:val="24"/>
-        </w:rPr>
-        <w:t>9</w:t>
-      </w:r>
-      <w:r>
-        <w:rPr>
-          <w:rFonts w:ascii="Times New Roman" w:hAnsi="Times New Roman"/>
-          <w:sz w:val="24"/>
-          <w:szCs w:val="24"/>
-        </w:rPr>
-        <w:t xml:space="preserve">. Перечень переданных документов риэлтерской организации Потребителем: </w:t>
+      <w:bookmarkStart w:id="9" w:name="_Hlk232533006"/>
+      <w:r>
+        <w:rPr>
+          <w:rFonts w:ascii="Times New Roman" w:hAnsi="Times New Roman"/>
+          <w:sz w:val="24"/>
+          <w:szCs w:val="24"/>
+        </w:rPr>
+        <w:t>__________________________________________________________________________________________</w:t>
       </w:r>
     </w:p>
     <w:p>
@@ -6463,7 +6717,6 @@
           <w:szCs w:val="24"/>
         </w:rPr>
       </w:pPr>
-      <w:bookmarkStart w:id="9" w:name="_Hlk232533006"/>
       <w:r>
         <w:rPr>
           <w:rFonts w:ascii="Times New Roman" w:hAnsi="Times New Roman"/>
@@ -6493,6 +6746,7 @@
         <w:t>__________________________________________________________________________________________</w:t>
       </w:r>
     </w:p>
+    <w:bookmarkEnd w:id="9"/>
     <w:p>
       <w:pPr>
         <w:spacing w:after="0"/>
@@ -6510,27 +6764,6 @@
           <w:sz w:val="24"/>
           <w:szCs w:val="24"/>
         </w:rPr>
-        <w:t>__________________________________________________________________________________________</w:t>
-      </w:r>
-    </w:p>
-    <w:bookmarkEnd w:id="9"/>
-    <w:p>
-      <w:pPr>
-        <w:spacing w:after="0"/>
-        <w:ind w:left="567" w:hanging="567"/>
-        <w:jc w:val="both"/>
-        <w:rPr>
-          <w:rFonts w:ascii="Times New Roman" w:hAnsi="Times New Roman"/>
-          <w:sz w:val="24"/>
-          <w:szCs w:val="24"/>
-        </w:rPr>
-      </w:pPr>
-      <w:r>
-        <w:rPr>
-          <w:rFonts w:ascii="Times New Roman" w:hAnsi="Times New Roman"/>
-          <w:sz w:val="24"/>
-          <w:szCs w:val="24"/>
-        </w:rPr>
         <w:t>6.</w:t>
       </w:r>
       <w:r>
@@ -6539,7 +6772,7 @@
           <w:sz w:val="24"/>
           <w:szCs w:val="24"/>
         </w:rPr>
-        <w:t>10</w:t>
+        <w:t>9</w:t>
       </w:r>
       <w:r>
         <w:rPr>
@@ -6695,6 +6928,7 @@
         </w:rPr>
         <w:t>{{</w:t>
       </w:r>
+      <w:proofErr w:type="spellStart"/>
       <w:proofErr w:type="gramStart"/>
       <w:r>
         <w:rPr>
@@ -6706,6 +6940,7 @@
         </w:rPr>
         <w:t>agent.attestationNumber</w:t>
       </w:r>
+      <w:proofErr w:type="spellEnd"/>
       <w:proofErr w:type="gramEnd"/>
       <w:r>
         <w:rPr>
@@ -6747,6 +6982,7 @@
         </w:rPr>
         <w:t>{{</w:t>
       </w:r>
+      <w:proofErr w:type="spellStart"/>
       <w:proofErr w:type="gramStart"/>
       <w:r>
         <w:rPr>
@@ -6756,8 +6992,9 @@
           <w:szCs w:val="20"/>
           <w:lang w:eastAsia="ru-RU"/>
         </w:rPr>
-        <w:t>agent.attestationDate}}</w:t>
-      </w:r>
+        <w:t>agent.attestationDate</w:t>
+      </w:r>
+      <w:proofErr w:type="spellEnd"/>
       <w:r>
         <w:rPr>
           <w:rFonts w:ascii="Times New Roman" w:eastAsia="Times New Roman" w:hAnsi="Times New Roman"/>
@@ -6766,9 +7003,8 @@
           <w:szCs w:val="20"/>
           <w:lang w:eastAsia="ru-RU"/>
         </w:rPr>
-        <w:t>г</w:t>
-      </w:r>
-      <w:proofErr w:type="gramEnd"/>
+        <w:t>}}</w:t>
+      </w:r>
       <w:r>
         <w:rPr>
           <w:rFonts w:ascii="Times New Roman" w:eastAsia="Times New Roman" w:hAnsi="Times New Roman"/>
@@ -6777,8 +7013,9 @@
           <w:szCs w:val="20"/>
           <w:lang w:eastAsia="ru-RU"/>
         </w:rPr>
-        <w:t xml:space="preserve">, действует до </w:t>
-      </w:r>
+        <w:t>г</w:t>
+      </w:r>
+      <w:proofErr w:type="gramEnd"/>
       <w:r>
         <w:rPr>
           <w:rFonts w:ascii="Times New Roman" w:eastAsia="Times New Roman" w:hAnsi="Times New Roman"/>
@@ -6787,9 +7024,8 @@
           <w:szCs w:val="20"/>
           <w:lang w:eastAsia="ru-RU"/>
         </w:rPr>
-        <w:t>{{</w:t>
-      </w:r>
-      <w:proofErr w:type="gramStart"/>
+        <w:t xml:space="preserve">, действует до </w:t>
+      </w:r>
       <w:r>
         <w:rPr>
           <w:rFonts w:ascii="Times New Roman" w:eastAsia="Times New Roman" w:hAnsi="Times New Roman"/>
@@ -6798,7 +7034,30 @@
           <w:szCs w:val="20"/>
           <w:lang w:eastAsia="ru-RU"/>
         </w:rPr>
-        <w:t>agent.attestationExpiry}}</w:t>
+        <w:t>{{</w:t>
+      </w:r>
+      <w:proofErr w:type="spellStart"/>
+      <w:proofErr w:type="gramStart"/>
+      <w:r>
+        <w:rPr>
+          <w:rFonts w:ascii="Times New Roman" w:eastAsia="Times New Roman" w:hAnsi="Times New Roman"/>
+          <w:i/>
+          <w:sz w:val="20"/>
+          <w:szCs w:val="20"/>
+          <w:lang w:eastAsia="ru-RU"/>
+        </w:rPr>
+        <w:t>agent.attestationExpiry</w:t>
+      </w:r>
+      <w:proofErr w:type="spellEnd"/>
+      <w:r>
+        <w:rPr>
+          <w:rFonts w:ascii="Times New Roman" w:eastAsia="Times New Roman" w:hAnsi="Times New Roman"/>
+          <w:i/>
+          <w:sz w:val="20"/>
+          <w:szCs w:val="20"/>
+          <w:lang w:eastAsia="ru-RU"/>
+        </w:rPr>
+        <w:t>}}</w:t>
       </w:r>
       <w:r>
         <w:rPr>
@@ -6846,6 +7105,7 @@
         </w:rPr>
         <w:t>{{</w:t>
       </w:r>
+      <w:proofErr w:type="spellStart"/>
       <w:proofErr w:type="gramStart"/>
       <w:r>
         <w:rPr>
@@ -6857,6 +7117,7 @@
         </w:rPr>
         <w:t>agent.cardNumber</w:t>
       </w:r>
+      <w:proofErr w:type="spellEnd"/>
       <w:proofErr w:type="gramEnd"/>
       <w:r>
         <w:rPr>
@@ -6968,6 +7229,7 @@
               </w:rPr>
               <w:t>{{</w:t>
             </w:r>
+            <w:proofErr w:type="spellStart"/>
             <w:proofErr w:type="gramStart"/>
             <w:r>
               <w:rPr>
@@ -6978,6 +7240,7 @@
               </w:rPr>
               <w:t>seller.fullName</w:t>
             </w:r>
+            <w:proofErr w:type="spellEnd"/>
             <w:proofErr w:type="gramEnd"/>
             <w:r>
               <w:rPr>
@@ -7200,6 +7463,7 @@
               </w:rPr>
               <w:t>.</w:t>
             </w:r>
+            <w:proofErr w:type="spellStart"/>
             <w:r>
               <w:rPr>
                 <w:rFonts w:ascii="Times New Roman" w:eastAsia="Times New Roman" w:hAnsi="Times New Roman"/>
@@ -7209,6 +7473,7 @@
               </w:rPr>
               <w:t>passportIssuedByInstrumental</w:t>
             </w:r>
+            <w:proofErr w:type="spellEnd"/>
             <w:proofErr w:type="gramEnd"/>
             <w:r>
               <w:rPr>
@@ -7238,6 +7503,7 @@
               </w:rPr>
               <w:t>.</w:t>
             </w:r>
+            <w:proofErr w:type="spellStart"/>
             <w:r>
               <w:rPr>
                 <w:rFonts w:ascii="Times New Roman" w:eastAsia="Times New Roman" w:hAnsi="Times New Roman"/>
@@ -7247,6 +7513,7 @@
               </w:rPr>
               <w:t>passportIssueDate</w:t>
             </w:r>
+            <w:proofErr w:type="spellEnd"/>
             <w:proofErr w:type="gramEnd"/>
             <w:r>
               <w:rPr>
@@ -7694,7 +7961,27 @@
                 <w:sz w:val="20"/>
                 <w:szCs w:val="20"/>
               </w:rPr>
-              <w:t>ЗАО «Альфа-Банк»,220007, г.Минск, ул.Сурганова,43-47 УНП 101541947</w:t>
+              <w:t xml:space="preserve">ЗАО «Альфа-Банк»,220007, </w:t>
+            </w:r>
+            <w:proofErr w:type="spellStart"/>
+            <w:r>
+              <w:rPr>
+                <w:rFonts w:ascii="Times New Roman" w:eastAsia="Times New Roman" w:hAnsi="Times New Roman"/>
+                <w:color w:val="000000"/>
+                <w:sz w:val="20"/>
+                <w:szCs w:val="20"/>
+              </w:rPr>
+              <w:t>г.Минск</w:t>
+            </w:r>
+            <w:proofErr w:type="spellEnd"/>
+            <w:r>
+              <w:rPr>
+                <w:rFonts w:ascii="Times New Roman" w:eastAsia="Times New Roman" w:hAnsi="Times New Roman"/>
+                <w:color w:val="000000"/>
+                <w:sz w:val="20"/>
+                <w:szCs w:val="20"/>
+              </w:rPr>
+              <w:t>, ул.Сурганова,43-47 УНП 101541947</w:t>
             </w:r>
           </w:p>
           <w:p>
@@ -7793,6 +8080,7 @@
                 </w:rPr>
                 <w:t>://</w:t>
               </w:r>
+              <w:proofErr w:type="spellStart"/>
               <w:r>
                 <w:rPr>
                   <w:rStyle w:val="a6"/>
@@ -7803,6 +8091,7 @@
                 </w:rPr>
                 <w:t>germesgarant</w:t>
               </w:r>
+              <w:proofErr w:type="spellEnd"/>
               <w:r>
                 <w:rPr>
                   <w:rStyle w:val="a6"/>
@@ -7834,6 +8123,7 @@
                 <w:lang w:eastAsia="ru-RU"/>
               </w:rPr>
             </w:pPr>
+            <w:proofErr w:type="spellStart"/>
             <w:r>
               <w:rPr>
                 <w:rFonts w:ascii="Times New Roman" w:eastAsia="Times New Roman" w:hAnsi="Times New Roman"/>
@@ -7860,7 +8150,17 @@
                 <w:szCs w:val="20"/>
                 <w:lang w:eastAsia="ru-RU"/>
               </w:rPr>
-              <w:t>Турко О.Р.</w:t>
+              <w:t>Турко</w:t>
+            </w:r>
+            <w:proofErr w:type="spellEnd"/>
+            <w:r>
+              <w:rPr>
+                <w:rFonts w:ascii="Times New Roman" w:eastAsia="Times New Roman" w:hAnsi="Times New Roman"/>
+                <w:sz w:val="20"/>
+                <w:szCs w:val="20"/>
+                <w:lang w:eastAsia="ru-RU"/>
+              </w:rPr>
+              <w:t xml:space="preserve"> О.Р.</w:t>
             </w:r>
           </w:p>
         </w:tc>
@@ -8099,6 +8399,7 @@
         </w:rPr>
         <w:t>{{</w:t>
       </w:r>
+      <w:proofErr w:type="spellStart"/>
       <w:proofErr w:type="gramStart"/>
       <w:r>
         <w:rPr>
@@ -8109,6 +8410,7 @@
         </w:rPr>
         <w:t>deal.contractNumber</w:t>
       </w:r>
+      <w:proofErr w:type="spellEnd"/>
       <w:proofErr w:type="gramEnd"/>
       <w:r>
         <w:rPr>
@@ -8137,6 +8439,7 @@
         </w:rPr>
         <w:t>{{</w:t>
       </w:r>
+      <w:proofErr w:type="spellStart"/>
       <w:proofErr w:type="gramStart"/>
       <w:r>
         <w:rPr>
@@ -8147,6 +8450,7 @@
         </w:rPr>
         <w:t>deal.date</w:t>
       </w:r>
+      <w:proofErr w:type="spellEnd"/>
       <w:proofErr w:type="gramEnd"/>
       <w:r>
         <w:rPr>
@@ -8262,7 +8566,23 @@
           <w:sz w:val="20"/>
           <w:lang w:val="ru-RU"/>
         </w:rPr>
-        <w:t xml:space="preserve">{{seller.fullName}}, </w:t>
+        <w:t>{{</w:t>
+      </w:r>
+      <w:proofErr w:type="spellStart"/>
+      <w:r>
+        <w:rPr>
+          <w:sz w:val="20"/>
+          <w:lang w:val="ru-RU"/>
+        </w:rPr>
+        <w:t>seller.fullName</w:t>
+      </w:r>
+      <w:proofErr w:type="spellEnd"/>
+      <w:r>
+        <w:rPr>
+          <w:sz w:val="20"/>
+          <w:lang w:val="ru-RU"/>
+        </w:rPr>
+        <w:t xml:space="preserve">}}, </w:t>
       </w:r>
       <w:r>
         <w:rPr>
@@ -10496,6 +10816,7 @@
         <w:autoSpaceDE w:val="0"/>
         <w:autoSpaceDN w:val="0"/>
         <w:spacing w:after="0" w:line="240" w:lineRule="auto"/>
+        <w:ind w:firstLine="284"/>
         <w:jc w:val="both"/>
         <w:rPr>
           <w:rFonts w:ascii="Times New Roman" w:eastAsia="Times New Roman" w:hAnsi="Times New Roman"/>
@@ -10510,7 +10831,7 @@
           <w:sz w:val="20"/>
           <w:szCs w:val="20"/>
         </w:rPr>
-        <w:t xml:space="preserve">  5. Настоящее приложение составлено в двух экземплярах по одному для каждой из Сторон и является неотъемлемой частью Договора </w:t>
+        <w:t xml:space="preserve">Настоящее приложение составлено в двух экземплярах по одному для каждой из Сторон и является неотъемлемой частью Договора </w:t>
       </w:r>
       <w:r>
         <w:rPr>
@@ -10673,6 +10994,7 @@
         <w:t>: _________________________</w:t>
       </w:r>
       <w:bookmarkEnd w:id="11"/>
+      <w:proofErr w:type="spellStart"/>
       <w:r>
         <w:rPr>
           <w:rFonts w:ascii="Times New Roman" w:hAnsi="Times New Roman"/>
@@ -10681,6 +11003,7 @@
         </w:rPr>
         <w:t>О.Р.Турко</w:t>
       </w:r>
+      <w:proofErr w:type="spellEnd"/>
     </w:p>
     <w:p>
       <w:pPr>
@@ -10688,22 +11011,6 @@
           <w:tab w:val="left" w:pos="756"/>
         </w:tabs>
         <w:spacing w:after="0" w:line="240" w:lineRule="auto"/>
-        <w:ind w:left="284"/>
-        <w:jc w:val="both"/>
-        <w:rPr>
-          <w:rFonts w:ascii="Times New Roman" w:hAnsi="Times New Roman"/>
-          <w:sz w:val="20"/>
-          <w:szCs w:val="20"/>
-        </w:rPr>
-      </w:pPr>
-    </w:p>
-    <w:p>
-      <w:pPr>
-        <w:tabs>
-          <w:tab w:val="left" w:pos="756"/>
-        </w:tabs>
-        <w:spacing w:after="0" w:line="240" w:lineRule="auto"/>
-        <w:ind w:left="284"/>
         <w:jc w:val="both"/>
         <w:rPr>
           <w:rFonts w:ascii="Times New Roman" w:hAnsi="Times New Roman"/>
@@ -10712,15 +11019,6 @@
           <w:vertAlign w:val="superscript"/>
         </w:rPr>
       </w:pPr>
-      <w:r>
-        <w:rPr>
-          <w:rFonts w:ascii="Times New Roman" w:hAnsi="Times New Roman"/>
-          <w:sz w:val="20"/>
-          <w:szCs w:val="20"/>
-          <w:vertAlign w:val="superscript"/>
-        </w:rPr>
-        <w:t xml:space="preserve"> </w:t>
-      </w:r>
     </w:p>
     <w:sectPr>
       <w:headerReference w:type="default" r:id="rId11"/>

--- a/templates/working/Договор_1_собств_общий.docx
+++ b/templates/working/Договор_1_собств_общий.docx
@@ -1,6 +1,6 @@
 
 <file path=word/document.xml><?xml version="1.0" encoding="utf-8"?>
-<w:document xmlns:wpc="http://schemas.microsoft.com/office/word/2010/wordprocessingCanvas" xmlns:cx="http://schemas.microsoft.com/office/drawing/2014/chartex" xmlns:cx1="http://schemas.microsoft.com/office/drawing/2015/9/8/chartex" xmlns:cx2="http://schemas.microsoft.com/office/drawing/2015/10/21/chartex" xmlns:cx3="http://schemas.microsoft.com/office/drawing/2016/5/9/chartex" xmlns:cx4="http://schemas.microsoft.com/office/drawing/2016/5/10/chartex" xmlns:cx5="http://schemas.microsoft.com/office/drawing/2016/5/11/chartex" xmlns:cx6="http://schemas.microsoft.com/office/drawing/2016/5/12/chartex" xmlns:cx7="http://schemas.microsoft.com/office/drawing/2016/5/13/chartex" xmlns:cx8="http://schemas.microsoft.com/office/drawing/2016/5/14/chartex" xmlns:mc="http://schemas.openxmlformats.org/markup-compatibility/2006" xmlns:aink="http://schemas.microsoft.com/office/drawing/2016/ink" xmlns:am3d="http://schemas.microsoft.com/office/drawing/2017/model3d" xmlns:o="urn:schemas-microsoft-com:office:office" xmlns:oel="http://schemas.microsoft.com/office/2019/extlst" xmlns:r="http://schemas.openxmlformats.org/officeDocument/2006/relationships" xmlns:m="http://schemas.openxmlformats.org/officeDocument/2006/math" xmlns:v="urn:schemas-microsoft-com:vml" xmlns:wp14="http://schemas.microsoft.com/office/word/2010/wordprocessingDrawing" xmlns:wp="http://schemas.openxmlformats.org/drawingml/2006/wordprocessingDrawing" xmlns:w10="urn:schemas-microsoft-com:office:word" xmlns:w="http://schemas.openxmlformats.org/wordprocessingml/2006/main" xmlns:w14="http://schemas.microsoft.com/office/word/2010/wordml" xmlns:w15="http://schemas.microsoft.com/office/word/2012/wordml" xmlns:w16cex="http://schemas.microsoft.com/office/word/2018/wordml/cex" xmlns:w16cid="http://schemas.microsoft.com/office/word/2016/wordml/cid" xmlns:w16="http://schemas.microsoft.com/office/word/2018/wordml" xmlns:w16du="http://schemas.microsoft.com/office/word/2023/wordml/word16du" xmlns:w16sdtdh="http://schemas.microsoft.com/office/word/2020/wordml/sdtdatahash" xmlns:w16sdtfl="http://schemas.microsoft.com/office/word/2024/wordml/sdtformatlock" xmlns:w16se="http://schemas.microsoft.com/office/word/2015/wordml/symex" xmlns:wpg="http://schemas.microsoft.com/office/word/2010/wordprocessingGroup" xmlns:wpi="http://schemas.microsoft.com/office/word/2010/wordprocessingInk" xmlns:wne="http://schemas.microsoft.com/office/word/2006/wordml" xmlns:wps="http://schemas.microsoft.com/office/word/2010/wordprocessingShape" mc:Ignorable="w14 w15 w16se w16cid w16 w16cex w16sdtdh w16sdtfl w16du wp14">
+<w:document xmlns:wpc="http://schemas.microsoft.com/office/word/2010/wordprocessingCanvas" xmlns:cx="http://schemas.microsoft.com/office/drawing/2014/chartex" xmlns:cx1="http://schemas.microsoft.com/office/drawing/2015/9/8/chartex" xmlns:cx2="http://schemas.microsoft.com/office/drawing/2015/10/21/chartex" xmlns:cx3="http://schemas.microsoft.com/office/drawing/2016/5/9/chartex" xmlns:cx4="http://schemas.microsoft.com/office/drawing/2016/5/10/chartex" xmlns:cx5="http://schemas.microsoft.com/office/drawing/2016/5/11/chartex" xmlns:cx6="http://schemas.microsoft.com/office/drawing/2016/5/12/chartex" xmlns:cx7="http://schemas.microsoft.com/office/drawing/2016/5/13/chartex" xmlns:cx8="http://schemas.microsoft.com/office/drawing/2016/5/14/chartex" xmlns:mc="http://schemas.openxmlformats.org/markup-compatibility/2006" xmlns:aink="http://schemas.microsoft.com/office/drawing/2016/ink" xmlns:am3d="http://schemas.microsoft.com/office/drawing/2017/model3d" xmlns:o="urn:schemas-microsoft-com:office:office" xmlns:r="http://schemas.openxmlformats.org/officeDocument/2006/relationships" xmlns:m="http://schemas.openxmlformats.org/officeDocument/2006/math" xmlns:v="urn:schemas-microsoft-com:vml" xmlns:wp14="http://schemas.microsoft.com/office/word/2010/wordprocessingDrawing" xmlns:wp="http://schemas.openxmlformats.org/drawingml/2006/wordprocessingDrawing" xmlns:w10="urn:schemas-microsoft-com:office:word" xmlns:w="http://schemas.openxmlformats.org/wordprocessingml/2006/main" xmlns:w14="http://schemas.microsoft.com/office/word/2010/wordml" xmlns:w15="http://schemas.microsoft.com/office/word/2012/wordml" xmlns:w16cex="http://schemas.microsoft.com/office/word/2018/wordml/cex" xmlns:w16cid="http://schemas.microsoft.com/office/word/2016/wordml/cid" xmlns:w16="http://schemas.microsoft.com/office/word/2018/wordml" xmlns:w16sdtdh="http://schemas.microsoft.com/office/word/2020/wordml/sdtdatahash" xmlns:w16se="http://schemas.microsoft.com/office/word/2015/wordml/symex" xmlns:wpg="http://schemas.microsoft.com/office/word/2010/wordprocessingGroup" xmlns:wpi="http://schemas.microsoft.com/office/word/2010/wordprocessingInk" xmlns:wne="http://schemas.microsoft.com/office/word/2006/wordml" xmlns:wps="http://schemas.microsoft.com/office/word/2010/wordprocessingShape" mc:Ignorable="w14 w15 w16se w16cid w16 w16cex w16sdtdh wp14">
   <w:body>
     <w:p>
       <w:pPr>
@@ -37,7 +37,6 @@
         </w:rPr>
         <w:t>{{</w:t>
       </w:r>
-      <w:proofErr w:type="gramStart"/>
       <w:r>
         <w:rPr>
           <w:rFonts w:ascii="Times New Roman" w:eastAsia="Times New Roman" w:hAnsi="Times New Roman"/>
@@ -70,7 +69,6 @@
         <w:t>contractNumber</w:t>
       </w:r>
       <w:proofErr w:type="spellEnd"/>
-      <w:proofErr w:type="gramEnd"/>
       <w:r>
         <w:rPr>
           <w:rFonts w:ascii="Times New Roman" w:eastAsia="Times New Roman" w:hAnsi="Times New Roman"/>
@@ -191,38 +189,17 @@
           <w:szCs w:val="24"/>
           <w:lang w:eastAsia="ru-RU"/>
         </w:rPr>
-        <w:t xml:space="preserve">                                                          </w:t>
-      </w:r>
-      <w:proofErr w:type="gramStart"/>
-      <w:r>
-        <w:rPr>
-          <w:rFonts w:ascii="Times New Roman" w:eastAsia="Times New Roman" w:hAnsi="Times New Roman"/>
-          <w:sz w:val="24"/>
-          <w:szCs w:val="24"/>
-          <w:lang w:eastAsia="ru-RU"/>
-        </w:rPr>
-        <w:t xml:space="preserve">   </w:t>
-      </w:r>
-      <w:r>
-        <w:rPr>
-          <w:rFonts w:ascii="Times New Roman" w:eastAsia="Times New Roman" w:hAnsi="Times New Roman"/>
-          <w:sz w:val="24"/>
-          <w:szCs w:val="24"/>
-          <w:lang w:eastAsia="ru-RU"/>
-        </w:rPr>
-        <w:t>{</w:t>
-      </w:r>
-      <w:proofErr w:type="gramEnd"/>
-      <w:r>
-        <w:rPr>
-          <w:rFonts w:ascii="Times New Roman" w:eastAsia="Times New Roman" w:hAnsi="Times New Roman"/>
-          <w:sz w:val="24"/>
-          <w:szCs w:val="24"/>
-          <w:lang w:eastAsia="ru-RU"/>
-        </w:rPr>
-        <w:t>{</w:t>
-      </w:r>
-      <w:proofErr w:type="gramStart"/>
+        <w:t xml:space="preserve">                                                             </w:t>
+      </w:r>
+      <w:r>
+        <w:rPr>
+          <w:rFonts w:ascii="Times New Roman" w:eastAsia="Times New Roman" w:hAnsi="Times New Roman"/>
+          <w:sz w:val="24"/>
+          <w:szCs w:val="24"/>
+          <w:lang w:eastAsia="ru-RU"/>
+        </w:rPr>
+        <w:t>{{</w:t>
+      </w:r>
       <w:r>
         <w:rPr>
           <w:rFonts w:ascii="Times New Roman" w:eastAsia="Times New Roman" w:hAnsi="Times New Roman"/>
@@ -268,7 +245,6 @@
         </w:rPr>
         <w:t>г.</w:t>
       </w:r>
-      <w:proofErr w:type="gramEnd"/>
     </w:p>
     <w:p>
       <w:pPr>
@@ -299,6 +275,7 @@
         </w:rPr>
         <w:t>{{</w:t>
       </w:r>
+      <w:proofErr w:type="spellStart"/>
       <w:r>
         <w:rPr>
           <w:rFonts w:ascii="Times New Roman" w:eastAsia="Times New Roman" w:hAnsi="Times New Roman"/>
@@ -306,10 +283,11 @@
           <w:bCs/>
           <w:sz w:val="24"/>
           <w:szCs w:val="24"/>
-          <w:lang w:val="en-US" w:eastAsia="ru-RU"/>
-        </w:rPr>
-        <w:t>seller</w:t>
-      </w:r>
+          <w:lang w:eastAsia="ru-RU"/>
+        </w:rPr>
+        <w:t>seller.fullName</w:t>
+      </w:r>
+      <w:proofErr w:type="spellEnd"/>
       <w:r>
         <w:rPr>
           <w:rFonts w:ascii="Times New Roman" w:eastAsia="Times New Roman" w:hAnsi="Times New Roman"/>
@@ -319,26 +297,109 @@
           <w:szCs w:val="24"/>
           <w:lang w:eastAsia="ru-RU"/>
         </w:rPr>
-        <w:t>.</w:t>
+        <w:t>}}</w:t>
+      </w:r>
+      <w:r>
+        <w:rPr>
+          <w:rFonts w:ascii="Times New Roman" w:eastAsia="Times New Roman" w:hAnsi="Times New Roman"/>
+          <w:sz w:val="24"/>
+          <w:szCs w:val="24"/>
+          <w:lang w:eastAsia="ru-RU"/>
+        </w:rPr>
+        <w:t>{{#seller.poaNumber}}, действующий</w:t>
+      </w:r>
+      <w:r>
+        <w:rPr>
+          <w:rFonts w:ascii="Times New Roman" w:eastAsia="Times New Roman" w:hAnsi="Times New Roman"/>
+          <w:sz w:val="24"/>
+          <w:szCs w:val="24"/>
+          <w:lang w:eastAsia="ru-RU"/>
+        </w:rPr>
+        <w:t>(</w:t>
       </w:r>
       <w:proofErr w:type="spellStart"/>
       <w:r>
         <w:rPr>
           <w:rFonts w:ascii="Times New Roman" w:eastAsia="Times New Roman" w:hAnsi="Times New Roman"/>
-          <w:b/>
-          <w:bCs/>
-          <w:sz w:val="24"/>
-          <w:szCs w:val="24"/>
-          <w:lang w:val="en-US" w:eastAsia="ru-RU"/>
-        </w:rPr>
-        <w:t>fullName</w:t>
+          <w:sz w:val="24"/>
+          <w:szCs w:val="24"/>
+          <w:lang w:eastAsia="ru-RU"/>
+        </w:rPr>
+        <w:t>ая</w:t>
       </w:r>
       <w:proofErr w:type="spellEnd"/>
       <w:r>
         <w:rPr>
           <w:rFonts w:ascii="Times New Roman" w:eastAsia="Times New Roman" w:hAnsi="Times New Roman"/>
-          <w:b/>
-          <w:bCs/>
+          <w:sz w:val="24"/>
+          <w:szCs w:val="24"/>
+          <w:lang w:eastAsia="ru-RU"/>
+        </w:rPr>
+        <w:t>)</w:t>
+      </w:r>
+      <w:r>
+        <w:rPr>
+          <w:rFonts w:ascii="Times New Roman" w:eastAsia="Times New Roman" w:hAnsi="Times New Roman"/>
+          <w:sz w:val="24"/>
+          <w:szCs w:val="24"/>
+          <w:lang w:eastAsia="ru-RU"/>
+        </w:rPr>
+        <w:t xml:space="preserve"> на основании доверенности №{{</w:t>
+      </w:r>
+      <w:proofErr w:type="spellStart"/>
+      <w:r>
+        <w:rPr>
+          <w:rFonts w:ascii="Times New Roman" w:eastAsia="Times New Roman" w:hAnsi="Times New Roman"/>
+          <w:sz w:val="24"/>
+          <w:szCs w:val="24"/>
+          <w:lang w:eastAsia="ru-RU"/>
+        </w:rPr>
+        <w:t>seller.poaNumber</w:t>
+      </w:r>
+      <w:proofErr w:type="spellEnd"/>
+      <w:r>
+        <w:rPr>
+          <w:rFonts w:ascii="Times New Roman" w:eastAsia="Times New Roman" w:hAnsi="Times New Roman"/>
+          <w:sz w:val="24"/>
+          <w:szCs w:val="24"/>
+          <w:lang w:eastAsia="ru-RU"/>
+        </w:rPr>
+        <w:t>}} от {{</w:t>
+      </w:r>
+      <w:proofErr w:type="spellStart"/>
+      <w:r>
+        <w:rPr>
+          <w:rFonts w:ascii="Times New Roman" w:eastAsia="Times New Roman" w:hAnsi="Times New Roman"/>
+          <w:sz w:val="24"/>
+          <w:szCs w:val="24"/>
+          <w:lang w:eastAsia="ru-RU"/>
+        </w:rPr>
+        <w:t>seller.poaDate</w:t>
+      </w:r>
+      <w:proofErr w:type="spellEnd"/>
+      <w:r>
+        <w:rPr>
+          <w:rFonts w:ascii="Times New Roman" w:eastAsia="Times New Roman" w:hAnsi="Times New Roman"/>
+          <w:sz w:val="24"/>
+          <w:szCs w:val="24"/>
+          <w:lang w:eastAsia="ru-RU"/>
+        </w:rPr>
+        <w:t>}}{{/</w:t>
+      </w:r>
+      <w:proofErr w:type="spellStart"/>
+      <w:r>
+        <w:rPr>
+          <w:rFonts w:ascii="Times New Roman" w:eastAsia="Times New Roman" w:hAnsi="Times New Roman"/>
+          <w:sz w:val="24"/>
+          <w:szCs w:val="24"/>
+          <w:lang w:eastAsia="ru-RU"/>
+        </w:rPr>
+        <w:t>seller.poaNumber</w:t>
+      </w:r>
+      <w:proofErr w:type="spellEnd"/>
+      <w:r>
+        <w:rPr>
+          <w:rFonts w:ascii="Times New Roman" w:eastAsia="Times New Roman" w:hAnsi="Times New Roman"/>
           <w:sz w:val="24"/>
           <w:szCs w:val="24"/>
           <w:lang w:eastAsia="ru-RU"/>
@@ -813,7 +874,6 @@
         <w:t>{{</w:t>
       </w:r>
       <w:proofErr w:type="spellStart"/>
-      <w:proofErr w:type="gramStart"/>
       <w:r>
         <w:rPr>
           <w:rFonts w:ascii="Times New Roman" w:eastAsia="Times New Roman" w:hAnsi="Times New Roman"/>
@@ -842,7 +902,6 @@
         </w:rPr>
         <w:t>type</w:t>
       </w:r>
-      <w:proofErr w:type="gramEnd"/>
       <w:r>
         <w:rPr>
           <w:rFonts w:ascii="Times New Roman" w:eastAsia="Times New Roman" w:hAnsi="Times New Roman"/>
@@ -951,7 +1010,6 @@
         <w:t>{{</w:t>
       </w:r>
       <w:proofErr w:type="spellStart"/>
-      <w:proofErr w:type="gramStart"/>
       <w:r>
         <w:rPr>
           <w:rFonts w:ascii="Times New Roman" w:hAnsi="Times New Roman"/>
@@ -961,7 +1019,6 @@
         <w:t>property.address</w:t>
       </w:r>
       <w:proofErr w:type="spellEnd"/>
-      <w:proofErr w:type="gramEnd"/>
       <w:r>
         <w:rPr>
           <w:rFonts w:ascii="Times New Roman" w:hAnsi="Times New Roman"/>
@@ -2108,7 +2165,6 @@
         </w:rPr>
         <w:t>{{</w:t>
       </w:r>
-      <w:proofErr w:type="gramStart"/>
       <w:r>
         <w:rPr>
           <w:rFonts w:ascii="Times New Roman" w:eastAsia="Times New Roman" w:hAnsi="Times New Roman"/>
@@ -2144,7 +2200,6 @@
         <w:t>priceBYN</w:t>
       </w:r>
       <w:proofErr w:type="spellEnd"/>
-      <w:proofErr w:type="gramEnd"/>
       <w:r>
         <w:rPr>
           <w:rFonts w:ascii="Times New Roman" w:eastAsia="Times New Roman" w:hAnsi="Times New Roman"/>
@@ -2194,7 +2249,6 @@
         </w:rPr>
         <w:t>({{</w:t>
       </w:r>
-      <w:proofErr w:type="gramStart"/>
       <w:r>
         <w:rPr>
           <w:rFonts w:ascii="Times New Roman" w:eastAsia="Times New Roman" w:hAnsi="Times New Roman"/>
@@ -2224,7 +2278,6 @@
         <w:t>priceWords</w:t>
       </w:r>
       <w:proofErr w:type="spellEnd"/>
-      <w:proofErr w:type="gramEnd"/>
       <w:r>
         <w:rPr>
           <w:rFonts w:ascii="Times New Roman" w:eastAsia="Times New Roman" w:hAnsi="Times New Roman"/>
@@ -2706,7 +2759,16 @@
           <w:sz w:val="24"/>
           <w:szCs w:val="24"/>
         </w:rPr>
-        <w:t xml:space="preserve">Указанная стоимость риэлтерских услуг не является окончательной, подлежит пересчету с учетом стоимости Объекта недвижимости, согласованной в договоре купли-продажи Потребителем и покупателем Объекта. </w:t>
+        <w:t xml:space="preserve">Указанная стоимость риэлтерских услуг не является окончательной, подлежит пересчету с учетом стоимости Объекта недвижимости, согласованной в договоре купли-продажи Потребителем и </w:t>
+      </w:r>
+      <w:r>
+        <w:rPr>
+          <w:rFonts w:ascii="Times New Roman" w:hAnsi="Times New Roman"/>
+          <w:sz w:val="24"/>
+          <w:szCs w:val="24"/>
+        </w:rPr>
+        <w:lastRenderedPageBreak/>
+        <w:t xml:space="preserve">покупателем Объекта. </w:t>
       </w:r>
       <w:r>
         <w:rPr>
@@ -2740,7 +2802,6 @@
           <w:szCs w:val="24"/>
           <w:lang w:eastAsia="ru-RU"/>
         </w:rPr>
-        <w:lastRenderedPageBreak/>
         <w:t>2.4.  Потребитель обязуется оплатить услуги Исполнителя</w:t>
       </w:r>
       <w:r>
@@ -5185,7 +5246,6 @@
         </w:rPr>
         <w:t>{{</w:t>
       </w:r>
-      <w:proofErr w:type="gramStart"/>
       <w:r>
         <w:rPr>
           <w:rFonts w:ascii="Times New Roman" w:eastAsia="Times New Roman" w:hAnsi="Times New Roman"/>
@@ -5242,7 +5302,6 @@
         </w:rPr>
         <w:t>.</w:t>
       </w:r>
-      <w:proofErr w:type="gramEnd"/>
     </w:p>
     <w:p>
       <w:pPr>
@@ -6826,7 +6885,6 @@
         </w:rPr>
         <w:t xml:space="preserve"> {{</w:t>
       </w:r>
-      <w:proofErr w:type="gramStart"/>
       <w:r>
         <w:rPr>
           <w:rFonts w:ascii="Times New Roman" w:eastAsia="Times New Roman" w:hAnsi="Times New Roman"/>
@@ -6857,7 +6915,6 @@
         </w:rPr>
         <w:t>initials</w:t>
       </w:r>
-      <w:proofErr w:type="gramEnd"/>
       <w:r>
         <w:rPr>
           <w:rFonts w:ascii="Times New Roman" w:eastAsia="Times New Roman" w:hAnsi="Times New Roman"/>
@@ -6929,7 +6986,6 @@
         <w:t>{{</w:t>
       </w:r>
       <w:proofErr w:type="spellStart"/>
-      <w:proofErr w:type="gramStart"/>
       <w:r>
         <w:rPr>
           <w:rFonts w:ascii="Times New Roman" w:eastAsia="Times New Roman" w:hAnsi="Times New Roman"/>
@@ -6941,7 +6997,6 @@
         <w:t>agent.attestationNumber</w:t>
       </w:r>
       <w:proofErr w:type="spellEnd"/>
-      <w:proofErr w:type="gramEnd"/>
       <w:r>
         <w:rPr>
           <w:rFonts w:ascii="Times New Roman" w:eastAsia="Times New Roman" w:hAnsi="Times New Roman"/>
@@ -6983,7 +7038,6 @@
         <w:t>{{</w:t>
       </w:r>
       <w:proofErr w:type="spellStart"/>
-      <w:proofErr w:type="gramStart"/>
       <w:r>
         <w:rPr>
           <w:rFonts w:ascii="Times New Roman" w:eastAsia="Times New Roman" w:hAnsi="Times New Roman"/>
@@ -7013,9 +7067,8 @@
           <w:szCs w:val="20"/>
           <w:lang w:eastAsia="ru-RU"/>
         </w:rPr>
-        <w:t>г</w:t>
-      </w:r>
-      <w:proofErr w:type="gramEnd"/>
+        <w:t xml:space="preserve">г, действует до </w:t>
+      </w:r>
       <w:r>
         <w:rPr>
           <w:rFonts w:ascii="Times New Roman" w:eastAsia="Times New Roman" w:hAnsi="Times New Roman"/>
@@ -7024,8 +7077,9 @@
           <w:szCs w:val="20"/>
           <w:lang w:eastAsia="ru-RU"/>
         </w:rPr>
-        <w:t xml:space="preserve">, действует до </w:t>
-      </w:r>
+        <w:t>{{</w:t>
+      </w:r>
+      <w:proofErr w:type="spellStart"/>
       <w:r>
         <w:rPr>
           <w:rFonts w:ascii="Times New Roman" w:eastAsia="Times New Roman" w:hAnsi="Times New Roman"/>
@@ -7034,10 +7088,9 @@
           <w:szCs w:val="20"/>
           <w:lang w:eastAsia="ru-RU"/>
         </w:rPr>
-        <w:t>{{</w:t>
-      </w:r>
-      <w:proofErr w:type="spellStart"/>
-      <w:proofErr w:type="gramStart"/>
+        <w:t>agent.attestationExpiry</w:t>
+      </w:r>
+      <w:proofErr w:type="spellEnd"/>
       <w:r>
         <w:rPr>
           <w:rFonts w:ascii="Times New Roman" w:eastAsia="Times New Roman" w:hAnsi="Times New Roman"/>
@@ -7046,9 +7099,8 @@
           <w:szCs w:val="20"/>
           <w:lang w:eastAsia="ru-RU"/>
         </w:rPr>
-        <w:t>agent.attestationExpiry</w:t>
-      </w:r>
-      <w:proofErr w:type="spellEnd"/>
+        <w:t>}}</w:t>
+      </w:r>
       <w:r>
         <w:rPr>
           <w:rFonts w:ascii="Times New Roman" w:eastAsia="Times New Roman" w:hAnsi="Times New Roman"/>
@@ -7057,19 +7109,8 @@
           <w:szCs w:val="20"/>
           <w:lang w:eastAsia="ru-RU"/>
         </w:rPr>
-        <w:t>}}</w:t>
-      </w:r>
-      <w:r>
-        <w:rPr>
-          <w:rFonts w:ascii="Times New Roman" w:eastAsia="Times New Roman" w:hAnsi="Times New Roman"/>
-          <w:i/>
-          <w:sz w:val="20"/>
-          <w:szCs w:val="20"/>
-          <w:lang w:eastAsia="ru-RU"/>
-        </w:rPr>
         <w:t>г</w:t>
       </w:r>
-      <w:proofErr w:type="gramEnd"/>
     </w:p>
     <w:p>
       <w:pPr>
@@ -7106,7 +7147,6 @@
         <w:t>{{</w:t>
       </w:r>
       <w:proofErr w:type="spellStart"/>
-      <w:proofErr w:type="gramStart"/>
       <w:r>
         <w:rPr>
           <w:rFonts w:ascii="Times New Roman" w:eastAsia="Times New Roman" w:hAnsi="Times New Roman"/>
@@ -7118,7 +7158,6 @@
         <w:t>agent.cardNumber</w:t>
       </w:r>
       <w:proofErr w:type="spellEnd"/>
-      <w:proofErr w:type="gramEnd"/>
       <w:r>
         <w:rPr>
           <w:rFonts w:ascii="Times New Roman" w:eastAsia="Times New Roman" w:hAnsi="Times New Roman"/>
@@ -7230,7 +7269,6 @@
               <w:t>{{</w:t>
             </w:r>
             <w:proofErr w:type="spellStart"/>
-            <w:proofErr w:type="gramStart"/>
             <w:r>
               <w:rPr>
                 <w:rFonts w:ascii="Times New Roman" w:eastAsia="Times New Roman" w:hAnsi="Times New Roman"/>
@@ -7241,7 +7279,6 @@
               <w:t>seller.fullName</w:t>
             </w:r>
             <w:proofErr w:type="spellEnd"/>
-            <w:proofErr w:type="gramEnd"/>
             <w:r>
               <w:rPr>
                 <w:rFonts w:ascii="Times New Roman" w:eastAsia="Times New Roman" w:hAnsi="Times New Roman"/>
@@ -7293,7 +7330,6 @@
               </w:rPr>
               <w:t xml:space="preserve"> {{</w:t>
             </w:r>
-            <w:proofErr w:type="gramStart"/>
             <w:r>
               <w:rPr>
                 <w:rFonts w:ascii="Times New Roman" w:eastAsia="Times New Roman" w:hAnsi="Times New Roman"/>
@@ -7321,7 +7357,6 @@
               </w:rPr>
               <w:t>address</w:t>
             </w:r>
-            <w:proofErr w:type="gramEnd"/>
             <w:r>
               <w:rPr>
                 <w:rFonts w:ascii="Times New Roman" w:eastAsia="Times New Roman" w:hAnsi="Times New Roman"/>
@@ -7373,7 +7408,6 @@
               </w:rPr>
               <w:t>{{</w:t>
             </w:r>
-            <w:proofErr w:type="gramStart"/>
             <w:r>
               <w:rPr>
                 <w:rFonts w:ascii="Times New Roman" w:eastAsia="Times New Roman" w:hAnsi="Times New Roman"/>
@@ -7401,7 +7435,6 @@
               </w:rPr>
               <w:t>passport</w:t>
             </w:r>
-            <w:proofErr w:type="gramEnd"/>
             <w:r>
               <w:rPr>
                 <w:rFonts w:ascii="Times New Roman" w:eastAsia="Times New Roman" w:hAnsi="Times New Roman"/>
@@ -7444,7 +7477,6 @@
               </w:rPr>
               <w:t xml:space="preserve"> {{</w:t>
             </w:r>
-            <w:proofErr w:type="gramStart"/>
             <w:r>
               <w:rPr>
                 <w:rFonts w:ascii="Times New Roman" w:eastAsia="Times New Roman" w:hAnsi="Times New Roman"/>
@@ -7474,7 +7506,6 @@
               <w:t>passportIssuedByInstrumental</w:t>
             </w:r>
             <w:proofErr w:type="spellEnd"/>
-            <w:proofErr w:type="gramEnd"/>
             <w:r>
               <w:rPr>
                 <w:rFonts w:ascii="Times New Roman" w:eastAsia="Times New Roman" w:hAnsi="Times New Roman"/>
@@ -7484,7 +7515,6 @@
               </w:rPr>
               <w:t>}} {{</w:t>
             </w:r>
-            <w:proofErr w:type="gramStart"/>
             <w:r>
               <w:rPr>
                 <w:rFonts w:ascii="Times New Roman" w:eastAsia="Times New Roman" w:hAnsi="Times New Roman"/>
@@ -7514,7 +7544,6 @@
               <w:t>passportIssueDate</w:t>
             </w:r>
             <w:proofErr w:type="spellEnd"/>
-            <w:proofErr w:type="gramEnd"/>
             <w:r>
               <w:rPr>
                 <w:rFonts w:ascii="Times New Roman" w:eastAsia="Times New Roman" w:hAnsi="Times New Roman"/>
@@ -7653,7 +7682,6 @@
               </w:rPr>
               <w:t>{</w:t>
             </w:r>
-            <w:proofErr w:type="gramStart"/>
             <w:r>
               <w:rPr>
                 <w:rFonts w:ascii="Times New Roman" w:eastAsia="Times New Roman" w:hAnsi="Times New Roman"/>
@@ -7681,7 +7709,6 @@
               </w:rPr>
               <w:t>phone</w:t>
             </w:r>
-            <w:proofErr w:type="gramEnd"/>
             <w:r>
               <w:rPr>
                 <w:rFonts w:ascii="Times New Roman" w:eastAsia="Times New Roman" w:hAnsi="Times New Roman"/>
@@ -7741,7 +7768,6 @@
               </w:rPr>
               <w:t>{{</w:t>
             </w:r>
-            <w:proofErr w:type="gramStart"/>
             <w:r>
               <w:rPr>
                 <w:rFonts w:ascii="Times New Roman" w:hAnsi="Times New Roman"/>
@@ -7768,7 +7794,6 @@
               </w:rPr>
               <w:t>initials</w:t>
             </w:r>
-            <w:proofErr w:type="gramEnd"/>
             <w:r>
               <w:rPr>
                 <w:rFonts w:ascii="Times New Roman" w:hAnsi="Times New Roman"/>
@@ -7899,29 +7924,17 @@
                 <w:szCs w:val="20"/>
                 <w:lang w:val="en-US"/>
               </w:rPr>
-              <w:t xml:space="preserve"> BY28 ALFA 3012 2J91 2500 1027 </w:t>
-            </w:r>
-            <w:proofErr w:type="gramStart"/>
+              <w:t xml:space="preserve"> BY28 ALFA 3012 2J91 2500 1027 0000  </w:t>
+            </w:r>
             <w:r>
               <w:rPr>
                 <w:rFonts w:ascii="Times New Roman" w:eastAsia="Times New Roman" w:hAnsi="Times New Roman"/>
                 <w:color w:val="000000"/>
                 <w:sz w:val="20"/>
                 <w:szCs w:val="20"/>
-                <w:lang w:val="en-US"/>
-              </w:rPr>
-              <w:t xml:space="preserve">0000  </w:t>
-            </w:r>
-            <w:r>
-              <w:rPr>
-                <w:rFonts w:ascii="Times New Roman" w:eastAsia="Times New Roman" w:hAnsi="Times New Roman"/>
-                <w:color w:val="000000"/>
-                <w:sz w:val="20"/>
-                <w:szCs w:val="20"/>
               </w:rPr>
               <w:t>БИК</w:t>
             </w:r>
-            <w:proofErr w:type="gramEnd"/>
             <w:r>
               <w:rPr>
                 <w:rFonts w:ascii="Times New Roman" w:eastAsia="Times New Roman" w:hAnsi="Times New Roman"/>
@@ -8400,7 +8413,6 @@
         <w:t>{{</w:t>
       </w:r>
       <w:proofErr w:type="spellStart"/>
-      <w:proofErr w:type="gramStart"/>
       <w:r>
         <w:rPr>
           <w:rFonts w:ascii="Times New Roman" w:eastAsia="Times New Roman" w:hAnsi="Times New Roman"/>
@@ -8411,7 +8423,6 @@
         <w:t>deal.contractNumber</w:t>
       </w:r>
       <w:proofErr w:type="spellEnd"/>
-      <w:proofErr w:type="gramEnd"/>
       <w:r>
         <w:rPr>
           <w:rFonts w:ascii="Times New Roman" w:eastAsia="Times New Roman" w:hAnsi="Times New Roman"/>
@@ -8440,7 +8451,6 @@
         <w:t>{{</w:t>
       </w:r>
       <w:proofErr w:type="spellStart"/>
-      <w:proofErr w:type="gramStart"/>
       <w:r>
         <w:rPr>
           <w:rFonts w:ascii="Times New Roman" w:eastAsia="Times New Roman" w:hAnsi="Times New Roman"/>
@@ -8451,7 +8461,6 @@
         <w:t>deal.date</w:t>
       </w:r>
       <w:proofErr w:type="spellEnd"/>
-      <w:proofErr w:type="gramEnd"/>
       <w:r>
         <w:rPr>
           <w:rFonts w:ascii="Times New Roman" w:eastAsia="Times New Roman" w:hAnsi="Times New Roman"/>
@@ -8582,7 +8591,85 @@
           <w:sz w:val="20"/>
           <w:lang w:val="ru-RU"/>
         </w:rPr>
-        <w:t xml:space="preserve">}}, </w:t>
+        <w:t>}}</w:t>
+      </w:r>
+      <w:r>
+        <w:rPr>
+          <w:sz w:val="20"/>
+          <w:lang w:val="ru-RU"/>
+        </w:rPr>
+        <w:t>{{#seller.poaNumber}}, действующий(</w:t>
+      </w:r>
+      <w:proofErr w:type="spellStart"/>
+      <w:r>
+        <w:rPr>
+          <w:sz w:val="20"/>
+          <w:lang w:val="ru-RU"/>
+        </w:rPr>
+        <w:t>ая</w:t>
+      </w:r>
+      <w:proofErr w:type="spellEnd"/>
+      <w:r>
+        <w:rPr>
+          <w:sz w:val="20"/>
+          <w:lang w:val="ru-RU"/>
+        </w:rPr>
+        <w:t>) на основании доверенности №{{</w:t>
+      </w:r>
+      <w:proofErr w:type="spellStart"/>
+      <w:r>
+        <w:rPr>
+          <w:sz w:val="20"/>
+          <w:lang w:val="ru-RU"/>
+        </w:rPr>
+        <w:t>seller.poaNumber</w:t>
+      </w:r>
+      <w:proofErr w:type="spellEnd"/>
+      <w:r>
+        <w:rPr>
+          <w:sz w:val="20"/>
+          <w:lang w:val="ru-RU"/>
+        </w:rPr>
+        <w:t>}} от {{</w:t>
+      </w:r>
+      <w:proofErr w:type="spellStart"/>
+      <w:r>
+        <w:rPr>
+          <w:sz w:val="20"/>
+          <w:lang w:val="ru-RU"/>
+        </w:rPr>
+        <w:t>seller.poaDate</w:t>
+      </w:r>
+      <w:proofErr w:type="spellEnd"/>
+      <w:r>
+        <w:rPr>
+          <w:sz w:val="20"/>
+          <w:lang w:val="ru-RU"/>
+        </w:rPr>
+        <w:t>}}{{/</w:t>
+      </w:r>
+      <w:proofErr w:type="spellStart"/>
+      <w:r>
+        <w:rPr>
+          <w:sz w:val="20"/>
+          <w:lang w:val="ru-RU"/>
+        </w:rPr>
+        <w:t>seller.poaNumber</w:t>
+      </w:r>
+      <w:proofErr w:type="spellEnd"/>
+      <w:r>
+        <w:rPr>
+          <w:sz w:val="20"/>
+          <w:lang w:val="ru-RU"/>
+        </w:rPr>
+        <w:t>}},</w:t>
+      </w:r>
+      <w:r>
+        <w:rPr>
+          <w:sz w:val="20"/>
+          <w:lang w:val="ru-RU"/>
+        </w:rPr>
+        <w:t xml:space="preserve"> </w:t>
       </w:r>
       <w:r>
         <w:rPr>
@@ -8935,7 +9022,6 @@
               </w:rPr>
               <w:t>Предельный максимальный тариф</w:t>
             </w:r>
-            <w:proofErr w:type="gramStart"/>
             <w:r>
               <w:rPr>
                 <w:rFonts w:ascii="Times New Roman" w:hAnsi="Times New Roman"/>
@@ -8951,16 +9037,7 @@
                 <w:sz w:val="20"/>
                 <w:szCs w:val="20"/>
               </w:rPr>
-              <w:t xml:space="preserve">  (</w:t>
-            </w:r>
-            <w:proofErr w:type="gramEnd"/>
-            <w:r>
-              <w:rPr>
-                <w:rFonts w:ascii="Times New Roman" w:hAnsi="Times New Roman"/>
-                <w:sz w:val="20"/>
-                <w:szCs w:val="20"/>
-              </w:rPr>
-              <w:t>процент от стоимости объекта недвижимо</w:t>
+              <w:t xml:space="preserve">  (процент от стоимости объекта недвижимо</w:t>
             </w:r>
             <w:r>
               <w:rPr>
@@ -10913,7 +10990,6 @@
         </w:rPr>
         <w:t>{{</w:t>
       </w:r>
-      <w:proofErr w:type="gramStart"/>
       <w:r>
         <w:rPr>
           <w:rFonts w:ascii="Times New Roman" w:hAnsi="Times New Roman"/>
@@ -10955,17 +11031,7 @@
           <w:szCs w:val="20"/>
           <w:vertAlign w:val="superscript"/>
         </w:rPr>
-        <w:t xml:space="preserve">   </w:t>
-      </w:r>
-      <w:proofErr w:type="gramEnd"/>
-      <w:r>
-        <w:rPr>
-          <w:rFonts w:ascii="Times New Roman" w:hAnsi="Times New Roman"/>
-          <w:sz w:val="20"/>
-          <w:szCs w:val="20"/>
-          <w:vertAlign w:val="superscript"/>
-        </w:rPr>
-        <w:t xml:space="preserve">                              </w:t>
+        <w:t xml:space="preserve">                                 </w:t>
       </w:r>
       <w:r>
         <w:rPr>
@@ -11032,7 +11098,7 @@
 </file>
 
 <file path=word/endnotes.xml><?xml version="1.0" encoding="utf-8"?>
-<w:endnotes xmlns:wpc="http://schemas.microsoft.com/office/word/2010/wordprocessingCanvas" xmlns:cx="http://schemas.microsoft.com/office/drawing/2014/chartex" xmlns:cx1="http://schemas.microsoft.com/office/drawing/2015/9/8/chartex" xmlns:cx2="http://schemas.microsoft.com/office/drawing/2015/10/21/chartex" xmlns:cx3="http://schemas.microsoft.com/office/drawing/2016/5/9/chartex" xmlns:cx4="http://schemas.microsoft.com/office/drawing/2016/5/10/chartex" xmlns:cx5="http://schemas.microsoft.com/office/drawing/2016/5/11/chartex" xmlns:cx6="http://schemas.microsoft.com/office/drawing/2016/5/12/chartex" xmlns:cx7="http://schemas.microsoft.com/office/drawing/2016/5/13/chartex" xmlns:cx8="http://schemas.microsoft.com/office/drawing/2016/5/14/chartex" xmlns:mc="http://schemas.openxmlformats.org/markup-compatibility/2006" xmlns:aink="http://schemas.microsoft.com/office/drawing/2016/ink" xmlns:am3d="http://schemas.microsoft.com/office/drawing/2017/model3d" xmlns:o="urn:schemas-microsoft-com:office:office" xmlns:oel="http://schemas.microsoft.com/office/2019/extlst" xmlns:r="http://schemas.openxmlformats.org/officeDocument/2006/relationships" xmlns:m="http://schemas.openxmlformats.org/officeDocument/2006/math" xmlns:v="urn:schemas-microsoft-com:vml" xmlns:wp14="http://schemas.microsoft.com/office/word/2010/wordprocessingDrawing" xmlns:wp="http://schemas.openxmlformats.org/drawingml/2006/wordprocessingDrawing" xmlns:w10="urn:schemas-microsoft-com:office:word" xmlns:w="http://schemas.openxmlformats.org/wordprocessingml/2006/main" xmlns:w14="http://schemas.microsoft.com/office/word/2010/wordml" xmlns:w15="http://schemas.microsoft.com/office/word/2012/wordml" xmlns:w16cex="http://schemas.microsoft.com/office/word/2018/wordml/cex" xmlns:w16cid="http://schemas.microsoft.com/office/word/2016/wordml/cid" xmlns:w16="http://schemas.microsoft.com/office/word/2018/wordml" xmlns:w16du="http://schemas.microsoft.com/office/word/2023/wordml/word16du" xmlns:w16sdtdh="http://schemas.microsoft.com/office/word/2020/wordml/sdtdatahash" xmlns:w16sdtfl="http://schemas.microsoft.com/office/word/2024/wordml/sdtformatlock" xmlns:w16se="http://schemas.microsoft.com/office/word/2015/wordml/symex" xmlns:wpg="http://schemas.microsoft.com/office/word/2010/wordprocessingGroup" xmlns:wpi="http://schemas.microsoft.com/office/word/2010/wordprocessingInk" xmlns:wne="http://schemas.microsoft.com/office/word/2006/wordml" xmlns:wps="http://schemas.microsoft.com/office/word/2010/wordprocessingShape" mc:Ignorable="w14 w15 w16se w16cid w16 w16cex w16sdtdh w16sdtfl w16du wp14">
+<w:endnotes xmlns:wpc="http://schemas.microsoft.com/office/word/2010/wordprocessingCanvas" xmlns:cx="http://schemas.microsoft.com/office/drawing/2014/chartex" xmlns:cx1="http://schemas.microsoft.com/office/drawing/2015/9/8/chartex" xmlns:cx2="http://schemas.microsoft.com/office/drawing/2015/10/21/chartex" xmlns:cx3="http://schemas.microsoft.com/office/drawing/2016/5/9/chartex" xmlns:cx4="http://schemas.microsoft.com/office/drawing/2016/5/10/chartex" xmlns:cx5="http://schemas.microsoft.com/office/drawing/2016/5/11/chartex" xmlns:cx6="http://schemas.microsoft.com/office/drawing/2016/5/12/chartex" xmlns:cx7="http://schemas.microsoft.com/office/drawing/2016/5/13/chartex" xmlns:cx8="http://schemas.microsoft.com/office/drawing/2016/5/14/chartex" xmlns:mc="http://schemas.openxmlformats.org/markup-compatibility/2006" xmlns:aink="http://schemas.microsoft.com/office/drawing/2016/ink" xmlns:am3d="http://schemas.microsoft.com/office/drawing/2017/model3d" xmlns:o="urn:schemas-microsoft-com:office:office" xmlns:r="http://schemas.openxmlformats.org/officeDocument/2006/relationships" xmlns:m="http://schemas.openxmlformats.org/officeDocument/2006/math" xmlns:v="urn:schemas-microsoft-com:vml" xmlns:wp14="http://schemas.microsoft.com/office/word/2010/wordprocessingDrawing" xmlns:wp="http://schemas.openxmlformats.org/drawingml/2006/wordprocessingDrawing" xmlns:w10="urn:schemas-microsoft-com:office:word" xmlns:w="http://schemas.openxmlformats.org/wordprocessingml/2006/main" xmlns:w14="http://schemas.microsoft.com/office/word/2010/wordml" xmlns:w15="http://schemas.microsoft.com/office/word/2012/wordml" xmlns:w16cex="http://schemas.microsoft.com/office/word/2018/wordml/cex" xmlns:w16cid="http://schemas.microsoft.com/office/word/2016/wordml/cid" xmlns:w16="http://schemas.microsoft.com/office/word/2018/wordml" xmlns:w16sdtdh="http://schemas.microsoft.com/office/word/2020/wordml/sdtdatahash" xmlns:w16se="http://schemas.microsoft.com/office/word/2015/wordml/symex" xmlns:wpg="http://schemas.microsoft.com/office/word/2010/wordprocessingGroup" xmlns:wpi="http://schemas.microsoft.com/office/word/2010/wordprocessingInk" xmlns:wne="http://schemas.microsoft.com/office/word/2006/wordml" xmlns:wps="http://schemas.microsoft.com/office/word/2010/wordprocessingShape" mc:Ignorable="w14 w15 w16se w16cid w16 w16cex w16sdtdh wp14">
   <w:endnote w:type="separator" w:id="-1">
     <w:p>
       <w:pPr>
@@ -11057,7 +11123,7 @@
 </file>
 
 <file path=word/footnotes.xml><?xml version="1.0" encoding="utf-8"?>
-<w:footnotes xmlns:wpc="http://schemas.microsoft.com/office/word/2010/wordprocessingCanvas" xmlns:cx="http://schemas.microsoft.com/office/drawing/2014/chartex" xmlns:cx1="http://schemas.microsoft.com/office/drawing/2015/9/8/chartex" xmlns:cx2="http://schemas.microsoft.com/office/drawing/2015/10/21/chartex" xmlns:cx3="http://schemas.microsoft.com/office/drawing/2016/5/9/chartex" xmlns:cx4="http://schemas.microsoft.com/office/drawing/2016/5/10/chartex" xmlns:cx5="http://schemas.microsoft.com/office/drawing/2016/5/11/chartex" xmlns:cx6="http://schemas.microsoft.com/office/drawing/2016/5/12/chartex" xmlns:cx7="http://schemas.microsoft.com/office/drawing/2016/5/13/chartex" xmlns:cx8="http://schemas.microsoft.com/office/drawing/2016/5/14/chartex" xmlns:mc="http://schemas.openxmlformats.org/markup-compatibility/2006" xmlns:aink="http://schemas.microsoft.com/office/drawing/2016/ink" xmlns:am3d="http://schemas.microsoft.com/office/drawing/2017/model3d" xmlns:o="urn:schemas-microsoft-com:office:office" xmlns:oel="http://schemas.microsoft.com/office/2019/extlst" xmlns:r="http://schemas.openxmlformats.org/officeDocument/2006/relationships" xmlns:m="http://schemas.openxmlformats.org/officeDocument/2006/math" xmlns:v="urn:schemas-microsoft-com:vml" xmlns:wp14="http://schemas.microsoft.com/office/word/2010/wordprocessingDrawing" xmlns:wp="http://schemas.openxmlformats.org/drawingml/2006/wordprocessingDrawing" xmlns:w10="urn:schemas-microsoft-com:office:word" xmlns:w="http://schemas.openxmlformats.org/wordprocessingml/2006/main" xmlns:w14="http://schemas.microsoft.com/office/word/2010/wordml" xmlns:w15="http://schemas.microsoft.com/office/word/2012/wordml" xmlns:w16cex="http://schemas.microsoft.com/office/word/2018/wordml/cex" xmlns:w16cid="http://schemas.microsoft.com/office/word/2016/wordml/cid" xmlns:w16="http://schemas.microsoft.com/office/word/2018/wordml" xmlns:w16du="http://schemas.microsoft.com/office/word/2023/wordml/word16du" xmlns:w16sdtdh="http://schemas.microsoft.com/office/word/2020/wordml/sdtdatahash" xmlns:w16sdtfl="http://schemas.microsoft.com/office/word/2024/wordml/sdtformatlock" xmlns:w16se="http://schemas.microsoft.com/office/word/2015/wordml/symex" xmlns:wpg="http://schemas.microsoft.com/office/word/2010/wordprocessingGroup" xmlns:wpi="http://schemas.microsoft.com/office/word/2010/wordprocessingInk" xmlns:wne="http://schemas.microsoft.com/office/word/2006/wordml" xmlns:wps="http://schemas.microsoft.com/office/word/2010/wordprocessingShape" mc:Ignorable="w14 w15 w16se w16cid w16 w16cex w16sdtdh w16sdtfl w16du wp14">
+<w:footnotes xmlns:wpc="http://schemas.microsoft.com/office/word/2010/wordprocessingCanvas" xmlns:cx="http://schemas.microsoft.com/office/drawing/2014/chartex" xmlns:cx1="http://schemas.microsoft.com/office/drawing/2015/9/8/chartex" xmlns:cx2="http://schemas.microsoft.com/office/drawing/2015/10/21/chartex" xmlns:cx3="http://schemas.microsoft.com/office/drawing/2016/5/9/chartex" xmlns:cx4="http://schemas.microsoft.com/office/drawing/2016/5/10/chartex" xmlns:cx5="http://schemas.microsoft.com/office/drawing/2016/5/11/chartex" xmlns:cx6="http://schemas.microsoft.com/office/drawing/2016/5/12/chartex" xmlns:cx7="http://schemas.microsoft.com/office/drawing/2016/5/13/chartex" xmlns:cx8="http://schemas.microsoft.com/office/drawing/2016/5/14/chartex" xmlns:mc="http://schemas.openxmlformats.org/markup-compatibility/2006" xmlns:aink="http://schemas.microsoft.com/office/drawing/2016/ink" xmlns:am3d="http://schemas.microsoft.com/office/drawing/2017/model3d" xmlns:o="urn:schemas-microsoft-com:office:office" xmlns:r="http://schemas.openxmlformats.org/officeDocument/2006/relationships" xmlns:m="http://schemas.openxmlformats.org/officeDocument/2006/math" xmlns:v="urn:schemas-microsoft-com:vml" xmlns:wp14="http://schemas.microsoft.com/office/word/2010/wordprocessingDrawing" xmlns:wp="http://schemas.openxmlformats.org/drawingml/2006/wordprocessingDrawing" xmlns:w10="urn:schemas-microsoft-com:office:word" xmlns:w="http://schemas.openxmlformats.org/wordprocessingml/2006/main" xmlns:w14="http://schemas.microsoft.com/office/word/2010/wordml" xmlns:w15="http://schemas.microsoft.com/office/word/2012/wordml" xmlns:w16cex="http://schemas.microsoft.com/office/word/2018/wordml/cex" xmlns:w16cid="http://schemas.microsoft.com/office/word/2016/wordml/cid" xmlns:w16="http://schemas.microsoft.com/office/word/2018/wordml" xmlns:w16sdtdh="http://schemas.microsoft.com/office/word/2020/wordml/sdtdatahash" xmlns:w16se="http://schemas.microsoft.com/office/word/2015/wordml/symex" xmlns:wpg="http://schemas.microsoft.com/office/word/2010/wordprocessingGroup" xmlns:wpi="http://schemas.microsoft.com/office/word/2010/wordprocessingInk" xmlns:wne="http://schemas.microsoft.com/office/word/2006/wordml" xmlns:wps="http://schemas.microsoft.com/office/word/2010/wordprocessingShape" mc:Ignorable="w14 w15 w16se w16cid w16 w16cex w16sdtdh wp14">
   <w:footnote w:type="separator" w:id="-1">
     <w:p>
       <w:pPr>
@@ -11082,7 +11148,7 @@
 </file>
 
 <file path=word/header1.xml><?xml version="1.0" encoding="utf-8"?>
-<w:hdr xmlns:wpc="http://schemas.microsoft.com/office/word/2010/wordprocessingCanvas" xmlns:cx="http://schemas.microsoft.com/office/drawing/2014/chartex" xmlns:cx1="http://schemas.microsoft.com/office/drawing/2015/9/8/chartex" xmlns:cx2="http://schemas.microsoft.com/office/drawing/2015/10/21/chartex" xmlns:cx3="http://schemas.microsoft.com/office/drawing/2016/5/9/chartex" xmlns:cx4="http://schemas.microsoft.com/office/drawing/2016/5/10/chartex" xmlns:cx5="http://schemas.microsoft.com/office/drawing/2016/5/11/chartex" xmlns:cx6="http://schemas.microsoft.com/office/drawing/2016/5/12/chartex" xmlns:cx7="http://schemas.microsoft.com/office/drawing/2016/5/13/chartex" xmlns:cx8="http://schemas.microsoft.com/office/drawing/2016/5/14/chartex" xmlns:mc="http://schemas.openxmlformats.org/markup-compatibility/2006" xmlns:aink="http://schemas.microsoft.com/office/drawing/2016/ink" xmlns:am3d="http://schemas.microsoft.com/office/drawing/2017/model3d" xmlns:o="urn:schemas-microsoft-com:office:office" xmlns:oel="http://schemas.microsoft.com/office/2019/extlst" xmlns:r="http://schemas.openxmlformats.org/officeDocument/2006/relationships" xmlns:m="http://schemas.openxmlformats.org/officeDocument/2006/math" xmlns:v="urn:schemas-microsoft-com:vml" xmlns:wp14="http://schemas.microsoft.com/office/word/2010/wordprocessingDrawing" xmlns:wp="http://schemas.openxmlformats.org/drawingml/2006/wordprocessingDrawing" xmlns:w10="urn:schemas-microsoft-com:office:word" xmlns:w="http://schemas.openxmlformats.org/wordprocessingml/2006/main" xmlns:w14="http://schemas.microsoft.com/office/word/2010/wordml" xmlns:w15="http://schemas.microsoft.com/office/word/2012/wordml" xmlns:w16cex="http://schemas.microsoft.com/office/word/2018/wordml/cex" xmlns:w16cid="http://schemas.microsoft.com/office/word/2016/wordml/cid" xmlns:w16="http://schemas.microsoft.com/office/word/2018/wordml" xmlns:w16du="http://schemas.microsoft.com/office/word/2023/wordml/word16du" xmlns:w16sdtdh="http://schemas.microsoft.com/office/word/2020/wordml/sdtdatahash" xmlns:w16sdtfl="http://schemas.microsoft.com/office/word/2024/wordml/sdtformatlock" xmlns:w16se="http://schemas.microsoft.com/office/word/2015/wordml/symex" xmlns:wpg="http://schemas.microsoft.com/office/word/2010/wordprocessingGroup" xmlns:wpi="http://schemas.microsoft.com/office/word/2010/wordprocessingInk" xmlns:wne="http://schemas.microsoft.com/office/word/2006/wordml" xmlns:wps="http://schemas.microsoft.com/office/word/2010/wordprocessingShape" mc:Ignorable="w14 w15 w16se w16cid w16 w16cex w16sdtdh w16sdtfl w16du wp14">
+<w:hdr xmlns:wpc="http://schemas.microsoft.com/office/word/2010/wordprocessingCanvas" xmlns:cx="http://schemas.microsoft.com/office/drawing/2014/chartex" xmlns:cx1="http://schemas.microsoft.com/office/drawing/2015/9/8/chartex" xmlns:cx2="http://schemas.microsoft.com/office/drawing/2015/10/21/chartex" xmlns:cx3="http://schemas.microsoft.com/office/drawing/2016/5/9/chartex" xmlns:cx4="http://schemas.microsoft.com/office/drawing/2016/5/10/chartex" xmlns:cx5="http://schemas.microsoft.com/office/drawing/2016/5/11/chartex" xmlns:cx6="http://schemas.microsoft.com/office/drawing/2016/5/12/chartex" xmlns:cx7="http://schemas.microsoft.com/office/drawing/2016/5/13/chartex" xmlns:cx8="http://schemas.microsoft.com/office/drawing/2016/5/14/chartex" xmlns:mc="http://schemas.openxmlformats.org/markup-compatibility/2006" xmlns:aink="http://schemas.microsoft.com/office/drawing/2016/ink" xmlns:am3d="http://schemas.microsoft.com/office/drawing/2017/model3d" xmlns:o="urn:schemas-microsoft-com:office:office" xmlns:r="http://schemas.openxmlformats.org/officeDocument/2006/relationships" xmlns:m="http://schemas.openxmlformats.org/officeDocument/2006/math" xmlns:v="urn:schemas-microsoft-com:vml" xmlns:wp14="http://schemas.microsoft.com/office/word/2010/wordprocessingDrawing" xmlns:wp="http://schemas.openxmlformats.org/drawingml/2006/wordprocessingDrawing" xmlns:w10="urn:schemas-microsoft-com:office:word" xmlns:w="http://schemas.openxmlformats.org/wordprocessingml/2006/main" xmlns:w14="http://schemas.microsoft.com/office/word/2010/wordml" xmlns:w15="http://schemas.microsoft.com/office/word/2012/wordml" xmlns:w16cex="http://schemas.microsoft.com/office/word/2018/wordml/cex" xmlns:w16cid="http://schemas.microsoft.com/office/word/2016/wordml/cid" xmlns:w16="http://schemas.microsoft.com/office/word/2018/wordml" xmlns:w16sdtdh="http://schemas.microsoft.com/office/word/2020/wordml/sdtdatahash" xmlns:w16se="http://schemas.microsoft.com/office/word/2015/wordml/symex" xmlns:wpg="http://schemas.microsoft.com/office/word/2010/wordprocessingGroup" xmlns:wpi="http://schemas.microsoft.com/office/word/2010/wordprocessingInk" xmlns:wne="http://schemas.microsoft.com/office/word/2006/wordml" xmlns:wps="http://schemas.microsoft.com/office/word/2010/wordprocessingShape" mc:Ignorable="w14 w15 w16se w16cid w16 w16cex w16sdtdh wp14">
   <w:p>
     <w:pPr>
       <w:pStyle w:val="ab"/>
@@ -11092,7 +11158,7 @@
 </file>
 
 <file path=word/numbering.xml><?xml version="1.0" encoding="utf-8"?>
-<w:numbering xmlns:wpc="http://schemas.microsoft.com/office/word/2010/wordprocessingCanvas" xmlns:cx="http://schemas.microsoft.com/office/drawing/2014/chartex" xmlns:cx1="http://schemas.microsoft.com/office/drawing/2015/9/8/chartex" xmlns:cx2="http://schemas.microsoft.com/office/drawing/2015/10/21/chartex" xmlns:cx3="http://schemas.microsoft.com/office/drawing/2016/5/9/chartex" xmlns:cx4="http://schemas.microsoft.com/office/drawing/2016/5/10/chartex" xmlns:cx5="http://schemas.microsoft.com/office/drawing/2016/5/11/chartex" xmlns:cx6="http://schemas.microsoft.com/office/drawing/2016/5/12/chartex" xmlns:cx7="http://schemas.microsoft.com/office/drawing/2016/5/13/chartex" xmlns:cx8="http://schemas.microsoft.com/office/drawing/2016/5/14/chartex" xmlns:mc="http://schemas.openxmlformats.org/markup-compatibility/2006" xmlns:aink="http://schemas.microsoft.com/office/drawing/2016/ink" xmlns:am3d="http://schemas.microsoft.com/office/drawing/2017/model3d" xmlns:o="urn:schemas-microsoft-com:office:office" xmlns:oel="http://schemas.microsoft.com/office/2019/extlst" xmlns:r="http://schemas.openxmlformats.org/officeDocument/2006/relationships" xmlns:m="http://schemas.openxmlformats.org/officeDocument/2006/math" xmlns:v="urn:schemas-microsoft-com:vml" xmlns:wp14="http://schemas.microsoft.com/office/word/2010/wordprocessingDrawing" xmlns:wp="http://schemas.openxmlformats.org/drawingml/2006/wordprocessingDrawing" xmlns:w10="urn:schemas-microsoft-com:office:word" xmlns:w="http://schemas.openxmlformats.org/wordprocessingml/2006/main" xmlns:w14="http://schemas.microsoft.com/office/word/2010/wordml" xmlns:w15="http://schemas.microsoft.com/office/word/2012/wordml" xmlns:w16cex="http://schemas.microsoft.com/office/word/2018/wordml/cex" xmlns:w16cid="http://schemas.microsoft.com/office/word/2016/wordml/cid" xmlns:w16="http://schemas.microsoft.com/office/word/2018/wordml" xmlns:w16du="http://schemas.microsoft.com/office/word/2023/wordml/word16du" xmlns:w16sdtdh="http://schemas.microsoft.com/office/word/2020/wordml/sdtdatahash" xmlns:w16sdtfl="http://schemas.microsoft.com/office/word/2024/wordml/sdtformatlock" xmlns:w16se="http://schemas.microsoft.com/office/word/2015/wordml/symex" xmlns:wpg="http://schemas.microsoft.com/office/word/2010/wordprocessingGroup" xmlns:wpi="http://schemas.microsoft.com/office/word/2010/wordprocessingInk" xmlns:wne="http://schemas.microsoft.com/office/word/2006/wordml" xmlns:wps="http://schemas.microsoft.com/office/word/2010/wordprocessingShape" mc:Ignorable="w14 w15 w16se w16cid w16 w16cex w16sdtdh w16sdtfl w16du wp14">
+<w:numbering xmlns:wpc="http://schemas.microsoft.com/office/word/2010/wordprocessingCanvas" xmlns:cx="http://schemas.microsoft.com/office/drawing/2014/chartex" xmlns:cx1="http://schemas.microsoft.com/office/drawing/2015/9/8/chartex" xmlns:cx2="http://schemas.microsoft.com/office/drawing/2015/10/21/chartex" xmlns:cx3="http://schemas.microsoft.com/office/drawing/2016/5/9/chartex" xmlns:cx4="http://schemas.microsoft.com/office/drawing/2016/5/10/chartex" xmlns:cx5="http://schemas.microsoft.com/office/drawing/2016/5/11/chartex" xmlns:cx6="http://schemas.microsoft.com/office/drawing/2016/5/12/chartex" xmlns:cx7="http://schemas.microsoft.com/office/drawing/2016/5/13/chartex" xmlns:cx8="http://schemas.microsoft.com/office/drawing/2016/5/14/chartex" xmlns:mc="http://schemas.openxmlformats.org/markup-compatibility/2006" xmlns:aink="http://schemas.microsoft.com/office/drawing/2016/ink" xmlns:am3d="http://schemas.microsoft.com/office/drawing/2017/model3d" xmlns:o="urn:schemas-microsoft-com:office:office" xmlns:r="http://schemas.openxmlformats.org/officeDocument/2006/relationships" xmlns:m="http://schemas.openxmlformats.org/officeDocument/2006/math" xmlns:v="urn:schemas-microsoft-com:vml" xmlns:wp14="http://schemas.microsoft.com/office/word/2010/wordprocessingDrawing" xmlns:wp="http://schemas.openxmlformats.org/drawingml/2006/wordprocessingDrawing" xmlns:w10="urn:schemas-microsoft-com:office:word" xmlns:w="http://schemas.openxmlformats.org/wordprocessingml/2006/main" xmlns:w14="http://schemas.microsoft.com/office/word/2010/wordml" xmlns:w15="http://schemas.microsoft.com/office/word/2012/wordml" xmlns:w16cex="http://schemas.microsoft.com/office/word/2018/wordml/cex" xmlns:w16cid="http://schemas.microsoft.com/office/word/2016/wordml/cid" xmlns:w16="http://schemas.microsoft.com/office/word/2018/wordml" xmlns:w16sdtdh="http://schemas.microsoft.com/office/word/2020/wordml/sdtdatahash" xmlns:w16se="http://schemas.microsoft.com/office/word/2015/wordml/symex" xmlns:wpg="http://schemas.microsoft.com/office/word/2010/wordprocessingGroup" xmlns:wpi="http://schemas.microsoft.com/office/word/2010/wordprocessingInk" xmlns:wne="http://schemas.microsoft.com/office/word/2006/wordml" xmlns:wps="http://schemas.microsoft.com/office/word/2010/wordprocessingShape" mc:Ignorable="w14 w15 w16se w16cid w16 w16cex w16sdtdh wp14">
   <w:abstractNum w:abstractNumId="0" w15:restartNumberingAfterBreak="0">
     <w:nsid w:val="1ED918AF"/>
     <w:multiLevelType w:val="multilevel"/>
@@ -11355,17 +11421,17 @@
       </w:rPr>
     </w:lvl>
   </w:abstractNum>
-  <w:num w:numId="1" w16cid:durableId="219676772">
+  <w:num w:numId="1">
     <w:abstractNumId w:val="0"/>
   </w:num>
-  <w:num w:numId="2" w16cid:durableId="176429867">
+  <w:num w:numId="2">
     <w:abstractNumId w:val="1"/>
   </w:num>
 </w:numbering>
 </file>
 
 <file path=word/styles.xml><?xml version="1.0" encoding="utf-8"?>
-<w:styles xmlns:mc="http://schemas.openxmlformats.org/markup-compatibility/2006" xmlns:r="http://schemas.openxmlformats.org/officeDocument/2006/relationships" xmlns:w="http://schemas.openxmlformats.org/wordprocessingml/2006/main" xmlns:w14="http://schemas.microsoft.com/office/word/2010/wordml" xmlns:w15="http://schemas.microsoft.com/office/word/2012/wordml" xmlns:w16cex="http://schemas.microsoft.com/office/word/2018/wordml/cex" xmlns:w16cid="http://schemas.microsoft.com/office/word/2016/wordml/cid" xmlns:w16="http://schemas.microsoft.com/office/word/2018/wordml" xmlns:w16du="http://schemas.microsoft.com/office/word/2023/wordml/word16du" xmlns:w16sdtdh="http://schemas.microsoft.com/office/word/2020/wordml/sdtdatahash" xmlns:w16sdtfl="http://schemas.microsoft.com/office/word/2024/wordml/sdtformatlock" xmlns:w16se="http://schemas.microsoft.com/office/word/2015/wordml/symex" mc:Ignorable="w14 w15 w16se w16cid w16 w16cex w16sdtdh w16sdtfl w16du">
+<w:styles xmlns:mc="http://schemas.openxmlformats.org/markup-compatibility/2006" xmlns:r="http://schemas.openxmlformats.org/officeDocument/2006/relationships" xmlns:w="http://schemas.openxmlformats.org/wordprocessingml/2006/main" xmlns:w14="http://schemas.microsoft.com/office/word/2010/wordml" xmlns:w15="http://schemas.microsoft.com/office/word/2012/wordml" xmlns:w16cex="http://schemas.microsoft.com/office/word/2018/wordml/cex" xmlns:w16cid="http://schemas.microsoft.com/office/word/2016/wordml/cid" xmlns:w16="http://schemas.microsoft.com/office/word/2018/wordml" xmlns:w16sdtdh="http://schemas.microsoft.com/office/word/2020/wordml/sdtdatahash" xmlns:w16se="http://schemas.microsoft.com/office/word/2015/wordml/symex" mc:Ignorable="w14 w15 w16se w16cid w16 w16cex w16sdtdh">
   <w:docDefaults>
     <w:rPrDefault>
       <w:rPr>

--- a/templates/working/Договор_1_собств_общий.docx
+++ b/templates/working/Договор_1_собств_общий.docx
@@ -1,6 +1,6 @@
 
 <file path=word/document.xml><?xml version="1.0" encoding="utf-8"?>
-<w:document xmlns:wpc="http://schemas.microsoft.com/office/word/2010/wordprocessingCanvas" xmlns:cx="http://schemas.microsoft.com/office/drawing/2014/chartex" xmlns:cx1="http://schemas.microsoft.com/office/drawing/2015/9/8/chartex" xmlns:cx2="http://schemas.microsoft.com/office/drawing/2015/10/21/chartex" xmlns:cx3="http://schemas.microsoft.com/office/drawing/2016/5/9/chartex" xmlns:cx4="http://schemas.microsoft.com/office/drawing/2016/5/10/chartex" xmlns:cx5="http://schemas.microsoft.com/office/drawing/2016/5/11/chartex" xmlns:cx6="http://schemas.microsoft.com/office/drawing/2016/5/12/chartex" xmlns:cx7="http://schemas.microsoft.com/office/drawing/2016/5/13/chartex" xmlns:cx8="http://schemas.microsoft.com/office/drawing/2016/5/14/chartex" xmlns:mc="http://schemas.openxmlformats.org/markup-compatibility/2006" xmlns:aink="http://schemas.microsoft.com/office/drawing/2016/ink" xmlns:am3d="http://schemas.microsoft.com/office/drawing/2017/model3d" xmlns:o="urn:schemas-microsoft-com:office:office" xmlns:r="http://schemas.openxmlformats.org/officeDocument/2006/relationships" xmlns:m="http://schemas.openxmlformats.org/officeDocument/2006/math" xmlns:v="urn:schemas-microsoft-com:vml" xmlns:wp14="http://schemas.microsoft.com/office/word/2010/wordprocessingDrawing" xmlns:wp="http://schemas.openxmlformats.org/drawingml/2006/wordprocessingDrawing" xmlns:w10="urn:schemas-microsoft-com:office:word" xmlns:w="http://schemas.openxmlformats.org/wordprocessingml/2006/main" xmlns:w14="http://schemas.microsoft.com/office/word/2010/wordml" xmlns:w15="http://schemas.microsoft.com/office/word/2012/wordml" xmlns:w16cex="http://schemas.microsoft.com/office/word/2018/wordml/cex" xmlns:w16cid="http://schemas.microsoft.com/office/word/2016/wordml/cid" xmlns:w16="http://schemas.microsoft.com/office/word/2018/wordml" xmlns:w16sdtdh="http://schemas.microsoft.com/office/word/2020/wordml/sdtdatahash" xmlns:w16se="http://schemas.microsoft.com/office/word/2015/wordml/symex" xmlns:wpg="http://schemas.microsoft.com/office/word/2010/wordprocessingGroup" xmlns:wpi="http://schemas.microsoft.com/office/word/2010/wordprocessingInk" xmlns:wne="http://schemas.microsoft.com/office/word/2006/wordml" xmlns:wps="http://schemas.microsoft.com/office/word/2010/wordprocessingShape" mc:Ignorable="w14 w15 w16se w16cid w16 w16cex w16sdtdh wp14">
+<w:document xmlns:wpc="http://schemas.microsoft.com/office/word/2010/wordprocessingCanvas" xmlns:cx="http://schemas.microsoft.com/office/drawing/2014/chartex" xmlns:cx1="http://schemas.microsoft.com/office/drawing/2015/9/8/chartex" xmlns:cx2="http://schemas.microsoft.com/office/drawing/2015/10/21/chartex" xmlns:cx3="http://schemas.microsoft.com/office/drawing/2016/5/9/chartex" xmlns:cx4="http://schemas.microsoft.com/office/drawing/2016/5/10/chartex" xmlns:cx5="http://schemas.microsoft.com/office/drawing/2016/5/11/chartex" xmlns:cx6="http://schemas.microsoft.com/office/drawing/2016/5/12/chartex" xmlns:cx7="http://schemas.microsoft.com/office/drawing/2016/5/13/chartex" xmlns:cx8="http://schemas.microsoft.com/office/drawing/2016/5/14/chartex" xmlns:mc="http://schemas.openxmlformats.org/markup-compatibility/2006" xmlns:aink="http://schemas.microsoft.com/office/drawing/2016/ink" xmlns:am3d="http://schemas.microsoft.com/office/drawing/2017/model3d" xmlns:o="urn:schemas-microsoft-com:office:office" xmlns:oel="http://schemas.microsoft.com/office/2019/extlst" xmlns:r="http://schemas.openxmlformats.org/officeDocument/2006/relationships" xmlns:m="http://schemas.openxmlformats.org/officeDocument/2006/math" xmlns:v="urn:schemas-microsoft-com:vml" xmlns:wp14="http://schemas.microsoft.com/office/word/2010/wordprocessingDrawing" xmlns:wp="http://schemas.openxmlformats.org/drawingml/2006/wordprocessingDrawing" xmlns:w10="urn:schemas-microsoft-com:office:word" xmlns:w="http://schemas.openxmlformats.org/wordprocessingml/2006/main" xmlns:w14="http://schemas.microsoft.com/office/word/2010/wordml" xmlns:w15="http://schemas.microsoft.com/office/word/2012/wordml" xmlns:w16cei="http://schemas.microsoft.com/office/word/2026/wordml/cei" xmlns:w16cex="http://schemas.microsoft.com/office/word/2018/wordml/cex" xmlns:w16cid="http://schemas.microsoft.com/office/word/2016/wordml/cid" xmlns:w16="http://schemas.microsoft.com/office/word/2018/wordml" xmlns:w16du="http://schemas.microsoft.com/office/word/2023/wordml/word16du" xmlns:w16sdtdh="http://schemas.microsoft.com/office/word/2020/wordml/sdtdatahash" xmlns:w16sdtfl="http://schemas.microsoft.com/office/word/2024/wordml/sdtformatlock" xmlns:w16se="http://schemas.microsoft.com/office/word/2015/wordml/symex" xmlns:wpg="http://schemas.microsoft.com/office/word/2010/wordprocessingGroup" xmlns:wpi="http://schemas.microsoft.com/office/word/2010/wordprocessingInk" xmlns:wne="http://schemas.microsoft.com/office/word/2006/wordml" xmlns:wps="http://schemas.microsoft.com/office/word/2010/wordprocessingShape" mc:Ignorable="w14 w15 w16se w16cid w16 w16cex w16sdtdh w16sdtfl w16du wp14">
   <w:body>
     <w:p>
       <w:pPr>
@@ -14,71 +14,9 @@
           <w:b/>
           <w:sz w:val="24"/>
           <w:szCs w:val="24"/>
-          <w:lang w:eastAsia="ru-RU"/>
-        </w:rPr>
-      </w:pPr>
-      <w:r>
-        <w:rPr>
-          <w:rFonts w:ascii="Times New Roman" w:eastAsia="Times New Roman" w:hAnsi="Times New Roman"/>
-          <w:b/>
-          <w:sz w:val="24"/>
-          <w:szCs w:val="24"/>
-          <w:lang w:eastAsia="ru-RU"/>
-        </w:rPr>
-        <w:t>ДОГОВОР №</w:t>
-      </w:r>
-      <w:r>
-        <w:rPr>
-          <w:rFonts w:ascii="Times New Roman" w:eastAsia="Times New Roman" w:hAnsi="Times New Roman"/>
-          <w:b/>
-          <w:sz w:val="24"/>
-          <w:szCs w:val="24"/>
-          <w:lang w:eastAsia="ru-RU"/>
-        </w:rPr>
-        <w:t>{{</w:t>
-      </w:r>
-      <w:r>
-        <w:rPr>
-          <w:rFonts w:ascii="Times New Roman" w:eastAsia="Times New Roman" w:hAnsi="Times New Roman"/>
-          <w:b/>
-          <w:sz w:val="24"/>
-          <w:szCs w:val="24"/>
           <w:lang w:val="en-US" w:eastAsia="ru-RU"/>
         </w:rPr>
-        <w:t>deal</w:t>
-      </w:r>
-      <w:r>
-        <w:rPr>
-          <w:rFonts w:ascii="Times New Roman" w:eastAsia="Times New Roman" w:hAnsi="Times New Roman"/>
-          <w:b/>
-          <w:sz w:val="24"/>
-          <w:szCs w:val="24"/>
-          <w:lang w:eastAsia="ru-RU"/>
-        </w:rPr>
-        <w:t>.</w:t>
-      </w:r>
-      <w:proofErr w:type="spellStart"/>
-      <w:r>
-        <w:rPr>
-          <w:rFonts w:ascii="Times New Roman" w:eastAsia="Times New Roman" w:hAnsi="Times New Roman"/>
-          <w:b/>
-          <w:sz w:val="24"/>
-          <w:szCs w:val="24"/>
-          <w:lang w:val="en-US" w:eastAsia="ru-RU"/>
-        </w:rPr>
-        <w:t>contractNumber</w:t>
-      </w:r>
-      <w:proofErr w:type="spellEnd"/>
-      <w:r>
-        <w:rPr>
-          <w:rFonts w:ascii="Times New Roman" w:eastAsia="Times New Roman" w:hAnsi="Times New Roman"/>
-          <w:b/>
-          <w:sz w:val="24"/>
-          <w:szCs w:val="24"/>
-          <w:lang w:eastAsia="ru-RU"/>
-        </w:rPr>
-        <w:t>}}</w:t>
-      </w:r>
+      </w:pPr>
     </w:p>
     <w:p>
       <w:pPr>
@@ -103,7 +41,61 @@
           <w:szCs w:val="24"/>
           <w:lang w:eastAsia="ru-RU"/>
         </w:rPr>
-        <w:t xml:space="preserve">оказания риэлтерских услуг по содействию </w:t>
+        <w:t>ДОГОВОР №</w:t>
+      </w:r>
+      <w:r>
+        <w:rPr>
+          <w:rFonts w:ascii="Times New Roman" w:eastAsia="Times New Roman" w:hAnsi="Times New Roman"/>
+          <w:b/>
+          <w:sz w:val="24"/>
+          <w:szCs w:val="24"/>
+          <w:lang w:eastAsia="ru-RU"/>
+        </w:rPr>
+        <w:t>{{</w:t>
+      </w:r>
+      <w:proofErr w:type="gramStart"/>
+      <w:r>
+        <w:rPr>
+          <w:rFonts w:ascii="Times New Roman" w:eastAsia="Times New Roman" w:hAnsi="Times New Roman"/>
+          <w:b/>
+          <w:sz w:val="24"/>
+          <w:szCs w:val="24"/>
+          <w:lang w:val="en-US" w:eastAsia="ru-RU"/>
+        </w:rPr>
+        <w:t>deal</w:t>
+      </w:r>
+      <w:r>
+        <w:rPr>
+          <w:rFonts w:ascii="Times New Roman" w:eastAsia="Times New Roman" w:hAnsi="Times New Roman"/>
+          <w:b/>
+          <w:sz w:val="24"/>
+          <w:szCs w:val="24"/>
+          <w:lang w:eastAsia="ru-RU"/>
+        </w:rPr>
+        <w:t>.</w:t>
+      </w:r>
+      <w:proofErr w:type="spellStart"/>
+      <w:r>
+        <w:rPr>
+          <w:rFonts w:ascii="Times New Roman" w:eastAsia="Times New Roman" w:hAnsi="Times New Roman"/>
+          <w:b/>
+          <w:sz w:val="24"/>
+          <w:szCs w:val="24"/>
+          <w:lang w:val="en-US" w:eastAsia="ru-RU"/>
+        </w:rPr>
+        <w:t>contractNumber</w:t>
+      </w:r>
+      <w:proofErr w:type="spellEnd"/>
+      <w:proofErr w:type="gramEnd"/>
+      <w:r>
+        <w:rPr>
+          <w:rFonts w:ascii="Times New Roman" w:eastAsia="Times New Roman" w:hAnsi="Times New Roman"/>
+          <w:b/>
+          <w:sz w:val="24"/>
+          <w:szCs w:val="24"/>
+          <w:lang w:eastAsia="ru-RU"/>
+        </w:rPr>
+        <w:t>}}</w:t>
       </w:r>
     </w:p>
     <w:p>
@@ -115,6 +107,32 @@
         <w:jc w:val="center"/>
         <w:rPr>
           <w:rFonts w:ascii="Times New Roman" w:eastAsia="Times New Roman" w:hAnsi="Times New Roman"/>
+          <w:b/>
+          <w:sz w:val="24"/>
+          <w:szCs w:val="24"/>
+          <w:lang w:eastAsia="ru-RU"/>
+        </w:rPr>
+      </w:pPr>
+      <w:r>
+        <w:rPr>
+          <w:rFonts w:ascii="Times New Roman" w:eastAsia="Times New Roman" w:hAnsi="Times New Roman"/>
+          <w:b/>
+          <w:sz w:val="24"/>
+          <w:szCs w:val="24"/>
+          <w:lang w:eastAsia="ru-RU"/>
+        </w:rPr>
+        <w:t xml:space="preserve">оказания риэлтерских услуг по содействию </w:t>
+      </w:r>
+    </w:p>
+    <w:p>
+      <w:pPr>
+        <w:widowControl w:val="0"/>
+        <w:autoSpaceDE w:val="0"/>
+        <w:autoSpaceDN w:val="0"/>
+        <w:spacing w:after="0" w:line="240" w:lineRule="auto"/>
+        <w:jc w:val="center"/>
+        <w:rPr>
+          <w:rFonts w:ascii="Times New Roman" w:eastAsia="Times New Roman" w:hAnsi="Times New Roman"/>
           <w:sz w:val="24"/>
           <w:szCs w:val="24"/>
           <w:lang w:eastAsia="ru-RU"/>
@@ -189,17 +207,38 @@
           <w:szCs w:val="24"/>
           <w:lang w:eastAsia="ru-RU"/>
         </w:rPr>
-        <w:t xml:space="preserve">                                                             </w:t>
-      </w:r>
-      <w:r>
-        <w:rPr>
-          <w:rFonts w:ascii="Times New Roman" w:eastAsia="Times New Roman" w:hAnsi="Times New Roman"/>
-          <w:sz w:val="24"/>
-          <w:szCs w:val="24"/>
-          <w:lang w:eastAsia="ru-RU"/>
-        </w:rPr>
-        <w:t>{{</w:t>
-      </w:r>
+        <w:t xml:space="preserve">                                                          </w:t>
+      </w:r>
+      <w:proofErr w:type="gramStart"/>
+      <w:r>
+        <w:rPr>
+          <w:rFonts w:ascii="Times New Roman" w:eastAsia="Times New Roman" w:hAnsi="Times New Roman"/>
+          <w:sz w:val="24"/>
+          <w:szCs w:val="24"/>
+          <w:lang w:eastAsia="ru-RU"/>
+        </w:rPr>
+        <w:t xml:space="preserve">   </w:t>
+      </w:r>
+      <w:r>
+        <w:rPr>
+          <w:rFonts w:ascii="Times New Roman" w:eastAsia="Times New Roman" w:hAnsi="Times New Roman"/>
+          <w:sz w:val="24"/>
+          <w:szCs w:val="24"/>
+          <w:lang w:eastAsia="ru-RU"/>
+        </w:rPr>
+        <w:t>{</w:t>
+      </w:r>
+      <w:proofErr w:type="gramEnd"/>
+      <w:r>
+        <w:rPr>
+          <w:rFonts w:ascii="Times New Roman" w:eastAsia="Times New Roman" w:hAnsi="Times New Roman"/>
+          <w:sz w:val="24"/>
+          <w:szCs w:val="24"/>
+          <w:lang w:eastAsia="ru-RU"/>
+        </w:rPr>
+        <w:t>{</w:t>
+      </w:r>
+      <w:proofErr w:type="gramStart"/>
       <w:r>
         <w:rPr>
           <w:rFonts w:ascii="Times New Roman" w:eastAsia="Times New Roman" w:hAnsi="Times New Roman"/>
@@ -245,6 +284,7 @@
         </w:rPr>
         <w:t>г.</w:t>
       </w:r>
+      <w:proofErr w:type="gramEnd"/>
     </w:p>
     <w:p>
       <w:pPr>
@@ -273,138 +313,7 @@
           <w:szCs w:val="24"/>
           <w:lang w:eastAsia="ru-RU"/>
         </w:rPr>
-        <w:t>{{</w:t>
-      </w:r>
-      <w:proofErr w:type="spellStart"/>
-      <w:r>
-        <w:rPr>
-          <w:rFonts w:ascii="Times New Roman" w:eastAsia="Times New Roman" w:hAnsi="Times New Roman"/>
-          <w:b/>
-          <w:bCs/>
-          <w:sz w:val="24"/>
-          <w:szCs w:val="24"/>
-          <w:lang w:eastAsia="ru-RU"/>
-        </w:rPr>
-        <w:t>seller.fullName</w:t>
-      </w:r>
-      <w:proofErr w:type="spellEnd"/>
-      <w:r>
-        <w:rPr>
-          <w:rFonts w:ascii="Times New Roman" w:eastAsia="Times New Roman" w:hAnsi="Times New Roman"/>
-          <w:b/>
-          <w:bCs/>
-          <w:sz w:val="24"/>
-          <w:szCs w:val="24"/>
-          <w:lang w:eastAsia="ru-RU"/>
-        </w:rPr>
-        <w:t>}}</w:t>
-      </w:r>
-      <w:r>
-        <w:rPr>
-          <w:rFonts w:ascii="Times New Roman" w:eastAsia="Times New Roman" w:hAnsi="Times New Roman"/>
-          <w:sz w:val="24"/>
-          <w:szCs w:val="24"/>
-          <w:lang w:eastAsia="ru-RU"/>
-        </w:rPr>
-        <w:t>{{#seller.poaNumber}}, действующий</w:t>
-      </w:r>
-      <w:r>
-        <w:rPr>
-          <w:rFonts w:ascii="Times New Roman" w:eastAsia="Times New Roman" w:hAnsi="Times New Roman"/>
-          <w:sz w:val="24"/>
-          <w:szCs w:val="24"/>
-          <w:lang w:eastAsia="ru-RU"/>
-        </w:rPr>
-        <w:t>(</w:t>
-      </w:r>
-      <w:proofErr w:type="spellStart"/>
-      <w:r>
-        <w:rPr>
-          <w:rFonts w:ascii="Times New Roman" w:eastAsia="Times New Roman" w:hAnsi="Times New Roman"/>
-          <w:sz w:val="24"/>
-          <w:szCs w:val="24"/>
-          <w:lang w:eastAsia="ru-RU"/>
-        </w:rPr>
-        <w:t>ая</w:t>
-      </w:r>
-      <w:proofErr w:type="spellEnd"/>
-      <w:r>
-        <w:rPr>
-          <w:rFonts w:ascii="Times New Roman" w:eastAsia="Times New Roman" w:hAnsi="Times New Roman"/>
-          <w:sz w:val="24"/>
-          <w:szCs w:val="24"/>
-          <w:lang w:eastAsia="ru-RU"/>
-        </w:rPr>
-        <w:t>)</w:t>
-      </w:r>
-      <w:r>
-        <w:rPr>
-          <w:rFonts w:ascii="Times New Roman" w:eastAsia="Times New Roman" w:hAnsi="Times New Roman"/>
-          <w:sz w:val="24"/>
-          <w:szCs w:val="24"/>
-          <w:lang w:eastAsia="ru-RU"/>
-        </w:rPr>
-        <w:t xml:space="preserve"> на основании доверенности №{{</w:t>
-      </w:r>
-      <w:proofErr w:type="spellStart"/>
-      <w:r>
-        <w:rPr>
-          <w:rFonts w:ascii="Times New Roman" w:eastAsia="Times New Roman" w:hAnsi="Times New Roman"/>
-          <w:sz w:val="24"/>
-          <w:szCs w:val="24"/>
-          <w:lang w:eastAsia="ru-RU"/>
-        </w:rPr>
-        <w:t>seller.poaNumber</w:t>
-      </w:r>
-      <w:proofErr w:type="spellEnd"/>
-      <w:r>
-        <w:rPr>
-          <w:rFonts w:ascii="Times New Roman" w:eastAsia="Times New Roman" w:hAnsi="Times New Roman"/>
-          <w:sz w:val="24"/>
-          <w:szCs w:val="24"/>
-          <w:lang w:eastAsia="ru-RU"/>
-        </w:rPr>
-        <w:t>}} от {{</w:t>
-      </w:r>
-      <w:proofErr w:type="spellStart"/>
-      <w:r>
-        <w:rPr>
-          <w:rFonts w:ascii="Times New Roman" w:eastAsia="Times New Roman" w:hAnsi="Times New Roman"/>
-          <w:sz w:val="24"/>
-          <w:szCs w:val="24"/>
-          <w:lang w:eastAsia="ru-RU"/>
-        </w:rPr>
-        <w:t>seller.poaDate</w:t>
-      </w:r>
-      <w:proofErr w:type="spellEnd"/>
-      <w:r>
-        <w:rPr>
-          <w:rFonts w:ascii="Times New Roman" w:eastAsia="Times New Roman" w:hAnsi="Times New Roman"/>
-          <w:sz w:val="24"/>
-          <w:szCs w:val="24"/>
-          <w:lang w:eastAsia="ru-RU"/>
-        </w:rPr>
-        <w:t>}}{{/</w:t>
-      </w:r>
-      <w:proofErr w:type="spellStart"/>
-      <w:r>
-        <w:rPr>
-          <w:rFonts w:ascii="Times New Roman" w:eastAsia="Times New Roman" w:hAnsi="Times New Roman"/>
-          <w:sz w:val="24"/>
-          <w:szCs w:val="24"/>
-          <w:lang w:eastAsia="ru-RU"/>
-        </w:rPr>
-        <w:t>seller.poaNumber</w:t>
-      </w:r>
-      <w:proofErr w:type="spellEnd"/>
-      <w:r>
-        <w:rPr>
-          <w:rFonts w:ascii="Times New Roman" w:eastAsia="Times New Roman" w:hAnsi="Times New Roman"/>
-          <w:sz w:val="24"/>
-          <w:szCs w:val="24"/>
-          <w:lang w:eastAsia="ru-RU"/>
-        </w:rPr>
-        <w:t>}}</w:t>
+        <w:t>{{owner1.fullName}}{{owner1.poaSuffix}}{{#owner2.fullName}}, {{owner2.fullName}}{{owner2.poaSuffix}}{{/owner2.fullName}}{{#owner3.fullName}}, {{owner3.fullName}}{{owner3.poaSuffix}}{{/owner3.fullName}}</w:t>
       </w:r>
       <w:r>
         <w:rPr>
@@ -874,6 +783,7 @@
         <w:t>{{</w:t>
       </w:r>
       <w:proofErr w:type="spellStart"/>
+      <w:proofErr w:type="gramStart"/>
       <w:r>
         <w:rPr>
           <w:rFonts w:ascii="Times New Roman" w:eastAsia="Times New Roman" w:hAnsi="Times New Roman"/>
@@ -902,6 +812,7 @@
         </w:rPr>
         <w:t>type</w:t>
       </w:r>
+      <w:proofErr w:type="gramEnd"/>
       <w:r>
         <w:rPr>
           <w:rFonts w:ascii="Times New Roman" w:eastAsia="Times New Roman" w:hAnsi="Times New Roman"/>
@@ -1010,6 +921,7 @@
         <w:t>{{</w:t>
       </w:r>
       <w:proofErr w:type="spellStart"/>
+      <w:proofErr w:type="gramStart"/>
       <w:r>
         <w:rPr>
           <w:rFonts w:ascii="Times New Roman" w:hAnsi="Times New Roman"/>
@@ -1019,6 +931,7 @@
         <w:t>property.address</w:t>
       </w:r>
       <w:proofErr w:type="spellEnd"/>
+      <w:proofErr w:type="gramEnd"/>
       <w:r>
         <w:rPr>
           <w:rFonts w:ascii="Times New Roman" w:hAnsi="Times New Roman"/>
@@ -2165,6 +2078,7 @@
         </w:rPr>
         <w:t>{{</w:t>
       </w:r>
+      <w:proofErr w:type="gramStart"/>
       <w:r>
         <w:rPr>
           <w:rFonts w:ascii="Times New Roman" w:eastAsia="Times New Roman" w:hAnsi="Times New Roman"/>
@@ -2200,6 +2114,7 @@
         <w:t>priceBYN</w:t>
       </w:r>
       <w:proofErr w:type="spellEnd"/>
+      <w:proofErr w:type="gramEnd"/>
       <w:r>
         <w:rPr>
           <w:rFonts w:ascii="Times New Roman" w:eastAsia="Times New Roman" w:hAnsi="Times New Roman"/>
@@ -2249,6 +2164,7 @@
         </w:rPr>
         <w:t>({{</w:t>
       </w:r>
+      <w:proofErr w:type="gramStart"/>
       <w:r>
         <w:rPr>
           <w:rFonts w:ascii="Times New Roman" w:eastAsia="Times New Roman" w:hAnsi="Times New Roman"/>
@@ -2278,6 +2194,7 @@
         <w:t>priceWords</w:t>
       </w:r>
       <w:proofErr w:type="spellEnd"/>
+      <w:proofErr w:type="gramEnd"/>
       <w:r>
         <w:rPr>
           <w:rFonts w:ascii="Times New Roman" w:eastAsia="Times New Roman" w:hAnsi="Times New Roman"/>
@@ -2751,6 +2668,7 @@
           <w:szCs w:val="24"/>
           <w:lang w:eastAsia="ru-RU"/>
         </w:rPr>
+        <w:lastRenderedPageBreak/>
         <w:t xml:space="preserve">2.3.  </w:t>
       </w:r>
       <w:r>
@@ -2759,16 +2677,7 @@
           <w:sz w:val="24"/>
           <w:szCs w:val="24"/>
         </w:rPr>
-        <w:t xml:space="preserve">Указанная стоимость риэлтерских услуг не является окончательной, подлежит пересчету с учетом стоимости Объекта недвижимости, согласованной в договоре купли-продажи Потребителем и </w:t>
-      </w:r>
-      <w:r>
-        <w:rPr>
-          <w:rFonts w:ascii="Times New Roman" w:hAnsi="Times New Roman"/>
-          <w:sz w:val="24"/>
-          <w:szCs w:val="24"/>
-        </w:rPr>
-        <w:lastRenderedPageBreak/>
-        <w:t xml:space="preserve">покупателем Объекта. </w:t>
+        <w:t xml:space="preserve">Указанная стоимость риэлтерских услуг не является окончательной, подлежит пересчету с учетом стоимости Объекта недвижимости, согласованной в договоре купли-продажи Потребителем и покупателем Объекта. </w:t>
       </w:r>
       <w:r>
         <w:rPr>
@@ -3830,6 +3739,7 @@
           <w:szCs w:val="24"/>
           <w:lang w:eastAsia="ru-RU"/>
         </w:rPr>
+        <w:lastRenderedPageBreak/>
         <w:t>3.1.</w:t>
       </w:r>
       <w:r>
@@ -3898,7 +3808,6 @@
           <w:sz w:val="24"/>
           <w:szCs w:val="24"/>
         </w:rPr>
-        <w:lastRenderedPageBreak/>
         <w:t>3.1.1</w:t>
       </w:r>
       <w:r>
@@ -5175,6 +5084,7 @@
           <w:szCs w:val="24"/>
           <w:lang w:eastAsia="ru-RU"/>
         </w:rPr>
+        <w:lastRenderedPageBreak/>
         <w:t>4. СРОК ДЕЙСТВИЯ ДОГОВОРА.</w:t>
       </w:r>
     </w:p>
@@ -5225,7 +5135,6 @@
           <w:szCs w:val="24"/>
           <w:lang w:eastAsia="ru-RU"/>
         </w:rPr>
-        <w:lastRenderedPageBreak/>
         <w:t>4.1. Настоящий договор вступает в силу со дня подписания его Сторонами и действует до</w:t>
       </w:r>
       <w:r>
@@ -5246,6 +5155,7 @@
         </w:rPr>
         <w:t>{{</w:t>
       </w:r>
+      <w:proofErr w:type="gramStart"/>
       <w:r>
         <w:rPr>
           <w:rFonts w:ascii="Times New Roman" w:eastAsia="Times New Roman" w:hAnsi="Times New Roman"/>
@@ -5302,6 +5212,7 @@
         </w:rPr>
         <w:t>.</w:t>
       </w:r>
+      <w:proofErr w:type="gramEnd"/>
     </w:p>
     <w:p>
       <w:pPr>
@@ -6226,6 +6137,7 @@
           <w:szCs w:val="24"/>
           <w:lang w:eastAsia="ru-RU"/>
         </w:rPr>
+        <w:lastRenderedPageBreak/>
         <w:t xml:space="preserve">6.1. Настоящий договор составлен в двух экземплярах, по одному для каждой из Сторон.  </w:t>
       </w:r>
       <w:r>
@@ -6236,17 +6148,7 @@
           <w:lang w:eastAsia="ru-RU"/>
         </w:rPr>
         <w:br/>
-        <w:t xml:space="preserve">В случаях, не предусмотренных настоящим договором, Стороны руководствуются действующим </w:t>
-      </w:r>
-      <w:r>
-        <w:rPr>
-          <w:rFonts w:ascii="Times New Roman" w:eastAsia="Times New Roman" w:hAnsi="Times New Roman"/>
-          <w:sz w:val="24"/>
-          <w:szCs w:val="24"/>
-          <w:lang w:eastAsia="ru-RU"/>
-        </w:rPr>
-        <w:lastRenderedPageBreak/>
-        <w:t>законодательством. Признание недействительной части настоящего договора не влечет недействительности его в целом.</w:t>
+        <w:t>В случаях, не предусмотренных настоящим договором, Стороны руководствуются действующим законодательством. Признание недействительной части настоящего договора не влечет недействительности его в целом.</w:t>
       </w:r>
     </w:p>
     <w:p>
@@ -6885,6 +6787,7 @@
         </w:rPr>
         <w:t xml:space="preserve"> {{</w:t>
       </w:r>
+      <w:proofErr w:type="gramStart"/>
       <w:r>
         <w:rPr>
           <w:rFonts w:ascii="Times New Roman" w:eastAsia="Times New Roman" w:hAnsi="Times New Roman"/>
@@ -6915,6 +6818,7 @@
         </w:rPr>
         <w:t>initials</w:t>
       </w:r>
+      <w:proofErr w:type="gramEnd"/>
       <w:r>
         <w:rPr>
           <w:rFonts w:ascii="Times New Roman" w:eastAsia="Times New Roman" w:hAnsi="Times New Roman"/>
@@ -6986,6 +6890,7 @@
         <w:t>{{</w:t>
       </w:r>
       <w:proofErr w:type="spellStart"/>
+      <w:proofErr w:type="gramStart"/>
       <w:r>
         <w:rPr>
           <w:rFonts w:ascii="Times New Roman" w:eastAsia="Times New Roman" w:hAnsi="Times New Roman"/>
@@ -6997,6 +6902,7 @@
         <w:t>agent.attestationNumber</w:t>
       </w:r>
       <w:proofErr w:type="spellEnd"/>
+      <w:proofErr w:type="gramEnd"/>
       <w:r>
         <w:rPr>
           <w:rFonts w:ascii="Times New Roman" w:eastAsia="Times New Roman" w:hAnsi="Times New Roman"/>
@@ -7038,6 +6944,7 @@
         <w:t>{{</w:t>
       </w:r>
       <w:proofErr w:type="spellStart"/>
+      <w:proofErr w:type="gramStart"/>
       <w:r>
         <w:rPr>
           <w:rFonts w:ascii="Times New Roman" w:eastAsia="Times New Roman" w:hAnsi="Times New Roman"/>
@@ -7067,8 +6974,9 @@
           <w:szCs w:val="20"/>
           <w:lang w:eastAsia="ru-RU"/>
         </w:rPr>
-        <w:t xml:space="preserve">г, действует до </w:t>
-      </w:r>
+        <w:t>г</w:t>
+      </w:r>
+      <w:proofErr w:type="gramEnd"/>
       <w:r>
         <w:rPr>
           <w:rFonts w:ascii="Times New Roman" w:eastAsia="Times New Roman" w:hAnsi="Times New Roman"/>
@@ -7077,9 +6985,8 @@
           <w:szCs w:val="20"/>
           <w:lang w:eastAsia="ru-RU"/>
         </w:rPr>
-        <w:t>{{</w:t>
-      </w:r>
-      <w:proofErr w:type="spellStart"/>
+        <w:t xml:space="preserve">, действует до </w:t>
+      </w:r>
       <w:r>
         <w:rPr>
           <w:rFonts w:ascii="Times New Roman" w:eastAsia="Times New Roman" w:hAnsi="Times New Roman"/>
@@ -7088,9 +6995,10 @@
           <w:szCs w:val="20"/>
           <w:lang w:eastAsia="ru-RU"/>
         </w:rPr>
-        <w:t>agent.attestationExpiry</w:t>
-      </w:r>
-      <w:proofErr w:type="spellEnd"/>
+        <w:t>{{</w:t>
+      </w:r>
+      <w:proofErr w:type="spellStart"/>
+      <w:proofErr w:type="gramStart"/>
       <w:r>
         <w:rPr>
           <w:rFonts w:ascii="Times New Roman" w:eastAsia="Times New Roman" w:hAnsi="Times New Roman"/>
@@ -7099,8 +7007,9 @@
           <w:szCs w:val="20"/>
           <w:lang w:eastAsia="ru-RU"/>
         </w:rPr>
-        <w:t>}}</w:t>
-      </w:r>
+        <w:t>agent.attestationExpiry</w:t>
+      </w:r>
+      <w:proofErr w:type="spellEnd"/>
       <w:r>
         <w:rPr>
           <w:rFonts w:ascii="Times New Roman" w:eastAsia="Times New Roman" w:hAnsi="Times New Roman"/>
@@ -7109,8 +7018,19 @@
           <w:szCs w:val="20"/>
           <w:lang w:eastAsia="ru-RU"/>
         </w:rPr>
+        <w:t>}}</w:t>
+      </w:r>
+      <w:r>
+        <w:rPr>
+          <w:rFonts w:ascii="Times New Roman" w:eastAsia="Times New Roman" w:hAnsi="Times New Roman"/>
+          <w:i/>
+          <w:sz w:val="20"/>
+          <w:szCs w:val="20"/>
+          <w:lang w:eastAsia="ru-RU"/>
+        </w:rPr>
         <w:t>г</w:t>
       </w:r>
+      <w:proofErr w:type="gramEnd"/>
     </w:p>
     <w:p>
       <w:pPr>
@@ -7147,6 +7067,7 @@
         <w:t>{{</w:t>
       </w:r>
       <w:proofErr w:type="spellStart"/>
+      <w:proofErr w:type="gramStart"/>
       <w:r>
         <w:rPr>
           <w:rFonts w:ascii="Times New Roman" w:eastAsia="Times New Roman" w:hAnsi="Times New Roman"/>
@@ -7158,6 +7079,7 @@
         <w:t>agent.cardNumber</w:t>
       </w:r>
       <w:proofErr w:type="spellEnd"/>
+      <w:proofErr w:type="gramEnd"/>
       <w:r>
         <w:rPr>
           <w:rFonts w:ascii="Times New Roman" w:eastAsia="Times New Roman" w:hAnsi="Times New Roman"/>
@@ -7269,6 +7191,7 @@
               <w:t>{{</w:t>
             </w:r>
             <w:proofErr w:type="spellStart"/>
+            <w:proofErr w:type="gramStart"/>
             <w:r>
               <w:rPr>
                 <w:rFonts w:ascii="Times New Roman" w:eastAsia="Times New Roman" w:hAnsi="Times New Roman"/>
@@ -7279,6 +7202,7 @@
               <w:t>seller.fullName</w:t>
             </w:r>
             <w:proofErr w:type="spellEnd"/>
+            <w:proofErr w:type="gramEnd"/>
             <w:r>
               <w:rPr>
                 <w:rFonts w:ascii="Times New Roman" w:eastAsia="Times New Roman" w:hAnsi="Times New Roman"/>
@@ -7330,6 +7254,7 @@
               </w:rPr>
               <w:t xml:space="preserve"> {{</w:t>
             </w:r>
+            <w:proofErr w:type="gramStart"/>
             <w:r>
               <w:rPr>
                 <w:rFonts w:ascii="Times New Roman" w:eastAsia="Times New Roman" w:hAnsi="Times New Roman"/>
@@ -7357,6 +7282,7 @@
               </w:rPr>
               <w:t>address</w:t>
             </w:r>
+            <w:proofErr w:type="gramEnd"/>
             <w:r>
               <w:rPr>
                 <w:rFonts w:ascii="Times New Roman" w:eastAsia="Times New Roman" w:hAnsi="Times New Roman"/>
@@ -7408,6 +7334,7 @@
               </w:rPr>
               <w:t>{{</w:t>
             </w:r>
+            <w:proofErr w:type="gramStart"/>
             <w:r>
               <w:rPr>
                 <w:rFonts w:ascii="Times New Roman" w:eastAsia="Times New Roman" w:hAnsi="Times New Roman"/>
@@ -7435,6 +7362,7 @@
               </w:rPr>
               <w:t>passport</w:t>
             </w:r>
+            <w:proofErr w:type="gramEnd"/>
             <w:r>
               <w:rPr>
                 <w:rFonts w:ascii="Times New Roman" w:eastAsia="Times New Roman" w:hAnsi="Times New Roman"/>
@@ -7477,6 +7405,7 @@
               </w:rPr>
               <w:t xml:space="preserve"> {{</w:t>
             </w:r>
+            <w:proofErr w:type="gramStart"/>
             <w:r>
               <w:rPr>
                 <w:rFonts w:ascii="Times New Roman" w:eastAsia="Times New Roman" w:hAnsi="Times New Roman"/>
@@ -7506,6 +7435,7 @@
               <w:t>passportIssuedByInstrumental</w:t>
             </w:r>
             <w:proofErr w:type="spellEnd"/>
+            <w:proofErr w:type="gramEnd"/>
             <w:r>
               <w:rPr>
                 <w:rFonts w:ascii="Times New Roman" w:eastAsia="Times New Roman" w:hAnsi="Times New Roman"/>
@@ -7515,6 +7445,7 @@
               </w:rPr>
               <w:t>}} {{</w:t>
             </w:r>
+            <w:proofErr w:type="gramStart"/>
             <w:r>
               <w:rPr>
                 <w:rFonts w:ascii="Times New Roman" w:eastAsia="Times New Roman" w:hAnsi="Times New Roman"/>
@@ -7544,6 +7475,7 @@
               <w:t>passportIssueDate</w:t>
             </w:r>
             <w:proofErr w:type="spellEnd"/>
+            <w:proofErr w:type="gramEnd"/>
             <w:r>
               <w:rPr>
                 <w:rFonts w:ascii="Times New Roman" w:eastAsia="Times New Roman" w:hAnsi="Times New Roman"/>
@@ -7682,6 +7614,7 @@
               </w:rPr>
               <w:t>{</w:t>
             </w:r>
+            <w:proofErr w:type="gramStart"/>
             <w:r>
               <w:rPr>
                 <w:rFonts w:ascii="Times New Roman" w:eastAsia="Times New Roman" w:hAnsi="Times New Roman"/>
@@ -7709,6 +7642,7 @@
               </w:rPr>
               <w:t>phone</w:t>
             </w:r>
+            <w:proofErr w:type="gramEnd"/>
             <w:r>
               <w:rPr>
                 <w:rFonts w:ascii="Times New Roman" w:eastAsia="Times New Roman" w:hAnsi="Times New Roman"/>
@@ -7768,6 +7702,7 @@
               </w:rPr>
               <w:t>{{</w:t>
             </w:r>
+            <w:proofErr w:type="gramStart"/>
             <w:r>
               <w:rPr>
                 <w:rFonts w:ascii="Times New Roman" w:hAnsi="Times New Roman"/>
@@ -7794,6 +7729,7 @@
               </w:rPr>
               <w:t>initials</w:t>
             </w:r>
+            <w:proofErr w:type="gramEnd"/>
             <w:r>
               <w:rPr>
                 <w:rFonts w:ascii="Times New Roman" w:hAnsi="Times New Roman"/>
@@ -7924,17 +7860,29 @@
                 <w:szCs w:val="20"/>
                 <w:lang w:val="en-US"/>
               </w:rPr>
-              <w:t xml:space="preserve"> BY28 ALFA 3012 2J91 2500 1027 0000  </w:t>
-            </w:r>
+              <w:t xml:space="preserve"> BY28 ALFA 3012 2J91 2500 1027 </w:t>
+            </w:r>
+            <w:proofErr w:type="gramStart"/>
             <w:r>
               <w:rPr>
                 <w:rFonts w:ascii="Times New Roman" w:eastAsia="Times New Roman" w:hAnsi="Times New Roman"/>
                 <w:color w:val="000000"/>
                 <w:sz w:val="20"/>
                 <w:szCs w:val="20"/>
+                <w:lang w:val="en-US"/>
+              </w:rPr>
+              <w:t xml:space="preserve">0000  </w:t>
+            </w:r>
+            <w:r>
+              <w:rPr>
+                <w:rFonts w:ascii="Times New Roman" w:eastAsia="Times New Roman" w:hAnsi="Times New Roman"/>
+                <w:color w:val="000000"/>
+                <w:sz w:val="20"/>
+                <w:szCs w:val="20"/>
               </w:rPr>
               <w:t>БИК</w:t>
             </w:r>
+            <w:proofErr w:type="gramEnd"/>
             <w:r>
               <w:rPr>
                 <w:rFonts w:ascii="Times New Roman" w:eastAsia="Times New Roman" w:hAnsi="Times New Roman"/>
@@ -8413,6 +8361,7 @@
         <w:t>{{</w:t>
       </w:r>
       <w:proofErr w:type="spellStart"/>
+      <w:proofErr w:type="gramStart"/>
       <w:r>
         <w:rPr>
           <w:rFonts w:ascii="Times New Roman" w:eastAsia="Times New Roman" w:hAnsi="Times New Roman"/>
@@ -8423,6 +8372,7 @@
         <w:t>deal.contractNumber</w:t>
       </w:r>
       <w:proofErr w:type="spellEnd"/>
+      <w:proofErr w:type="gramEnd"/>
       <w:r>
         <w:rPr>
           <w:rFonts w:ascii="Times New Roman" w:eastAsia="Times New Roman" w:hAnsi="Times New Roman"/>
@@ -8451,6 +8401,7 @@
         <w:t>{{</w:t>
       </w:r>
       <w:proofErr w:type="spellStart"/>
+      <w:proofErr w:type="gramStart"/>
       <w:r>
         <w:rPr>
           <w:rFonts w:ascii="Times New Roman" w:eastAsia="Times New Roman" w:hAnsi="Times New Roman"/>
@@ -8461,6 +8412,7 @@
         <w:t>deal.date</w:t>
       </w:r>
       <w:proofErr w:type="spellEnd"/>
+      <w:proofErr w:type="gramEnd"/>
       <w:r>
         <w:rPr>
           <w:rFonts w:ascii="Times New Roman" w:eastAsia="Times New Roman" w:hAnsi="Times New Roman"/>
@@ -9022,6 +8974,7 @@
               </w:rPr>
               <w:t>Предельный максимальный тариф</w:t>
             </w:r>
+            <w:proofErr w:type="gramStart"/>
             <w:r>
               <w:rPr>
                 <w:rFonts w:ascii="Times New Roman" w:hAnsi="Times New Roman"/>
@@ -9037,7 +8990,16 @@
                 <w:sz w:val="20"/>
                 <w:szCs w:val="20"/>
               </w:rPr>
-              <w:t xml:space="preserve">  (процент от стоимости объекта недвижимо</w:t>
+              <w:t xml:space="preserve">  (</w:t>
+            </w:r>
+            <w:proofErr w:type="gramEnd"/>
+            <w:r>
+              <w:rPr>
+                <w:rFonts w:ascii="Times New Roman" w:hAnsi="Times New Roman"/>
+                <w:sz w:val="20"/>
+                <w:szCs w:val="20"/>
+              </w:rPr>
+              <w:t>процент от стоимости объекта недвижимо</w:t>
             </w:r>
             <w:r>
               <w:rPr>
@@ -10990,6 +10952,7 @@
         </w:rPr>
         <w:t>{{</w:t>
       </w:r>
+      <w:proofErr w:type="gramStart"/>
       <w:r>
         <w:rPr>
           <w:rFonts w:ascii="Times New Roman" w:hAnsi="Times New Roman"/>
@@ -11031,7 +10994,17 @@
           <w:szCs w:val="20"/>
           <w:vertAlign w:val="superscript"/>
         </w:rPr>
-        <w:t xml:space="preserve">                                 </w:t>
+        <w:t xml:space="preserve">   </w:t>
+      </w:r>
+      <w:proofErr w:type="gramEnd"/>
+      <w:r>
+        <w:rPr>
+          <w:rFonts w:ascii="Times New Roman" w:hAnsi="Times New Roman"/>
+          <w:sz w:val="20"/>
+          <w:szCs w:val="20"/>
+          <w:vertAlign w:val="superscript"/>
+        </w:rPr>
+        <w:t xml:space="preserve">                              </w:t>
       </w:r>
       <w:r>
         <w:rPr>
@@ -11098,7 +11071,7 @@
 </file>
 
 <file path=word/endnotes.xml><?xml version="1.0" encoding="utf-8"?>
-<w:endnotes xmlns:wpc="http://schemas.microsoft.com/office/word/2010/wordprocessingCanvas" xmlns:cx="http://schemas.microsoft.com/office/drawing/2014/chartex" xmlns:cx1="http://schemas.microsoft.com/office/drawing/2015/9/8/chartex" xmlns:cx2="http://schemas.microsoft.com/office/drawing/2015/10/21/chartex" xmlns:cx3="http://schemas.microsoft.com/office/drawing/2016/5/9/chartex" xmlns:cx4="http://schemas.microsoft.com/office/drawing/2016/5/10/chartex" xmlns:cx5="http://schemas.microsoft.com/office/drawing/2016/5/11/chartex" xmlns:cx6="http://schemas.microsoft.com/office/drawing/2016/5/12/chartex" xmlns:cx7="http://schemas.microsoft.com/office/drawing/2016/5/13/chartex" xmlns:cx8="http://schemas.microsoft.com/office/drawing/2016/5/14/chartex" xmlns:mc="http://schemas.openxmlformats.org/markup-compatibility/2006" xmlns:aink="http://schemas.microsoft.com/office/drawing/2016/ink" xmlns:am3d="http://schemas.microsoft.com/office/drawing/2017/model3d" xmlns:o="urn:schemas-microsoft-com:office:office" xmlns:r="http://schemas.openxmlformats.org/officeDocument/2006/relationships" xmlns:m="http://schemas.openxmlformats.org/officeDocument/2006/math" xmlns:v="urn:schemas-microsoft-com:vml" xmlns:wp14="http://schemas.microsoft.com/office/word/2010/wordprocessingDrawing" xmlns:wp="http://schemas.openxmlformats.org/drawingml/2006/wordprocessingDrawing" xmlns:w10="urn:schemas-microsoft-com:office:word" xmlns:w="http://schemas.openxmlformats.org/wordprocessingml/2006/main" xmlns:w14="http://schemas.microsoft.com/office/word/2010/wordml" xmlns:w15="http://schemas.microsoft.com/office/word/2012/wordml" xmlns:w16cex="http://schemas.microsoft.com/office/word/2018/wordml/cex" xmlns:w16cid="http://schemas.microsoft.com/office/word/2016/wordml/cid" xmlns:w16="http://schemas.microsoft.com/office/word/2018/wordml" xmlns:w16sdtdh="http://schemas.microsoft.com/office/word/2020/wordml/sdtdatahash" xmlns:w16se="http://schemas.microsoft.com/office/word/2015/wordml/symex" xmlns:wpg="http://schemas.microsoft.com/office/word/2010/wordprocessingGroup" xmlns:wpi="http://schemas.microsoft.com/office/word/2010/wordprocessingInk" xmlns:wne="http://schemas.microsoft.com/office/word/2006/wordml" xmlns:wps="http://schemas.microsoft.com/office/word/2010/wordprocessingShape" mc:Ignorable="w14 w15 w16se w16cid w16 w16cex w16sdtdh wp14">
+<w:endnotes xmlns:wpc="http://schemas.microsoft.com/office/word/2010/wordprocessingCanvas" xmlns:cx="http://schemas.microsoft.com/office/drawing/2014/chartex" xmlns:cx1="http://schemas.microsoft.com/office/drawing/2015/9/8/chartex" xmlns:cx2="http://schemas.microsoft.com/office/drawing/2015/10/21/chartex" xmlns:cx3="http://schemas.microsoft.com/office/drawing/2016/5/9/chartex" xmlns:cx4="http://schemas.microsoft.com/office/drawing/2016/5/10/chartex" xmlns:cx5="http://schemas.microsoft.com/office/drawing/2016/5/11/chartex" xmlns:cx6="http://schemas.microsoft.com/office/drawing/2016/5/12/chartex" xmlns:cx7="http://schemas.microsoft.com/office/drawing/2016/5/13/chartex" xmlns:cx8="http://schemas.microsoft.com/office/drawing/2016/5/14/chartex" xmlns:mc="http://schemas.openxmlformats.org/markup-compatibility/2006" xmlns:aink="http://schemas.microsoft.com/office/drawing/2016/ink" xmlns:am3d="http://schemas.microsoft.com/office/drawing/2017/model3d" xmlns:o="urn:schemas-microsoft-com:office:office" xmlns:oel="http://schemas.microsoft.com/office/2019/extlst" xmlns:r="http://schemas.openxmlformats.org/officeDocument/2006/relationships" xmlns:m="http://schemas.openxmlformats.org/officeDocument/2006/math" xmlns:v="urn:schemas-microsoft-com:vml" xmlns:wp14="http://schemas.microsoft.com/office/word/2010/wordprocessingDrawing" xmlns:wp="http://schemas.openxmlformats.org/drawingml/2006/wordprocessingDrawing" xmlns:w10="urn:schemas-microsoft-com:office:word" xmlns:w="http://schemas.openxmlformats.org/wordprocessingml/2006/main" xmlns:w14="http://schemas.microsoft.com/office/word/2010/wordml" xmlns:w15="http://schemas.microsoft.com/office/word/2012/wordml" xmlns:w16cei="http://schemas.microsoft.com/office/word/2026/wordml/cei" xmlns:w16cex="http://schemas.microsoft.com/office/word/2018/wordml/cex" xmlns:w16cid="http://schemas.microsoft.com/office/word/2016/wordml/cid" xmlns:w16="http://schemas.microsoft.com/office/word/2018/wordml" xmlns:w16du="http://schemas.microsoft.com/office/word/2023/wordml/word16du" xmlns:w16sdtdh="http://schemas.microsoft.com/office/word/2020/wordml/sdtdatahash" xmlns:w16sdtfl="http://schemas.microsoft.com/office/word/2024/wordml/sdtformatlock" xmlns:w16se="http://schemas.microsoft.com/office/word/2015/wordml/symex" xmlns:wpg="http://schemas.microsoft.com/office/word/2010/wordprocessingGroup" xmlns:wpi="http://schemas.microsoft.com/office/word/2010/wordprocessingInk" xmlns:wne="http://schemas.microsoft.com/office/word/2006/wordml" xmlns:wps="http://schemas.microsoft.com/office/word/2010/wordprocessingShape" mc:Ignorable="w14 w15 w16se w16cid w16 w16cex w16sdtdh w16sdtfl w16du wp14">
   <w:endnote w:type="separator" w:id="-1">
     <w:p>
       <w:pPr>
@@ -11123,7 +11096,7 @@
 </file>
 
 <file path=word/footnotes.xml><?xml version="1.0" encoding="utf-8"?>
-<w:footnotes xmlns:wpc="http://schemas.microsoft.com/office/word/2010/wordprocessingCanvas" xmlns:cx="http://schemas.microsoft.com/office/drawing/2014/chartex" xmlns:cx1="http://schemas.microsoft.com/office/drawing/2015/9/8/chartex" xmlns:cx2="http://schemas.microsoft.com/office/drawing/2015/10/21/chartex" xmlns:cx3="http://schemas.microsoft.com/office/drawing/2016/5/9/chartex" xmlns:cx4="http://schemas.microsoft.com/office/drawing/2016/5/10/chartex" xmlns:cx5="http://schemas.microsoft.com/office/drawing/2016/5/11/chartex" xmlns:cx6="http://schemas.microsoft.com/office/drawing/2016/5/12/chartex" xmlns:cx7="http://schemas.microsoft.com/office/drawing/2016/5/13/chartex" xmlns:cx8="http://schemas.microsoft.com/office/drawing/2016/5/14/chartex" xmlns:mc="http://schemas.openxmlformats.org/markup-compatibility/2006" xmlns:aink="http://schemas.microsoft.com/office/drawing/2016/ink" xmlns:am3d="http://schemas.microsoft.com/office/drawing/2017/model3d" xmlns:o="urn:schemas-microsoft-com:office:office" xmlns:r="http://schemas.openxmlformats.org/officeDocument/2006/relationships" xmlns:m="http://schemas.openxmlformats.org/officeDocument/2006/math" xmlns:v="urn:schemas-microsoft-com:vml" xmlns:wp14="http://schemas.microsoft.com/office/word/2010/wordprocessingDrawing" xmlns:wp="http://schemas.openxmlformats.org/drawingml/2006/wordprocessingDrawing" xmlns:w10="urn:schemas-microsoft-com:office:word" xmlns:w="http://schemas.openxmlformats.org/wordprocessingml/2006/main" xmlns:w14="http://schemas.microsoft.com/office/word/2010/wordml" xmlns:w15="http://schemas.microsoft.com/office/word/2012/wordml" xmlns:w16cex="http://schemas.microsoft.com/office/word/2018/wordml/cex" xmlns:w16cid="http://schemas.microsoft.com/office/word/2016/wordml/cid" xmlns:w16="http://schemas.microsoft.com/office/word/2018/wordml" xmlns:w16sdtdh="http://schemas.microsoft.com/office/word/2020/wordml/sdtdatahash" xmlns:w16se="http://schemas.microsoft.com/office/word/2015/wordml/symex" xmlns:wpg="http://schemas.microsoft.com/office/word/2010/wordprocessingGroup" xmlns:wpi="http://schemas.microsoft.com/office/word/2010/wordprocessingInk" xmlns:wne="http://schemas.microsoft.com/office/word/2006/wordml" xmlns:wps="http://schemas.microsoft.com/office/word/2010/wordprocessingShape" mc:Ignorable="w14 w15 w16se w16cid w16 w16cex w16sdtdh wp14">
+<w:footnotes xmlns:wpc="http://schemas.microsoft.com/office/word/2010/wordprocessingCanvas" xmlns:cx="http://schemas.microsoft.com/office/drawing/2014/chartex" xmlns:cx1="http://schemas.microsoft.com/office/drawing/2015/9/8/chartex" xmlns:cx2="http://schemas.microsoft.com/office/drawing/2015/10/21/chartex" xmlns:cx3="http://schemas.microsoft.com/office/drawing/2016/5/9/chartex" xmlns:cx4="http://schemas.microsoft.com/office/drawing/2016/5/10/chartex" xmlns:cx5="http://schemas.microsoft.com/office/drawing/2016/5/11/chartex" xmlns:cx6="http://schemas.microsoft.com/office/drawing/2016/5/12/chartex" xmlns:cx7="http://schemas.microsoft.com/office/drawing/2016/5/13/chartex" xmlns:cx8="http://schemas.microsoft.com/office/drawing/2016/5/14/chartex" xmlns:mc="http://schemas.openxmlformats.org/markup-compatibility/2006" xmlns:aink="http://schemas.microsoft.com/office/drawing/2016/ink" xmlns:am3d="http://schemas.microsoft.com/office/drawing/2017/model3d" xmlns:o="urn:schemas-microsoft-com:office:office" xmlns:oel="http://schemas.microsoft.com/office/2019/extlst" xmlns:r="http://schemas.openxmlformats.org/officeDocument/2006/relationships" xmlns:m="http://schemas.openxmlformats.org/officeDocument/2006/math" xmlns:v="urn:schemas-microsoft-com:vml" xmlns:wp14="http://schemas.microsoft.com/office/word/2010/wordprocessingDrawing" xmlns:wp="http://schemas.openxmlformats.org/drawingml/2006/wordprocessingDrawing" xmlns:w10="urn:schemas-microsoft-com:office:word" xmlns:w="http://schemas.openxmlformats.org/wordprocessingml/2006/main" xmlns:w14="http://schemas.microsoft.com/office/word/2010/wordml" xmlns:w15="http://schemas.microsoft.com/office/word/2012/wordml" xmlns:w16cei="http://schemas.microsoft.com/office/word/2026/wordml/cei" xmlns:w16cex="http://schemas.microsoft.com/office/word/2018/wordml/cex" xmlns:w16cid="http://schemas.microsoft.com/office/word/2016/wordml/cid" xmlns:w16="http://schemas.microsoft.com/office/word/2018/wordml" xmlns:w16du="http://schemas.microsoft.com/office/word/2023/wordml/word16du" xmlns:w16sdtdh="http://schemas.microsoft.com/office/word/2020/wordml/sdtdatahash" xmlns:w16sdtfl="http://schemas.microsoft.com/office/word/2024/wordml/sdtformatlock" xmlns:w16se="http://schemas.microsoft.com/office/word/2015/wordml/symex" xmlns:wpg="http://schemas.microsoft.com/office/word/2010/wordprocessingGroup" xmlns:wpi="http://schemas.microsoft.com/office/word/2010/wordprocessingInk" xmlns:wne="http://schemas.microsoft.com/office/word/2006/wordml" xmlns:wps="http://schemas.microsoft.com/office/word/2010/wordprocessingShape" mc:Ignorable="w14 w15 w16se w16cid w16 w16cex w16sdtdh w16sdtfl w16du wp14">
   <w:footnote w:type="separator" w:id="-1">
     <w:p>
       <w:pPr>
@@ -11148,7 +11121,7 @@
 </file>
 
 <file path=word/header1.xml><?xml version="1.0" encoding="utf-8"?>
-<w:hdr xmlns:wpc="http://schemas.microsoft.com/office/word/2010/wordprocessingCanvas" xmlns:cx="http://schemas.microsoft.com/office/drawing/2014/chartex" xmlns:cx1="http://schemas.microsoft.com/office/drawing/2015/9/8/chartex" xmlns:cx2="http://schemas.microsoft.com/office/drawing/2015/10/21/chartex" xmlns:cx3="http://schemas.microsoft.com/office/drawing/2016/5/9/chartex" xmlns:cx4="http://schemas.microsoft.com/office/drawing/2016/5/10/chartex" xmlns:cx5="http://schemas.microsoft.com/office/drawing/2016/5/11/chartex" xmlns:cx6="http://schemas.microsoft.com/office/drawing/2016/5/12/chartex" xmlns:cx7="http://schemas.microsoft.com/office/drawing/2016/5/13/chartex" xmlns:cx8="http://schemas.microsoft.com/office/drawing/2016/5/14/chartex" xmlns:mc="http://schemas.openxmlformats.org/markup-compatibility/2006" xmlns:aink="http://schemas.microsoft.com/office/drawing/2016/ink" xmlns:am3d="http://schemas.microsoft.com/office/drawing/2017/model3d" xmlns:o="urn:schemas-microsoft-com:office:office" xmlns:r="http://schemas.openxmlformats.org/officeDocument/2006/relationships" xmlns:m="http://schemas.openxmlformats.org/officeDocument/2006/math" xmlns:v="urn:schemas-microsoft-com:vml" xmlns:wp14="http://schemas.microsoft.com/office/word/2010/wordprocessingDrawing" xmlns:wp="http://schemas.openxmlformats.org/drawingml/2006/wordprocessingDrawing" xmlns:w10="urn:schemas-microsoft-com:office:word" xmlns:w="http://schemas.openxmlformats.org/wordprocessingml/2006/main" xmlns:w14="http://schemas.microsoft.com/office/word/2010/wordml" xmlns:w15="http://schemas.microsoft.com/office/word/2012/wordml" xmlns:w16cex="http://schemas.microsoft.com/office/word/2018/wordml/cex" xmlns:w16cid="http://schemas.microsoft.com/office/word/2016/wordml/cid" xmlns:w16="http://schemas.microsoft.com/office/word/2018/wordml" xmlns:w16sdtdh="http://schemas.microsoft.com/office/word/2020/wordml/sdtdatahash" xmlns:w16se="http://schemas.microsoft.com/office/word/2015/wordml/symex" xmlns:wpg="http://schemas.microsoft.com/office/word/2010/wordprocessingGroup" xmlns:wpi="http://schemas.microsoft.com/office/word/2010/wordprocessingInk" xmlns:wne="http://schemas.microsoft.com/office/word/2006/wordml" xmlns:wps="http://schemas.microsoft.com/office/word/2010/wordprocessingShape" mc:Ignorable="w14 w15 w16se w16cid w16 w16cex w16sdtdh wp14">
+<w:hdr xmlns:wpc="http://schemas.microsoft.com/office/word/2010/wordprocessingCanvas" xmlns:cx="http://schemas.microsoft.com/office/drawing/2014/chartex" xmlns:cx1="http://schemas.microsoft.com/office/drawing/2015/9/8/chartex" xmlns:cx2="http://schemas.microsoft.com/office/drawing/2015/10/21/chartex" xmlns:cx3="http://schemas.microsoft.com/office/drawing/2016/5/9/chartex" xmlns:cx4="http://schemas.microsoft.com/office/drawing/2016/5/10/chartex" xmlns:cx5="http://schemas.microsoft.com/office/drawing/2016/5/11/chartex" xmlns:cx6="http://schemas.microsoft.com/office/drawing/2016/5/12/chartex" xmlns:cx7="http://schemas.microsoft.com/office/drawing/2016/5/13/chartex" xmlns:cx8="http://schemas.microsoft.com/office/drawing/2016/5/14/chartex" xmlns:mc="http://schemas.openxmlformats.org/markup-compatibility/2006" xmlns:aink="http://schemas.microsoft.com/office/drawing/2016/ink" xmlns:am3d="http://schemas.microsoft.com/office/drawing/2017/model3d" xmlns:o="urn:schemas-microsoft-com:office:office" xmlns:oel="http://schemas.microsoft.com/office/2019/extlst" xmlns:r="http://schemas.openxmlformats.org/officeDocument/2006/relationships" xmlns:m="http://schemas.openxmlformats.org/officeDocument/2006/math" xmlns:v="urn:schemas-microsoft-com:vml" xmlns:wp14="http://schemas.microsoft.com/office/word/2010/wordprocessingDrawing" xmlns:wp="http://schemas.openxmlformats.org/drawingml/2006/wordprocessingDrawing" xmlns:w10="urn:schemas-microsoft-com:office:word" xmlns:w="http://schemas.openxmlformats.org/wordprocessingml/2006/main" xmlns:w14="http://schemas.microsoft.com/office/word/2010/wordml" xmlns:w15="http://schemas.microsoft.com/office/word/2012/wordml" xmlns:w16cei="http://schemas.microsoft.com/office/word/2026/wordml/cei" xmlns:w16cex="http://schemas.microsoft.com/office/word/2018/wordml/cex" xmlns:w16cid="http://schemas.microsoft.com/office/word/2016/wordml/cid" xmlns:w16="http://schemas.microsoft.com/office/word/2018/wordml" xmlns:w16du="http://schemas.microsoft.com/office/word/2023/wordml/word16du" xmlns:w16sdtdh="http://schemas.microsoft.com/office/word/2020/wordml/sdtdatahash" xmlns:w16sdtfl="http://schemas.microsoft.com/office/word/2024/wordml/sdtformatlock" xmlns:w16se="http://schemas.microsoft.com/office/word/2015/wordml/symex" xmlns:wpg="http://schemas.microsoft.com/office/word/2010/wordprocessingGroup" xmlns:wpi="http://schemas.microsoft.com/office/word/2010/wordprocessingInk" xmlns:wne="http://schemas.microsoft.com/office/word/2006/wordml" xmlns:wps="http://schemas.microsoft.com/office/word/2010/wordprocessingShape" mc:Ignorable="w14 w15 w16se w16cid w16 w16cex w16sdtdh w16sdtfl w16du wp14">
   <w:p>
     <w:pPr>
       <w:pStyle w:val="ab"/>
@@ -11158,7 +11131,7 @@
 </file>
 
 <file path=word/numbering.xml><?xml version="1.0" encoding="utf-8"?>
-<w:numbering xmlns:wpc="http://schemas.microsoft.com/office/word/2010/wordprocessingCanvas" xmlns:cx="http://schemas.microsoft.com/office/drawing/2014/chartex" xmlns:cx1="http://schemas.microsoft.com/office/drawing/2015/9/8/chartex" xmlns:cx2="http://schemas.microsoft.com/office/drawing/2015/10/21/chartex" xmlns:cx3="http://schemas.microsoft.com/office/drawing/2016/5/9/chartex" xmlns:cx4="http://schemas.microsoft.com/office/drawing/2016/5/10/chartex" xmlns:cx5="http://schemas.microsoft.com/office/drawing/2016/5/11/chartex" xmlns:cx6="http://schemas.microsoft.com/office/drawing/2016/5/12/chartex" xmlns:cx7="http://schemas.microsoft.com/office/drawing/2016/5/13/chartex" xmlns:cx8="http://schemas.microsoft.com/office/drawing/2016/5/14/chartex" xmlns:mc="http://schemas.openxmlformats.org/markup-compatibility/2006" xmlns:aink="http://schemas.microsoft.com/office/drawing/2016/ink" xmlns:am3d="http://schemas.microsoft.com/office/drawing/2017/model3d" xmlns:o="urn:schemas-microsoft-com:office:office" xmlns:r="http://schemas.openxmlformats.org/officeDocument/2006/relationships" xmlns:m="http://schemas.openxmlformats.org/officeDocument/2006/math" xmlns:v="urn:schemas-microsoft-com:vml" xmlns:wp14="http://schemas.microsoft.com/office/word/2010/wordprocessingDrawing" xmlns:wp="http://schemas.openxmlformats.org/drawingml/2006/wordprocessingDrawing" xmlns:w10="urn:schemas-microsoft-com:office:word" xmlns:w="http://schemas.openxmlformats.org/wordprocessingml/2006/main" xmlns:w14="http://schemas.microsoft.com/office/word/2010/wordml" xmlns:w15="http://schemas.microsoft.com/office/word/2012/wordml" xmlns:w16cex="http://schemas.microsoft.com/office/word/2018/wordml/cex" xmlns:w16cid="http://schemas.microsoft.com/office/word/2016/wordml/cid" xmlns:w16="http://schemas.microsoft.com/office/word/2018/wordml" xmlns:w16sdtdh="http://schemas.microsoft.com/office/word/2020/wordml/sdtdatahash" xmlns:w16se="http://schemas.microsoft.com/office/word/2015/wordml/symex" xmlns:wpg="http://schemas.microsoft.com/office/word/2010/wordprocessingGroup" xmlns:wpi="http://schemas.microsoft.com/office/word/2010/wordprocessingInk" xmlns:wne="http://schemas.microsoft.com/office/word/2006/wordml" xmlns:wps="http://schemas.microsoft.com/office/word/2010/wordprocessingShape" mc:Ignorable="w14 w15 w16se w16cid w16 w16cex w16sdtdh wp14">
+<w:numbering xmlns:wpc="http://schemas.microsoft.com/office/word/2010/wordprocessingCanvas" xmlns:cx="http://schemas.microsoft.com/office/drawing/2014/chartex" xmlns:cx1="http://schemas.microsoft.com/office/drawing/2015/9/8/chartex" xmlns:cx2="http://schemas.microsoft.com/office/drawing/2015/10/21/chartex" xmlns:cx3="http://schemas.microsoft.com/office/drawing/2016/5/9/chartex" xmlns:cx4="http://schemas.microsoft.com/office/drawing/2016/5/10/chartex" xmlns:cx5="http://schemas.microsoft.com/office/drawing/2016/5/11/chartex" xmlns:cx6="http://schemas.microsoft.com/office/drawing/2016/5/12/chartex" xmlns:cx7="http://schemas.microsoft.com/office/drawing/2016/5/13/chartex" xmlns:cx8="http://schemas.microsoft.com/office/drawing/2016/5/14/chartex" xmlns:mc="http://schemas.openxmlformats.org/markup-compatibility/2006" xmlns:aink="http://schemas.microsoft.com/office/drawing/2016/ink" xmlns:am3d="http://schemas.microsoft.com/office/drawing/2017/model3d" xmlns:o="urn:schemas-microsoft-com:office:office" xmlns:oel="http://schemas.microsoft.com/office/2019/extlst" xmlns:r="http://schemas.openxmlformats.org/officeDocument/2006/relationships" xmlns:m="http://schemas.openxmlformats.org/officeDocument/2006/math" xmlns:v="urn:schemas-microsoft-com:vml" xmlns:wp14="http://schemas.microsoft.com/office/word/2010/wordprocessingDrawing" xmlns:wp="http://schemas.openxmlformats.org/drawingml/2006/wordprocessingDrawing" xmlns:w10="urn:schemas-microsoft-com:office:word" xmlns:w="http://schemas.openxmlformats.org/wordprocessingml/2006/main" xmlns:w14="http://schemas.microsoft.com/office/word/2010/wordml" xmlns:w15="http://schemas.microsoft.com/office/word/2012/wordml" xmlns:w16cei="http://schemas.microsoft.com/office/word/2026/wordml/cei" xmlns:w16cex="http://schemas.microsoft.com/office/word/2018/wordml/cex" xmlns:w16cid="http://schemas.microsoft.com/office/word/2016/wordml/cid" xmlns:w16="http://schemas.microsoft.com/office/word/2018/wordml" xmlns:w16du="http://schemas.microsoft.com/office/word/2023/wordml/word16du" xmlns:w16sdtdh="http://schemas.microsoft.com/office/word/2020/wordml/sdtdatahash" xmlns:w16sdtfl="http://schemas.microsoft.com/office/word/2024/wordml/sdtformatlock" xmlns:w16se="http://schemas.microsoft.com/office/word/2015/wordml/symex" xmlns:wpg="http://schemas.microsoft.com/office/word/2010/wordprocessingGroup" xmlns:wpi="http://schemas.microsoft.com/office/word/2010/wordprocessingInk" xmlns:wne="http://schemas.microsoft.com/office/word/2006/wordml" xmlns:wps="http://schemas.microsoft.com/office/word/2010/wordprocessingShape" mc:Ignorable="w14 w15 w16se w16cid w16 w16cex w16sdtdh w16sdtfl w16du wp14">
   <w:abstractNum w:abstractNumId="0" w15:restartNumberingAfterBreak="0">
     <w:nsid w:val="1ED918AF"/>
     <w:multiLevelType w:val="multilevel"/>
@@ -11421,17 +11394,17 @@
       </w:rPr>
     </w:lvl>
   </w:abstractNum>
-  <w:num w:numId="1">
+  <w:num w:numId="1" w16cid:durableId="289895686">
     <w:abstractNumId w:val="0"/>
   </w:num>
-  <w:num w:numId="2">
+  <w:num w:numId="2" w16cid:durableId="1183737333">
     <w:abstractNumId w:val="1"/>
   </w:num>
 </w:numbering>
 </file>
 
 <file path=word/styles.xml><?xml version="1.0" encoding="utf-8"?>
-<w:styles xmlns:mc="http://schemas.openxmlformats.org/markup-compatibility/2006" xmlns:r="http://schemas.openxmlformats.org/officeDocument/2006/relationships" xmlns:w="http://schemas.openxmlformats.org/wordprocessingml/2006/main" xmlns:w14="http://schemas.microsoft.com/office/word/2010/wordml" xmlns:w15="http://schemas.microsoft.com/office/word/2012/wordml" xmlns:w16cex="http://schemas.microsoft.com/office/word/2018/wordml/cex" xmlns:w16cid="http://schemas.microsoft.com/office/word/2016/wordml/cid" xmlns:w16="http://schemas.microsoft.com/office/word/2018/wordml" xmlns:w16sdtdh="http://schemas.microsoft.com/office/word/2020/wordml/sdtdatahash" xmlns:w16se="http://schemas.microsoft.com/office/word/2015/wordml/symex" mc:Ignorable="w14 w15 w16se w16cid w16 w16cex w16sdtdh">
+<w:styles xmlns:mc="http://schemas.openxmlformats.org/markup-compatibility/2006" xmlns:r="http://schemas.openxmlformats.org/officeDocument/2006/relationships" xmlns:w="http://schemas.openxmlformats.org/wordprocessingml/2006/main" xmlns:w14="http://schemas.microsoft.com/office/word/2010/wordml" xmlns:w15="http://schemas.microsoft.com/office/word/2012/wordml" xmlns:w16cex="http://schemas.microsoft.com/office/word/2018/wordml/cex" xmlns:w16cid="http://schemas.microsoft.com/office/word/2016/wordml/cid" xmlns:w16="http://schemas.microsoft.com/office/word/2018/wordml" xmlns:w16du="http://schemas.microsoft.com/office/word/2023/wordml/word16du" xmlns:w16sdtdh="http://schemas.microsoft.com/office/word/2020/wordml/sdtdatahash" xmlns:w16sdtfl="http://schemas.microsoft.com/office/word/2024/wordml/sdtformatlock" xmlns:w16se="http://schemas.microsoft.com/office/word/2015/wordml/symex" mc:Ignorable="w14 w15 w16se w16cid w16 w16cex w16sdtdh w16sdtfl w16du">
   <w:docDefaults>
     <w:rPrDefault>
       <w:rPr>
